--- a/需求分析.docx
+++ b/需求分析.docx
@@ -3830,6 +3830,7 @@
     <w:p>
       <w:pPr>
         <w:spacing w:line="360" w:lineRule="auto"/>
+        <w:ind w:firstLineChars="100" w:firstLine="240"/>
         <w:rPr>
           <w:sz w:val="24"/>
           <w:shd w:val="clear" w:color="auto" w:fill="FFFFFF"/>
@@ -4081,6 +4082,283 @@
         <w:t>为提升学校教务管理、师生信息交互及学术资源管理的效率与透明度，拟开发一套集成的学校管理系统。系统需满足管理员对全校人、财、物、学术信息的集中管控需求，同时为教师和学生提供便捷、精准的课程管理与选课服务，并确保不同角色间的数据隔离与操作安全。</w:t>
       </w:r>
     </w:p>
+    <w:bookmarkEnd w:id="11"/>
+    <w:bookmarkEnd w:id="12"/>
+    <w:bookmarkEnd w:id="13"/>
+    <w:p>
+      <w:pPr>
+        <w:pStyle w:val="20"/>
+        <w:spacing w:beforeLines="50" w:before="156" w:afterLines="50" w:after="156" w:line="360" w:lineRule="auto"/>
+        <w:ind w:firstLine="480"/>
+        <w:rPr>
+          <w:sz w:val="24"/>
+        </w:rPr>
+      </w:pPr>
+    </w:p>
+    <w:p>
+      <w:pPr>
+        <w:pStyle w:val="1"/>
+        <w:spacing w:before="260" w:after="260"/>
+        <w:ind w:left="431" w:hanging="431"/>
+      </w:pPr>
+      <w:bookmarkStart w:id="14" w:name="_Toc12860"/>
+      <w:bookmarkStart w:id="15" w:name="_Toc84663403"/>
+      <w:bookmarkStart w:id="16" w:name="_Toc237314354"/>
+      <w:r>
+        <w:rPr>
+          <w:rFonts w:hint="eastAsia"/>
+        </w:rPr>
+        <w:t>业务流程描述</w:t>
+      </w:r>
+      <w:bookmarkEnd w:id="14"/>
+      <w:bookmarkEnd w:id="15"/>
+      <w:bookmarkEnd w:id="16"/>
+    </w:p>
+    <w:p>
+      <w:pPr>
+        <w:spacing w:line="360" w:lineRule="auto"/>
+        <w:ind w:firstLineChars="100" w:firstLine="240"/>
+        <w:rPr>
+          <w:rFonts w:hint="eastAsia"/>
+          <w:sz w:val="24"/>
+          <w:shd w:val="clear" w:color="auto" w:fill="FFFFFF"/>
+        </w:rPr>
+      </w:pPr>
+      <w:r>
+        <w:rPr>
+          <w:rFonts w:hint="eastAsia"/>
+          <w:sz w:val="24"/>
+          <w:shd w:val="clear" w:color="auto" w:fill="FFFFFF"/>
+        </w:rPr>
+        <w:t>此处介绍有调研得来的客户需求、需求方需要的业务流程，一般以流程图或者泳道图的形式进行显示。</w:t>
+      </w:r>
+    </w:p>
+    <w:p>
+      <w:pPr>
+        <w:spacing w:beforeLines="50" w:before="156" w:afterLines="50" w:after="156" w:line="360" w:lineRule="auto"/>
+        <w:ind w:firstLine="420"/>
+        <w:rPr>
+          <w:rFonts w:hAnsi="宋体" w:hint="eastAsia"/>
+          <w:sz w:val="24"/>
+        </w:rPr>
+      </w:pPr>
+    </w:p>
+    <w:p>
+      <w:pPr>
+        <w:pStyle w:val="1"/>
+        <w:spacing w:before="260" w:after="260"/>
+        <w:ind w:left="431" w:hanging="431"/>
+      </w:pPr>
+      <w:bookmarkStart w:id="17" w:name="_Toc237314355"/>
+      <w:bookmarkStart w:id="18" w:name="_Toc25552"/>
+      <w:bookmarkStart w:id="19" w:name="_Toc84663404"/>
+      <w:r>
+        <w:rPr>
+          <w:rFonts w:hint="eastAsia"/>
+        </w:rPr>
+        <w:t>任务概述</w:t>
+      </w:r>
+      <w:bookmarkEnd w:id="17"/>
+      <w:bookmarkEnd w:id="18"/>
+      <w:bookmarkEnd w:id="19"/>
+    </w:p>
+    <w:p>
+      <w:pPr>
+        <w:pStyle w:val="2"/>
+        <w:spacing w:before="260" w:after="260"/>
+        <w:ind w:left="578" w:hanging="578"/>
+      </w:pPr>
+      <w:bookmarkStart w:id="20" w:name="_Toc84663405"/>
+      <w:bookmarkStart w:id="21" w:name="_Toc24429"/>
+      <w:bookmarkStart w:id="22" w:name="_Toc237314356"/>
+      <w:r>
+        <w:rPr>
+          <w:rFonts w:hint="eastAsia"/>
+        </w:rPr>
+        <w:t>目标</w:t>
+      </w:r>
+      <w:bookmarkEnd w:id="20"/>
+      <w:bookmarkEnd w:id="21"/>
+      <w:bookmarkEnd w:id="22"/>
+    </w:p>
+    <w:p>
+      <w:pPr>
+        <w:spacing w:line="360" w:lineRule="auto"/>
+        <w:ind w:firstLine="420"/>
+        <w:rPr>
+          <w:sz w:val="24"/>
+          <w:shd w:val="clear" w:color="auto" w:fill="FFFFFF"/>
+        </w:rPr>
+      </w:pPr>
+      <w:bookmarkStart w:id="23" w:name="_Toc237314357"/>
+      <w:bookmarkStart w:id="24" w:name="_Toc84663406"/>
+      <w:bookmarkStart w:id="25" w:name="_Toc14399"/>
+      <w:r>
+        <w:rPr>
+          <w:sz w:val="24"/>
+          <w:shd w:val="clear" w:color="auto" w:fill="FFFFFF"/>
+        </w:rPr>
+        <w:t>开发一个基于Web的学校管理系统，实现：</w:t>
+      </w:r>
+    </w:p>
+    <w:p>
+      <w:pPr>
+        <w:spacing w:line="360" w:lineRule="auto"/>
+        <w:ind w:firstLine="420"/>
+        <w:rPr>
+          <w:sz w:val="24"/>
+          <w:shd w:val="clear" w:color="auto" w:fill="FFFFFF"/>
+        </w:rPr>
+      </w:pPr>
+      <w:r>
+        <w:rPr>
+          <w:sz w:val="24"/>
+          <w:shd w:val="clear" w:color="auto" w:fill="FFFFFF"/>
+        </w:rPr>
+        <w:t>角色</w:t>
+      </w:r>
+      <w:proofErr w:type="gramStart"/>
+      <w:r>
+        <w:rPr>
+          <w:sz w:val="24"/>
+          <w:shd w:val="clear" w:color="auto" w:fill="FFFFFF"/>
+        </w:rPr>
+        <w:t>化访问</w:t>
+      </w:r>
+      <w:proofErr w:type="gramEnd"/>
+      <w:r>
+        <w:rPr>
+          <w:sz w:val="24"/>
+          <w:shd w:val="clear" w:color="auto" w:fill="FFFFFF"/>
+        </w:rPr>
+        <w:t>控制：清晰区分</w:t>
+      </w:r>
+      <w:r>
+        <w:rPr>
+          <w:rFonts w:hint="eastAsia"/>
+          <w:sz w:val="24"/>
+          <w:shd w:val="clear" w:color="auto" w:fill="FFFFFF"/>
+        </w:rPr>
+        <w:t>领导、</w:t>
+      </w:r>
+      <w:r>
+        <w:rPr>
+          <w:sz w:val="24"/>
+          <w:shd w:val="clear" w:color="auto" w:fill="FFFFFF"/>
+        </w:rPr>
+        <w:t>管理员、教师、学生三种身份，并严格限制其</w:t>
+      </w:r>
+      <w:r>
+        <w:rPr>
+          <w:sz w:val="24"/>
+          <w:shd w:val="clear" w:color="auto" w:fill="FFFFFF"/>
+        </w:rPr>
+        <w:lastRenderedPageBreak/>
+        <w:t>数据访问范围与操作权限。</w:t>
+      </w:r>
+    </w:p>
+    <w:p>
+      <w:pPr>
+        <w:spacing w:line="360" w:lineRule="auto"/>
+        <w:ind w:firstLine="420"/>
+        <w:rPr>
+          <w:sz w:val="24"/>
+          <w:shd w:val="clear" w:color="auto" w:fill="FFFFFF"/>
+        </w:rPr>
+      </w:pPr>
+      <w:r>
+        <w:rPr>
+          <w:sz w:val="24"/>
+          <w:shd w:val="clear" w:color="auto" w:fill="FFFFFF"/>
+        </w:rPr>
+        <w:t>综合信息管理：为管理员提供对教师、学生、课程、学校资金、学术论文等信息的集中查看与管理入口。</w:t>
+      </w:r>
+    </w:p>
+    <w:p>
+      <w:pPr>
+        <w:spacing w:line="360" w:lineRule="auto"/>
+        <w:ind w:firstLine="420"/>
+        <w:rPr>
+          <w:sz w:val="24"/>
+          <w:shd w:val="clear" w:color="auto" w:fill="FFFFFF"/>
+        </w:rPr>
+      </w:pPr>
+      <w:r>
+        <w:rPr>
+          <w:sz w:val="24"/>
+          <w:shd w:val="clear" w:color="auto" w:fill="FFFFFF"/>
+        </w:rPr>
+        <w:t>高效课程生态：构建完整的课程</w:t>
+      </w:r>
+      <w:r>
+        <w:rPr>
+          <w:sz w:val="24"/>
+          <w:shd w:val="clear" w:color="auto" w:fill="FFFFFF"/>
+        </w:rPr>
+        <w:t>“</w:t>
+      </w:r>
+      <w:r>
+        <w:rPr>
+          <w:sz w:val="24"/>
+          <w:shd w:val="clear" w:color="auto" w:fill="FFFFFF"/>
+        </w:rPr>
+        <w:t>申请-审核-发布-选课</w:t>
+      </w:r>
+      <w:r>
+        <w:rPr>
+          <w:sz w:val="24"/>
+          <w:shd w:val="clear" w:color="auto" w:fill="FFFFFF"/>
+        </w:rPr>
+        <w:t>”</w:t>
+      </w:r>
+      <w:r>
+        <w:rPr>
+          <w:sz w:val="24"/>
+          <w:shd w:val="clear" w:color="auto" w:fill="FFFFFF"/>
+        </w:rPr>
+        <w:t>流程，并在排课与选课环节内置冲突检测机制，避免时间冲突。</w:t>
+      </w:r>
+    </w:p>
+    <w:p>
+      <w:pPr>
+        <w:spacing w:line="360" w:lineRule="auto"/>
+        <w:ind w:firstLine="420"/>
+        <w:rPr>
+          <w:sz w:val="24"/>
+          <w:shd w:val="clear" w:color="auto" w:fill="FFFFFF"/>
+        </w:rPr>
+      </w:pPr>
+      <w:r>
+        <w:rPr>
+          <w:sz w:val="24"/>
+          <w:shd w:val="clear" w:color="auto" w:fill="FFFFFF"/>
+        </w:rPr>
+        <w:t>个性化信息门户：为教师和学生提供仅与其自身相关的信息视图与功能操作，提升用户体验与数据安全性。</w:t>
+      </w:r>
+    </w:p>
+    <w:p>
+      <w:pPr>
+        <w:pStyle w:val="2"/>
+        <w:spacing w:before="260" w:after="260"/>
+        <w:ind w:left="578" w:hanging="578"/>
+      </w:pPr>
+      <w:r>
+        <w:rPr>
+          <w:rFonts w:hint="eastAsia"/>
+        </w:rPr>
+        <w:lastRenderedPageBreak/>
+        <w:t>运行环境</w:t>
+      </w:r>
+      <w:bookmarkEnd w:id="23"/>
+      <w:bookmarkEnd w:id="24"/>
+      <w:bookmarkEnd w:id="25"/>
+      <w:r>
+        <w:rPr>
+          <w:rFonts w:hint="eastAsia"/>
+        </w:rPr>
+        <w:t xml:space="preserve"> </w:t>
+      </w:r>
+    </w:p>
     <w:p>
       <w:pPr>
         <w:pStyle w:val="2"/>
@@ -4088,28 +4366,32 @@
           <w:ilvl w:val="0"/>
           <w:numId w:val="0"/>
         </w:numPr>
+        <w:tabs>
+          <w:tab w:val="clear" w:pos="432"/>
+        </w:tabs>
         <w:spacing w:before="260" w:after="260"/>
-      </w:pPr>
-      <w:r>
-        <w:rPr>
-          <w:rFonts w:hint="eastAsia"/>
-        </w:rPr>
-        <w:t>1.3</w:t>
-      </w:r>
-      <w:r>
-        <w:rPr>
-          <w:rFonts w:hint="eastAsia"/>
-        </w:rPr>
-        <w:t>术语定义</w:t>
-      </w:r>
-      <w:bookmarkEnd w:id="11"/>
-      <w:bookmarkEnd w:id="12"/>
-      <w:bookmarkEnd w:id="13"/>
-      <w:r>
-        <w:rPr>
-          <w:rFonts w:hint="eastAsia"/>
-        </w:rPr>
-        <w:t xml:space="preserve"> </w:t>
+        <w:ind w:firstLineChars="200" w:firstLine="480"/>
+        <w:rPr>
+          <w:rFonts w:ascii="宋体" w:eastAsia="宋体" w:hAnsi="Times New Roman" w:hint="eastAsia"/>
+          <w:sz w:val="24"/>
+          <w:szCs w:val="24"/>
+          <w:shd w:val="clear" w:color="auto" w:fill="FFFFFF"/>
+          <w14:shadow w14:blurRad="0" w14:dist="0" w14:dir="0" w14:sx="0" w14:sy="0" w14:kx="0" w14:ky="0" w14:algn="none">
+            <w14:srgbClr w14:val="000000"/>
+          </w14:shadow>
+        </w:rPr>
+      </w:pPr>
+      <w:r>
+        <w:rPr>
+          <w:rFonts w:ascii="宋体" w:eastAsia="宋体" w:hAnsi="Times New Roman"/>
+          <w:sz w:val="24"/>
+          <w:szCs w:val="24"/>
+          <w:shd w:val="clear" w:color="auto" w:fill="FFFFFF"/>
+          <w14:shadow w14:blurRad="0" w14:dist="0" w14:dir="0" w14:sx="0" w14:sy="0" w14:kx="0" w14:ky="0" w14:algn="none">
+            <w14:srgbClr w14:val="000000"/>
+          </w14:shadow>
+        </w:rPr>
+        <w:t>软件运行环境</w:t>
       </w:r>
     </w:p>
     <w:p>
@@ -4119,266 +4401,1632 @@
           <w:ilvl w:val="0"/>
           <w:numId w:val="0"/>
         </w:numPr>
+        <w:tabs>
+          <w:tab w:val="clear" w:pos="432"/>
+        </w:tabs>
         <w:spacing w:before="260" w:after="260"/>
-        <w:rPr>
-          <w:sz w:val="24"/>
-          <w:shd w:val="clear" w:color="auto" w:fill="FFFFFF"/>
-        </w:rPr>
-      </w:pPr>
-      <w:r>
-        <w:rPr>
-          <w:rFonts w:hint="eastAsia"/>
-          <w:sz w:val="24"/>
-          <w:shd w:val="clear" w:color="auto" w:fill="FFFFFF"/>
-        </w:rPr>
-        <w:t>此处定义项目中常见相关术语。</w:t>
-      </w:r>
-    </w:p>
-    <w:p>
-      <w:pPr>
-        <w:pStyle w:val="20"/>
+        <w:ind w:firstLineChars="200" w:firstLine="480"/>
+        <w:rPr>
+          <w:rFonts w:ascii="宋体" w:eastAsia="宋体" w:hAnsi="Times New Roman"/>
+          <w:sz w:val="24"/>
+          <w:szCs w:val="24"/>
+          <w:shd w:val="clear" w:color="auto" w:fill="FFFFFF"/>
+          <w14:shadow w14:blurRad="0" w14:dist="0" w14:dir="0" w14:sx="0" w14:sy="0" w14:kx="0" w14:ky="0" w14:algn="none">
+            <w14:srgbClr w14:val="000000"/>
+          </w14:shadow>
+        </w:rPr>
+      </w:pPr>
+      <w:r>
+        <w:rPr>
+          <w:rFonts w:ascii="宋体" w:eastAsia="宋体" w:hAnsi="Times New Roman"/>
+          <w:sz w:val="24"/>
+          <w:szCs w:val="24"/>
+          <w:shd w:val="clear" w:color="auto" w:fill="FFFFFF"/>
+          <w14:shadow w14:blurRad="0" w14:dist="0" w14:dir="0" w14:sx="0" w14:sy="0" w14:kx="0" w14:ky="0" w14:algn="none">
+            <w14:srgbClr w14:val="000000"/>
+          </w14:shadow>
+        </w:rPr>
+        <w:t>服务器端：</w:t>
+      </w:r>
+    </w:p>
+    <w:p>
+      <w:pPr>
+        <w:pStyle w:val="2"/>
         <w:numPr>
           <w:ilvl w:val="0"/>
-          <w:numId w:val="32"/>
+          <w:numId w:val="0"/>
         </w:numPr>
-        <w:spacing w:beforeLines="50" w:before="156" w:afterLines="50" w:after="156" w:line="360" w:lineRule="auto"/>
-        <w:ind w:left="420" w:firstLine="482"/>
-        <w:rPr>
-          <w:sz w:val="24"/>
-        </w:rPr>
-      </w:pPr>
-      <w:r>
-        <w:rPr>
-          <w:b/>
-          <w:bCs/>
-          <w:sz w:val="24"/>
-        </w:rPr>
-        <w:t>管理员</w:t>
-      </w:r>
-      <w:r>
-        <w:rPr>
-          <w:sz w:val="24"/>
-        </w:rPr>
-        <w:t>：拥有系统最高权限的用户，负责维护系统基础数据、管理用户账户、监控全局信息。</w:t>
-      </w:r>
-    </w:p>
-    <w:p>
-      <w:pPr>
-        <w:pStyle w:val="20"/>
+        <w:tabs>
+          <w:tab w:val="clear" w:pos="432"/>
+        </w:tabs>
+        <w:spacing w:before="260" w:after="260"/>
+        <w:ind w:firstLineChars="200" w:firstLine="480"/>
+        <w:rPr>
+          <w:rFonts w:ascii="宋体" w:eastAsia="宋体" w:hAnsi="Times New Roman" w:hint="eastAsia"/>
+          <w:sz w:val="24"/>
+          <w:szCs w:val="24"/>
+          <w:shd w:val="clear" w:color="auto" w:fill="FFFFFF"/>
+          <w14:shadow w14:blurRad="0" w14:dist="0" w14:dir="0" w14:sx="0" w14:sy="0" w14:kx="0" w14:ky="0" w14:algn="none">
+            <w14:srgbClr w14:val="000000"/>
+          </w14:shadow>
+        </w:rPr>
+      </w:pPr>
+      <w:r>
+        <w:rPr>
+          <w:rFonts w:ascii="宋体" w:eastAsia="宋体" w:hAnsi="Times New Roman"/>
+          <w:sz w:val="24"/>
+          <w:szCs w:val="24"/>
+          <w:shd w:val="clear" w:color="auto" w:fill="FFFFFF"/>
+          <w14:shadow w14:blurRad="0" w14:dist="0" w14:dir="0" w14:sx="0" w14:sy="0" w14:kx="0" w14:ky="0" w14:algn="none">
+            <w14:srgbClr w14:val="000000"/>
+          </w14:shadow>
+        </w:rPr>
+        <w:t>操作系统：</w:t>
+      </w:r>
+      <w:r>
+        <w:rPr>
+          <w:rFonts w:ascii="宋体" w:eastAsia="宋体" w:hAnsi="Times New Roman" w:hint="eastAsia"/>
+          <w:sz w:val="24"/>
+          <w:szCs w:val="24"/>
+          <w:shd w:val="clear" w:color="auto" w:fill="FFFFFF"/>
+          <w14:shadow w14:blurRad="0" w14:dist="0" w14:dir="0" w14:sx="0" w14:sy="0" w14:kx="0" w14:ky="0" w14:algn="none">
+            <w14:srgbClr w14:val="000000"/>
+          </w14:shadow>
+        </w:rPr>
+        <w:t>Windows</w:t>
+      </w:r>
+      <w:r>
+        <w:rPr>
+          <w:rFonts w:ascii="宋体" w:eastAsia="宋体" w:hAnsi="Times New Roman"/>
+          <w:sz w:val="24"/>
+          <w:szCs w:val="24"/>
+          <w:shd w:val="clear" w:color="auto" w:fill="FFFFFF"/>
+          <w14:shadow w14:blurRad="0" w14:dist="0" w14:dir="0" w14:sx="0" w14:sy="0" w14:kx="0" w14:ky="0" w14:algn="none">
+            <w14:srgbClr w14:val="000000"/>
+          </w14:shadow>
+        </w:rPr>
+        <w:t xml:space="preserve"> </w:t>
+      </w:r>
+      <w:r>
+        <w:rPr>
+          <w:rFonts w:ascii="宋体" w:eastAsia="宋体" w:hAnsi="Times New Roman" w:hint="eastAsia"/>
+          <w:sz w:val="24"/>
+          <w:szCs w:val="24"/>
+          <w:shd w:val="clear" w:color="auto" w:fill="FFFFFF"/>
+          <w14:shadow w14:blurRad="0" w14:dist="0" w14:dir="0" w14:sx="0" w14:sy="0" w14:kx="0" w14:ky="0" w14:algn="none">
+            <w14:srgbClr w14:val="000000"/>
+          </w14:shadow>
+        </w:rPr>
+        <w:t>10及以上</w:t>
+      </w:r>
+    </w:p>
+    <w:p>
+      <w:pPr>
+        <w:pStyle w:val="2"/>
         <w:numPr>
           <w:ilvl w:val="0"/>
-          <w:numId w:val="32"/>
+          <w:numId w:val="0"/>
         </w:numPr>
-        <w:spacing w:beforeLines="50" w:before="156" w:afterLines="50" w:after="156" w:line="360" w:lineRule="auto"/>
-        <w:ind w:left="420" w:firstLine="482"/>
-        <w:rPr>
-          <w:sz w:val="24"/>
-        </w:rPr>
-      </w:pPr>
-      <w:r>
+        <w:tabs>
+          <w:tab w:val="clear" w:pos="432"/>
+        </w:tabs>
+        <w:spacing w:before="260" w:after="260"/>
+        <w:ind w:firstLineChars="200" w:firstLine="480"/>
+        <w:rPr>
+          <w:rFonts w:ascii="宋体" w:eastAsia="宋体" w:hAnsi="Times New Roman"/>
+          <w:sz w:val="24"/>
+          <w:szCs w:val="24"/>
+          <w:shd w:val="clear" w:color="auto" w:fill="FFFFFF"/>
+          <w14:shadow w14:blurRad="0" w14:dist="0" w14:dir="0" w14:sx="0" w14:sy="0" w14:kx="0" w14:ky="0" w14:algn="none">
+            <w14:srgbClr w14:val="000000"/>
+          </w14:shadow>
+        </w:rPr>
+      </w:pPr>
+      <w:r>
+        <w:rPr>
+          <w:rFonts w:ascii="宋体" w:eastAsia="宋体" w:hAnsi="Times New Roman"/>
+          <w:sz w:val="24"/>
+          <w:szCs w:val="24"/>
+          <w:shd w:val="clear" w:color="auto" w:fill="FFFFFF"/>
+          <w14:shadow w14:blurRad="0" w14:dist="0" w14:dir="0" w14:sx="0" w14:sy="0" w14:kx="0" w14:ky="0" w14:algn="none">
+            <w14:srgbClr w14:val="000000"/>
+          </w14:shadow>
+        </w:rPr>
+        <w:t>数据库：MySQL 8.0+ 或 PostgreSQL 12+</w:t>
+      </w:r>
+    </w:p>
+    <w:p>
+      <w:pPr>
+        <w:pStyle w:val="2"/>
+        <w:numPr>
+          <w:ilvl w:val="0"/>
+          <w:numId w:val="0"/>
+        </w:numPr>
+        <w:tabs>
+          <w:tab w:val="clear" w:pos="432"/>
+        </w:tabs>
+        <w:spacing w:before="260" w:after="260"/>
+        <w:ind w:firstLineChars="200" w:firstLine="480"/>
+        <w:rPr>
+          <w:rFonts w:ascii="宋体" w:eastAsia="宋体" w:hAnsi="Times New Roman"/>
+          <w:sz w:val="24"/>
+          <w:szCs w:val="24"/>
+          <w:shd w:val="clear" w:color="auto" w:fill="FFFFFF"/>
+          <w14:shadow w14:blurRad="0" w14:dist="0" w14:dir="0" w14:sx="0" w14:sy="0" w14:kx="0" w14:ky="0" w14:algn="none">
+            <w14:srgbClr w14:val="000000"/>
+          </w14:shadow>
+        </w:rPr>
+      </w:pPr>
+      <w:r>
+        <w:rPr>
+          <w:rFonts w:ascii="宋体" w:eastAsia="宋体" w:hAnsi="Times New Roman"/>
+          <w:sz w:val="24"/>
+          <w:szCs w:val="24"/>
+          <w:shd w:val="clear" w:color="auto" w:fill="FFFFFF"/>
+          <w14:shadow w14:blurRad="0" w14:dist="0" w14:dir="0" w14:sx="0" w14:sy="0" w14:kx="0" w14:ky="0" w14:algn="none">
+            <w14:srgbClr w14:val="000000"/>
+          </w14:shadow>
+        </w:rPr>
+        <w:t>客户端（浏览器）：</w:t>
+      </w:r>
+    </w:p>
+    <w:p>
+      <w:pPr>
+        <w:pStyle w:val="2"/>
+        <w:numPr>
+          <w:ilvl w:val="0"/>
+          <w:numId w:val="0"/>
+        </w:numPr>
+        <w:tabs>
+          <w:tab w:val="clear" w:pos="432"/>
+        </w:tabs>
+        <w:spacing w:before="260" w:after="260"/>
+        <w:ind w:firstLineChars="200" w:firstLine="480"/>
+        <w:rPr>
+          <w:rFonts w:ascii="宋体" w:eastAsia="宋体" w:hAnsi="Times New Roman"/>
+          <w:sz w:val="24"/>
+          <w:szCs w:val="24"/>
+          <w:shd w:val="clear" w:color="auto" w:fill="FFFFFF"/>
+          <w14:shadow w14:blurRad="0" w14:dist="0" w14:dir="0" w14:sx="0" w14:sy="0" w14:kx="0" w14:ky="0" w14:algn="none">
+            <w14:srgbClr w14:val="000000"/>
+          </w14:shadow>
+        </w:rPr>
+      </w:pPr>
+      <w:r>
+        <w:rPr>
+          <w:rFonts w:ascii="宋体" w:eastAsia="宋体" w:hAnsi="Times New Roman"/>
+          <w:sz w:val="24"/>
+          <w:szCs w:val="24"/>
+          <w:shd w:val="clear" w:color="auto" w:fill="FFFFFF"/>
+          <w14:shadow w14:blurRad="0" w14:dist="0" w14:dir="0" w14:sx="0" w14:sy="0" w14:kx="0" w14:ky="0" w14:algn="none">
+            <w14:srgbClr w14:val="000000"/>
+          </w14:shadow>
+        </w:rPr>
+        <w:t>支持 Chrome 80+, Firefox 75+, Edge 80+, Safari 13+ 等现代浏览器。</w:t>
+      </w:r>
+    </w:p>
+    <w:p>
+      <w:pPr>
+        <w:pStyle w:val="2"/>
+        <w:numPr>
+          <w:ilvl w:val="0"/>
+          <w:numId w:val="0"/>
+        </w:numPr>
+        <w:tabs>
+          <w:tab w:val="clear" w:pos="432"/>
+        </w:tabs>
+        <w:spacing w:before="260" w:after="260"/>
+        <w:ind w:firstLineChars="200" w:firstLine="480"/>
+        <w:rPr>
+          <w:rFonts w:ascii="宋体" w:eastAsia="宋体" w:hAnsi="Times New Roman"/>
+          <w:sz w:val="24"/>
+          <w:szCs w:val="24"/>
+          <w:shd w:val="clear" w:color="auto" w:fill="FFFFFF"/>
+          <w14:shadow w14:blurRad="0" w14:dist="0" w14:dir="0" w14:sx="0" w14:sy="0" w14:kx="0" w14:ky="0" w14:algn="none">
+            <w14:srgbClr w14:val="000000"/>
+          </w14:shadow>
+        </w:rPr>
+      </w:pPr>
+      <w:r>
+        <w:rPr>
+          <w:rFonts w:ascii="宋体" w:eastAsia="宋体" w:hAnsi="Times New Roman"/>
+          <w:sz w:val="24"/>
+          <w:szCs w:val="24"/>
+          <w:shd w:val="clear" w:color="auto" w:fill="FFFFFF"/>
+          <w14:shadow w14:blurRad="0" w14:dist="0" w14:dir="0" w14:sx="0" w14:sy="0" w14:kx="0" w14:ky="0" w14:algn="none">
+            <w14:srgbClr w14:val="000000"/>
+          </w14:shadow>
+        </w:rPr>
+        <w:t>需启用JavaScript和Cookie。</w:t>
+      </w:r>
+    </w:p>
+    <w:p>
+      <w:pPr>
+        <w:pStyle w:val="2"/>
+        <w:numPr>
+          <w:ilvl w:val="0"/>
+          <w:numId w:val="0"/>
+        </w:numPr>
+        <w:tabs>
+          <w:tab w:val="clear" w:pos="432"/>
+        </w:tabs>
+        <w:spacing w:before="260" w:after="260"/>
+        <w:ind w:firstLineChars="200" w:firstLine="480"/>
+        <w:rPr>
+          <w:rFonts w:ascii="宋体" w:eastAsia="宋体" w:hAnsi="Times New Roman"/>
+          <w:sz w:val="24"/>
+          <w:szCs w:val="24"/>
+          <w:shd w:val="clear" w:color="auto" w:fill="FFFFFF"/>
+          <w14:shadow w14:blurRad="0" w14:dist="0" w14:dir="0" w14:sx="0" w14:sy="0" w14:kx="0" w14:ky="0" w14:algn="none">
+            <w14:srgbClr w14:val="000000"/>
+          </w14:shadow>
+        </w:rPr>
+      </w:pPr>
+    </w:p>
+    <w:p>
+      <w:pPr>
+        <w:pStyle w:val="2"/>
+        <w:numPr>
+          <w:ilvl w:val="0"/>
+          <w:numId w:val="0"/>
+        </w:numPr>
+        <w:tabs>
+          <w:tab w:val="clear" w:pos="432"/>
+        </w:tabs>
+        <w:spacing w:before="260" w:after="260"/>
+        <w:ind w:firstLineChars="200" w:firstLine="480"/>
+        <w:rPr>
+          <w:rFonts w:ascii="宋体" w:eastAsia="宋体" w:hAnsi="Times New Roman" w:hint="eastAsia"/>
+          <w:sz w:val="24"/>
+          <w:szCs w:val="24"/>
+          <w:shd w:val="clear" w:color="auto" w:fill="FFFFFF"/>
+          <w14:shadow w14:blurRad="0" w14:dist="0" w14:dir="0" w14:sx="0" w14:sy="0" w14:kx="0" w14:ky="0" w14:algn="none">
+            <w14:srgbClr w14:val="000000"/>
+          </w14:shadow>
+        </w:rPr>
+      </w:pPr>
+      <w:r>
+        <w:rPr>
+          <w:rFonts w:ascii="宋体" w:eastAsia="宋体" w:hAnsi="Times New Roman"/>
+          <w:sz w:val="24"/>
+          <w:szCs w:val="24"/>
+          <w:shd w:val="clear" w:color="auto" w:fill="FFFFFF"/>
+          <w14:shadow w14:blurRad="0" w14:dist="0" w14:dir="0" w14:sx="0" w14:sy="0" w14:kx="0" w14:ky="0" w14:algn="none">
+            <w14:srgbClr w14:val="000000"/>
+          </w14:shadow>
+        </w:rPr>
+        <w:t>硬件运行环境（建议）</w:t>
+      </w:r>
+    </w:p>
+    <w:p>
+      <w:pPr>
+        <w:pStyle w:val="2"/>
+        <w:numPr>
+          <w:ilvl w:val="0"/>
+          <w:numId w:val="0"/>
+        </w:numPr>
+        <w:tabs>
+          <w:tab w:val="clear" w:pos="432"/>
+        </w:tabs>
+        <w:spacing w:before="260" w:after="260"/>
+        <w:ind w:firstLineChars="200" w:firstLine="480"/>
+        <w:rPr>
+          <w:rFonts w:ascii="宋体" w:eastAsia="宋体" w:hAnsi="Times New Roman"/>
+          <w:sz w:val="24"/>
+          <w:szCs w:val="24"/>
+          <w:shd w:val="clear" w:color="auto" w:fill="FFFFFF"/>
+          <w14:shadow w14:blurRad="0" w14:dist="0" w14:dir="0" w14:sx="0" w14:sy="0" w14:kx="0" w14:ky="0" w14:algn="none">
+            <w14:srgbClr w14:val="000000"/>
+          </w14:shadow>
+        </w:rPr>
+      </w:pPr>
+      <w:r>
+        <w:rPr>
+          <w:rFonts w:ascii="宋体" w:eastAsia="宋体" w:hAnsi="Times New Roman"/>
+          <w:sz w:val="24"/>
+          <w:szCs w:val="24"/>
+          <w:shd w:val="clear" w:color="auto" w:fill="FFFFFF"/>
+          <w14:shadow w14:blurRad="0" w14:dist="0" w14:dir="0" w14:sx="0" w14:sy="0" w14:kx="0" w14:ky="0" w14:algn="none">
+            <w14:srgbClr w14:val="000000"/>
+          </w14:shadow>
+        </w:rPr>
+        <w:t>服务器：</w:t>
+      </w:r>
+    </w:p>
+    <w:p>
+      <w:pPr>
+        <w:pStyle w:val="2"/>
+        <w:numPr>
+          <w:ilvl w:val="0"/>
+          <w:numId w:val="0"/>
+        </w:numPr>
+        <w:tabs>
+          <w:tab w:val="clear" w:pos="432"/>
+        </w:tabs>
+        <w:spacing w:before="260" w:after="260"/>
+        <w:ind w:firstLineChars="200" w:firstLine="480"/>
+        <w:rPr>
+          <w:rFonts w:ascii="宋体" w:eastAsia="宋体" w:hAnsi="Times New Roman"/>
+          <w:sz w:val="24"/>
+          <w:szCs w:val="24"/>
+          <w:shd w:val="clear" w:color="auto" w:fill="FFFFFF"/>
+          <w14:shadow w14:blurRad="0" w14:dist="0" w14:dir="0" w14:sx="0" w14:sy="0" w14:kx="0" w14:ky="0" w14:algn="none">
+            <w14:srgbClr w14:val="000000"/>
+          </w14:shadow>
+        </w:rPr>
+      </w:pPr>
+      <w:r>
+        <w:rPr>
+          <w:rFonts w:ascii="宋体" w:eastAsia="宋体" w:hAnsi="Times New Roman"/>
+          <w:sz w:val="24"/>
+          <w:szCs w:val="24"/>
+          <w:shd w:val="clear" w:color="auto" w:fill="FFFFFF"/>
+          <w14:shadow w14:blurRad="0" w14:dist="0" w14:dir="0" w14:sx="0" w14:sy="0" w14:kx="0" w14:ky="0" w14:algn="none">
+            <w14:srgbClr w14:val="000000"/>
+          </w14:shadow>
+        </w:rPr>
+        <w:t>CPU: 4核或以上</w:t>
+      </w:r>
+    </w:p>
+    <w:p>
+      <w:pPr>
+        <w:pStyle w:val="2"/>
+        <w:numPr>
+          <w:ilvl w:val="0"/>
+          <w:numId w:val="0"/>
+        </w:numPr>
+        <w:tabs>
+          <w:tab w:val="clear" w:pos="432"/>
+        </w:tabs>
+        <w:spacing w:before="260" w:after="260"/>
+        <w:ind w:firstLineChars="200" w:firstLine="480"/>
+        <w:rPr>
+          <w:rFonts w:ascii="宋体" w:eastAsia="宋体" w:hAnsi="Times New Roman"/>
+          <w:sz w:val="24"/>
+          <w:szCs w:val="24"/>
+          <w:shd w:val="clear" w:color="auto" w:fill="FFFFFF"/>
+          <w14:shadow w14:blurRad="0" w14:dist="0" w14:dir="0" w14:sx="0" w14:sy="0" w14:kx="0" w14:ky="0" w14:algn="none">
+            <w14:srgbClr w14:val="000000"/>
+          </w14:shadow>
+        </w:rPr>
+      </w:pPr>
+      <w:r>
+        <w:rPr>
+          <w:rFonts w:ascii="宋体" w:eastAsia="宋体" w:hAnsi="Times New Roman"/>
+          <w:sz w:val="24"/>
+          <w:szCs w:val="24"/>
+          <w:shd w:val="clear" w:color="auto" w:fill="FFFFFF"/>
+          <w14:shadow w14:blurRad="0" w14:dist="0" w14:dir="0" w14:sx="0" w14:sy="0" w14:kx="0" w14:ky="0" w14:algn="none">
+            <w14:srgbClr w14:val="000000"/>
+          </w14:shadow>
+        </w:rPr>
+        <w:t>内存: 8GB 或以上</w:t>
+      </w:r>
+    </w:p>
+    <w:p>
+      <w:pPr>
+        <w:pStyle w:val="2"/>
+        <w:numPr>
+          <w:ilvl w:val="0"/>
+          <w:numId w:val="0"/>
+        </w:numPr>
+        <w:tabs>
+          <w:tab w:val="clear" w:pos="432"/>
+        </w:tabs>
+        <w:spacing w:before="260" w:after="260"/>
+        <w:ind w:firstLineChars="200" w:firstLine="480"/>
+        <w:rPr>
+          <w:rFonts w:ascii="宋体" w:eastAsia="宋体" w:hAnsi="Times New Roman"/>
+          <w:sz w:val="24"/>
+          <w:szCs w:val="24"/>
+          <w:shd w:val="clear" w:color="auto" w:fill="FFFFFF"/>
+          <w14:shadow w14:blurRad="0" w14:dist="0" w14:dir="0" w14:sx="0" w14:sy="0" w14:kx="0" w14:ky="0" w14:algn="none">
+            <w14:srgbClr w14:val="000000"/>
+          </w14:shadow>
+        </w:rPr>
+      </w:pPr>
+      <w:r>
+        <w:rPr>
+          <w:rFonts w:ascii="宋体" w:eastAsia="宋体" w:hAnsi="Times New Roman"/>
+          <w:sz w:val="24"/>
+          <w:szCs w:val="24"/>
+          <w:shd w:val="clear" w:color="auto" w:fill="FFFFFF"/>
+          <w14:shadow w14:blurRad="0" w14:dist="0" w14:dir="0" w14:sx="0" w14:sy="0" w14:kx="0" w14:ky="0" w14:algn="none">
+            <w14:srgbClr w14:val="000000"/>
+          </w14:shadow>
+        </w:rPr>
+        <w:t>硬盘: 100GB 可用空间 (根据数据量预估)</w:t>
+      </w:r>
+    </w:p>
+    <w:p>
+      <w:pPr>
+        <w:pStyle w:val="2"/>
+        <w:numPr>
+          <w:ilvl w:val="0"/>
+          <w:numId w:val="0"/>
+        </w:numPr>
+        <w:tabs>
+          <w:tab w:val="clear" w:pos="432"/>
+        </w:tabs>
+        <w:spacing w:before="260" w:after="260"/>
+        <w:ind w:firstLineChars="200" w:firstLine="480"/>
+        <w:rPr>
+          <w:rFonts w:ascii="宋体" w:eastAsia="宋体" w:hAnsi="Times New Roman"/>
+          <w:sz w:val="24"/>
+          <w:szCs w:val="24"/>
+          <w:shd w:val="clear" w:color="auto" w:fill="FFFFFF"/>
+          <w14:shadow w14:blurRad="0" w14:dist="0" w14:dir="0" w14:sx="0" w14:sy="0" w14:kx="0" w14:ky="0" w14:algn="none">
+            <w14:srgbClr w14:val="000000"/>
+          </w14:shadow>
+        </w:rPr>
+      </w:pPr>
+      <w:r>
+        <w:rPr>
+          <w:rFonts w:ascii="宋体" w:eastAsia="宋体" w:hAnsi="Times New Roman"/>
+          <w:sz w:val="24"/>
+          <w:szCs w:val="24"/>
+          <w:shd w:val="clear" w:color="auto" w:fill="FFFFFF"/>
+          <w14:shadow w14:blurRad="0" w14:dist="0" w14:dir="0" w14:sx="0" w14:sy="0" w14:kx="0" w14:ky="0" w14:algn="none">
+            <w14:srgbClr w14:val="000000"/>
+          </w14:shadow>
+        </w:rPr>
+        <w:t>网络环境：</w:t>
+      </w:r>
+    </w:p>
+    <w:p>
+      <w:pPr>
+        <w:pStyle w:val="2"/>
+        <w:numPr>
+          <w:ilvl w:val="0"/>
+          <w:numId w:val="0"/>
+        </w:numPr>
+        <w:tabs>
+          <w:tab w:val="clear" w:pos="432"/>
+        </w:tabs>
+        <w:spacing w:before="260" w:after="260"/>
+        <w:ind w:firstLineChars="200" w:firstLine="480"/>
+        <w:rPr>
+          <w:rFonts w:ascii="宋体" w:eastAsia="宋体" w:hAnsi="Times New Roman"/>
+          <w:sz w:val="24"/>
+          <w:szCs w:val="24"/>
+          <w:shd w:val="clear" w:color="auto" w:fill="FFFFFF"/>
+          <w14:shadow w14:blurRad="0" w14:dist="0" w14:dir="0" w14:sx="0" w14:sy="0" w14:kx="0" w14:ky="0" w14:algn="none">
+            <w14:srgbClr w14:val="000000"/>
+          </w14:shadow>
+        </w:rPr>
+      </w:pPr>
+      <w:r>
+        <w:rPr>
+          <w:rFonts w:ascii="宋体" w:eastAsia="宋体" w:hAnsi="Times New Roman"/>
+          <w:sz w:val="24"/>
+          <w:szCs w:val="24"/>
+          <w:shd w:val="clear" w:color="auto" w:fill="FFFFFF"/>
+          <w14:shadow w14:blurRad="0" w14:dist="0" w14:dir="0" w14:sx="0" w14:sy="0" w14:kx="0" w14:ky="0" w14:algn="none">
+            <w14:srgbClr w14:val="000000"/>
+          </w14:shadow>
+        </w:rPr>
+        <w:t>校园网内部访问，保证带宽与稳定性。</w:t>
+      </w:r>
+    </w:p>
+    <w:p>
+      <w:pPr>
+        <w:pStyle w:val="2"/>
+        <w:numPr>
+          <w:ilvl w:val="0"/>
+          <w:numId w:val="0"/>
+        </w:numPr>
+        <w:tabs>
+          <w:tab w:val="clear" w:pos="432"/>
+        </w:tabs>
+        <w:spacing w:before="260" w:after="260"/>
+        <w:ind w:firstLineChars="200" w:firstLine="480"/>
+      </w:pPr>
+      <w:r>
+        <w:rPr>
+          <w:rFonts w:ascii="宋体" w:eastAsia="宋体" w:hAnsi="Times New Roman"/>
+          <w:sz w:val="24"/>
+          <w:szCs w:val="24"/>
+          <w:shd w:val="clear" w:color="auto" w:fill="FFFFFF"/>
+          <w14:shadow w14:blurRad="0" w14:dist="0" w14:dir="0" w14:sx="0" w14:sy="0" w14:kx="0" w14:ky="0" w14:algn="none">
+            <w14:srgbClr w14:val="000000"/>
+          </w14:shadow>
+        </w:rPr>
+        <w:t>如需校外访问，需配置VPN或进行安全策略开放</w:t>
+      </w:r>
+      <w:r>
+        <w:t>。</w:t>
+      </w:r>
+    </w:p>
+    <w:p>
+      <w:pPr>
+        <w:pStyle w:val="2"/>
+        <w:spacing w:before="260" w:after="260"/>
+        <w:ind w:left="578" w:hanging="578"/>
+      </w:pPr>
+      <w:bookmarkStart w:id="26" w:name="_Toc84663408"/>
+      <w:bookmarkStart w:id="27" w:name="_Toc237314362"/>
+      <w:bookmarkStart w:id="28" w:name="_Toc22583"/>
+      <w:r>
+        <w:rPr>
+          <w:rFonts w:hint="eastAsia"/>
+        </w:rPr>
+        <w:t>功能划分</w:t>
+      </w:r>
+      <w:bookmarkEnd w:id="26"/>
+      <w:bookmarkEnd w:id="27"/>
+      <w:bookmarkEnd w:id="28"/>
+    </w:p>
+    <w:p>
+      <w:pPr>
+        <w:spacing w:line="360" w:lineRule="auto"/>
+        <w:ind w:firstLineChars="100" w:firstLine="240"/>
+        <w:rPr>
+          <w:sz w:val="24"/>
+          <w:shd w:val="clear" w:color="auto" w:fill="FFFFFF"/>
+        </w:rPr>
+      </w:pPr>
+      <w:bookmarkStart w:id="29" w:name="_Toc30484"/>
+      <w:bookmarkStart w:id="30" w:name="_Toc237314363"/>
+      <w:bookmarkStart w:id="31" w:name="_Toc84663409"/>
+      <w:r>
+        <w:rPr>
+          <w:sz w:val="24"/>
+          <w:shd w:val="clear" w:color="auto" w:fill="FFFFFF"/>
+        </w:rPr>
+        <w:t>系统按角色划分为</w:t>
+      </w:r>
+      <w:r>
+        <w:rPr>
+          <w:rFonts w:hint="eastAsia"/>
+          <w:sz w:val="24"/>
+          <w:shd w:val="clear" w:color="auto" w:fill="FFFFFF"/>
+        </w:rPr>
+        <w:t>五</w:t>
+      </w:r>
+      <w:r>
+        <w:rPr>
+          <w:sz w:val="24"/>
+          <w:shd w:val="clear" w:color="auto" w:fill="FFFFFF"/>
+        </w:rPr>
+        <w:t>大功能模块：</w:t>
+      </w:r>
+    </w:p>
+    <w:p>
+      <w:pPr>
+        <w:spacing w:line="360" w:lineRule="auto"/>
+        <w:ind w:firstLineChars="100" w:firstLine="240"/>
+        <w:rPr>
+          <w:sz w:val="24"/>
+          <w:shd w:val="clear" w:color="auto" w:fill="FFFFFF"/>
+        </w:rPr>
+      </w:pPr>
+      <w:r>
+        <w:rPr>
+          <w:sz w:val="24"/>
+          <w:shd w:val="clear" w:color="auto" w:fill="FFFFFF"/>
+        </w:rPr>
+        <w:t>管理员核心功能模块</w:t>
+      </w:r>
+    </w:p>
+    <w:p>
+      <w:pPr>
+        <w:spacing w:line="360" w:lineRule="auto"/>
+        <w:ind w:firstLineChars="100" w:firstLine="240"/>
+        <w:rPr>
+          <w:sz w:val="24"/>
+          <w:shd w:val="clear" w:color="auto" w:fill="FFFFFF"/>
+        </w:rPr>
+      </w:pPr>
+      <w:r>
+        <w:rPr>
+          <w:sz w:val="24"/>
+          <w:shd w:val="clear" w:color="auto" w:fill="FFFFFF"/>
+        </w:rPr>
+        <w:t>教师核心功能模块</w:t>
+      </w:r>
+    </w:p>
+    <w:p>
+      <w:pPr>
+        <w:spacing w:line="360" w:lineRule="auto"/>
+        <w:ind w:firstLineChars="100" w:firstLine="240"/>
+        <w:rPr>
+          <w:sz w:val="24"/>
+          <w:shd w:val="clear" w:color="auto" w:fill="FFFFFF"/>
+        </w:rPr>
+      </w:pPr>
+      <w:r>
+        <w:rPr>
+          <w:sz w:val="24"/>
+          <w:shd w:val="clear" w:color="auto" w:fill="FFFFFF"/>
+        </w:rPr>
+        <w:lastRenderedPageBreak/>
+        <w:t>学生核心功能模块</w:t>
+      </w:r>
+    </w:p>
+    <w:p>
+      <w:pPr>
+        <w:spacing w:line="360" w:lineRule="auto"/>
+        <w:ind w:firstLineChars="100" w:firstLine="240"/>
+        <w:rPr>
+          <w:sz w:val="24"/>
+          <w:shd w:val="clear" w:color="auto" w:fill="FFFFFF"/>
+        </w:rPr>
+      </w:pPr>
+      <w:r>
+        <w:rPr>
+          <w:sz w:val="24"/>
+          <w:shd w:val="clear" w:color="auto" w:fill="FFFFFF"/>
+        </w:rPr>
+        <w:t>公共功能模块（如登录、修改密码、通知公告）</w:t>
+      </w:r>
+    </w:p>
+    <w:p>
+      <w:pPr>
+        <w:spacing w:line="360" w:lineRule="auto"/>
+        <w:ind w:firstLineChars="100" w:firstLine="240"/>
+        <w:rPr>
+          <w:sz w:val="24"/>
+          <w:shd w:val="clear" w:color="auto" w:fill="FFFFFF"/>
+        </w:rPr>
+      </w:pPr>
+      <w:r>
+        <w:rPr>
+          <w:rFonts w:hint="eastAsia"/>
+          <w:sz w:val="24"/>
+          <w:shd w:val="clear" w:color="auto" w:fill="FFFFFF"/>
+        </w:rPr>
+        <w:t>学院信息展示模块</w:t>
+      </w:r>
+    </w:p>
+    <w:p>
+      <w:pPr>
+        <w:pStyle w:val="2"/>
+        <w:spacing w:before="260" w:after="260"/>
+        <w:ind w:left="578" w:hanging="578"/>
+      </w:pPr>
+      <w:r>
+        <w:rPr>
+          <w:rFonts w:hint="eastAsia"/>
+        </w:rPr>
+        <w:t>功能描述</w:t>
+      </w:r>
+      <w:bookmarkEnd w:id="29"/>
+      <w:bookmarkEnd w:id="30"/>
+      <w:bookmarkEnd w:id="31"/>
+    </w:p>
+    <w:p>
+      <w:pPr>
+        <w:pStyle w:val="3"/>
+        <w:spacing w:before="260" w:after="260"/>
+        <w:ind w:left="720"/>
         <w:rPr>
           <w:rFonts w:hint="eastAsia"/>
           <w:b/>
-          <w:bCs/>
-          <w:sz w:val="24"/>
-        </w:rPr>
-        <w:t>领导：</w:t>
-      </w:r>
+        </w:rPr>
+      </w:pPr>
       <w:r>
         <w:rPr>
           <w:rFonts w:hint="eastAsia"/>
-          <w:sz w:val="24"/>
-        </w:rPr>
-        <w:t>负责查看和决策。</w:t>
-      </w:r>
-    </w:p>
-    <w:p>
-      <w:pPr>
-        <w:pStyle w:val="20"/>
-        <w:numPr>
-          <w:ilvl w:val="0"/>
-          <w:numId w:val="32"/>
-        </w:numPr>
-        <w:spacing w:beforeLines="50" w:before="156" w:afterLines="50" w:after="156" w:line="360" w:lineRule="auto"/>
-        <w:ind w:left="420" w:firstLine="482"/>
-        <w:rPr>
-          <w:sz w:val="24"/>
-        </w:rPr>
-      </w:pPr>
-      <w:r>
-        <w:rPr>
           <w:b/>
-          <w:bCs/>
-          <w:sz w:val="24"/>
-        </w:rPr>
-        <w:t>教师</w:t>
-      </w:r>
-      <w:r>
-        <w:rPr>
-          <w:sz w:val="24"/>
-        </w:rPr>
-        <w:t>：系统的注册教职工用户，负责课程教学，可管理所负责的课程信息、查看学生名单等。</w:t>
-      </w:r>
-    </w:p>
-    <w:p>
-      <w:pPr>
-        <w:pStyle w:val="20"/>
-        <w:numPr>
-          <w:ilvl w:val="0"/>
-          <w:numId w:val="32"/>
-        </w:numPr>
-        <w:spacing w:beforeLines="50" w:before="156" w:afterLines="50" w:after="156" w:line="360" w:lineRule="auto"/>
-        <w:ind w:left="420" w:firstLine="482"/>
-        <w:rPr>
-          <w:sz w:val="24"/>
-        </w:rPr>
-      </w:pPr>
+          <w:bCs w:val="0"/>
+        </w:rPr>
+        <w:t xml:space="preserve"> </w:t>
+      </w:r>
       <w:r>
         <w:rPr>
           <w:b/>
-          <w:bCs/>
-          <w:sz w:val="24"/>
-        </w:rPr>
-        <w:t>学生</w:t>
-      </w:r>
-      <w:r>
-        <w:rPr>
-          <w:sz w:val="24"/>
-        </w:rPr>
-        <w:t>：系统的注册学生用户，</w:t>
-      </w:r>
-      <w:r>
+        </w:rPr>
+        <w:t> 管理员核心功能</w:t>
+      </w:r>
+    </w:p>
+    <w:p>
+      <w:pPr>
+        <w:spacing w:line="360" w:lineRule="auto"/>
+        <w:ind w:firstLineChars="100" w:firstLine="240"/>
+        <w:rPr>
+          <w:sz w:val="24"/>
+          <w:shd w:val="clear" w:color="auto" w:fill="FFFFFF"/>
+        </w:rPr>
+      </w:pPr>
+      <w:r>
+        <w:rPr>
+          <w:sz w:val="24"/>
+          <w:shd w:val="clear" w:color="auto" w:fill="FFFFFF"/>
+        </w:rPr>
+        <w:t>此模块用于系统的全局管理与监控。</w:t>
+      </w:r>
+    </w:p>
+    <w:p>
+      <w:pPr>
+        <w:spacing w:line="360" w:lineRule="auto"/>
+        <w:ind w:firstLineChars="100" w:firstLine="240"/>
+        <w:rPr>
+          <w:sz w:val="24"/>
+          <w:shd w:val="clear" w:color="auto" w:fill="FFFFFF"/>
+        </w:rPr>
+      </w:pPr>
+      <w:r>
+        <w:rPr>
+          <w:sz w:val="24"/>
+          <w:shd w:val="clear" w:color="auto" w:fill="FFFFFF"/>
+        </w:rPr>
+        <w:t>用户账户管理：对教师、学生账户进行增、</w:t>
+      </w:r>
+      <w:proofErr w:type="gramStart"/>
+      <w:r>
+        <w:rPr>
+          <w:sz w:val="24"/>
+          <w:shd w:val="clear" w:color="auto" w:fill="FFFFFF"/>
+        </w:rPr>
+        <w:t>删</w:t>
+      </w:r>
+      <w:proofErr w:type="gramEnd"/>
+      <w:r>
+        <w:rPr>
+          <w:sz w:val="24"/>
+          <w:shd w:val="clear" w:color="auto" w:fill="FFFFFF"/>
+        </w:rPr>
+        <w:t>、改、查、启用/禁用操作。</w:t>
+      </w:r>
+    </w:p>
+    <w:p>
+      <w:pPr>
+        <w:spacing w:line="360" w:lineRule="auto"/>
+        <w:ind w:firstLineChars="100" w:firstLine="240"/>
+        <w:rPr>
+          <w:sz w:val="24"/>
+          <w:shd w:val="clear" w:color="auto" w:fill="FFFFFF"/>
+        </w:rPr>
+      </w:pPr>
+      <w:r>
+        <w:rPr>
+          <w:sz w:val="24"/>
+          <w:shd w:val="clear" w:color="auto" w:fill="FFFFFF"/>
+        </w:rPr>
+        <w:t>基础数据维护：维护院系、专业、班级等基础组织架构信息。</w:t>
+      </w:r>
+    </w:p>
+    <w:p>
+      <w:pPr>
+        <w:spacing w:line="360" w:lineRule="auto"/>
+        <w:ind w:firstLineChars="100" w:firstLine="240"/>
+        <w:rPr>
+          <w:sz w:val="24"/>
+          <w:shd w:val="clear" w:color="auto" w:fill="FFFFFF"/>
+        </w:rPr>
+      </w:pPr>
+      <w:r>
+        <w:rPr>
+          <w:sz w:val="24"/>
+          <w:shd w:val="clear" w:color="auto" w:fill="FFFFFF"/>
+        </w:rPr>
+        <w:t>课程库与排课管理：</w:t>
+      </w:r>
+    </w:p>
+    <w:p>
+      <w:pPr>
+        <w:spacing w:line="360" w:lineRule="auto"/>
+        <w:ind w:firstLineChars="100" w:firstLine="240"/>
+        <w:rPr>
+          <w:sz w:val="24"/>
+          <w:shd w:val="clear" w:color="auto" w:fill="FFFFFF"/>
+        </w:rPr>
+      </w:pPr>
+      <w:r>
+        <w:rPr>
+          <w:sz w:val="24"/>
+          <w:shd w:val="clear" w:color="auto" w:fill="FFFFFF"/>
+        </w:rPr>
+        <w:t>维护全校课程库（课程代码、名称、学分、简介等）。</w:t>
+      </w:r>
+    </w:p>
+    <w:p>
+      <w:pPr>
+        <w:spacing w:line="360" w:lineRule="auto"/>
+        <w:ind w:firstLineChars="100" w:firstLine="240"/>
+        <w:rPr>
+          <w:sz w:val="24"/>
+          <w:shd w:val="clear" w:color="auto" w:fill="FFFFFF"/>
+        </w:rPr>
+      </w:pPr>
+      <w:r>
+        <w:rPr>
+          <w:sz w:val="24"/>
+          <w:shd w:val="clear" w:color="auto" w:fill="FFFFFF"/>
+        </w:rPr>
+        <w:t>审核教师提交的课程开设申请。</w:t>
+      </w:r>
+    </w:p>
+    <w:p>
+      <w:pPr>
+        <w:spacing w:line="360" w:lineRule="auto"/>
+        <w:ind w:firstLineChars="100" w:firstLine="240"/>
+        <w:rPr>
+          <w:sz w:val="24"/>
+          <w:shd w:val="clear" w:color="auto" w:fill="FFFFFF"/>
+        </w:rPr>
+      </w:pPr>
+      <w:r>
+        <w:rPr>
+          <w:sz w:val="24"/>
+          <w:shd w:val="clear" w:color="auto" w:fill="FFFFFF"/>
+        </w:rPr>
+        <w:t>发布学期课程总表，并确保在排课阶段避免教师时间冲突。</w:t>
+      </w:r>
+    </w:p>
+    <w:p>
+      <w:pPr>
+        <w:spacing w:line="360" w:lineRule="auto"/>
+        <w:ind w:firstLineChars="100" w:firstLine="240"/>
+        <w:rPr>
+          <w:sz w:val="24"/>
+          <w:shd w:val="clear" w:color="auto" w:fill="FFFFFF"/>
+        </w:rPr>
+      </w:pPr>
+      <w:r>
+        <w:rPr>
+          <w:sz w:val="24"/>
+          <w:shd w:val="clear" w:color="auto" w:fill="FFFFFF"/>
+        </w:rPr>
+        <w:t>资金与项目管理：录入、查看和统计学校各类项目资金信息（项目名称、负责人、金额、状态等）。</w:t>
+      </w:r>
+    </w:p>
+    <w:p>
+      <w:pPr>
+        <w:spacing w:line="360" w:lineRule="auto"/>
+        <w:ind w:firstLineChars="100" w:firstLine="240"/>
+        <w:rPr>
+          <w:sz w:val="24"/>
+          <w:shd w:val="clear" w:color="auto" w:fill="FFFFFF"/>
+        </w:rPr>
+      </w:pPr>
+      <w:r>
+        <w:rPr>
+          <w:sz w:val="24"/>
+          <w:shd w:val="clear" w:color="auto" w:fill="FFFFFF"/>
+        </w:rPr>
+        <w:t>学术成果汇总：集中查看全校教师/学生发表的论文信息（论文名、发布期刊、发表年份、作者/团队），支持按条件筛选和导出。</w:t>
+      </w:r>
+    </w:p>
+    <w:p>
+      <w:pPr>
+        <w:spacing w:line="360" w:lineRule="auto"/>
+        <w:ind w:firstLineChars="100" w:firstLine="240"/>
+        <w:rPr>
+          <w:sz w:val="24"/>
+          <w:shd w:val="clear" w:color="auto" w:fill="FFFFFF"/>
+        </w:rPr>
+      </w:pPr>
+      <w:r>
+        <w:rPr>
+          <w:sz w:val="24"/>
+          <w:shd w:val="clear" w:color="auto" w:fill="FFFFFF"/>
+        </w:rPr>
+        <w:t>系统监控：查看系统操作日志，监控运行状态。</w:t>
+      </w:r>
+    </w:p>
+    <w:p>
+      <w:pPr>
+        <w:spacing w:line="360" w:lineRule="auto"/>
+        <w:ind w:firstLineChars="100" w:firstLine="240"/>
+        <w:rPr>
+          <w:sz w:val="24"/>
+          <w:shd w:val="clear" w:color="auto" w:fill="FFFFFF"/>
+        </w:rPr>
+      </w:pPr>
+    </w:p>
+    <w:p>
+      <w:pPr>
+        <w:pStyle w:val="3"/>
+        <w:spacing w:before="260" w:after="260"/>
+        <w:ind w:left="720"/>
         <w:rPr>
           <w:rFonts w:hint="eastAsia"/>
-          <w:sz w:val="24"/>
-        </w:rPr>
-        <w:t>拥有的权限</w:t>
-      </w:r>
-      <w:r>
-        <w:rPr>
-          <w:sz w:val="24"/>
-        </w:rPr>
-        <w:t>为选课、查询课程与成绩。</w:t>
-      </w:r>
-    </w:p>
-    <w:p>
-      <w:pPr>
-        <w:pStyle w:val="20"/>
-        <w:numPr>
-          <w:ilvl w:val="0"/>
-          <w:numId w:val="32"/>
-        </w:numPr>
-        <w:spacing w:beforeLines="50" w:before="156" w:afterLines="50" w:after="156" w:line="360" w:lineRule="auto"/>
-        <w:ind w:left="420" w:firstLine="482"/>
-        <w:rPr>
-          <w:sz w:val="24"/>
-        </w:rPr>
-      </w:pPr>
-      <w:r>
-        <w:rPr>
           <w:b/>
-          <w:bCs/>
-          <w:sz w:val="24"/>
-        </w:rPr>
-        <w:t>课程冲突</w:t>
-      </w:r>
-      <w:r>
-        <w:rPr>
-          <w:sz w:val="24"/>
-        </w:rPr>
-        <w:t>：指为同</w:t>
+        </w:rPr>
+      </w:pPr>
+      <w:r>
+        <w:rPr>
+          <w:rFonts w:hint="eastAsia"/>
+          <w:b/>
+        </w:rPr>
+        <w:t xml:space="preserve">   </w:t>
+      </w:r>
+      <w:r>
+        <w:rPr>
+          <w:b/>
+        </w:rPr>
+        <w:t>教师核心功能</w:t>
+      </w:r>
+    </w:p>
+    <w:p>
+      <w:pPr>
+        <w:spacing w:line="360" w:lineRule="auto"/>
+        <w:ind w:firstLineChars="100" w:firstLine="240"/>
+        <w:rPr>
+          <w:sz w:val="24"/>
+          <w:shd w:val="clear" w:color="auto" w:fill="FFFFFF"/>
+        </w:rPr>
+      </w:pPr>
+      <w:r>
+        <w:rPr>
+          <w:sz w:val="24"/>
+          <w:shd w:val="clear" w:color="auto" w:fill="FFFFFF"/>
+        </w:rPr>
+        <w:t>此模块提供与教师教学、科研相关的所有功能，教师只能查看和操作与自己相关的信息。</w:t>
+      </w:r>
+    </w:p>
+    <w:p>
+      <w:pPr>
+        <w:spacing w:line="360" w:lineRule="auto"/>
+        <w:ind w:firstLineChars="100" w:firstLine="240"/>
+        <w:rPr>
+          <w:sz w:val="24"/>
+          <w:shd w:val="clear" w:color="auto" w:fill="FFFFFF"/>
+        </w:rPr>
+      </w:pPr>
+      <w:r>
+        <w:rPr>
+          <w:sz w:val="24"/>
+          <w:shd w:val="clear" w:color="auto" w:fill="FFFFFF"/>
+        </w:rPr>
+        <w:t>个人课表与课程管理：</w:t>
+      </w:r>
+    </w:p>
+    <w:p>
+      <w:pPr>
+        <w:spacing w:line="360" w:lineRule="auto"/>
+        <w:ind w:firstLineChars="100" w:firstLine="240"/>
+        <w:rPr>
+          <w:sz w:val="24"/>
+          <w:shd w:val="clear" w:color="auto" w:fill="FFFFFF"/>
+        </w:rPr>
+      </w:pPr>
+      <w:r>
+        <w:rPr>
+          <w:sz w:val="24"/>
+          <w:shd w:val="clear" w:color="auto" w:fill="FFFFFF"/>
+        </w:rPr>
+        <w:t>查看本人本学期及历史的授课课表。</w:t>
+      </w:r>
+    </w:p>
+    <w:p>
+      <w:pPr>
+        <w:spacing w:line="360" w:lineRule="auto"/>
+        <w:ind w:firstLineChars="100" w:firstLine="240"/>
+        <w:rPr>
+          <w:sz w:val="24"/>
+          <w:shd w:val="clear" w:color="auto" w:fill="FFFFFF"/>
+        </w:rPr>
+      </w:pPr>
+      <w:r>
+        <w:rPr>
+          <w:sz w:val="24"/>
+          <w:shd w:val="clear" w:color="auto" w:fill="FFFFFF"/>
+        </w:rPr>
+        <w:t>申请开设新课程，填写课程时间、地点、容量等信息。系统应在申请时提示时间冲突风险。</w:t>
+      </w:r>
+    </w:p>
+    <w:p>
+      <w:pPr>
+        <w:spacing w:line="360" w:lineRule="auto"/>
+        <w:ind w:firstLineChars="100" w:firstLine="240"/>
+        <w:rPr>
+          <w:sz w:val="24"/>
+          <w:shd w:val="clear" w:color="auto" w:fill="FFFFFF"/>
+        </w:rPr>
+      </w:pPr>
+      <w:r>
+        <w:rPr>
+          <w:sz w:val="24"/>
+          <w:shd w:val="clear" w:color="auto" w:fill="FFFFFF"/>
+        </w:rPr>
+        <w:t>管理已获批准并由本人负责的课程，更新课程大纲、课件等资料。</w:t>
+      </w:r>
+    </w:p>
+    <w:p>
+      <w:pPr>
+        <w:spacing w:line="360" w:lineRule="auto"/>
+        <w:ind w:firstLineChars="100" w:firstLine="240"/>
+        <w:rPr>
+          <w:sz w:val="24"/>
+          <w:shd w:val="clear" w:color="auto" w:fill="FFFFFF"/>
+        </w:rPr>
+      </w:pPr>
+      <w:r>
+        <w:rPr>
+          <w:sz w:val="24"/>
+          <w:shd w:val="clear" w:color="auto" w:fill="FFFFFF"/>
+        </w:rPr>
+        <w:lastRenderedPageBreak/>
+        <w:t>查看所选课程的学生名单。</w:t>
+      </w:r>
+    </w:p>
+    <w:p>
+      <w:pPr>
+        <w:spacing w:line="360" w:lineRule="auto"/>
+        <w:ind w:firstLineChars="100" w:firstLine="240"/>
+        <w:rPr>
+          <w:sz w:val="24"/>
+          <w:shd w:val="clear" w:color="auto" w:fill="FFFFFF"/>
+        </w:rPr>
+      </w:pPr>
+      <w:r>
+        <w:rPr>
+          <w:sz w:val="24"/>
+          <w:shd w:val="clear" w:color="auto" w:fill="FFFFFF"/>
+        </w:rPr>
+        <w:t>学术成果维护：登记、修改和删除个人（或作为团队成员）发表的论文信息（论文名、期刊、年份等）。</w:t>
+      </w:r>
+    </w:p>
+    <w:p>
+      <w:pPr>
+        <w:spacing w:line="360" w:lineRule="auto"/>
+        <w:ind w:firstLineChars="100" w:firstLine="240"/>
+        <w:rPr>
+          <w:sz w:val="24"/>
+          <w:shd w:val="clear" w:color="auto" w:fill="FFFFFF"/>
+        </w:rPr>
+      </w:pPr>
+      <w:r>
+        <w:rPr>
+          <w:sz w:val="24"/>
+          <w:shd w:val="clear" w:color="auto" w:fill="FFFFFF"/>
+        </w:rPr>
+        <w:t>信息查询：查询本人的基本信息、授课课时统计等。</w:t>
+      </w:r>
+    </w:p>
+    <w:p/>
+    <w:p>
+      <w:pPr>
+        <w:pStyle w:val="3"/>
+        <w:spacing w:before="260" w:after="260"/>
+        <w:ind w:left="720"/>
+        <w:rPr>
+          <w:rFonts w:hint="eastAsia"/>
+          <w:b/>
+        </w:rPr>
+      </w:pPr>
+      <w:r>
+        <w:rPr>
+          <w:rFonts w:hint="eastAsia"/>
+          <w:b/>
+        </w:rPr>
+        <w:t xml:space="preserve">   </w:t>
+      </w:r>
+      <w:r>
+        <w:rPr>
+          <w:b/>
+        </w:rPr>
+        <w:t>学生核心功能</w:t>
+      </w:r>
+    </w:p>
+    <w:p>
+      <w:pPr>
+        <w:spacing w:line="360" w:lineRule="auto"/>
+        <w:ind w:firstLineChars="100" w:firstLine="240"/>
+        <w:rPr>
+          <w:sz w:val="24"/>
+          <w:shd w:val="clear" w:color="auto" w:fill="FFFFFF"/>
+        </w:rPr>
+      </w:pPr>
+      <w:r>
+        <w:rPr>
+          <w:sz w:val="24"/>
+          <w:shd w:val="clear" w:color="auto" w:fill="FFFFFF"/>
+        </w:rPr>
+        <w:t>此模块提供与学生选课、学习相关的所有功能，学生只能查看和操作与自己相关的信息。</w:t>
+      </w:r>
+    </w:p>
+    <w:p>
+      <w:pPr>
+        <w:spacing w:line="360" w:lineRule="auto"/>
+        <w:ind w:firstLineChars="100" w:firstLine="240"/>
+        <w:rPr>
+          <w:sz w:val="24"/>
+          <w:shd w:val="clear" w:color="auto" w:fill="FFFFFF"/>
+        </w:rPr>
+      </w:pPr>
+      <w:r>
+        <w:rPr>
+          <w:sz w:val="24"/>
+          <w:shd w:val="clear" w:color="auto" w:fill="FFFFFF"/>
+        </w:rPr>
+        <w:t>选课与退课：</w:t>
+      </w:r>
+    </w:p>
+    <w:p>
+      <w:pPr>
+        <w:spacing w:line="360" w:lineRule="auto"/>
+        <w:ind w:firstLineChars="100" w:firstLine="240"/>
+        <w:rPr>
+          <w:sz w:val="24"/>
+          <w:shd w:val="clear" w:color="auto" w:fill="FFFFFF"/>
+        </w:rPr>
+      </w:pPr>
+      <w:r>
+        <w:rPr>
+          <w:sz w:val="24"/>
+          <w:shd w:val="clear" w:color="auto" w:fill="FFFFFF"/>
+        </w:rPr>
+        <w:t>查看当前学期可供选择的课程列表（包含课程详情、授课教师、时间、地点、剩余容量）。</w:t>
+      </w:r>
+    </w:p>
+    <w:p>
+      <w:pPr>
+        <w:spacing w:line="360" w:lineRule="auto"/>
+        <w:ind w:firstLineChars="100" w:firstLine="240"/>
+        <w:rPr>
+          <w:sz w:val="24"/>
+          <w:shd w:val="clear" w:color="auto" w:fill="FFFFFF"/>
+        </w:rPr>
+      </w:pPr>
+      <w:r>
+        <w:rPr>
+          <w:sz w:val="24"/>
+          <w:shd w:val="clear" w:color="auto" w:fill="FFFFFF"/>
+        </w:rPr>
+        <w:t>进行选课</w:t>
       </w:r>
       <w:proofErr w:type="gramStart"/>
       <w:r>
         <w:rPr>
           <w:sz w:val="24"/>
-        </w:rPr>
-        <w:t>一教师</w:t>
+          <w:shd w:val="clear" w:color="auto" w:fill="FFFFFF"/>
+        </w:rPr>
+        <w:t>与退课操作</w:t>
       </w:r>
       <w:proofErr w:type="gramEnd"/>
       <w:r>
         <w:rPr>
           <w:sz w:val="24"/>
-        </w:rPr>
-        <w:t>或学生安排的课程在时间上存在重叠，这是系统在排课和选课时需要避免的情况。</w:t>
-      </w:r>
-    </w:p>
-    <w:p>
-      <w:pPr>
-        <w:pStyle w:val="20"/>
-        <w:numPr>
-          <w:ilvl w:val="0"/>
-          <w:numId w:val="32"/>
-        </w:numPr>
-        <w:spacing w:beforeLines="50" w:before="156" w:afterLines="50" w:after="156" w:line="360" w:lineRule="auto"/>
-        <w:ind w:left="420" w:firstLine="482"/>
-        <w:rPr>
-          <w:sz w:val="24"/>
-        </w:rPr>
-      </w:pPr>
-      <w:r>
-        <w:rPr>
+          <w:shd w:val="clear" w:color="auto" w:fill="FFFFFF"/>
+        </w:rPr>
+        <w:t>。系统必须在选课时进行实时冲突检查，若与已选课程时间冲突，则阻止本次选课并给出明确提示。</w:t>
+      </w:r>
+    </w:p>
+    <w:p>
+      <w:pPr>
+        <w:spacing w:line="360" w:lineRule="auto"/>
+        <w:ind w:firstLineChars="100" w:firstLine="240"/>
+        <w:rPr>
+          <w:sz w:val="24"/>
+          <w:shd w:val="clear" w:color="auto" w:fill="FFFFFF"/>
+        </w:rPr>
+      </w:pPr>
+      <w:r>
+        <w:rPr>
+          <w:sz w:val="24"/>
+          <w:shd w:val="clear" w:color="auto" w:fill="FFFFFF"/>
+        </w:rPr>
+        <w:t>个人课表与成绩查询：</w:t>
+      </w:r>
+    </w:p>
+    <w:p>
+      <w:pPr>
+        <w:spacing w:line="360" w:lineRule="auto"/>
+        <w:ind w:firstLineChars="100" w:firstLine="240"/>
+        <w:rPr>
+          <w:sz w:val="24"/>
+          <w:shd w:val="clear" w:color="auto" w:fill="FFFFFF"/>
+        </w:rPr>
+      </w:pPr>
+      <w:r>
+        <w:rPr>
+          <w:sz w:val="24"/>
+          <w:shd w:val="clear" w:color="auto" w:fill="FFFFFF"/>
+        </w:rPr>
+        <w:t>查看本人当前学期的个人课表（以日历或列表形式清晰展示）。</w:t>
+      </w:r>
+    </w:p>
+    <w:p>
+      <w:pPr>
+        <w:spacing w:line="360" w:lineRule="auto"/>
+        <w:ind w:firstLineChars="100" w:firstLine="240"/>
+        <w:rPr>
+          <w:sz w:val="24"/>
+          <w:shd w:val="clear" w:color="auto" w:fill="FFFFFF"/>
+        </w:rPr>
+      </w:pPr>
+      <w:r>
+        <w:rPr>
+          <w:sz w:val="24"/>
+          <w:shd w:val="clear" w:color="auto" w:fill="FFFFFF"/>
+        </w:rPr>
+        <w:t>查询历史课程成绩。</w:t>
+      </w:r>
+    </w:p>
+    <w:p>
+      <w:pPr>
+        <w:spacing w:line="360" w:lineRule="auto"/>
+        <w:ind w:firstLineChars="100" w:firstLine="240"/>
+        <w:rPr>
+          <w:sz w:val="24"/>
+          <w:shd w:val="clear" w:color="auto" w:fill="FFFFFF"/>
+        </w:rPr>
+      </w:pPr>
+      <w:r>
+        <w:rPr>
+          <w:sz w:val="24"/>
+          <w:shd w:val="clear" w:color="auto" w:fill="FFFFFF"/>
+        </w:rPr>
+        <w:t>信息查询：</w:t>
+      </w:r>
+    </w:p>
+    <w:p>
+      <w:pPr>
+        <w:spacing w:line="360" w:lineRule="auto"/>
+        <w:ind w:firstLineChars="100" w:firstLine="240"/>
+        <w:rPr>
+          <w:sz w:val="24"/>
+          <w:shd w:val="clear" w:color="auto" w:fill="FFFFFF"/>
+        </w:rPr>
+      </w:pPr>
+      <w:r>
+        <w:rPr>
+          <w:sz w:val="24"/>
+          <w:shd w:val="clear" w:color="auto" w:fill="FFFFFF"/>
+        </w:rPr>
+        <w:t>查询任意教师的公开信息及其负责的课程列表（含课程时间、地点）。</w:t>
+      </w:r>
+    </w:p>
+    <w:p>
+      <w:pPr>
+        <w:spacing w:line="360" w:lineRule="auto"/>
+        <w:ind w:firstLineChars="100" w:firstLine="240"/>
+        <w:rPr>
+          <w:sz w:val="24"/>
+          <w:shd w:val="clear" w:color="auto" w:fill="FFFFFF"/>
+        </w:rPr>
+      </w:pPr>
+      <w:r>
+        <w:rPr>
+          <w:sz w:val="24"/>
+          <w:shd w:val="clear" w:color="auto" w:fill="FFFFFF"/>
+        </w:rPr>
+        <w:t>查询本人的选课情况、学分进度等。</w:t>
+      </w:r>
+    </w:p>
+    <w:p>
+      <w:pPr>
+        <w:spacing w:line="360" w:lineRule="auto"/>
+        <w:ind w:firstLineChars="100" w:firstLine="240"/>
+        <w:rPr>
+          <w:sz w:val="24"/>
+          <w:shd w:val="clear" w:color="auto" w:fill="FFFFFF"/>
+        </w:rPr>
+      </w:pPr>
+      <w:r>
+        <w:rPr>
+          <w:rFonts w:hint="eastAsia"/>
+          <w:sz w:val="24"/>
+          <w:shd w:val="clear" w:color="auto" w:fill="FFFFFF"/>
+        </w:rPr>
+        <w:t>查询</w:t>
+      </w:r>
+      <w:r>
+        <w:rPr>
+          <w:rFonts w:hint="eastAsia"/>
+          <w:sz w:val="24"/>
+          <w:shd w:val="clear" w:color="auto" w:fill="FFFFFF"/>
+        </w:rPr>
+        <w:t>培养方案完成情况。</w:t>
+      </w:r>
+    </w:p>
+    <w:p>
+      <w:pPr>
+        <w:spacing w:line="360" w:lineRule="auto"/>
+        <w:ind w:firstLineChars="100" w:firstLine="240"/>
+        <w:rPr>
+          <w:sz w:val="24"/>
+          <w:shd w:val="clear" w:color="auto" w:fill="FFFFFF"/>
+        </w:rPr>
+      </w:pPr>
+    </w:p>
+    <w:p/>
+    <w:p>
+      <w:pPr>
+        <w:pStyle w:val="3"/>
+        <w:spacing w:before="260" w:after="260"/>
+        <w:ind w:left="720"/>
+        <w:rPr>
+          <w:rFonts w:hint="eastAsia"/>
           <w:b/>
-          <w:bCs/>
-          <w:sz w:val="24"/>
+        </w:rPr>
+      </w:pPr>
+      <w:r>
+        <w:rPr>
+          <w:rFonts w:hint="eastAsia"/>
+          <w:b/>
+        </w:rPr>
+        <w:t xml:space="preserve">   </w:t>
+      </w:r>
+      <w:r>
+        <w:rPr>
+          <w:b/>
+        </w:rPr>
+        <w:t>公共功能</w:t>
+      </w:r>
+    </w:p>
+    <w:p>
+      <w:pPr>
+        <w:spacing w:line="360" w:lineRule="auto"/>
+        <w:ind w:firstLineChars="100" w:firstLine="240"/>
+        <w:rPr>
+          <w:sz w:val="24"/>
+          <w:shd w:val="clear" w:color="auto" w:fill="FFFFFF"/>
+        </w:rPr>
+      </w:pPr>
+      <w:bookmarkStart w:id="32" w:name="OLE_LINK5"/>
+      <w:bookmarkStart w:id="33" w:name="OLE_LINK4"/>
+      <w:r>
+        <w:rPr>
+          <w:rFonts w:hint="eastAsia"/>
+          <w:sz w:val="24"/>
+          <w:shd w:val="clear" w:color="auto" w:fill="FFFFFF"/>
+        </w:rPr>
+        <w:t>登录</w:t>
+      </w:r>
+      <w:r>
+        <w:rPr>
+          <w:sz w:val="24"/>
+          <w:shd w:val="clear" w:color="auto" w:fill="FFFFFF"/>
+        </w:rPr>
+        <w:t>/</w:t>
+      </w:r>
+      <w:r>
+        <w:rPr>
+          <w:rFonts w:hint="eastAsia"/>
+          <w:sz w:val="24"/>
+          <w:shd w:val="clear" w:color="auto" w:fill="FFFFFF"/>
+        </w:rPr>
+        <w:t>登出：</w:t>
+      </w:r>
+      <w:bookmarkStart w:id="34" w:name="OLE_LINK3"/>
+      <w:r>
+        <w:rPr>
+          <w:rFonts w:hint="eastAsia"/>
+          <w:sz w:val="24"/>
+          <w:shd w:val="clear" w:color="auto" w:fill="FFFFFF"/>
+        </w:rPr>
+        <w:t>根据不同角色凭证（工号</w:t>
+      </w:r>
+      <w:r>
+        <w:rPr>
+          <w:sz w:val="24"/>
+          <w:shd w:val="clear" w:color="auto" w:fill="FFFFFF"/>
+        </w:rPr>
+        <w:t>/</w:t>
+      </w:r>
+      <w:r>
+        <w:rPr>
+          <w:rFonts w:hint="eastAsia"/>
+          <w:sz w:val="24"/>
+          <w:shd w:val="clear" w:color="auto" w:fill="FFFFFF"/>
+        </w:rPr>
+        <w:t>学号、密码）登录系统。</w:t>
+      </w:r>
+    </w:p>
+    <w:bookmarkEnd w:id="32"/>
+    <w:bookmarkEnd w:id="34"/>
+    <w:p>
+      <w:pPr>
+        <w:spacing w:line="360" w:lineRule="auto"/>
+        <w:ind w:firstLineChars="100" w:firstLine="240"/>
+        <w:rPr>
+          <w:sz w:val="24"/>
+          <w:shd w:val="clear" w:color="auto" w:fill="FFFFFF"/>
+        </w:rPr>
+      </w:pPr>
+      <w:r>
+        <w:rPr>
+          <w:rFonts w:hint="eastAsia"/>
+          <w:sz w:val="24"/>
+          <w:shd w:val="clear" w:color="auto" w:fill="FFFFFF"/>
+        </w:rPr>
+        <w:t>个人中心：修改登录密码，查看个人基本资料。</w:t>
+      </w:r>
+    </w:p>
+    <w:p>
+      <w:pPr>
+        <w:spacing w:line="360" w:lineRule="auto"/>
+        <w:ind w:firstLineChars="100" w:firstLine="240"/>
+        <w:rPr>
+          <w:sz w:val="24"/>
+          <w:shd w:val="clear" w:color="auto" w:fill="FFFFFF"/>
+        </w:rPr>
+      </w:pPr>
+      <w:r>
+        <w:rPr>
+          <w:rFonts w:hint="eastAsia"/>
+          <w:sz w:val="24"/>
+          <w:shd w:val="clear" w:color="auto" w:fill="FFFFFF"/>
+        </w:rPr>
+        <w:t>通知公告：查看学校或系统管理员发布的全局通知。</w:t>
+      </w:r>
+    </w:p>
+    <w:bookmarkEnd w:id="33"/>
+    <w:p>
+      <w:pPr>
+        <w:pStyle w:val="3"/>
+        <w:spacing w:before="260" w:after="260"/>
+        <w:ind w:left="720"/>
+        <w:rPr>
+          <w:rFonts w:hint="eastAsia"/>
+          <w:b/>
+        </w:rPr>
+      </w:pPr>
+      <w:r>
+        <w:rPr>
+          <w:rFonts w:hint="eastAsia"/>
+          <w:b/>
         </w:rPr>
         <w:lastRenderedPageBreak/>
-        <w:t>论文信息</w:t>
-      </w:r>
-      <w:r>
-        <w:rPr>
-          <w:sz w:val="24"/>
-        </w:rPr>
-        <w:t>：包括论文标题、发表期刊/会议名称、发表年份、作者（个人或团队，需关联系统</w:t>
-      </w:r>
-      <w:proofErr w:type="gramStart"/>
-      <w:r>
-        <w:rPr>
-          <w:sz w:val="24"/>
-        </w:rPr>
-        <w:t>内教师</w:t>
-      </w:r>
-      <w:proofErr w:type="gramEnd"/>
-      <w:r>
-        <w:rPr>
-          <w:sz w:val="24"/>
-        </w:rPr>
-        <w:t>/学生账号）、所属项目等。</w:t>
-      </w:r>
-    </w:p>
-    <w:p>
-      <w:pPr>
-        <w:pStyle w:val="20"/>
-        <w:spacing w:beforeLines="50" w:before="156" w:afterLines="50" w:after="156" w:line="360" w:lineRule="auto"/>
-        <w:ind w:firstLine="480"/>
-        <w:rPr>
-          <w:sz w:val="24"/>
-        </w:rPr>
-      </w:pPr>
-    </w:p>
+        <w:t xml:space="preserve">   学院信息汇总展示功能</w:t>
+      </w:r>
+    </w:p>
+    <w:p>
+      <w:pPr>
+        <w:spacing w:line="360" w:lineRule="auto"/>
+        <w:ind w:firstLineChars="100" w:firstLine="240"/>
+        <w:rPr>
+          <w:sz w:val="24"/>
+          <w:shd w:val="clear" w:color="auto" w:fill="FFFFFF"/>
+        </w:rPr>
+      </w:pPr>
+      <w:r>
+        <w:rPr>
+          <w:rFonts w:hint="eastAsia"/>
+          <w:sz w:val="24"/>
+          <w:shd w:val="clear" w:color="auto" w:fill="FFFFFF"/>
+        </w:rPr>
+        <w:t>信息展示：</w:t>
+      </w:r>
+    </w:p>
+    <w:p>
+      <w:pPr>
+        <w:spacing w:line="360" w:lineRule="auto"/>
+        <w:ind w:firstLineChars="100" w:firstLine="240"/>
+        <w:rPr>
+          <w:sz w:val="24"/>
+          <w:shd w:val="clear" w:color="auto" w:fill="FFFFFF"/>
+        </w:rPr>
+      </w:pPr>
+      <w:bookmarkStart w:id="35" w:name="OLE_LINK6"/>
+      <w:r>
+        <w:rPr>
+          <w:rFonts w:hint="eastAsia"/>
+          <w:sz w:val="24"/>
+          <w:shd w:val="clear" w:color="auto" w:fill="FFFFFF"/>
+        </w:rPr>
+        <w:t>老师的论文发表情况，级别和期刊</w:t>
+      </w:r>
+    </w:p>
+    <w:bookmarkEnd w:id="35"/>
+    <w:p>
+      <w:pPr>
+        <w:spacing w:line="360" w:lineRule="auto"/>
+        <w:ind w:firstLineChars="100" w:firstLine="240"/>
+        <w:rPr>
+          <w:sz w:val="24"/>
+          <w:shd w:val="clear" w:color="auto" w:fill="FFFFFF"/>
+        </w:rPr>
+      </w:pPr>
+      <w:r>
+        <w:rPr>
+          <w:rFonts w:hint="eastAsia"/>
+          <w:sz w:val="24"/>
+          <w:shd w:val="clear" w:color="auto" w:fill="FFFFFF"/>
+        </w:rPr>
+        <w:t>老师的项目以及对应资金</w:t>
+      </w:r>
+    </w:p>
+    <w:p>
+      <w:pPr>
+        <w:spacing w:line="360" w:lineRule="auto"/>
+        <w:ind w:firstLineChars="100" w:firstLine="240"/>
+        <w:rPr>
+          <w:sz w:val="24"/>
+          <w:shd w:val="clear" w:color="auto" w:fill="FFFFFF"/>
+        </w:rPr>
+      </w:pPr>
+      <w:r>
+        <w:rPr>
+          <w:rFonts w:hint="eastAsia"/>
+          <w:sz w:val="24"/>
+          <w:shd w:val="clear" w:color="auto" w:fill="FFFFFF"/>
+        </w:rPr>
+        <w:t>学生的竞赛及专利</w:t>
+      </w:r>
+    </w:p>
+    <w:p>
+      <w:pPr>
+        <w:spacing w:line="360" w:lineRule="auto"/>
+        <w:ind w:firstLineChars="100" w:firstLine="240"/>
+        <w:rPr>
+          <w:sz w:val="24"/>
+          <w:shd w:val="clear" w:color="auto" w:fill="FFFFFF"/>
+        </w:rPr>
+      </w:pPr>
+      <w:r>
+        <w:rPr>
+          <w:rFonts w:hint="eastAsia"/>
+          <w:sz w:val="24"/>
+          <w:shd w:val="clear" w:color="auto" w:fill="FFFFFF"/>
+        </w:rPr>
+        <w:t>学院升学率，就业率</w:t>
+      </w:r>
+    </w:p>
+    <w:p/>
+    <w:p/>
     <w:p>
       <w:pPr>
         <w:pStyle w:val="1"/>
         <w:spacing w:before="260" w:after="260"/>
         <w:ind w:left="431" w:hanging="431"/>
       </w:pPr>
-      <w:bookmarkStart w:id="14" w:name="_Toc12860"/>
-      <w:bookmarkStart w:id="15" w:name="_Toc84663403"/>
-      <w:bookmarkStart w:id="16" w:name="_Toc237314354"/>
+      <w:bookmarkStart w:id="36" w:name="_Toc237314364"/>
+      <w:bookmarkStart w:id="37" w:name="_Toc2522"/>
+      <w:bookmarkStart w:id="38" w:name="_Toc84663415"/>
       <w:r>
         <w:rPr>
           <w:rFonts w:hint="eastAsia"/>
         </w:rPr>
-        <w:t>业务流程描述</w:t>
-      </w:r>
-      <w:bookmarkEnd w:id="14"/>
-      <w:bookmarkEnd w:id="15"/>
-      <w:bookmarkEnd w:id="16"/>
-    </w:p>
-    <w:p>
-      <w:pPr>
+        <w:t>性能描述</w:t>
+      </w:r>
+      <w:bookmarkEnd w:id="36"/>
+      <w:bookmarkEnd w:id="37"/>
+      <w:bookmarkEnd w:id="38"/>
+    </w:p>
+    <w:p>
+      <w:pPr>
+        <w:pStyle w:val="2"/>
+        <w:spacing w:before="260" w:after="260"/>
+        <w:ind w:left="578" w:hanging="578"/>
+      </w:pPr>
+      <w:bookmarkStart w:id="39" w:name="_Toc237314367"/>
+      <w:bookmarkStart w:id="40" w:name="_Toc84663416"/>
+      <w:bookmarkStart w:id="41" w:name="_Toc7393"/>
+      <w:r>
+        <w:rPr>
+          <w:rFonts w:hint="eastAsia"/>
+        </w:rPr>
+        <w:t>适应性</w:t>
+      </w:r>
+      <w:bookmarkEnd w:id="39"/>
+      <w:bookmarkEnd w:id="40"/>
+      <w:bookmarkEnd w:id="41"/>
+    </w:p>
+    <w:p>
+      <w:pPr>
+        <w:spacing w:line="360" w:lineRule="auto"/>
+        <w:ind w:firstLineChars="200" w:firstLine="480"/>
+        <w:rPr>
+          <w:rFonts w:hAnsi="宋体" w:cs="宋体" w:hint="eastAsia"/>
+          <w:color w:val="000000"/>
+          <w:kern w:val="0"/>
+          <w:sz w:val="24"/>
+          <w:lang w:bidi="ar"/>
+        </w:rPr>
+      </w:pPr>
+      <w:r>
+        <w:rPr>
+          <w:rFonts w:hAnsi="宋体" w:cs="宋体" w:hint="eastAsia"/>
+          <w:color w:val="000000"/>
+          <w:kern w:val="0"/>
+          <w:sz w:val="24"/>
+          <w:lang w:bidi="ar"/>
+        </w:rPr>
+        <w:t>在操作方式、运行环境、与其他软件的接口以及开发计划等发生变化时，应具有的适应能力，以及客户的使用习惯。</w:t>
+      </w:r>
+    </w:p>
+    <w:p>
+      <w:pPr>
+        <w:tabs>
+          <w:tab w:val="left" w:pos="840"/>
+        </w:tabs>
         <w:spacing w:beforeLines="50" w:before="156" w:afterLines="50" w:after="156" w:line="360" w:lineRule="auto"/>
-        <w:ind w:firstLine="420"/>
+        <w:ind w:firstLineChars="200" w:firstLine="480"/>
         <w:rPr>
           <w:rFonts w:hAnsi="宋体" w:hint="eastAsia"/>
           <w:sz w:val="24"/>
@@ -4389,18 +6037,15 @@
           <w:rFonts w:hAnsi="宋体" w:hint="eastAsia"/>
           <w:sz w:val="24"/>
         </w:rPr>
-        <w:t>此处介绍有调研得来的客户需求、需求方需要的业务流程，一般以流程图或者泳道图的形式进行显示。</w:t>
-      </w:r>
-    </w:p>
-    <w:p>
-      <w:pPr>
-        <w:spacing w:beforeLines="50" w:before="156" w:afterLines="50" w:after="156" w:line="360" w:lineRule="auto"/>
-        <w:ind w:firstLine="420"/>
+        <w:t>相关参数设置可配置，不可写在代码里</w:t>
+      </w:r>
+      <w:r>
         <w:rPr>
           <w:rFonts w:hAnsi="宋体" w:hint="eastAsia"/>
           <w:sz w:val="24"/>
         </w:rPr>
-      </w:pPr>
+        <w:t>。</w:t>
+      </w:r>
     </w:p>
     <w:p>
       <w:pPr>
@@ -4408,18 +6053,18 @@
         <w:spacing w:before="260" w:after="260"/>
         <w:ind w:left="431" w:hanging="431"/>
       </w:pPr>
-      <w:bookmarkStart w:id="17" w:name="_Toc237314355"/>
-      <w:bookmarkStart w:id="18" w:name="_Toc25552"/>
-      <w:bookmarkStart w:id="19" w:name="_Toc84663404"/>
+      <w:bookmarkStart w:id="42" w:name="_Toc237314368"/>
+      <w:bookmarkStart w:id="43" w:name="_Toc84663417"/>
+      <w:bookmarkStart w:id="44" w:name="_Toc24005"/>
       <w:r>
         <w:rPr>
           <w:rFonts w:hint="eastAsia"/>
         </w:rPr>
-        <w:t>任务概述</w:t>
-      </w:r>
-      <w:bookmarkEnd w:id="17"/>
-      <w:bookmarkEnd w:id="18"/>
-      <w:bookmarkEnd w:id="19"/>
+        <w:t>运行需求</w:t>
+      </w:r>
+      <w:bookmarkEnd w:id="42"/>
+      <w:bookmarkEnd w:id="43"/>
+      <w:bookmarkEnd w:id="44"/>
     </w:p>
     <w:p>
       <w:pPr>
@@ -4427,1802 +6072,6 @@
         <w:spacing w:before="260" w:after="260"/>
         <w:ind w:left="578" w:hanging="578"/>
       </w:pPr>
-      <w:bookmarkStart w:id="20" w:name="_Toc84663405"/>
-      <w:bookmarkStart w:id="21" w:name="_Toc24429"/>
-      <w:bookmarkStart w:id="22" w:name="_Toc237314356"/>
-      <w:r>
-        <w:rPr>
-          <w:rFonts w:hint="eastAsia"/>
-        </w:rPr>
-        <w:t>目标</w:t>
-      </w:r>
-      <w:bookmarkEnd w:id="20"/>
-      <w:bookmarkEnd w:id="21"/>
-      <w:bookmarkEnd w:id="22"/>
-    </w:p>
-    <w:p>
-      <w:pPr>
-        <w:widowControl/>
-        <w:pBdr>
-          <w:top w:val="single" w:sz="2" w:space="0" w:color="E2E8F0"/>
-          <w:left w:val="single" w:sz="2" w:space="0" w:color="E2E8F0"/>
-          <w:bottom w:val="single" w:sz="2" w:space="0" w:color="E2E8F0"/>
-          <w:right w:val="single" w:sz="2" w:space="0" w:color="E2E8F0"/>
-        </w:pBdr>
-        <w:spacing w:before="96" w:after="96"/>
-        <w:jc w:val="left"/>
-        <w:rPr>
-          <w:rFonts w:ascii="Segoe UI" w:hAnsi="Segoe UI" w:cs="Segoe UI"/>
-          <w:color w:val="000000"/>
-          <w:kern w:val="0"/>
-          <w:szCs w:val="21"/>
-        </w:rPr>
-      </w:pPr>
-      <w:bookmarkStart w:id="23" w:name="_Toc237314357"/>
-      <w:bookmarkStart w:id="24" w:name="_Toc84663406"/>
-      <w:bookmarkStart w:id="25" w:name="_Toc14399"/>
-      <w:r>
-        <w:rPr>
-          <w:rFonts w:ascii="Segoe UI" w:hAnsi="Segoe UI" w:cs="Segoe UI"/>
-          <w:color w:val="000000"/>
-          <w:kern w:val="0"/>
-          <w:szCs w:val="21"/>
-        </w:rPr>
-        <w:t>开发一个基于</w:t>
-      </w:r>
-      <w:r>
-        <w:rPr>
-          <w:rFonts w:ascii="Segoe UI" w:hAnsi="Segoe UI" w:cs="Segoe UI"/>
-          <w:color w:val="000000"/>
-          <w:kern w:val="0"/>
-          <w:szCs w:val="21"/>
-        </w:rPr>
-        <w:t>Web</w:t>
-      </w:r>
-      <w:r>
-        <w:rPr>
-          <w:rFonts w:ascii="Segoe UI" w:hAnsi="Segoe UI" w:cs="Segoe UI"/>
-          <w:color w:val="000000"/>
-          <w:kern w:val="0"/>
-          <w:szCs w:val="21"/>
-        </w:rPr>
-        <w:t>的学校管理系统，实现：</w:t>
-      </w:r>
-    </w:p>
-    <w:p>
-      <w:pPr>
-        <w:widowControl/>
-        <w:numPr>
-          <w:ilvl w:val="0"/>
-          <w:numId w:val="33"/>
-        </w:numPr>
-        <w:pBdr>
-          <w:top w:val="single" w:sz="2" w:space="0" w:color="E2E8F0"/>
-          <w:left w:val="single" w:sz="2" w:space="19" w:color="E2E8F0"/>
-          <w:bottom w:val="single" w:sz="2" w:space="0" w:color="E2E8F0"/>
-          <w:right w:val="single" w:sz="2" w:space="0" w:color="E2E8F0"/>
-        </w:pBdr>
-        <w:spacing w:before="100" w:beforeAutospacing="1" w:after="120"/>
-        <w:jc w:val="left"/>
-        <w:rPr>
-          <w:rFonts w:ascii="Segoe UI" w:hAnsi="Segoe UI" w:cs="Segoe UI"/>
-          <w:color w:val="000000"/>
-          <w:kern w:val="0"/>
-          <w:szCs w:val="21"/>
-        </w:rPr>
-      </w:pPr>
-      <w:r>
-        <w:rPr>
-          <w:rFonts w:ascii="Segoe UI" w:hAnsi="Segoe UI" w:cs="Segoe UI"/>
-          <w:b/>
-          <w:bCs/>
-          <w:color w:val="000000"/>
-          <w:kern w:val="0"/>
-          <w:szCs w:val="21"/>
-          <w:bdr w:val="single" w:sz="2" w:space="0" w:color="E2E8F0" w:frame="1"/>
-        </w:rPr>
-        <w:t>角色</w:t>
-      </w:r>
-      <w:proofErr w:type="gramStart"/>
-      <w:r>
-        <w:rPr>
-          <w:rFonts w:ascii="Segoe UI" w:hAnsi="Segoe UI" w:cs="Segoe UI"/>
-          <w:b/>
-          <w:bCs/>
-          <w:color w:val="000000"/>
-          <w:kern w:val="0"/>
-          <w:szCs w:val="21"/>
-          <w:bdr w:val="single" w:sz="2" w:space="0" w:color="E2E8F0" w:frame="1"/>
-        </w:rPr>
-        <w:t>化访问</w:t>
-      </w:r>
-      <w:proofErr w:type="gramEnd"/>
-      <w:r>
-        <w:rPr>
-          <w:rFonts w:ascii="Segoe UI" w:hAnsi="Segoe UI" w:cs="Segoe UI"/>
-          <w:b/>
-          <w:bCs/>
-          <w:color w:val="000000"/>
-          <w:kern w:val="0"/>
-          <w:szCs w:val="21"/>
-          <w:bdr w:val="single" w:sz="2" w:space="0" w:color="E2E8F0" w:frame="1"/>
-        </w:rPr>
-        <w:t>控制</w:t>
-      </w:r>
-      <w:r>
-        <w:rPr>
-          <w:rFonts w:ascii="Segoe UI" w:hAnsi="Segoe UI" w:cs="Segoe UI"/>
-          <w:color w:val="000000"/>
-          <w:kern w:val="0"/>
-          <w:szCs w:val="21"/>
-        </w:rPr>
-        <w:t>：清晰区分</w:t>
-      </w:r>
-      <w:r>
-        <w:rPr>
-          <w:rFonts w:ascii="Segoe UI" w:hAnsi="Segoe UI" w:cs="Segoe UI" w:hint="eastAsia"/>
-          <w:color w:val="000000"/>
-          <w:kern w:val="0"/>
-          <w:szCs w:val="21"/>
-        </w:rPr>
-        <w:t>领导、</w:t>
-      </w:r>
-      <w:r>
-        <w:rPr>
-          <w:rFonts w:ascii="Segoe UI" w:hAnsi="Segoe UI" w:cs="Segoe UI"/>
-          <w:color w:val="000000"/>
-          <w:kern w:val="0"/>
-          <w:szCs w:val="21"/>
-        </w:rPr>
-        <w:t>管理员、教师、学生三种身份，并严格限制其数据访问范围与操作权限。</w:t>
-      </w:r>
-    </w:p>
-    <w:p>
-      <w:pPr>
-        <w:widowControl/>
-        <w:numPr>
-          <w:ilvl w:val="0"/>
-          <w:numId w:val="33"/>
-        </w:numPr>
-        <w:pBdr>
-          <w:top w:val="single" w:sz="2" w:space="0" w:color="E2E8F0"/>
-          <w:left w:val="single" w:sz="2" w:space="19" w:color="E2E8F0"/>
-          <w:bottom w:val="single" w:sz="2" w:space="0" w:color="E2E8F0"/>
-          <w:right w:val="single" w:sz="2" w:space="0" w:color="E2E8F0"/>
-        </w:pBdr>
-        <w:spacing w:before="100" w:beforeAutospacing="1" w:after="120"/>
-        <w:jc w:val="left"/>
-        <w:rPr>
-          <w:rFonts w:ascii="Segoe UI" w:hAnsi="Segoe UI" w:cs="Segoe UI"/>
-          <w:color w:val="000000"/>
-          <w:kern w:val="0"/>
-          <w:szCs w:val="21"/>
-        </w:rPr>
-      </w:pPr>
-      <w:r>
-        <w:rPr>
-          <w:rFonts w:ascii="Segoe UI" w:hAnsi="Segoe UI" w:cs="Segoe UI"/>
-          <w:b/>
-          <w:bCs/>
-          <w:color w:val="000000"/>
-          <w:kern w:val="0"/>
-          <w:szCs w:val="21"/>
-          <w:bdr w:val="single" w:sz="2" w:space="0" w:color="E2E8F0" w:frame="1"/>
-        </w:rPr>
-        <w:t>综合信息管理</w:t>
-      </w:r>
-      <w:r>
-        <w:rPr>
-          <w:rFonts w:ascii="Segoe UI" w:hAnsi="Segoe UI" w:cs="Segoe UI"/>
-          <w:color w:val="000000"/>
-          <w:kern w:val="0"/>
-          <w:szCs w:val="21"/>
-        </w:rPr>
-        <w:t>：为管理员提供对教师、学生、课程、学校资金、学术论文等信息的集中查看与管理入口。</w:t>
-      </w:r>
-    </w:p>
-    <w:p>
-      <w:pPr>
-        <w:widowControl/>
-        <w:numPr>
-          <w:ilvl w:val="0"/>
-          <w:numId w:val="33"/>
-        </w:numPr>
-        <w:pBdr>
-          <w:top w:val="single" w:sz="2" w:space="0" w:color="E2E8F0"/>
-          <w:left w:val="single" w:sz="2" w:space="19" w:color="E2E8F0"/>
-          <w:bottom w:val="single" w:sz="2" w:space="0" w:color="E2E8F0"/>
-          <w:right w:val="single" w:sz="2" w:space="0" w:color="E2E8F0"/>
-        </w:pBdr>
-        <w:spacing w:before="100" w:beforeAutospacing="1" w:after="120"/>
-        <w:jc w:val="left"/>
-        <w:rPr>
-          <w:rFonts w:ascii="Segoe UI" w:hAnsi="Segoe UI" w:cs="Segoe UI"/>
-          <w:color w:val="000000"/>
-          <w:kern w:val="0"/>
-          <w:szCs w:val="21"/>
-        </w:rPr>
-      </w:pPr>
-      <w:r>
-        <w:rPr>
-          <w:rFonts w:ascii="Segoe UI" w:hAnsi="Segoe UI" w:cs="Segoe UI"/>
-          <w:b/>
-          <w:bCs/>
-          <w:color w:val="000000"/>
-          <w:kern w:val="0"/>
-          <w:szCs w:val="21"/>
-          <w:bdr w:val="single" w:sz="2" w:space="0" w:color="E2E8F0" w:frame="1"/>
-        </w:rPr>
-        <w:t>高效课程生态</w:t>
-      </w:r>
-      <w:r>
-        <w:rPr>
-          <w:rFonts w:ascii="Segoe UI" w:hAnsi="Segoe UI" w:cs="Segoe UI"/>
-          <w:color w:val="000000"/>
-          <w:kern w:val="0"/>
-          <w:szCs w:val="21"/>
-        </w:rPr>
-        <w:t>：构建完整的课程</w:t>
-      </w:r>
-      <w:r>
-        <w:rPr>
-          <w:rFonts w:ascii="Segoe UI" w:hAnsi="Segoe UI" w:cs="Segoe UI"/>
-          <w:color w:val="000000"/>
-          <w:kern w:val="0"/>
-          <w:szCs w:val="21"/>
-        </w:rPr>
-        <w:t>“</w:t>
-      </w:r>
-      <w:r>
-        <w:rPr>
-          <w:rFonts w:ascii="Segoe UI" w:hAnsi="Segoe UI" w:cs="Segoe UI"/>
-          <w:color w:val="000000"/>
-          <w:kern w:val="0"/>
-          <w:szCs w:val="21"/>
-        </w:rPr>
-        <w:t>申请</w:t>
-      </w:r>
-      <w:r>
-        <w:rPr>
-          <w:rFonts w:ascii="Segoe UI" w:hAnsi="Segoe UI" w:cs="Segoe UI"/>
-          <w:color w:val="000000"/>
-          <w:kern w:val="0"/>
-          <w:szCs w:val="21"/>
-        </w:rPr>
-        <w:t>-</w:t>
-      </w:r>
-      <w:r>
-        <w:rPr>
-          <w:rFonts w:ascii="Segoe UI" w:hAnsi="Segoe UI" w:cs="Segoe UI"/>
-          <w:color w:val="000000"/>
-          <w:kern w:val="0"/>
-          <w:szCs w:val="21"/>
-        </w:rPr>
-        <w:t>审核</w:t>
-      </w:r>
-      <w:r>
-        <w:rPr>
-          <w:rFonts w:ascii="Segoe UI" w:hAnsi="Segoe UI" w:cs="Segoe UI"/>
-          <w:color w:val="000000"/>
-          <w:kern w:val="0"/>
-          <w:szCs w:val="21"/>
-        </w:rPr>
-        <w:t>-</w:t>
-      </w:r>
-      <w:r>
-        <w:rPr>
-          <w:rFonts w:ascii="Segoe UI" w:hAnsi="Segoe UI" w:cs="Segoe UI"/>
-          <w:color w:val="000000"/>
-          <w:kern w:val="0"/>
-          <w:szCs w:val="21"/>
-        </w:rPr>
-        <w:t>发布</w:t>
-      </w:r>
-      <w:r>
-        <w:rPr>
-          <w:rFonts w:ascii="Segoe UI" w:hAnsi="Segoe UI" w:cs="Segoe UI"/>
-          <w:color w:val="000000"/>
-          <w:kern w:val="0"/>
-          <w:szCs w:val="21"/>
-        </w:rPr>
-        <w:t>-</w:t>
-      </w:r>
-      <w:r>
-        <w:rPr>
-          <w:rFonts w:ascii="Segoe UI" w:hAnsi="Segoe UI" w:cs="Segoe UI"/>
-          <w:color w:val="000000"/>
-          <w:kern w:val="0"/>
-          <w:szCs w:val="21"/>
-        </w:rPr>
-        <w:t>选课</w:t>
-      </w:r>
-      <w:r>
-        <w:rPr>
-          <w:rFonts w:ascii="Segoe UI" w:hAnsi="Segoe UI" w:cs="Segoe UI"/>
-          <w:color w:val="000000"/>
-          <w:kern w:val="0"/>
-          <w:szCs w:val="21"/>
-        </w:rPr>
-        <w:t>”</w:t>
-      </w:r>
-      <w:r>
-        <w:rPr>
-          <w:rFonts w:ascii="Segoe UI" w:hAnsi="Segoe UI" w:cs="Segoe UI"/>
-          <w:color w:val="000000"/>
-          <w:kern w:val="0"/>
-          <w:szCs w:val="21"/>
-        </w:rPr>
-        <w:t>流程，并在排课与选课环节内置冲突检测机制，避免时间冲突。</w:t>
-      </w:r>
-    </w:p>
-    <w:p>
-      <w:pPr>
-        <w:widowControl/>
-        <w:numPr>
-          <w:ilvl w:val="0"/>
-          <w:numId w:val="33"/>
-        </w:numPr>
-        <w:pBdr>
-          <w:top w:val="single" w:sz="2" w:space="0" w:color="E2E8F0"/>
-          <w:left w:val="single" w:sz="2" w:space="19" w:color="E2E8F0"/>
-          <w:bottom w:val="single" w:sz="2" w:space="0" w:color="E2E8F0"/>
-          <w:right w:val="single" w:sz="2" w:space="0" w:color="E2E8F0"/>
-        </w:pBdr>
-        <w:spacing w:before="100" w:beforeAutospacing="1" w:after="120"/>
-        <w:jc w:val="left"/>
-        <w:rPr>
-          <w:rFonts w:ascii="Segoe UI" w:hAnsi="Segoe UI" w:cs="Segoe UI"/>
-          <w:color w:val="000000"/>
-          <w:kern w:val="0"/>
-          <w:szCs w:val="21"/>
-        </w:rPr>
-      </w:pPr>
-      <w:r>
-        <w:rPr>
-          <w:rFonts w:ascii="Segoe UI" w:hAnsi="Segoe UI" w:cs="Segoe UI"/>
-          <w:b/>
-          <w:bCs/>
-          <w:color w:val="000000"/>
-          <w:kern w:val="0"/>
-          <w:szCs w:val="21"/>
-          <w:bdr w:val="single" w:sz="2" w:space="0" w:color="E2E8F0" w:frame="1"/>
-        </w:rPr>
-        <w:t>个性化信息门户</w:t>
-      </w:r>
-      <w:r>
-        <w:rPr>
-          <w:rFonts w:ascii="Segoe UI" w:hAnsi="Segoe UI" w:cs="Segoe UI"/>
-          <w:color w:val="000000"/>
-          <w:kern w:val="0"/>
-          <w:szCs w:val="21"/>
-        </w:rPr>
-        <w:t>：为教师和学生提供仅与其自身相关的信息视图与功能操作，提升用户体验与数据安全性。</w:t>
-      </w:r>
-    </w:p>
-    <w:p>
-      <w:pPr>
-        <w:pStyle w:val="2"/>
-        <w:spacing w:before="260" w:after="260"/>
-        <w:ind w:left="578" w:hanging="578"/>
-      </w:pPr>
-      <w:r>
-        <w:rPr>
-          <w:rFonts w:hint="eastAsia"/>
-        </w:rPr>
-        <w:t>运行环境</w:t>
-      </w:r>
-      <w:bookmarkEnd w:id="23"/>
-      <w:bookmarkEnd w:id="24"/>
-      <w:bookmarkEnd w:id="25"/>
-      <w:r>
-        <w:rPr>
-          <w:rFonts w:hint="eastAsia"/>
-        </w:rPr>
-        <w:t xml:space="preserve"> </w:t>
-      </w:r>
-    </w:p>
-    <w:p>
-      <w:pPr>
-        <w:pStyle w:val="3"/>
-        <w:numPr>
-          <w:ilvl w:val="2"/>
-          <w:numId w:val="63"/>
-        </w:numPr>
-        <w:rPr>
-          <w:sz w:val="24"/>
-          <w:szCs w:val="24"/>
-        </w:rPr>
-      </w:pPr>
-      <w:r>
-        <w:rPr>
-          <w:sz w:val="24"/>
-          <w:szCs w:val="24"/>
-        </w:rPr>
-        <w:t>软件运行环境</w:t>
-      </w:r>
-    </w:p>
-    <w:p>
-      <w:pPr>
-        <w:numPr>
-          <w:ilvl w:val="0"/>
-          <w:numId w:val="64"/>
-        </w:numPr>
-      </w:pPr>
-      <w:r>
-        <w:rPr>
-          <w:b/>
-          <w:bCs/>
-        </w:rPr>
-        <w:t>服务器端：</w:t>
-      </w:r>
-    </w:p>
-    <w:p>
-      <w:pPr>
-        <w:numPr>
-          <w:ilvl w:val="1"/>
-          <w:numId w:val="65"/>
-        </w:numPr>
-      </w:pPr>
-      <w:r>
-        <w:t>操作系统：Linux (推荐 CentOS 7+/Ubuntu 20.04 LTS) 或 Windows Server 2019+</w:t>
-      </w:r>
-    </w:p>
-    <w:p>
-      <w:pPr>
-        <w:numPr>
-          <w:ilvl w:val="1"/>
-          <w:numId w:val="66"/>
-        </w:numPr>
-      </w:pPr>
-      <w:r>
-        <w:t>Web服务器：Nginx 1.18+ / Apache 2.4+</w:t>
-      </w:r>
-    </w:p>
-    <w:p>
-      <w:pPr>
-        <w:numPr>
-          <w:ilvl w:val="1"/>
-          <w:numId w:val="67"/>
-        </w:numPr>
-      </w:pPr>
-      <w:r>
-        <w:t>应用服务器：Tomcat 9+ / JDK 11+</w:t>
-      </w:r>
-    </w:p>
-    <w:p>
-      <w:pPr>
-        <w:numPr>
-          <w:ilvl w:val="1"/>
-          <w:numId w:val="68"/>
-        </w:numPr>
-      </w:pPr>
-      <w:r>
-        <w:t>数据库：MySQL 8.0+ 或 PostgreSQL 12+</w:t>
-      </w:r>
-    </w:p>
-    <w:p>
-      <w:pPr>
-        <w:numPr>
-          <w:ilvl w:val="0"/>
-          <w:numId w:val="64"/>
-        </w:numPr>
-      </w:pPr>
-      <w:r>
-        <w:rPr>
-          <w:b/>
-          <w:bCs/>
-        </w:rPr>
-        <w:t>客户端（浏览器）：</w:t>
-      </w:r>
-    </w:p>
-    <w:p>
-      <w:pPr>
-        <w:numPr>
-          <w:ilvl w:val="1"/>
-          <w:numId w:val="69"/>
-        </w:numPr>
-      </w:pPr>
-      <w:r>
-        <w:t>支持 Chrome 80+, Firefox 75+, Edge 80+, Safari 13+ 等现代浏览器。</w:t>
-      </w:r>
-    </w:p>
-    <w:p>
-      <w:pPr>
-        <w:numPr>
-          <w:ilvl w:val="1"/>
-          <w:numId w:val="70"/>
-        </w:numPr>
-      </w:pPr>
-      <w:r>
-        <w:t>需启用JavaScript和Cookie。</w:t>
-      </w:r>
-    </w:p>
-    <w:p>
-      <w:pPr>
-        <w:rPr>
-          <w:rFonts w:hint="eastAsia"/>
-        </w:rPr>
-      </w:pPr>
-    </w:p>
-    <w:p>
-      <w:pPr>
-        <w:pStyle w:val="3"/>
-        <w:numPr>
-          <w:ilvl w:val="2"/>
-          <w:numId w:val="63"/>
-        </w:numPr>
-        <w:rPr>
-          <w:sz w:val="24"/>
-          <w:szCs w:val="24"/>
-        </w:rPr>
-      </w:pPr>
-      <w:r>
-        <w:rPr>
-          <w:sz w:val="24"/>
-          <w:szCs w:val="24"/>
-        </w:rPr>
-        <w:t>硬件运行环境（建议）</w:t>
-      </w:r>
-    </w:p>
-    <w:p>
-      <w:pPr>
-        <w:numPr>
-          <w:ilvl w:val="0"/>
-          <w:numId w:val="71"/>
-        </w:numPr>
-      </w:pPr>
-      <w:r>
-        <w:rPr>
-          <w:b/>
-          <w:bCs/>
-        </w:rPr>
-        <w:t>服务器：</w:t>
-      </w:r>
-    </w:p>
-    <w:p>
-      <w:pPr>
-        <w:numPr>
-          <w:ilvl w:val="1"/>
-          <w:numId w:val="72"/>
-        </w:numPr>
-      </w:pPr>
-      <w:r>
-        <w:t>CPU: 4核或以上</w:t>
-      </w:r>
-    </w:p>
-    <w:p>
-      <w:pPr>
-        <w:numPr>
-          <w:ilvl w:val="1"/>
-          <w:numId w:val="73"/>
-        </w:numPr>
-      </w:pPr>
-      <w:r>
-        <w:t>内存: 8GB 或以上</w:t>
-      </w:r>
-    </w:p>
-    <w:p>
-      <w:pPr>
-        <w:numPr>
-          <w:ilvl w:val="1"/>
-          <w:numId w:val="74"/>
-        </w:numPr>
-      </w:pPr>
-      <w:r>
-        <w:t>硬盘: 100GB 可用空间 (根据数据量预估)</w:t>
-      </w:r>
-    </w:p>
-    <w:p>
-      <w:pPr>
-        <w:numPr>
-          <w:ilvl w:val="0"/>
-          <w:numId w:val="71"/>
-        </w:numPr>
-      </w:pPr>
-      <w:r>
-        <w:rPr>
-          <w:b/>
-          <w:bCs/>
-        </w:rPr>
-        <w:t>网络环境：</w:t>
-      </w:r>
-    </w:p>
-    <w:p>
-      <w:pPr>
-        <w:numPr>
-          <w:ilvl w:val="1"/>
-          <w:numId w:val="75"/>
-        </w:numPr>
-      </w:pPr>
-      <w:r>
-        <w:t>校园网内部访问，保证带宽与稳定性。</w:t>
-      </w:r>
-    </w:p>
-    <w:p>
-      <w:pPr>
-        <w:numPr>
-          <w:ilvl w:val="1"/>
-          <w:numId w:val="76"/>
-        </w:numPr>
-        <w:rPr>
-          <w:rFonts w:hint="eastAsia"/>
-        </w:rPr>
-      </w:pPr>
-      <w:r>
-        <w:t>如需校外访问，需配置VPN或进行安全策略开放。</w:t>
-      </w:r>
-    </w:p>
-    <w:p>
-      <w:pPr>
-        <w:pStyle w:val="2"/>
-        <w:spacing w:before="260" w:after="260"/>
-        <w:ind w:left="578" w:hanging="578"/>
-      </w:pPr>
-      <w:bookmarkStart w:id="26" w:name="_Toc84663408"/>
-      <w:bookmarkStart w:id="27" w:name="_Toc237314362"/>
-      <w:bookmarkStart w:id="28" w:name="_Toc22583"/>
-      <w:r>
-        <w:rPr>
-          <w:rFonts w:hint="eastAsia"/>
-        </w:rPr>
-        <w:t>功能划分</w:t>
-      </w:r>
-      <w:bookmarkEnd w:id="26"/>
-      <w:bookmarkEnd w:id="27"/>
-      <w:bookmarkEnd w:id="28"/>
-    </w:p>
-    <w:p>
-      <w:pPr>
-        <w:widowControl/>
-        <w:pBdr>
-          <w:top w:val="single" w:sz="2" w:space="0" w:color="E2E8F0"/>
-          <w:left w:val="single" w:sz="2" w:space="0" w:color="E2E8F0"/>
-          <w:bottom w:val="single" w:sz="2" w:space="0" w:color="E2E8F0"/>
-          <w:right w:val="single" w:sz="2" w:space="0" w:color="E2E8F0"/>
-        </w:pBdr>
-        <w:spacing w:before="96" w:after="96"/>
-        <w:jc w:val="left"/>
-        <w:rPr>
-          <w:rFonts w:ascii="Segoe UI" w:hAnsi="Segoe UI" w:cs="Segoe UI"/>
-          <w:color w:val="000000"/>
-          <w:kern w:val="0"/>
-          <w:szCs w:val="21"/>
-        </w:rPr>
-      </w:pPr>
-      <w:bookmarkStart w:id="29" w:name="_Toc30484"/>
-      <w:bookmarkStart w:id="30" w:name="_Toc237314363"/>
-      <w:bookmarkStart w:id="31" w:name="_Toc84663409"/>
-      <w:r>
-        <w:rPr>
-          <w:rFonts w:ascii="Segoe UI" w:hAnsi="Segoe UI" w:cs="Segoe UI"/>
-          <w:color w:val="000000"/>
-          <w:kern w:val="0"/>
-          <w:szCs w:val="21"/>
-        </w:rPr>
-        <w:t>系统按角色划分为</w:t>
-      </w:r>
-      <w:r>
-        <w:rPr>
-          <w:rFonts w:ascii="Segoe UI" w:hAnsi="Segoe UI" w:cs="Segoe UI" w:hint="eastAsia"/>
-          <w:color w:val="000000"/>
-          <w:kern w:val="0"/>
-          <w:szCs w:val="21"/>
-        </w:rPr>
-        <w:t>五</w:t>
-      </w:r>
-      <w:r>
-        <w:rPr>
-          <w:rFonts w:ascii="Segoe UI" w:hAnsi="Segoe UI" w:cs="Segoe UI"/>
-          <w:color w:val="000000"/>
-          <w:kern w:val="0"/>
-          <w:szCs w:val="21"/>
-        </w:rPr>
-        <w:t>大功能模块：</w:t>
-      </w:r>
-    </w:p>
-    <w:p>
-      <w:pPr>
-        <w:widowControl/>
-        <w:numPr>
-          <w:ilvl w:val="0"/>
-          <w:numId w:val="34"/>
-        </w:numPr>
-        <w:pBdr>
-          <w:top w:val="single" w:sz="2" w:space="0" w:color="E2E8F0"/>
-          <w:left w:val="single" w:sz="2" w:space="19" w:color="E2E8F0"/>
-          <w:bottom w:val="single" w:sz="2" w:space="0" w:color="E2E8F0"/>
-          <w:right w:val="single" w:sz="2" w:space="0" w:color="E2E8F0"/>
-        </w:pBdr>
-        <w:spacing w:before="100" w:beforeAutospacing="1" w:after="120"/>
-        <w:jc w:val="left"/>
-        <w:rPr>
-          <w:rFonts w:ascii="Segoe UI" w:hAnsi="Segoe UI" w:cs="Segoe UI"/>
-          <w:color w:val="000000"/>
-          <w:kern w:val="0"/>
-          <w:szCs w:val="21"/>
-        </w:rPr>
-      </w:pPr>
-      <w:r>
-        <w:rPr>
-          <w:rFonts w:ascii="Segoe UI" w:hAnsi="Segoe UI" w:cs="Segoe UI"/>
-          <w:b/>
-          <w:bCs/>
-          <w:color w:val="000000"/>
-          <w:kern w:val="0"/>
-          <w:szCs w:val="21"/>
-          <w:bdr w:val="single" w:sz="2" w:space="0" w:color="E2E8F0" w:frame="1"/>
-        </w:rPr>
-        <w:t>管理员核心功能模块</w:t>
-      </w:r>
-    </w:p>
-    <w:p>
-      <w:pPr>
-        <w:widowControl/>
-        <w:numPr>
-          <w:ilvl w:val="0"/>
-          <w:numId w:val="34"/>
-        </w:numPr>
-        <w:pBdr>
-          <w:top w:val="single" w:sz="2" w:space="0" w:color="E2E8F0"/>
-          <w:left w:val="single" w:sz="2" w:space="19" w:color="E2E8F0"/>
-          <w:bottom w:val="single" w:sz="2" w:space="0" w:color="E2E8F0"/>
-          <w:right w:val="single" w:sz="2" w:space="0" w:color="E2E8F0"/>
-        </w:pBdr>
-        <w:spacing w:before="100" w:beforeAutospacing="1" w:after="120"/>
-        <w:jc w:val="left"/>
-        <w:rPr>
-          <w:rFonts w:ascii="Segoe UI" w:hAnsi="Segoe UI" w:cs="Segoe UI"/>
-          <w:color w:val="000000"/>
-          <w:kern w:val="0"/>
-          <w:szCs w:val="21"/>
-        </w:rPr>
-      </w:pPr>
-      <w:r>
-        <w:rPr>
-          <w:rFonts w:ascii="Segoe UI" w:hAnsi="Segoe UI" w:cs="Segoe UI"/>
-          <w:b/>
-          <w:bCs/>
-          <w:color w:val="000000"/>
-          <w:kern w:val="0"/>
-          <w:szCs w:val="21"/>
-          <w:bdr w:val="single" w:sz="2" w:space="0" w:color="E2E8F0" w:frame="1"/>
-        </w:rPr>
-        <w:t>教师核心功能模块</w:t>
-      </w:r>
-    </w:p>
-    <w:p>
-      <w:pPr>
-        <w:widowControl/>
-        <w:numPr>
-          <w:ilvl w:val="0"/>
-          <w:numId w:val="34"/>
-        </w:numPr>
-        <w:pBdr>
-          <w:top w:val="single" w:sz="2" w:space="0" w:color="E2E8F0"/>
-          <w:left w:val="single" w:sz="2" w:space="19" w:color="E2E8F0"/>
-          <w:bottom w:val="single" w:sz="2" w:space="0" w:color="E2E8F0"/>
-          <w:right w:val="single" w:sz="2" w:space="0" w:color="E2E8F0"/>
-        </w:pBdr>
-        <w:spacing w:before="100" w:beforeAutospacing="1" w:after="120"/>
-        <w:jc w:val="left"/>
-        <w:rPr>
-          <w:rFonts w:ascii="Segoe UI" w:hAnsi="Segoe UI" w:cs="Segoe UI"/>
-          <w:color w:val="000000"/>
-          <w:kern w:val="0"/>
-          <w:szCs w:val="21"/>
-        </w:rPr>
-      </w:pPr>
-      <w:r>
-        <w:rPr>
-          <w:rFonts w:ascii="Segoe UI" w:hAnsi="Segoe UI" w:cs="Segoe UI"/>
-          <w:b/>
-          <w:bCs/>
-          <w:color w:val="000000"/>
-          <w:kern w:val="0"/>
-          <w:szCs w:val="21"/>
-          <w:bdr w:val="single" w:sz="2" w:space="0" w:color="E2E8F0" w:frame="1"/>
-        </w:rPr>
-        <w:t>学生核心功能模块</w:t>
-      </w:r>
-    </w:p>
-    <w:p>
-      <w:pPr>
-        <w:widowControl/>
-        <w:numPr>
-          <w:ilvl w:val="0"/>
-          <w:numId w:val="34"/>
-        </w:numPr>
-        <w:pBdr>
-          <w:top w:val="single" w:sz="2" w:space="0" w:color="E2E8F0"/>
-          <w:left w:val="single" w:sz="2" w:space="19" w:color="E2E8F0"/>
-          <w:bottom w:val="single" w:sz="2" w:space="0" w:color="E2E8F0"/>
-          <w:right w:val="single" w:sz="2" w:space="0" w:color="E2E8F0"/>
-        </w:pBdr>
-        <w:spacing w:before="100" w:beforeAutospacing="1" w:after="120"/>
-        <w:jc w:val="left"/>
-        <w:rPr>
-          <w:rFonts w:ascii="Segoe UI" w:hAnsi="Segoe UI" w:cs="Segoe UI"/>
-          <w:color w:val="000000"/>
-          <w:kern w:val="0"/>
-          <w:szCs w:val="21"/>
-        </w:rPr>
-      </w:pPr>
-      <w:r>
-        <w:rPr>
-          <w:rFonts w:ascii="Segoe UI" w:hAnsi="Segoe UI" w:cs="Segoe UI"/>
-          <w:b/>
-          <w:bCs/>
-          <w:color w:val="000000"/>
-          <w:kern w:val="0"/>
-          <w:szCs w:val="21"/>
-          <w:bdr w:val="single" w:sz="2" w:space="0" w:color="E2E8F0" w:frame="1"/>
-        </w:rPr>
-        <w:t>公共功能模块</w:t>
-      </w:r>
-      <w:r>
-        <w:rPr>
-          <w:rFonts w:ascii="Segoe UI" w:hAnsi="Segoe UI" w:cs="Segoe UI"/>
-          <w:color w:val="000000"/>
-          <w:kern w:val="0"/>
-          <w:szCs w:val="21"/>
-        </w:rPr>
-        <w:t>（如登录、修改密码、通知公告）</w:t>
-      </w:r>
-    </w:p>
-    <w:p>
-      <w:pPr>
-        <w:widowControl/>
-        <w:numPr>
-          <w:ilvl w:val="0"/>
-          <w:numId w:val="34"/>
-        </w:numPr>
-        <w:pBdr>
-          <w:top w:val="single" w:sz="2" w:space="0" w:color="E2E8F0"/>
-          <w:left w:val="single" w:sz="2" w:space="19" w:color="E2E8F0"/>
-          <w:bottom w:val="single" w:sz="2" w:space="0" w:color="E2E8F0"/>
-          <w:right w:val="single" w:sz="2" w:space="0" w:color="E2E8F0"/>
-        </w:pBdr>
-        <w:spacing w:before="100" w:beforeAutospacing="1" w:after="120"/>
-        <w:jc w:val="left"/>
-        <w:rPr>
-          <w:rFonts w:ascii="Segoe UI" w:hAnsi="Segoe UI" w:cs="Segoe UI"/>
-          <w:color w:val="000000"/>
-          <w:kern w:val="0"/>
-          <w:szCs w:val="21"/>
-        </w:rPr>
-      </w:pPr>
-      <w:r>
-        <w:rPr>
-          <w:rFonts w:ascii="Segoe UI" w:hAnsi="Segoe UI" w:cs="Segoe UI" w:hint="eastAsia"/>
-          <w:b/>
-          <w:bCs/>
-          <w:color w:val="000000"/>
-          <w:kern w:val="0"/>
-          <w:szCs w:val="21"/>
-          <w:bdr w:val="single" w:sz="2" w:space="0" w:color="E2E8F0" w:frame="1"/>
-        </w:rPr>
-        <w:t>学院信息展示模块</w:t>
-      </w:r>
-    </w:p>
-    <w:p>
-      <w:pPr>
-        <w:pStyle w:val="2"/>
-        <w:spacing w:before="260" w:after="260"/>
-        <w:ind w:left="578" w:hanging="578"/>
-      </w:pPr>
-      <w:r>
-        <w:rPr>
-          <w:rFonts w:hint="eastAsia"/>
-        </w:rPr>
-        <w:t>功能描述</w:t>
-      </w:r>
-      <w:bookmarkEnd w:id="29"/>
-      <w:bookmarkEnd w:id="30"/>
-      <w:bookmarkEnd w:id="31"/>
-    </w:p>
-    <w:p>
-      <w:pPr>
-        <w:pStyle w:val="3"/>
-        <w:spacing w:before="260" w:after="260"/>
-        <w:ind w:left="720"/>
-        <w:rPr>
-          <w:rFonts w:hint="eastAsia"/>
-          <w:b/>
-        </w:rPr>
-      </w:pPr>
-      <w:r>
-        <w:rPr>
-          <w:rFonts w:hint="eastAsia"/>
-          <w:b/>
-          <w:bCs w:val="0"/>
-        </w:rPr>
-        <w:t xml:space="preserve"> </w:t>
-      </w:r>
-      <w:r>
-        <w:rPr>
-          <w:b/>
-        </w:rPr>
-        <w:t> 管理员核心功能</w:t>
-      </w:r>
-    </w:p>
-    <w:p>
-      <w:r>
-        <w:t>此模块用于系统的全局管理与监控。</w:t>
-      </w:r>
-    </w:p>
-    <w:p>
-      <w:pPr>
-        <w:numPr>
-          <w:ilvl w:val="0"/>
-          <w:numId w:val="44"/>
-        </w:numPr>
-      </w:pPr>
-      <w:r>
-        <w:rPr>
-          <w:b/>
-          <w:bCs/>
-        </w:rPr>
-        <w:t>用户账户管理</w:t>
-      </w:r>
-      <w:r>
-        <w:t>：对教师、学生账户进行增、</w:t>
-      </w:r>
-      <w:proofErr w:type="gramStart"/>
-      <w:r>
-        <w:t>删</w:t>
-      </w:r>
-      <w:proofErr w:type="gramEnd"/>
-      <w:r>
-        <w:t>、改、查、启用/禁用操作。</w:t>
-      </w:r>
-    </w:p>
-    <w:p>
-      <w:pPr>
-        <w:numPr>
-          <w:ilvl w:val="0"/>
-          <w:numId w:val="44"/>
-        </w:numPr>
-      </w:pPr>
-      <w:r>
-        <w:rPr>
-          <w:b/>
-          <w:bCs/>
-        </w:rPr>
-        <w:t>基础数据维护</w:t>
-      </w:r>
-      <w:r>
-        <w:t>：维护院系、专业、班级等基础组织架构信息。</w:t>
-      </w:r>
-    </w:p>
-    <w:p>
-      <w:pPr>
-        <w:numPr>
-          <w:ilvl w:val="0"/>
-          <w:numId w:val="44"/>
-        </w:numPr>
-      </w:pPr>
-      <w:r>
-        <w:rPr>
-          <w:b/>
-          <w:bCs/>
-        </w:rPr>
-        <w:t>课程库与排课管理</w:t>
-      </w:r>
-      <w:r>
-        <w:t>：</w:t>
-      </w:r>
-    </w:p>
-    <w:p>
-      <w:pPr>
-        <w:numPr>
-          <w:ilvl w:val="1"/>
-          <w:numId w:val="45"/>
-        </w:numPr>
-      </w:pPr>
-      <w:r>
-        <w:t>维护全校课程库（课程代码、名称、学分、简介等）。</w:t>
-      </w:r>
-    </w:p>
-    <w:p>
-      <w:pPr>
-        <w:numPr>
-          <w:ilvl w:val="1"/>
-          <w:numId w:val="46"/>
-        </w:numPr>
-      </w:pPr>
-      <w:r>
-        <w:t>审核教师提交的课程开设申请。</w:t>
-      </w:r>
-    </w:p>
-    <w:p>
-      <w:pPr>
-        <w:numPr>
-          <w:ilvl w:val="1"/>
-          <w:numId w:val="47"/>
-        </w:numPr>
-      </w:pPr>
-      <w:r>
-        <w:t>发布学期课程总表，并</w:t>
-      </w:r>
-      <w:r>
-        <w:rPr>
-          <w:b/>
-          <w:bCs/>
-        </w:rPr>
-        <w:t>确保在排课阶段避免教师时间冲突</w:t>
-      </w:r>
-      <w:r>
-        <w:t>。</w:t>
-      </w:r>
-    </w:p>
-    <w:p>
-      <w:pPr>
-        <w:numPr>
-          <w:ilvl w:val="0"/>
-          <w:numId w:val="44"/>
-        </w:numPr>
-      </w:pPr>
-      <w:r>
-        <w:rPr>
-          <w:b/>
-          <w:bCs/>
-        </w:rPr>
-        <w:t>资金与项目管理</w:t>
-      </w:r>
-      <w:r>
-        <w:t>：录入、查看和统计学校各类项目资金信息（项目名称、负责人、金额、状态等）。</w:t>
-      </w:r>
-    </w:p>
-    <w:p>
-      <w:pPr>
-        <w:numPr>
-          <w:ilvl w:val="0"/>
-          <w:numId w:val="44"/>
-        </w:numPr>
-      </w:pPr>
-      <w:r>
-        <w:rPr>
-          <w:b/>
-          <w:bCs/>
-        </w:rPr>
-        <w:t>学术成果汇总</w:t>
-      </w:r>
-      <w:r>
-        <w:t>：集中查看全校教师/学生发表的论文信息（论文名、发布期刊、发表年份、作者/团队），支持按条件筛选和导出。</w:t>
-      </w:r>
-    </w:p>
-    <w:p>
-      <w:pPr>
-        <w:numPr>
-          <w:ilvl w:val="0"/>
-          <w:numId w:val="44"/>
-        </w:numPr>
-      </w:pPr>
-      <w:r>
-        <w:rPr>
-          <w:b/>
-          <w:bCs/>
-        </w:rPr>
-        <w:t>系统监控</w:t>
-      </w:r>
-      <w:r>
-        <w:t>：查看系统操作日志，监控运行状态。</w:t>
-      </w:r>
-    </w:p>
-    <w:p/>
-    <w:p>
-      <w:pPr>
-        <w:pStyle w:val="3"/>
-        <w:spacing w:before="260" w:after="260"/>
-        <w:ind w:left="720"/>
-        <w:rPr>
-          <w:rFonts w:hint="eastAsia"/>
-          <w:b/>
-        </w:rPr>
-      </w:pPr>
-      <w:r>
-        <w:rPr>
-          <w:rFonts w:hint="eastAsia"/>
-          <w:b/>
-        </w:rPr>
-        <w:lastRenderedPageBreak/>
-        <w:t xml:space="preserve">   </w:t>
-      </w:r>
-      <w:r>
-        <w:rPr>
-          <w:b/>
-        </w:rPr>
-        <w:t>教师核心功能</w:t>
-      </w:r>
-    </w:p>
-    <w:p>
-      <w:r>
-        <w:t>此模块提供与教师教学、科研相关的所有功能，教师</w:t>
-      </w:r>
-      <w:r>
-        <w:rPr>
-          <w:b/>
-          <w:bCs/>
-        </w:rPr>
-        <w:t>只能查看和操作与自己相关的信息</w:t>
-      </w:r>
-      <w:r>
-        <w:t>。</w:t>
-      </w:r>
-    </w:p>
-    <w:p>
-      <w:pPr>
-        <w:numPr>
-          <w:ilvl w:val="0"/>
-          <w:numId w:val="48"/>
-        </w:numPr>
-      </w:pPr>
-      <w:r>
-        <w:rPr>
-          <w:b/>
-          <w:bCs/>
-        </w:rPr>
-        <w:t>个人课表与课程管理</w:t>
-      </w:r>
-      <w:r>
-        <w:t>：</w:t>
-      </w:r>
-    </w:p>
-    <w:p>
-      <w:pPr>
-        <w:numPr>
-          <w:ilvl w:val="1"/>
-          <w:numId w:val="49"/>
-        </w:numPr>
-      </w:pPr>
-      <w:r>
-        <w:t>查看本人本学期及历史的授课课表。</w:t>
-      </w:r>
-    </w:p>
-    <w:p>
-      <w:pPr>
-        <w:numPr>
-          <w:ilvl w:val="1"/>
-          <w:numId w:val="50"/>
-        </w:numPr>
-      </w:pPr>
-      <w:r>
-        <w:t>申请开设新课程，填写课程时间、地点、容量等信息。系统应在申请时提示</w:t>
-      </w:r>
-      <w:r>
-        <w:rPr>
-          <w:b/>
-          <w:bCs/>
-        </w:rPr>
-        <w:t>时间冲突风险</w:t>
-      </w:r>
-      <w:r>
-        <w:t>。</w:t>
-      </w:r>
-    </w:p>
-    <w:p>
-      <w:pPr>
-        <w:numPr>
-          <w:ilvl w:val="1"/>
-          <w:numId w:val="51"/>
-        </w:numPr>
-      </w:pPr>
-      <w:r>
-        <w:t>管理已获批准并由本人负责的课程，更新课程大纲、课件等资料。</w:t>
-      </w:r>
-    </w:p>
-    <w:p>
-      <w:pPr>
-        <w:numPr>
-          <w:ilvl w:val="1"/>
-          <w:numId w:val="52"/>
-        </w:numPr>
-      </w:pPr>
-      <w:r>
-        <w:t>查看所选课程的学生名单。</w:t>
-      </w:r>
-    </w:p>
-    <w:p>
-      <w:pPr>
-        <w:numPr>
-          <w:ilvl w:val="0"/>
-          <w:numId w:val="48"/>
-        </w:numPr>
-      </w:pPr>
-      <w:r>
-        <w:rPr>
-          <w:b/>
-          <w:bCs/>
-        </w:rPr>
-        <w:t>学术成果维护</w:t>
-      </w:r>
-      <w:r>
-        <w:t>：登记、修改和删除个人（或作为团队成员）发表的论文信息（论文名、期刊、年份等）。</w:t>
-      </w:r>
-    </w:p>
-    <w:p>
-      <w:pPr>
-        <w:numPr>
-          <w:ilvl w:val="0"/>
-          <w:numId w:val="48"/>
-        </w:numPr>
-      </w:pPr>
-      <w:r>
-        <w:rPr>
-          <w:b/>
-          <w:bCs/>
-        </w:rPr>
-        <w:t>信息查询</w:t>
-      </w:r>
-      <w:r>
-        <w:t>：查询本人的基本信息、授课课时统计等。</w:t>
-      </w:r>
-    </w:p>
-    <w:p/>
-    <w:p>
-      <w:pPr>
-        <w:pStyle w:val="3"/>
-        <w:spacing w:before="260" w:after="260"/>
-        <w:ind w:left="720"/>
-        <w:rPr>
-          <w:rFonts w:hint="eastAsia"/>
-          <w:b/>
-        </w:rPr>
-      </w:pPr>
-      <w:r>
-        <w:rPr>
-          <w:rFonts w:hint="eastAsia"/>
-          <w:b/>
-        </w:rPr>
-        <w:t xml:space="preserve">   </w:t>
-      </w:r>
-      <w:r>
-        <w:rPr>
-          <w:b/>
-        </w:rPr>
-        <w:t>学生核心功能</w:t>
-      </w:r>
-    </w:p>
-    <w:p>
-      <w:r>
-        <w:t>此模块提供与学生选课、学习相关的所有功能，学生</w:t>
-      </w:r>
-      <w:r>
-        <w:rPr>
-          <w:b/>
-          <w:bCs/>
-        </w:rPr>
-        <w:t>只能查看和操作与自己相关的信息</w:t>
-      </w:r>
-      <w:r>
-        <w:t>。</w:t>
-      </w:r>
-    </w:p>
-    <w:p>
-      <w:pPr>
-        <w:numPr>
-          <w:ilvl w:val="0"/>
-          <w:numId w:val="53"/>
-        </w:numPr>
-        <w:tabs>
-          <w:tab w:val="num" w:pos="720"/>
-        </w:tabs>
-      </w:pPr>
-      <w:r>
-        <w:rPr>
-          <w:b/>
-          <w:bCs/>
-        </w:rPr>
-        <w:t>选课与退课</w:t>
-      </w:r>
-      <w:r>
-        <w:t>：</w:t>
-      </w:r>
-    </w:p>
-    <w:p>
-      <w:pPr>
-        <w:numPr>
-          <w:ilvl w:val="1"/>
-          <w:numId w:val="54"/>
-        </w:numPr>
-      </w:pPr>
-      <w:r>
-        <w:t>查看当前学期可供选择的课程列表（包含课程详情、授课教师、时间、地点、剩余容量）。</w:t>
-      </w:r>
-    </w:p>
-    <w:p>
-      <w:pPr>
-        <w:numPr>
-          <w:ilvl w:val="1"/>
-          <w:numId w:val="55"/>
-        </w:numPr>
-      </w:pPr>
-      <w:r>
-        <w:t>进行选课</w:t>
-      </w:r>
-      <w:proofErr w:type="gramStart"/>
-      <w:r>
-        <w:t>与退课操作</w:t>
-      </w:r>
-      <w:proofErr w:type="gramEnd"/>
-      <w:r>
-        <w:t>。系统必须在选课时进行</w:t>
-      </w:r>
-      <w:r>
-        <w:rPr>
-          <w:b/>
-          <w:bCs/>
-        </w:rPr>
-        <w:t>实时冲突检查</w:t>
-      </w:r>
-      <w:r>
-        <w:t>，若与已选课程时间冲突，则阻止本次选课并给出明确提示。</w:t>
-      </w:r>
-    </w:p>
-    <w:p>
-      <w:pPr>
-        <w:numPr>
-          <w:ilvl w:val="0"/>
-          <w:numId w:val="53"/>
-        </w:numPr>
-        <w:tabs>
-          <w:tab w:val="num" w:pos="720"/>
-        </w:tabs>
-      </w:pPr>
-      <w:r>
-        <w:rPr>
-          <w:b/>
-          <w:bCs/>
-        </w:rPr>
-        <w:t>个人课表与成绩查询</w:t>
-      </w:r>
-      <w:r>
-        <w:t>：</w:t>
-      </w:r>
-    </w:p>
-    <w:p>
-      <w:pPr>
-        <w:numPr>
-          <w:ilvl w:val="1"/>
-          <w:numId w:val="56"/>
-        </w:numPr>
-      </w:pPr>
-      <w:r>
-        <w:t>查看本人当前学期的个人课表（以日历或列表形式清晰展示）。</w:t>
-      </w:r>
-    </w:p>
-    <w:p>
-      <w:pPr>
-        <w:numPr>
-          <w:ilvl w:val="1"/>
-          <w:numId w:val="57"/>
-        </w:numPr>
-      </w:pPr>
-      <w:r>
-        <w:t>查询历史课程成绩。</w:t>
-      </w:r>
-    </w:p>
-    <w:p>
-      <w:pPr>
-        <w:numPr>
-          <w:ilvl w:val="0"/>
-          <w:numId w:val="53"/>
-        </w:numPr>
-        <w:tabs>
-          <w:tab w:val="num" w:pos="720"/>
-        </w:tabs>
-      </w:pPr>
-      <w:r>
-        <w:rPr>
-          <w:b/>
-          <w:bCs/>
-        </w:rPr>
-        <w:t>信息查询</w:t>
-      </w:r>
-      <w:r>
-        <w:t>：</w:t>
-      </w:r>
-    </w:p>
-    <w:p>
-      <w:pPr>
-        <w:numPr>
-          <w:ilvl w:val="1"/>
-          <w:numId w:val="58"/>
-        </w:numPr>
-      </w:pPr>
-      <w:r>
-        <w:t>查询任意教师的公开信息及其负责的课程列表（含课程时间、地点）。</w:t>
-      </w:r>
-    </w:p>
-    <w:p>
-      <w:pPr>
-        <w:numPr>
-          <w:ilvl w:val="1"/>
-          <w:numId w:val="59"/>
-        </w:numPr>
-      </w:pPr>
-      <w:r>
-        <w:t>查询本人的选课情况、学分进度等。</w:t>
-      </w:r>
-    </w:p>
-    <w:p>
-      <w:pPr>
-        <w:numPr>
-          <w:ilvl w:val="1"/>
-          <w:numId w:val="59"/>
-        </w:numPr>
-      </w:pPr>
-      <w:r>
-        <w:rPr>
-          <w:rFonts w:hint="eastAsia"/>
-        </w:rPr>
-        <w:t>查询</w:t>
-      </w:r>
-      <w:r>
-        <w:rPr>
-          <w:rFonts w:hint="eastAsia"/>
-        </w:rPr>
-        <w:t>培养方案完成情况。</w:t>
-      </w:r>
-    </w:p>
-    <w:p>
-      <w:pPr>
-        <w:ind w:left="420"/>
-      </w:pPr>
-    </w:p>
-    <w:p/>
-    <w:p>
-      <w:pPr>
-        <w:pStyle w:val="3"/>
-        <w:spacing w:before="260" w:after="260"/>
-        <w:ind w:left="720"/>
-        <w:rPr>
-          <w:rFonts w:hint="eastAsia"/>
-          <w:b/>
-        </w:rPr>
-      </w:pPr>
-      <w:r>
-        <w:rPr>
-          <w:rFonts w:hint="eastAsia"/>
-          <w:b/>
-        </w:rPr>
-        <w:t xml:space="preserve">   </w:t>
-      </w:r>
-      <w:r>
-        <w:rPr>
-          <w:b/>
-        </w:rPr>
-        <w:t>公共功能</w:t>
-      </w:r>
-    </w:p>
-    <w:p>
-      <w:pPr>
-        <w:numPr>
-          <w:ilvl w:val="0"/>
-          <w:numId w:val="61"/>
-        </w:numPr>
-      </w:pPr>
-      <w:bookmarkStart w:id="32" w:name="OLE_LINK5"/>
-      <w:bookmarkStart w:id="33" w:name="OLE_LINK4"/>
-      <w:r>
-        <w:rPr>
-          <w:rFonts w:hint="eastAsia"/>
-          <w:b/>
-          <w:bCs/>
-        </w:rPr>
-        <w:t>登录</w:t>
-      </w:r>
-      <w:r>
-        <w:rPr>
-          <w:b/>
-          <w:bCs/>
-        </w:rPr>
-        <w:t>/</w:t>
-      </w:r>
-      <w:r>
-        <w:rPr>
-          <w:rFonts w:hint="eastAsia"/>
-          <w:b/>
-          <w:bCs/>
-        </w:rPr>
-        <w:t>登出</w:t>
-      </w:r>
-      <w:r>
-        <w:rPr>
-          <w:rFonts w:hint="eastAsia"/>
-        </w:rPr>
-        <w:t>：</w:t>
-      </w:r>
-      <w:bookmarkStart w:id="34" w:name="OLE_LINK3"/>
-      <w:r>
-        <w:rPr>
-          <w:rFonts w:hint="eastAsia"/>
-        </w:rPr>
-        <w:t>根据不同角色凭证（工号</w:t>
-      </w:r>
-      <w:r>
-        <w:t>/</w:t>
-      </w:r>
-      <w:r>
-        <w:rPr>
-          <w:rFonts w:hint="eastAsia"/>
-        </w:rPr>
-        <w:t>学号、密码）登录系统。</w:t>
-      </w:r>
-    </w:p>
-    <w:bookmarkEnd w:id="32"/>
-    <w:bookmarkEnd w:id="34"/>
-    <w:p>
-      <w:pPr>
-        <w:numPr>
-          <w:ilvl w:val="0"/>
-          <w:numId w:val="61"/>
-        </w:numPr>
-      </w:pPr>
-      <w:r>
-        <w:rPr>
-          <w:rFonts w:hint="eastAsia"/>
-          <w:b/>
-          <w:bCs/>
-        </w:rPr>
-        <w:t>个人中心</w:t>
-      </w:r>
-      <w:r>
-        <w:rPr>
-          <w:rFonts w:hint="eastAsia"/>
-        </w:rPr>
-        <w:t>：修改登录密码，查看个人基本资料。</w:t>
-      </w:r>
-    </w:p>
-    <w:p>
-      <w:pPr>
-        <w:numPr>
-          <w:ilvl w:val="0"/>
-          <w:numId w:val="61"/>
-        </w:numPr>
-      </w:pPr>
-      <w:r>
-        <w:rPr>
-          <w:rFonts w:hint="eastAsia"/>
-          <w:b/>
-          <w:bCs/>
-        </w:rPr>
-        <w:t>通知公告</w:t>
-      </w:r>
-      <w:r>
-        <w:rPr>
-          <w:rFonts w:hint="eastAsia"/>
-        </w:rPr>
-        <w:t>：查看学校或系统管理员发布的全局通知。</w:t>
-      </w:r>
-    </w:p>
-    <w:bookmarkEnd w:id="33"/>
-    <w:p>
-      <w:pPr>
-        <w:pStyle w:val="3"/>
-        <w:spacing w:before="260" w:after="260"/>
-        <w:ind w:left="720"/>
-        <w:rPr>
-          <w:rFonts w:hint="eastAsia"/>
-          <w:b/>
-        </w:rPr>
-      </w:pPr>
-      <w:r>
-        <w:rPr>
-          <w:rFonts w:hint="eastAsia"/>
-          <w:b/>
-        </w:rPr>
-        <w:t xml:space="preserve">   学院信息汇总展示功能</w:t>
-      </w:r>
-    </w:p>
-    <w:p>
-      <w:pPr>
-        <w:pStyle w:val="af4"/>
-        <w:numPr>
-          <w:ilvl w:val="0"/>
-          <w:numId w:val="62"/>
-        </w:numPr>
-        <w:ind w:firstLineChars="0"/>
-        <w:rPr>
-          <w:b/>
-          <w:bCs/>
-          <w:sz w:val="24"/>
-        </w:rPr>
-      </w:pPr>
-      <w:r>
-        <w:rPr>
-          <w:rFonts w:hint="eastAsia"/>
-          <w:b/>
-          <w:bCs/>
-          <w:sz w:val="24"/>
-        </w:rPr>
-        <w:t>信息展示</w:t>
-      </w:r>
-      <w:r>
-        <w:rPr>
-          <w:rFonts w:hint="eastAsia"/>
-          <w:b/>
-          <w:bCs/>
-          <w:sz w:val="24"/>
-        </w:rPr>
-        <w:t>：</w:t>
-      </w:r>
-    </w:p>
-    <w:p>
-      <w:pPr>
-        <w:numPr>
-          <w:ilvl w:val="0"/>
-          <w:numId w:val="61"/>
-        </w:numPr>
-      </w:pPr>
-      <w:bookmarkStart w:id="35" w:name="OLE_LINK6"/>
-      <w:r>
-        <w:rPr>
-          <w:rFonts w:hint="eastAsia"/>
-          <w:b/>
-          <w:bCs/>
-        </w:rPr>
-        <w:t>老师的论文发表情况，级别和期刊</w:t>
-      </w:r>
-    </w:p>
-    <w:bookmarkEnd w:id="35"/>
-    <w:p>
-      <w:pPr>
-        <w:numPr>
-          <w:ilvl w:val="0"/>
-          <w:numId w:val="61"/>
-        </w:numPr>
-      </w:pPr>
-      <w:r>
-        <w:rPr>
-          <w:rFonts w:hint="eastAsia"/>
-          <w:b/>
-          <w:bCs/>
-        </w:rPr>
-        <w:lastRenderedPageBreak/>
-        <w:t>老师的项目以及对应资金</w:t>
-      </w:r>
-    </w:p>
-    <w:p>
-      <w:pPr>
-        <w:numPr>
-          <w:ilvl w:val="0"/>
-          <w:numId w:val="61"/>
-        </w:numPr>
-      </w:pPr>
-      <w:r>
-        <w:rPr>
-          <w:rFonts w:hint="eastAsia"/>
-          <w:b/>
-          <w:bCs/>
-        </w:rPr>
-        <w:t>学生的竞赛及专利</w:t>
-      </w:r>
-    </w:p>
-    <w:p>
-      <w:pPr>
-        <w:numPr>
-          <w:ilvl w:val="0"/>
-          <w:numId w:val="61"/>
-        </w:numPr>
-      </w:pPr>
-      <w:r>
-        <w:rPr>
-          <w:rFonts w:hint="eastAsia"/>
-          <w:b/>
-          <w:bCs/>
-        </w:rPr>
-        <w:t>学院升学率，就业率</w:t>
-      </w:r>
-    </w:p>
-    <w:p/>
-    <w:p/>
-    <w:p>
-      <w:pPr>
-        <w:pStyle w:val="1"/>
-        <w:spacing w:before="260" w:after="260"/>
-        <w:ind w:left="431" w:hanging="431"/>
-      </w:pPr>
-      <w:bookmarkStart w:id="36" w:name="_Toc237314364"/>
-      <w:bookmarkStart w:id="37" w:name="_Toc2522"/>
-      <w:bookmarkStart w:id="38" w:name="_Toc84663415"/>
-      <w:r>
-        <w:rPr>
-          <w:rFonts w:hint="eastAsia"/>
-        </w:rPr>
-        <w:t>性能描述</w:t>
-      </w:r>
-      <w:bookmarkEnd w:id="36"/>
-      <w:bookmarkEnd w:id="37"/>
-      <w:bookmarkEnd w:id="38"/>
-    </w:p>
-    <w:p>
-      <w:pPr>
-        <w:pStyle w:val="2"/>
-        <w:spacing w:before="260" w:after="260"/>
-        <w:ind w:left="578" w:hanging="578"/>
-      </w:pPr>
-      <w:bookmarkStart w:id="39" w:name="_Toc237314367"/>
-      <w:bookmarkStart w:id="40" w:name="_Toc84663416"/>
-      <w:bookmarkStart w:id="41" w:name="_Toc7393"/>
-      <w:r>
-        <w:rPr>
-          <w:rFonts w:hint="eastAsia"/>
-        </w:rPr>
-        <w:t>适应性</w:t>
-      </w:r>
-      <w:bookmarkEnd w:id="39"/>
-      <w:bookmarkEnd w:id="40"/>
-      <w:bookmarkEnd w:id="41"/>
-    </w:p>
-    <w:p>
-      <w:pPr>
-        <w:spacing w:line="360" w:lineRule="auto"/>
-        <w:ind w:firstLineChars="200" w:firstLine="480"/>
-        <w:rPr>
-          <w:rFonts w:hAnsi="宋体" w:cs="宋体" w:hint="eastAsia"/>
-          <w:color w:val="000000"/>
-          <w:kern w:val="0"/>
-          <w:sz w:val="24"/>
-          <w:lang w:bidi="ar"/>
-        </w:rPr>
-      </w:pPr>
-      <w:r>
-        <w:rPr>
-          <w:rFonts w:hAnsi="宋体" w:cs="宋体" w:hint="eastAsia"/>
-          <w:color w:val="000000"/>
-          <w:kern w:val="0"/>
-          <w:sz w:val="24"/>
-          <w:lang w:bidi="ar"/>
-        </w:rPr>
-        <w:t>在操作方式、运行环境、与其他软件的接口以及开发计划等发生变化时，应具有的适应能力，以及客户的使用习惯。</w:t>
-      </w:r>
-    </w:p>
-    <w:p>
-      <w:pPr>
-        <w:tabs>
-          <w:tab w:val="left" w:pos="840"/>
-        </w:tabs>
-        <w:spacing w:beforeLines="50" w:before="156" w:afterLines="50" w:after="156" w:line="360" w:lineRule="auto"/>
-        <w:ind w:firstLineChars="200" w:firstLine="480"/>
-        <w:rPr>
-          <w:rFonts w:hAnsi="宋体" w:hint="eastAsia"/>
-          <w:sz w:val="24"/>
-        </w:rPr>
-      </w:pPr>
-      <w:r>
-        <w:rPr>
-          <w:rFonts w:hAnsi="宋体" w:hint="eastAsia"/>
-          <w:sz w:val="24"/>
-        </w:rPr>
-        <w:t>相关参数设置可配置，不可写在代码里</w:t>
-      </w:r>
-    </w:p>
-    <w:p>
-      <w:pPr>
-        <w:pStyle w:val="1"/>
-        <w:spacing w:before="260" w:after="260"/>
-        <w:ind w:left="431" w:hanging="431"/>
-      </w:pPr>
-      <w:bookmarkStart w:id="42" w:name="_Toc237314368"/>
-      <w:bookmarkStart w:id="43" w:name="_Toc84663417"/>
-      <w:bookmarkStart w:id="44" w:name="_Toc24005"/>
-      <w:r>
-        <w:rPr>
-          <w:rFonts w:hint="eastAsia"/>
-        </w:rPr>
-        <w:t>运行需求</w:t>
-      </w:r>
-      <w:bookmarkEnd w:id="42"/>
-      <w:bookmarkEnd w:id="43"/>
-      <w:bookmarkEnd w:id="44"/>
-    </w:p>
-    <w:p>
-      <w:pPr>
-        <w:pStyle w:val="2"/>
-        <w:spacing w:before="260" w:after="260"/>
-        <w:ind w:left="578" w:hanging="578"/>
-      </w:pPr>
       <w:bookmarkStart w:id="45" w:name="_Toc237314369"/>
       <w:bookmarkStart w:id="46" w:name="_Toc18128"/>
       <w:bookmarkStart w:id="47" w:name="_Toc84663418"/>
@@ -6238,24 +6087,11 @@
     </w:p>
     <w:p>
       <w:pPr>
-        <w:widowControl/>
-        <w:numPr>
-          <w:ilvl w:val="0"/>
-          <w:numId w:val="77"/>
-        </w:numPr>
-        <w:pBdr>
-          <w:top w:val="single" w:sz="2" w:space="0" w:color="E2E8F0"/>
-          <w:left w:val="single" w:sz="2" w:space="19" w:color="E2E8F0"/>
-          <w:bottom w:val="single" w:sz="2" w:space="0" w:color="E2E8F0"/>
-          <w:right w:val="single" w:sz="2" w:space="0" w:color="E2E8F0"/>
-        </w:pBdr>
-        <w:spacing w:before="100" w:beforeAutospacing="1" w:after="120"/>
-        <w:jc w:val="left"/>
-        <w:rPr>
-          <w:rFonts w:ascii="Segoe UI" w:hAnsi="Segoe UI" w:cs="Segoe UI"/>
-          <w:color w:val="000000"/>
-          <w:kern w:val="0"/>
-          <w:szCs w:val="21"/>
+        <w:spacing w:line="360" w:lineRule="auto"/>
+        <w:ind w:firstLineChars="100" w:firstLine="240"/>
+        <w:rPr>
+          <w:sz w:val="24"/>
+          <w:shd w:val="clear" w:color="auto" w:fill="FFFFFF"/>
         </w:rPr>
       </w:pPr>
       <w:bookmarkStart w:id="48" w:name="_Toc1362"/>
@@ -6263,425 +6099,92 @@
       <w:bookmarkStart w:id="50" w:name="_Toc84663419"/>
       <w:r>
         <w:rPr>
-          <w:rFonts w:ascii="Segoe UI" w:hAnsi="Segoe UI" w:cs="Segoe UI"/>
-          <w:b/>
-          <w:bCs/>
-          <w:color w:val="000000"/>
-          <w:kern w:val="0"/>
-          <w:szCs w:val="21"/>
-          <w:bdr w:val="single" w:sz="2" w:space="0" w:color="E2E8F0" w:frame="1"/>
+          <w:sz w:val="24"/>
+          <w:shd w:val="clear" w:color="auto" w:fill="FFFFFF"/>
         </w:rPr>
         <w:t>布局与风格：</w:t>
       </w:r>
       <w:r>
         <w:rPr>
-          <w:rFonts w:ascii="Segoe UI" w:hAnsi="Segoe UI" w:cs="Segoe UI"/>
-          <w:color w:val="000000"/>
-          <w:kern w:val="0"/>
-          <w:szCs w:val="21"/>
+          <w:sz w:val="24"/>
+          <w:shd w:val="clear" w:color="auto" w:fill="FFFFFF"/>
         </w:rPr>
         <w:t> </w:t>
       </w:r>
       <w:r>
         <w:rPr>
-          <w:rFonts w:ascii="Segoe UI" w:hAnsi="Segoe UI" w:cs="Segoe UI"/>
-          <w:color w:val="000000"/>
-          <w:kern w:val="0"/>
-          <w:szCs w:val="21"/>
-        </w:rPr>
-        <w:t>采用清晰、一致的现代</w:t>
-      </w:r>
-      <w:r>
-        <w:rPr>
-          <w:rFonts w:ascii="Segoe UI" w:hAnsi="Segoe UI" w:cs="Segoe UI"/>
-          <w:color w:val="000000"/>
-          <w:kern w:val="0"/>
-          <w:szCs w:val="21"/>
-        </w:rPr>
-        <w:t>Web</w:t>
-      </w:r>
-      <w:r>
-        <w:rPr>
-          <w:rFonts w:ascii="Segoe UI" w:hAnsi="Segoe UI" w:cs="Segoe UI"/>
-          <w:color w:val="000000"/>
-          <w:kern w:val="0"/>
-          <w:szCs w:val="21"/>
-        </w:rPr>
-        <w:t>设计风格。布局合理，重点突出，符合教育系统严肃、清晰的形象。</w:t>
-      </w:r>
-    </w:p>
-    <w:p>
-      <w:pPr>
-        <w:widowControl/>
-        <w:numPr>
-          <w:ilvl w:val="0"/>
-          <w:numId w:val="77"/>
-        </w:numPr>
-        <w:pBdr>
-          <w:top w:val="single" w:sz="2" w:space="0" w:color="E2E8F0"/>
-          <w:left w:val="single" w:sz="2" w:space="19" w:color="E2E8F0"/>
-          <w:bottom w:val="single" w:sz="2" w:space="0" w:color="E2E8F0"/>
-          <w:right w:val="single" w:sz="2" w:space="0" w:color="E2E8F0"/>
-        </w:pBdr>
-        <w:spacing w:before="100" w:beforeAutospacing="1" w:after="120"/>
-        <w:jc w:val="left"/>
-        <w:rPr>
-          <w:rFonts w:ascii="Segoe UI" w:hAnsi="Segoe UI" w:cs="Segoe UI"/>
-          <w:color w:val="000000"/>
-          <w:kern w:val="0"/>
-          <w:szCs w:val="21"/>
-        </w:rPr>
-      </w:pPr>
-      <w:r>
-        <w:rPr>
-          <w:rFonts w:ascii="Segoe UI" w:hAnsi="Segoe UI" w:cs="Segoe UI"/>
-          <w:b/>
-          <w:bCs/>
-          <w:color w:val="000000"/>
-          <w:kern w:val="0"/>
-          <w:szCs w:val="21"/>
-          <w:bdr w:val="single" w:sz="2" w:space="0" w:color="E2E8F0" w:frame="1"/>
+          <w:sz w:val="24"/>
+          <w:shd w:val="clear" w:color="auto" w:fill="FFFFFF"/>
+        </w:rPr>
+        <w:t>采用清晰、一致的现代Web设计风格。布局合理，重点突出，符合教育系统严肃、清晰的形象。</w:t>
+      </w:r>
+    </w:p>
+    <w:p>
+      <w:pPr>
+        <w:spacing w:line="360" w:lineRule="auto"/>
+        <w:ind w:firstLineChars="100" w:firstLine="240"/>
+        <w:rPr>
+          <w:sz w:val="24"/>
+          <w:shd w:val="clear" w:color="auto" w:fill="FFFFFF"/>
+        </w:rPr>
+      </w:pPr>
+      <w:r>
+        <w:rPr>
+          <w:sz w:val="24"/>
+          <w:shd w:val="clear" w:color="auto" w:fill="FFFFFF"/>
         </w:rPr>
         <w:t>适应性：</w:t>
       </w:r>
       <w:r>
         <w:rPr>
-          <w:rFonts w:ascii="Segoe UI" w:hAnsi="Segoe UI" w:cs="Segoe UI"/>
-          <w:color w:val="000000"/>
-          <w:kern w:val="0"/>
-          <w:szCs w:val="21"/>
+          <w:sz w:val="24"/>
+          <w:shd w:val="clear" w:color="auto" w:fill="FFFFFF"/>
         </w:rPr>
         <w:t> </w:t>
       </w:r>
       <w:r>
         <w:rPr>
-          <w:rFonts w:ascii="Segoe UI" w:hAnsi="Segoe UI" w:cs="Segoe UI"/>
-          <w:color w:val="000000"/>
-          <w:kern w:val="0"/>
-          <w:szCs w:val="21"/>
+          <w:sz w:val="24"/>
+          <w:shd w:val="clear" w:color="auto" w:fill="FFFFFF"/>
         </w:rPr>
         <w:t>前端界面应采用响应式设计，能自适应不同分辨率的桌面屏幕及平板电脑屏幕（暂不强制支持手机端）。</w:t>
       </w:r>
     </w:p>
     <w:p>
       <w:pPr>
-        <w:pStyle w:val="af4"/>
-        <w:widowControl/>
-        <w:numPr>
-          <w:ilvl w:val="0"/>
-          <w:numId w:val="77"/>
-        </w:numPr>
-        <w:pBdr>
-          <w:top w:val="single" w:sz="2" w:space="0" w:color="E2E8F0"/>
-          <w:left w:val="single" w:sz="2" w:space="19" w:color="E2E8F0"/>
-          <w:bottom w:val="single" w:sz="2" w:space="0" w:color="E2E8F0"/>
-          <w:right w:val="single" w:sz="2" w:space="0" w:color="E2E8F0"/>
-        </w:pBdr>
-        <w:spacing w:before="100" w:beforeAutospacing="1" w:after="120"/>
-        <w:ind w:firstLineChars="0"/>
-        <w:jc w:val="left"/>
-        <w:rPr>
-          <w:rFonts w:ascii="Segoe UI" w:hAnsi="Segoe UI" w:cs="Segoe UI"/>
-          <w:color w:val="000000"/>
-          <w:kern w:val="0"/>
-          <w:szCs w:val="21"/>
-        </w:rPr>
-      </w:pPr>
-      <w:r>
-        <w:rPr>
-          <w:rFonts w:ascii="Segoe UI" w:hAnsi="Segoe UI" w:cs="Segoe UI"/>
-          <w:b/>
-          <w:bCs/>
-          <w:color w:val="000000"/>
-          <w:kern w:val="0"/>
-          <w:szCs w:val="21"/>
-          <w:bdr w:val="single" w:sz="2" w:space="0" w:color="E2E8F0" w:frame="1"/>
+        <w:spacing w:line="360" w:lineRule="auto"/>
+        <w:ind w:firstLineChars="100" w:firstLine="240"/>
+        <w:rPr>
+          <w:sz w:val="24"/>
+          <w:shd w:val="clear" w:color="auto" w:fill="FFFFFF"/>
+        </w:rPr>
+      </w:pPr>
+      <w:r>
+        <w:rPr>
+          <w:sz w:val="24"/>
+          <w:shd w:val="clear" w:color="auto" w:fill="FFFFFF"/>
         </w:rPr>
         <w:t>交互性：</w:t>
       </w:r>
       <w:r>
         <w:rPr>
-          <w:rFonts w:ascii="Segoe UI" w:hAnsi="Segoe UI" w:cs="Segoe UI"/>
-          <w:color w:val="000000"/>
-          <w:kern w:val="0"/>
-          <w:szCs w:val="21"/>
+          <w:sz w:val="24"/>
+          <w:shd w:val="clear" w:color="auto" w:fill="FFFFFF"/>
         </w:rPr>
         <w:t> </w:t>
       </w:r>
       <w:r>
         <w:rPr>
-          <w:rFonts w:ascii="Segoe UI" w:hAnsi="Segoe UI" w:cs="Segoe UI"/>
-          <w:color w:val="000000"/>
-          <w:kern w:val="0"/>
-          <w:szCs w:val="21"/>
+          <w:sz w:val="24"/>
+          <w:shd w:val="clear" w:color="auto" w:fill="FFFFFF"/>
         </w:rPr>
         <w:t>提供明确的操作反馈（如成功提示、错误警告）。图标设计直观，符合通用认知。</w:t>
       </w:r>
     </w:p>
-    <w:p>
-      <w:pPr>
-        <w:pStyle w:val="2"/>
-        <w:spacing w:before="260" w:after="260"/>
-        <w:ind w:left="578" w:hanging="578"/>
-      </w:pPr>
-      <w:r>
-        <w:rPr>
-          <w:rFonts w:hint="eastAsia"/>
-        </w:rPr>
-        <w:t>软件接口</w:t>
-      </w:r>
-      <w:bookmarkEnd w:id="48"/>
-      <w:bookmarkEnd w:id="49"/>
-      <w:bookmarkEnd w:id="50"/>
-    </w:p>
     <w:bookmarkEnd w:id="0"/>
-    <w:p>
-      <w:pPr>
-        <w:numPr>
-          <w:ilvl w:val="0"/>
-          <w:numId w:val="78"/>
-        </w:numPr>
-        <w:rPr>
-          <w:rFonts w:asciiTheme="minorEastAsia" w:hAnsiTheme="minorEastAsia"/>
-          <w:szCs w:val="21"/>
-        </w:rPr>
-      </w:pPr>
-      <w:r>
-        <w:rPr>
-          <w:rFonts w:asciiTheme="minorEastAsia" w:hAnsiTheme="minorEastAsia"/>
-          <w:b/>
-          <w:bCs/>
-          <w:szCs w:val="21"/>
-        </w:rPr>
-        <w:t>内部接口：</w:t>
-      </w:r>
-      <w:r>
-        <w:rPr>
-          <w:rFonts w:asciiTheme="minorEastAsia" w:hAnsiTheme="minorEastAsia"/>
-          <w:szCs w:val="21"/>
-        </w:rPr>
-        <w:t> 前后端采用RESTful API进行数据交互，数据格式为JSON。</w:t>
-      </w:r>
-    </w:p>
-    <w:p>
-      <w:pPr>
-        <w:numPr>
-          <w:ilvl w:val="0"/>
-          <w:numId w:val="78"/>
-        </w:numPr>
-        <w:rPr>
-          <w:rFonts w:asciiTheme="minorEastAsia" w:hAnsiTheme="minorEastAsia"/>
-          <w:szCs w:val="21"/>
-        </w:rPr>
-      </w:pPr>
-      <w:r>
-        <w:rPr>
-          <w:rFonts w:asciiTheme="minorEastAsia" w:hAnsiTheme="minorEastAsia"/>
-          <w:b/>
-          <w:bCs/>
-          <w:szCs w:val="21"/>
-        </w:rPr>
-        <w:t>实时通信：</w:t>
-      </w:r>
-      <w:r>
-        <w:rPr>
-          <w:rFonts w:asciiTheme="minorEastAsia" w:hAnsiTheme="minorEastAsia"/>
-          <w:szCs w:val="21"/>
-        </w:rPr>
-        <w:t> 为实现通知、公告的实时推送，采用 </w:t>
-      </w:r>
-      <w:r>
-        <w:rPr>
-          <w:rFonts w:asciiTheme="minorEastAsia" w:hAnsiTheme="minorEastAsia"/>
-          <w:b/>
-          <w:bCs/>
-          <w:szCs w:val="21"/>
-        </w:rPr>
-        <w:t>WebSocket</w:t>
-      </w:r>
-      <w:r>
-        <w:rPr>
-          <w:rFonts w:asciiTheme="minorEastAsia" w:hAnsiTheme="minorEastAsia"/>
-          <w:szCs w:val="21"/>
-        </w:rPr>
-        <w:t> 协议。</w:t>
-      </w:r>
-    </w:p>
-    <w:p>
-      <w:pPr>
-        <w:numPr>
-          <w:ilvl w:val="0"/>
-          <w:numId w:val="78"/>
-        </w:numPr>
-        <w:rPr>
-          <w:rFonts w:asciiTheme="minorEastAsia" w:hAnsiTheme="minorEastAsia"/>
-          <w:szCs w:val="21"/>
-        </w:rPr>
-      </w:pPr>
-      <w:r>
-        <w:rPr>
-          <w:rFonts w:asciiTheme="minorEastAsia" w:hAnsiTheme="minorEastAsia"/>
-          <w:b/>
-          <w:bCs/>
-          <w:szCs w:val="21"/>
-        </w:rPr>
-        <w:t>外部接口：</w:t>
-      </w:r>
-    </w:p>
-    <w:p>
-      <w:pPr>
-        <w:numPr>
-          <w:ilvl w:val="1"/>
-          <w:numId w:val="79"/>
-        </w:numPr>
-        <w:rPr>
-          <w:rFonts w:asciiTheme="minorEastAsia" w:hAnsiTheme="minorEastAsia"/>
-          <w:szCs w:val="21"/>
-        </w:rPr>
-      </w:pPr>
-      <w:r>
-        <w:rPr>
-          <w:rFonts w:asciiTheme="minorEastAsia" w:hAnsiTheme="minorEastAsia"/>
-          <w:b/>
-          <w:bCs/>
-          <w:szCs w:val="21"/>
-        </w:rPr>
-        <w:t>预留接口：</w:t>
-      </w:r>
-      <w:r>
-        <w:rPr>
-          <w:rFonts w:asciiTheme="minorEastAsia" w:hAnsiTheme="minorEastAsia"/>
-          <w:szCs w:val="21"/>
-        </w:rPr>
-        <w:t> 为未来可能的</w:t>
-      </w:r>
-      <w:r>
-        <w:rPr>
-          <w:rFonts w:asciiTheme="minorEastAsia" w:hAnsiTheme="minorEastAsia"/>
-          <w:b/>
-          <w:bCs/>
-          <w:szCs w:val="21"/>
-        </w:rPr>
-        <w:t>手机App</w:t>
-      </w:r>
-      <w:r>
-        <w:rPr>
-          <w:rFonts w:asciiTheme="minorEastAsia" w:hAnsiTheme="minorEastAsia"/>
-          <w:szCs w:val="21"/>
-        </w:rPr>
-        <w:t>、</w:t>
-      </w:r>
-      <w:proofErr w:type="gramStart"/>
-      <w:r>
-        <w:rPr>
-          <w:rFonts w:asciiTheme="minorEastAsia" w:hAnsiTheme="minorEastAsia"/>
-          <w:b/>
-          <w:bCs/>
-          <w:szCs w:val="21"/>
-        </w:rPr>
-        <w:t>微信小</w:t>
-      </w:r>
-      <w:proofErr w:type="gramEnd"/>
-      <w:r>
-        <w:rPr>
-          <w:rFonts w:asciiTheme="minorEastAsia" w:hAnsiTheme="minorEastAsia"/>
-          <w:b/>
-          <w:bCs/>
-          <w:szCs w:val="21"/>
-        </w:rPr>
-        <w:t>程序</w:t>
-      </w:r>
-      <w:r>
-        <w:rPr>
-          <w:rFonts w:asciiTheme="minorEastAsia" w:hAnsiTheme="minorEastAsia"/>
-          <w:szCs w:val="21"/>
-        </w:rPr>
-        <w:t>或</w:t>
-      </w:r>
-      <w:proofErr w:type="gramStart"/>
-      <w:r>
-        <w:rPr>
-          <w:rFonts w:asciiTheme="minorEastAsia" w:hAnsiTheme="minorEastAsia"/>
-          <w:b/>
-          <w:bCs/>
-          <w:szCs w:val="21"/>
-        </w:rPr>
-        <w:t>微服务</w:t>
-      </w:r>
-      <w:proofErr w:type="gramEnd"/>
-      <w:r>
-        <w:rPr>
-          <w:rFonts w:asciiTheme="minorEastAsia" w:hAnsiTheme="minorEastAsia"/>
-          <w:b/>
-          <w:bCs/>
-          <w:szCs w:val="21"/>
-        </w:rPr>
-        <w:t>架构</w:t>
-      </w:r>
-      <w:r>
-        <w:rPr>
-          <w:rFonts w:asciiTheme="minorEastAsia" w:hAnsiTheme="minorEastAsia"/>
-          <w:szCs w:val="21"/>
-        </w:rPr>
-        <w:t>改造，预留标准API接口。</w:t>
-      </w:r>
-    </w:p>
-    <w:p>
-      <w:pPr>
-        <w:numPr>
-          <w:ilvl w:val="1"/>
-          <w:numId w:val="80"/>
-        </w:numPr>
-        <w:rPr>
-          <w:rFonts w:asciiTheme="minorEastAsia" w:hAnsiTheme="minorEastAsia"/>
-          <w:szCs w:val="21"/>
-        </w:rPr>
-      </w:pPr>
-      <w:r>
-        <w:rPr>
-          <w:rFonts w:asciiTheme="minorEastAsia" w:hAnsiTheme="minorEastAsia"/>
-          <w:b/>
-          <w:bCs/>
-          <w:szCs w:val="21"/>
-        </w:rPr>
-        <w:t>认证接口：</w:t>
-      </w:r>
-      <w:r>
-        <w:rPr>
-          <w:rFonts w:asciiTheme="minorEastAsia" w:hAnsiTheme="minorEastAsia"/>
-          <w:szCs w:val="21"/>
-        </w:rPr>
-        <w:t> 预留与学校统一身份认证系统（如LDAP、CAS）的对接能力。</w:t>
-      </w:r>
-    </w:p>
-    <w:p>
-      <w:pPr>
-        <w:numPr>
-          <w:ilvl w:val="1"/>
-          <w:numId w:val="81"/>
-        </w:numPr>
-        <w:rPr>
-          <w:rFonts w:asciiTheme="minorEastAsia" w:hAnsiTheme="minorEastAsia"/>
-          <w:szCs w:val="21"/>
-        </w:rPr>
-      </w:pPr>
-      <w:r>
-        <w:rPr>
-          <w:rFonts w:asciiTheme="minorEastAsia" w:hAnsiTheme="minorEastAsia"/>
-          <w:b/>
-          <w:bCs/>
-          <w:szCs w:val="21"/>
-        </w:rPr>
-        <w:t>数据接口：</w:t>
-      </w:r>
-      <w:r>
-        <w:rPr>
-          <w:rFonts w:asciiTheme="minorEastAsia" w:hAnsiTheme="minorEastAsia"/>
-          <w:szCs w:val="21"/>
-        </w:rPr>
-        <w:t> 预留标准数据导出接口（如Excel格式），供其他系统（如数据上报系统）使用。</w:t>
-      </w:r>
-    </w:p>
+    <w:bookmarkEnd w:id="48"/>
+    <w:bookmarkEnd w:id="49"/>
+    <w:bookmarkEnd w:id="50"/>
     <w:p>
       <w:pPr>
         <w:ind w:left="420"/>
@@ -10891,6 +10394,9 @@
         </w:rPr>
       </w:lvl>
     </w:lvlOverride>
+  </w:num>
+  <w:num w:numId="82" w16cid:durableId="1055465451">
+    <w:abstractNumId w:val="16"/>
   </w:num>
 </w:numbering>
 </file>
@@ -11329,6 +10835,9 @@
         <w:ilvl w:val="1"/>
         <w:numId w:val="1"/>
       </w:numPr>
+      <w:tabs>
+        <w:tab w:val="left" w:pos="432"/>
+      </w:tabs>
       <w:spacing w:before="120" w:line="300" w:lineRule="auto"/>
       <w:outlineLvl w:val="1"/>
     </w:pPr>
@@ -11499,6 +11008,7 @@
   <w:style w:type="character" w:default="1" w:styleId="a0">
     <w:name w:val="Default Paragraph Font"/>
     <w:uiPriority w:val="1"/>
+    <w:semiHidden/>
     <w:unhideWhenUsed/>
   </w:style>
   <w:style w:type="table" w:default="1" w:styleId="a1">

--- a/需求分析.docx
+++ b/需求分析.docx
@@ -2504,6 +2504,14 @@
           <w:docPartUnique/>
         </w:docPartObj>
       </w:sdtPr>
+      <w:sdtEndPr>
+        <w:rPr>
+          <w:rFonts w:ascii="Times New Roman"/>
+          <w:smallCaps/>
+          <w:sz w:val="20"/>
+          <w:szCs w:val="20"/>
+        </w:rPr>
+      </w:sdtEndPr>
       <w:sdtContent>
         <w:p>
           <w:pPr>
@@ -2692,7 +2700,7 @@
               <w:tab w:val="right" w:leader="dot" w:pos="8776"/>
             </w:tabs>
             <w:rPr>
-              <w:rFonts w:asciiTheme="minorHAnsi" w:eastAsiaTheme="minorEastAsia" w:hAnsiTheme="minorHAnsi" w:cstheme="minorBidi"/>
+              <w:rFonts w:asciiTheme="minorHAnsi" w:eastAsiaTheme="minorEastAsia" w:hAnsiTheme="minorHAnsi" w:cstheme="minorBidi" w:hint="eastAsia"/>
               <w:smallCaps w:val="0"/>
               <w:sz w:val="21"/>
               <w:szCs w:val="22"/>
@@ -2734,68 +2742,6 @@
             </w:r>
             <w:r>
               <w:instrText xml:space="preserve"> PAGEREF _Toc84663401 \h </w:instrText>
-            </w:r>
-            <w:r>
-              <w:fldChar w:fldCharType="separate"/>
-            </w:r>
-            <w:r>
-              <w:t>4</w:t>
-            </w:r>
-            <w:r>
-              <w:fldChar w:fldCharType="end"/>
-            </w:r>
-          </w:hyperlink>
-        </w:p>
-        <w:p>
-          <w:pPr>
-            <w:pStyle w:val="TOC2"/>
-            <w:tabs>
-              <w:tab w:val="left" w:pos="840"/>
-              <w:tab w:val="right" w:leader="dot" w:pos="8776"/>
-            </w:tabs>
-            <w:rPr>
-              <w:rFonts w:asciiTheme="minorHAnsi" w:eastAsiaTheme="minorEastAsia" w:hAnsiTheme="minorHAnsi" w:cstheme="minorBidi"/>
-              <w:smallCaps w:val="0"/>
-              <w:sz w:val="21"/>
-              <w:szCs w:val="22"/>
-            </w:rPr>
-          </w:pPr>
-          <w:hyperlink w:anchor="_Toc84663402" w:history="1">
-            <w:r>
-              <w:rPr>
-                <w:rStyle w:val="af1"/>
-                <w14:scene3d>
-                  <w14:camera w14:prst="orthographicFront"/>
-                  <w14:lightRig w14:rig="threePt" w14:dir="t">
-                    <w14:rot w14:lat="0" w14:lon="0" w14:rev="0"/>
-                  </w14:lightRig>
-                </w14:scene3d>
-              </w:rPr>
-              <w:t>1.3</w:t>
-            </w:r>
-            <w:r>
-              <w:rPr>
-                <w:rFonts w:asciiTheme="minorHAnsi" w:eastAsiaTheme="minorEastAsia" w:hAnsiTheme="minorHAnsi" w:cstheme="minorBidi"/>
-                <w:smallCaps w:val="0"/>
-                <w:sz w:val="21"/>
-                <w:szCs w:val="22"/>
-              </w:rPr>
-              <w:tab/>
-            </w:r>
-            <w:r>
-              <w:rPr>
-                <w:rStyle w:val="af1"/>
-              </w:rPr>
-              <w:t>术语定义</w:t>
-            </w:r>
-            <w:r>
-              <w:tab/>
-            </w:r>
-            <w:r>
-              <w:fldChar w:fldCharType="begin"/>
-            </w:r>
-            <w:r>
-              <w:instrText xml:space="preserve"> PAGEREF _Toc84663402 \h </w:instrText>
             </w:r>
             <w:r>
               <w:fldChar w:fldCharType="separate"/>
@@ -2852,19 +2798,10 @@
               <w:tab/>
             </w:r>
             <w:r>
-              <w:fldChar w:fldCharType="begin"/>
-            </w:r>
-            <w:r>
-              <w:instrText xml:space="preserve"> PAGEREF _Toc84663403 \h </w:instrText>
-            </w:r>
-            <w:r>
-              <w:fldChar w:fldCharType="separate"/>
-            </w:r>
-            <w:r>
-              <w:t>5</w:t>
-            </w:r>
-            <w:r>
-              <w:fldChar w:fldCharType="end"/>
+              <w:rPr>
+                <w:rFonts w:hint="eastAsia"/>
+              </w:rPr>
+              <w:t>4</w:t>
             </w:r>
           </w:hyperlink>
         </w:p>
@@ -2912,19 +2849,10 @@
               <w:tab/>
             </w:r>
             <w:r>
-              <w:fldChar w:fldCharType="begin"/>
-            </w:r>
-            <w:r>
-              <w:instrText xml:space="preserve"> PAGEREF _Toc84663404 \h </w:instrText>
-            </w:r>
-            <w:r>
-              <w:fldChar w:fldCharType="separate"/>
-            </w:r>
-            <w:r>
-              <w:t>7</w:t>
-            </w:r>
-            <w:r>
-              <w:fldChar w:fldCharType="end"/>
+              <w:rPr>
+                <w:rFonts w:hint="eastAsia"/>
+              </w:rPr>
+              <w:t>5</w:t>
             </w:r>
           </w:hyperlink>
         </w:p>
@@ -2974,19 +2902,10 @@
               <w:tab/>
             </w:r>
             <w:r>
-              <w:fldChar w:fldCharType="begin"/>
-            </w:r>
-            <w:r>
-              <w:instrText xml:space="preserve"> PAGEREF _Toc84663405 \h </w:instrText>
-            </w:r>
-            <w:r>
-              <w:fldChar w:fldCharType="separate"/>
-            </w:r>
-            <w:r>
-              <w:t>7</w:t>
-            </w:r>
-            <w:r>
-              <w:fldChar w:fldCharType="end"/>
+              <w:rPr>
+                <w:rFonts w:hint="eastAsia"/>
+              </w:rPr>
+              <w:t>5</w:t>
             </w:r>
           </w:hyperlink>
         </w:p>
@@ -3029,118 +2948,18 @@
             <w:r>
               <w:rPr>
                 <w:rStyle w:val="af1"/>
-              </w:rPr>
-              <w:t>运行环境</w:t>
+                <w:rFonts w:hint="eastAsia"/>
+              </w:rPr>
+              <w:t>功能划分</w:t>
             </w:r>
             <w:r>
               <w:tab/>
             </w:r>
             <w:r>
-              <w:fldChar w:fldCharType="begin"/>
-            </w:r>
-            <w:r>
-              <w:instrText xml:space="preserve"> PAGEREF _Toc84663406 \h </w:instrText>
-            </w:r>
-            <w:r>
-              <w:fldChar w:fldCharType="separate"/>
-            </w:r>
-            <w:r>
-              <w:t>7</w:t>
-            </w:r>
-            <w:r>
-              <w:fldChar w:fldCharType="end"/>
-            </w:r>
-          </w:hyperlink>
-        </w:p>
-        <w:p>
-          <w:pPr>
-            <w:pStyle w:val="TOC3"/>
-            <w:tabs>
-              <w:tab w:val="left" w:pos="1260"/>
-              <w:tab w:val="right" w:leader="dot" w:pos="8776"/>
-            </w:tabs>
-            <w:rPr>
-              <w:rFonts w:asciiTheme="minorHAnsi" w:eastAsiaTheme="minorEastAsia" w:hAnsiTheme="minorHAnsi" w:cstheme="minorBidi"/>
-              <w:i w:val="0"/>
-              <w:iCs w:val="0"/>
-              <w:sz w:val="21"/>
-              <w:szCs w:val="22"/>
-            </w:rPr>
-          </w:pPr>
-          <w:hyperlink w:anchor="_Toc84663407" w:history="1">
-            <w:r>
-              <w:rPr>
-                <w:rStyle w:val="af1"/>
-                <w:i w:val="0"/>
-                <w:iCs w:val="0"/>
-              </w:rPr>
-              <w:t>3.2.1</w:t>
-            </w:r>
-            <w:r>
-              <w:rPr>
-                <w:rFonts w:asciiTheme="minorHAnsi" w:eastAsiaTheme="minorEastAsia" w:hAnsiTheme="minorHAnsi" w:cstheme="minorBidi"/>
-                <w:i w:val="0"/>
-                <w:iCs w:val="0"/>
-                <w:sz w:val="21"/>
-                <w:szCs w:val="22"/>
-              </w:rPr>
-              <w:tab/>
-            </w:r>
-            <w:r>
-              <w:rPr>
-                <w:rStyle w:val="af1"/>
-                <w:i w:val="0"/>
-                <w:iCs w:val="0"/>
-              </w:rPr>
-              <w:t>软件运行环境</w:t>
-            </w:r>
-            <w:r>
-              <w:rPr>
-                <w:i w:val="0"/>
-                <w:iCs w:val="0"/>
-              </w:rPr>
-              <w:tab/>
-            </w:r>
-            <w:r>
-              <w:rPr>
-                <w:i w:val="0"/>
-                <w:iCs w:val="0"/>
-              </w:rPr>
-              <w:fldChar w:fldCharType="begin"/>
-            </w:r>
-            <w:r>
-              <w:rPr>
-                <w:i w:val="0"/>
-                <w:iCs w:val="0"/>
-              </w:rPr>
-              <w:instrText xml:space="preserve"> PAGEREF _Toc84663407 \h </w:instrText>
-            </w:r>
-            <w:r>
-              <w:rPr>
-                <w:i w:val="0"/>
-                <w:iCs w:val="0"/>
-              </w:rPr>
-            </w:r>
-            <w:r>
-              <w:rPr>
-                <w:i w:val="0"/>
-                <w:iCs w:val="0"/>
-              </w:rPr>
-              <w:fldChar w:fldCharType="separate"/>
-            </w:r>
-            <w:r>
-              <w:rPr>
-                <w:i w:val="0"/>
-                <w:iCs w:val="0"/>
-              </w:rPr>
-              <w:t>7</w:t>
-            </w:r>
-            <w:r>
-              <w:rPr>
-                <w:i w:val="0"/>
-                <w:iCs w:val="0"/>
-              </w:rPr>
-              <w:fldChar w:fldCharType="end"/>
+              <w:rPr>
+                <w:rFonts w:hint="eastAsia"/>
+              </w:rPr>
+              <w:t>5</w:t>
             </w:r>
           </w:hyperlink>
         </w:p>
@@ -3151,12 +2970,6 @@
               <w:tab w:val="left" w:pos="840"/>
               <w:tab w:val="right" w:leader="dot" w:pos="8776"/>
             </w:tabs>
-            <w:rPr>
-              <w:rFonts w:asciiTheme="minorHAnsi" w:eastAsiaTheme="minorEastAsia" w:hAnsiTheme="minorHAnsi" w:cstheme="minorBidi"/>
-              <w:smallCaps w:val="0"/>
-              <w:sz w:val="21"/>
-              <w:szCs w:val="22"/>
-            </w:rPr>
           </w:pPr>
           <w:hyperlink w:anchor="_Toc84663408" w:history="1">
             <w:r>
@@ -3184,27 +2997,469 @@
               <w:rPr>
                 <w:rStyle w:val="af1"/>
               </w:rPr>
-              <w:t>功能划分</w:t>
+              <w:t>功能</w:t>
+            </w:r>
+            <w:r>
+              <w:rPr>
+                <w:rStyle w:val="af1"/>
+                <w:rFonts w:hint="eastAsia"/>
+              </w:rPr>
+              <w:t>描述</w:t>
             </w:r>
             <w:r>
               <w:tab/>
             </w:r>
             <w:r>
-              <w:fldChar w:fldCharType="begin"/>
-            </w:r>
-            <w:r>
-              <w:instrText xml:space="preserve"> PAGEREF _Toc84663408 \h </w:instrText>
-            </w:r>
-            <w:r>
-              <w:fldChar w:fldCharType="separate"/>
-            </w:r>
-            <w:r>
+              <w:rPr>
+                <w:rFonts w:hint="eastAsia"/>
+              </w:rPr>
+              <w:t>5</w:t>
+            </w:r>
+          </w:hyperlink>
+        </w:p>
+        <w:p>
+          <w:pPr>
+            <w:pStyle w:val="TOC3"/>
+            <w:tabs>
+              <w:tab w:val="left" w:pos="856"/>
+              <w:tab w:val="right" w:leader="dot" w:pos="8776"/>
+            </w:tabs>
+            <w:ind w:left="0" w:firstLineChars="200" w:firstLine="400"/>
+          </w:pPr>
+          <w:hyperlink w:anchor="_Toc84663410" w:history="1">
+            <w:r>
+              <w:rPr>
+                <w:rStyle w:val="af1"/>
+                <w:i w:val="0"/>
+                <w:iCs w:val="0"/>
+              </w:rPr>
+              <w:t>3.</w:t>
+            </w:r>
+            <w:r>
+              <w:rPr>
+                <w:rStyle w:val="af1"/>
+                <w:rFonts w:hint="eastAsia"/>
+                <w:i w:val="0"/>
+                <w:iCs w:val="0"/>
+              </w:rPr>
+              <w:t>3</w:t>
+            </w:r>
+            <w:r>
+              <w:rPr>
+                <w:rStyle w:val="af1"/>
+                <w:i w:val="0"/>
+                <w:iCs w:val="0"/>
+              </w:rPr>
+              <w:t>.1</w:t>
+            </w:r>
+            <w:r>
+              <w:rPr>
+                <w:rFonts w:asciiTheme="minorHAnsi" w:eastAsiaTheme="minorEastAsia" w:hAnsiTheme="minorHAnsi" w:cstheme="minorBidi"/>
+                <w:i w:val="0"/>
+                <w:iCs w:val="0"/>
+                <w:sz w:val="21"/>
+                <w:szCs w:val="22"/>
+              </w:rPr>
+              <w:tab/>
+            </w:r>
+            <w:r>
+              <w:rPr>
+                <w:rStyle w:val="af1"/>
+                <w:i w:val="0"/>
+                <w:iCs w:val="0"/>
+              </w:rPr>
+              <w:t>管理</w:t>
+            </w:r>
+            <w:r>
+              <w:rPr>
+                <w:rStyle w:val="af1"/>
+                <w:rFonts w:hint="eastAsia"/>
+                <w:i w:val="0"/>
+                <w:iCs w:val="0"/>
+              </w:rPr>
+              <w:t>员核心功能</w:t>
+            </w:r>
+            <w:r>
+              <w:rPr>
+                <w:i w:val="0"/>
+                <w:iCs w:val="0"/>
+              </w:rPr>
+              <w:tab/>
+            </w:r>
+            <w:r>
+              <w:rPr>
+                <w:rFonts w:hint="eastAsia"/>
+                <w:i w:val="0"/>
+                <w:iCs w:val="0"/>
+              </w:rPr>
+              <w:t>5</w:t>
+            </w:r>
+          </w:hyperlink>
+        </w:p>
+        <w:p>
+          <w:pPr>
+            <w:pStyle w:val="TOC3"/>
+            <w:tabs>
+              <w:tab w:val="left" w:pos="856"/>
+              <w:tab w:val="right" w:leader="dot" w:pos="8776"/>
+            </w:tabs>
+            <w:ind w:left="0" w:firstLineChars="200" w:firstLine="400"/>
+          </w:pPr>
+          <w:hyperlink w:anchor="_Toc84663410" w:history="1">
+            <w:r>
+              <w:rPr>
+                <w:rStyle w:val="af1"/>
+                <w:i w:val="0"/>
+                <w:iCs w:val="0"/>
+              </w:rPr>
+              <w:t>3.</w:t>
+            </w:r>
+            <w:r>
+              <w:rPr>
+                <w:rStyle w:val="af1"/>
+                <w:rFonts w:hint="eastAsia"/>
+                <w:i w:val="0"/>
+                <w:iCs w:val="0"/>
+              </w:rPr>
+              <w:t>3</w:t>
+            </w:r>
+            <w:r>
+              <w:rPr>
+                <w:rStyle w:val="af1"/>
+                <w:i w:val="0"/>
+                <w:iCs w:val="0"/>
+              </w:rPr>
+              <w:t>.</w:t>
+            </w:r>
+            <w:r>
+              <w:rPr>
+                <w:rStyle w:val="af1"/>
+                <w:rFonts w:hint="eastAsia"/>
+                <w:i w:val="0"/>
+                <w:iCs w:val="0"/>
+              </w:rPr>
+              <w:t>2</w:t>
+            </w:r>
+            <w:r>
+              <w:rPr>
+                <w:rFonts w:asciiTheme="minorHAnsi" w:eastAsiaTheme="minorEastAsia" w:hAnsiTheme="minorHAnsi" w:cstheme="minorBidi"/>
+                <w:i w:val="0"/>
+                <w:iCs w:val="0"/>
+                <w:sz w:val="21"/>
+                <w:szCs w:val="22"/>
+              </w:rPr>
+              <w:tab/>
+            </w:r>
+            <w:r>
+              <w:rPr>
+                <w:rStyle w:val="af1"/>
+                <w:rFonts w:hint="eastAsia"/>
+                <w:i w:val="0"/>
+                <w:iCs w:val="0"/>
+              </w:rPr>
+              <w:t>教师</w:t>
+            </w:r>
+            <w:r>
+              <w:rPr>
+                <w:rStyle w:val="af1"/>
+                <w:rFonts w:hint="eastAsia"/>
+                <w:i w:val="0"/>
+                <w:iCs w:val="0"/>
+              </w:rPr>
+              <w:t>核心功能</w:t>
+            </w:r>
+            <w:r>
+              <w:rPr>
+                <w:i w:val="0"/>
+                <w:iCs w:val="0"/>
+              </w:rPr>
+              <w:tab/>
+            </w:r>
+            <w:r>
+              <w:rPr>
+                <w:rFonts w:hint="eastAsia"/>
+                <w:i w:val="0"/>
+                <w:iCs w:val="0"/>
+              </w:rPr>
+              <w:t>6</w:t>
+            </w:r>
+          </w:hyperlink>
+        </w:p>
+        <w:p>
+          <w:pPr>
+            <w:pStyle w:val="TOC3"/>
+            <w:tabs>
+              <w:tab w:val="left" w:pos="856"/>
+              <w:tab w:val="right" w:leader="dot" w:pos="8776"/>
+            </w:tabs>
+            <w:ind w:left="0" w:firstLineChars="200" w:firstLine="400"/>
+          </w:pPr>
+          <w:hyperlink w:anchor="_Toc84663410" w:history="1">
+            <w:r>
+              <w:rPr>
+                <w:rStyle w:val="af1"/>
+                <w:i w:val="0"/>
+                <w:iCs w:val="0"/>
+              </w:rPr>
+              <w:t>3.</w:t>
+            </w:r>
+            <w:r>
+              <w:rPr>
+                <w:rStyle w:val="af1"/>
+                <w:rFonts w:hint="eastAsia"/>
+                <w:i w:val="0"/>
+                <w:iCs w:val="0"/>
+              </w:rPr>
+              <w:t>3</w:t>
+            </w:r>
+            <w:r>
+              <w:rPr>
+                <w:rStyle w:val="af1"/>
+                <w:i w:val="0"/>
+                <w:iCs w:val="0"/>
+              </w:rPr>
+              <w:t>.</w:t>
+            </w:r>
+            <w:r>
+              <w:rPr>
+                <w:rStyle w:val="af1"/>
+                <w:rFonts w:hint="eastAsia"/>
+                <w:i w:val="0"/>
+                <w:iCs w:val="0"/>
+              </w:rPr>
+              <w:t>3</w:t>
+            </w:r>
+            <w:r>
+              <w:rPr>
+                <w:rFonts w:asciiTheme="minorHAnsi" w:eastAsiaTheme="minorEastAsia" w:hAnsiTheme="minorHAnsi" w:cstheme="minorBidi"/>
+                <w:i w:val="0"/>
+                <w:iCs w:val="0"/>
+                <w:sz w:val="21"/>
+                <w:szCs w:val="22"/>
+              </w:rPr>
+              <w:tab/>
+            </w:r>
+            <w:r>
+              <w:rPr>
+                <w:rStyle w:val="af1"/>
+                <w:rFonts w:hint="eastAsia"/>
+                <w:i w:val="0"/>
+                <w:iCs w:val="0"/>
+              </w:rPr>
+              <w:t>学生</w:t>
+            </w:r>
+            <w:r>
+              <w:rPr>
+                <w:rStyle w:val="af1"/>
+                <w:rFonts w:hint="eastAsia"/>
+                <w:i w:val="0"/>
+                <w:iCs w:val="0"/>
+              </w:rPr>
+              <w:t>核心功能</w:t>
+            </w:r>
+            <w:r>
+              <w:rPr>
+                <w:i w:val="0"/>
+                <w:iCs w:val="0"/>
+              </w:rPr>
+              <w:tab/>
+            </w:r>
+            <w:r>
+              <w:rPr>
+                <w:rFonts w:hint="eastAsia"/>
+                <w:i w:val="0"/>
+                <w:iCs w:val="0"/>
+              </w:rPr>
+              <w:t>6</w:t>
+            </w:r>
+          </w:hyperlink>
+        </w:p>
+        <w:p>
+          <w:pPr>
+            <w:pStyle w:val="TOC3"/>
+            <w:tabs>
+              <w:tab w:val="left" w:pos="856"/>
+              <w:tab w:val="right" w:leader="dot" w:pos="8776"/>
+            </w:tabs>
+            <w:ind w:left="0" w:firstLineChars="200" w:firstLine="400"/>
+          </w:pPr>
+          <w:hyperlink w:anchor="_Toc84663410" w:history="1">
+            <w:r>
+              <w:rPr>
+                <w:rStyle w:val="af1"/>
+                <w:i w:val="0"/>
+                <w:iCs w:val="0"/>
+              </w:rPr>
+              <w:t>3.</w:t>
+            </w:r>
+            <w:r>
+              <w:rPr>
+                <w:rStyle w:val="af1"/>
+                <w:rFonts w:hint="eastAsia"/>
+                <w:i w:val="0"/>
+                <w:iCs w:val="0"/>
+              </w:rPr>
+              <w:t>3</w:t>
+            </w:r>
+            <w:r>
+              <w:rPr>
+                <w:rStyle w:val="af1"/>
+                <w:i w:val="0"/>
+                <w:iCs w:val="0"/>
+              </w:rPr>
+              <w:t>.</w:t>
+            </w:r>
+            <w:r>
+              <w:rPr>
+                <w:rStyle w:val="af1"/>
+                <w:rFonts w:hint="eastAsia"/>
+                <w:i w:val="0"/>
+                <w:iCs w:val="0"/>
+              </w:rPr>
+              <w:t>4</w:t>
+            </w:r>
+            <w:r>
+              <w:rPr>
+                <w:rFonts w:asciiTheme="minorHAnsi" w:eastAsiaTheme="minorEastAsia" w:hAnsiTheme="minorHAnsi" w:cstheme="minorBidi"/>
+                <w:i w:val="0"/>
+                <w:iCs w:val="0"/>
+                <w:sz w:val="21"/>
+                <w:szCs w:val="22"/>
+              </w:rPr>
+              <w:tab/>
+            </w:r>
+            <w:r>
+              <w:rPr>
+                <w:rStyle w:val="af1"/>
+                <w:rFonts w:hint="eastAsia"/>
+                <w:i w:val="0"/>
+                <w:iCs w:val="0"/>
+              </w:rPr>
+              <w:t>公共</w:t>
+            </w:r>
+            <w:r>
+              <w:rPr>
+                <w:rStyle w:val="af1"/>
+                <w:rFonts w:hint="eastAsia"/>
+                <w:i w:val="0"/>
+                <w:iCs w:val="0"/>
+              </w:rPr>
+              <w:t>功能</w:t>
+            </w:r>
+            <w:r>
+              <w:rPr>
+                <w:i w:val="0"/>
+                <w:iCs w:val="0"/>
+              </w:rPr>
+              <w:tab/>
+            </w:r>
+            <w:r>
+              <w:rPr>
+                <w:rFonts w:hint="eastAsia"/>
+                <w:i w:val="0"/>
+                <w:iCs w:val="0"/>
+              </w:rPr>
               <w:t>7</w:t>
             </w:r>
-            <w:r>
-              <w:fldChar w:fldCharType="end"/>
-            </w:r>
           </w:hyperlink>
+        </w:p>
+        <w:p>
+          <w:pPr>
+            <w:pStyle w:val="TOC3"/>
+            <w:tabs>
+              <w:tab w:val="left" w:pos="856"/>
+              <w:tab w:val="right" w:leader="dot" w:pos="8776"/>
+            </w:tabs>
+            <w:ind w:left="0" w:firstLineChars="200" w:firstLine="400"/>
+            <w:rPr>
+              <w:rFonts w:hint="eastAsia"/>
+            </w:rPr>
+          </w:pPr>
+          <w:hyperlink w:anchor="_Toc84663410" w:history="1">
+            <w:r>
+              <w:rPr>
+                <w:rStyle w:val="af1"/>
+                <w:i w:val="0"/>
+                <w:iCs w:val="0"/>
+              </w:rPr>
+              <w:t>3.</w:t>
+            </w:r>
+            <w:r>
+              <w:rPr>
+                <w:rStyle w:val="af1"/>
+                <w:rFonts w:hint="eastAsia"/>
+                <w:i w:val="0"/>
+                <w:iCs w:val="0"/>
+              </w:rPr>
+              <w:t>3</w:t>
+            </w:r>
+            <w:r>
+              <w:rPr>
+                <w:rStyle w:val="af1"/>
+                <w:i w:val="0"/>
+                <w:iCs w:val="0"/>
+              </w:rPr>
+              <w:t>.</w:t>
+            </w:r>
+            <w:r>
+              <w:rPr>
+                <w:rStyle w:val="af1"/>
+                <w:rFonts w:hint="eastAsia"/>
+                <w:i w:val="0"/>
+                <w:iCs w:val="0"/>
+              </w:rPr>
+              <w:t>5</w:t>
+            </w:r>
+            <w:r>
+              <w:rPr>
+                <w:rFonts w:asciiTheme="minorHAnsi" w:eastAsiaTheme="minorEastAsia" w:hAnsiTheme="minorHAnsi" w:cstheme="minorBidi"/>
+                <w:i w:val="0"/>
+                <w:iCs w:val="0"/>
+                <w:sz w:val="21"/>
+                <w:szCs w:val="22"/>
+              </w:rPr>
+              <w:tab/>
+            </w:r>
+            <w:r>
+              <w:rPr>
+                <w:rStyle w:val="af1"/>
+                <w:rFonts w:hint="eastAsia"/>
+                <w:i w:val="0"/>
+                <w:iCs w:val="0"/>
+              </w:rPr>
+              <w:t>学院信息汇总展示</w:t>
+            </w:r>
+            <w:r>
+              <w:rPr>
+                <w:rStyle w:val="af1"/>
+                <w:rFonts w:hint="eastAsia"/>
+                <w:i w:val="0"/>
+                <w:iCs w:val="0"/>
+              </w:rPr>
+              <w:t>功能</w:t>
+            </w:r>
+            <w:r>
+              <w:rPr>
+                <w:i w:val="0"/>
+                <w:iCs w:val="0"/>
+              </w:rPr>
+              <w:tab/>
+            </w:r>
+            <w:r>
+              <w:rPr>
+                <w:rFonts w:hint="eastAsia"/>
+                <w:i w:val="0"/>
+                <w:iCs w:val="0"/>
+              </w:rPr>
+              <w:t>7</w:t>
+            </w:r>
+          </w:hyperlink>
+          <w:r>
+            <w:rPr>
+              <w:rFonts w:hint="eastAsia"/>
+            </w:rPr>
+            <w:t xml:space="preserve"> </w:t>
+          </w:r>
         </w:p>
         <w:p>
           <w:pPr>
@@ -3245,8 +3500,9 @@
             <w:r>
               <w:rPr>
                 <w:rStyle w:val="af1"/>
-              </w:rPr>
-              <w:t>功能描述</w:t>
+                <w:rFonts w:hint="eastAsia"/>
+              </w:rPr>
+              <w:t>运行环境</w:t>
             </w:r>
             <w:r>
               <w:tab/>
@@ -3264,190 +3520,6 @@
               <w:t>8</w:t>
             </w:r>
             <w:r>
-              <w:fldChar w:fldCharType="end"/>
-            </w:r>
-          </w:hyperlink>
-        </w:p>
-        <w:p>
-          <w:pPr>
-            <w:pStyle w:val="TOC3"/>
-            <w:tabs>
-              <w:tab w:val="left" w:pos="1260"/>
-              <w:tab w:val="right" w:leader="dot" w:pos="8776"/>
-            </w:tabs>
-            <w:rPr>
-              <w:rFonts w:asciiTheme="minorHAnsi" w:eastAsiaTheme="minorEastAsia" w:hAnsiTheme="minorHAnsi" w:cstheme="minorBidi"/>
-              <w:i w:val="0"/>
-              <w:iCs w:val="0"/>
-              <w:sz w:val="21"/>
-              <w:szCs w:val="22"/>
-            </w:rPr>
-          </w:pPr>
-          <w:hyperlink w:anchor="_Toc84663410" w:history="1">
-            <w:r>
-              <w:rPr>
-                <w:rStyle w:val="af1"/>
-                <w:i w:val="0"/>
-                <w:iCs w:val="0"/>
-              </w:rPr>
-              <w:t>3.4.1</w:t>
-            </w:r>
-            <w:r>
-              <w:rPr>
-                <w:rFonts w:asciiTheme="minorHAnsi" w:eastAsiaTheme="minorEastAsia" w:hAnsiTheme="minorHAnsi" w:cstheme="minorBidi"/>
-                <w:i w:val="0"/>
-                <w:iCs w:val="0"/>
-                <w:sz w:val="21"/>
-                <w:szCs w:val="22"/>
-              </w:rPr>
-              <w:tab/>
-            </w:r>
-            <w:r>
-              <w:rPr>
-                <w:rStyle w:val="af1"/>
-                <w:i w:val="0"/>
-                <w:iCs w:val="0"/>
-              </w:rPr>
-              <w:t>系统信息管理</w:t>
-            </w:r>
-            <w:r>
-              <w:rPr>
-                <w:i w:val="0"/>
-                <w:iCs w:val="0"/>
-              </w:rPr>
-              <w:tab/>
-            </w:r>
-            <w:r>
-              <w:rPr>
-                <w:i w:val="0"/>
-                <w:iCs w:val="0"/>
-              </w:rPr>
-              <w:fldChar w:fldCharType="begin"/>
-            </w:r>
-            <w:r>
-              <w:rPr>
-                <w:i w:val="0"/>
-                <w:iCs w:val="0"/>
-              </w:rPr>
-              <w:instrText xml:space="preserve"> PAGEREF _Toc84663410 \h </w:instrText>
-            </w:r>
-            <w:r>
-              <w:rPr>
-                <w:i w:val="0"/>
-                <w:iCs w:val="0"/>
-              </w:rPr>
-            </w:r>
-            <w:r>
-              <w:rPr>
-                <w:i w:val="0"/>
-                <w:iCs w:val="0"/>
-              </w:rPr>
-              <w:fldChar w:fldCharType="separate"/>
-            </w:r>
-            <w:r>
-              <w:rPr>
-                <w:i w:val="0"/>
-                <w:iCs w:val="0"/>
-              </w:rPr>
-              <w:t>8</w:t>
-            </w:r>
-            <w:r>
-              <w:rPr>
-                <w:i w:val="0"/>
-                <w:iCs w:val="0"/>
-              </w:rPr>
-              <w:fldChar w:fldCharType="end"/>
-            </w:r>
-          </w:hyperlink>
-        </w:p>
-        <w:p>
-          <w:pPr>
-            <w:pStyle w:val="TOC3"/>
-            <w:tabs>
-              <w:tab w:val="left" w:pos="1260"/>
-              <w:tab w:val="right" w:leader="dot" w:pos="8776"/>
-            </w:tabs>
-            <w:rPr>
-              <w:rFonts w:asciiTheme="minorHAnsi" w:eastAsiaTheme="minorEastAsia" w:hAnsiTheme="minorHAnsi" w:cstheme="minorBidi"/>
-              <w:i w:val="0"/>
-              <w:iCs w:val="0"/>
-              <w:sz w:val="21"/>
-              <w:szCs w:val="22"/>
-            </w:rPr>
-          </w:pPr>
-          <w:hyperlink w:anchor="_Toc84663411" w:history="1">
-            <w:r>
-              <w:rPr>
-                <w:rStyle w:val="af1"/>
-                <w:i w:val="0"/>
-                <w:iCs w:val="0"/>
-              </w:rPr>
-              <w:t>3.4.2</w:t>
-            </w:r>
-            <w:r>
-              <w:rPr>
-                <w:rFonts w:asciiTheme="minorHAnsi" w:eastAsiaTheme="minorEastAsia" w:hAnsiTheme="minorHAnsi" w:cstheme="minorBidi"/>
-                <w:i w:val="0"/>
-                <w:iCs w:val="0"/>
-                <w:sz w:val="21"/>
-                <w:szCs w:val="22"/>
-              </w:rPr>
-              <w:tab/>
-            </w:r>
-            <w:r>
-              <w:rPr>
-                <w:rStyle w:val="af1"/>
-                <w:i w:val="0"/>
-                <w:iCs w:val="0"/>
-              </w:rPr>
-              <w:t>基础信息管理</w:t>
-            </w:r>
-            <w:r>
-              <w:rPr>
-                <w:i w:val="0"/>
-                <w:iCs w:val="0"/>
-              </w:rPr>
-              <w:tab/>
-            </w:r>
-            <w:r>
-              <w:rPr>
-                <w:i w:val="0"/>
-                <w:iCs w:val="0"/>
-              </w:rPr>
-              <w:fldChar w:fldCharType="begin"/>
-            </w:r>
-            <w:r>
-              <w:rPr>
-                <w:i w:val="0"/>
-                <w:iCs w:val="0"/>
-              </w:rPr>
-              <w:instrText xml:space="preserve"> PAGEREF _Toc84663411 \h </w:instrText>
-            </w:r>
-            <w:r>
-              <w:rPr>
-                <w:i w:val="0"/>
-                <w:iCs w:val="0"/>
-              </w:rPr>
-            </w:r>
-            <w:r>
-              <w:rPr>
-                <w:i w:val="0"/>
-                <w:iCs w:val="0"/>
-              </w:rPr>
-              <w:fldChar w:fldCharType="separate"/>
-            </w:r>
-            <w:r>
-              <w:rPr>
-                <w:i w:val="0"/>
-                <w:iCs w:val="0"/>
-              </w:rPr>
-              <w:t>10</w:t>
-            </w:r>
-            <w:r>
-              <w:rPr>
-                <w:i w:val="0"/>
-                <w:iCs w:val="0"/>
-              </w:rPr>
               <w:fldChar w:fldCharType="end"/>
             </w:r>
           </w:hyperlink>
@@ -3461,9 +3533,7 @@
             </w:tabs>
             <w:rPr>
               <w:rFonts w:asciiTheme="minorHAnsi" w:eastAsiaTheme="minorEastAsia" w:hAnsiTheme="minorHAnsi" w:cstheme="minorBidi"/>
-              <w:b w:val="0"/>
-              <w:bCs w:val="0"/>
-              <w:caps w:val="0"/>
+              <w:smallCaps/>
               <w:sz w:val="21"/>
               <w:szCs w:val="22"/>
             </w:rPr>
@@ -3496,81 +3566,10 @@
               <w:tab/>
             </w:r>
             <w:r>
-              <w:fldChar w:fldCharType="begin"/>
-            </w:r>
-            <w:r>
-              <w:instrText xml:space="preserve"> PAGEREF _Toc84663415 \h </w:instrText>
-            </w:r>
-            <w:r>
-              <w:fldChar w:fldCharType="separate"/>
-            </w:r>
-            <w:r>
-              <w:t>14</w:t>
-            </w:r>
-            <w:r>
-              <w:fldChar w:fldCharType="end"/>
-            </w:r>
-          </w:hyperlink>
-        </w:p>
-        <w:p>
-          <w:pPr>
-            <w:pStyle w:val="TOC2"/>
-            <w:tabs>
-              <w:tab w:val="left" w:pos="840"/>
-              <w:tab w:val="right" w:leader="dot" w:pos="8776"/>
-            </w:tabs>
-            <w:rPr>
-              <w:rFonts w:asciiTheme="minorHAnsi" w:eastAsiaTheme="minorEastAsia" w:hAnsiTheme="minorHAnsi" w:cstheme="minorBidi"/>
-              <w:smallCaps w:val="0"/>
-              <w:sz w:val="21"/>
-              <w:szCs w:val="22"/>
-            </w:rPr>
-          </w:pPr>
-          <w:hyperlink w:anchor="_Toc84663416" w:history="1">
-            <w:r>
-              <w:rPr>
-                <w:rStyle w:val="af1"/>
-                <w14:scene3d>
-                  <w14:camera w14:prst="orthographicFront"/>
-                  <w14:lightRig w14:rig="threePt" w14:dir="t">
-                    <w14:rot w14:lat="0" w14:lon="0" w14:rev="0"/>
-                  </w14:lightRig>
-                </w14:scene3d>
-              </w:rPr>
-              <w:t>4.1</w:t>
-            </w:r>
-            <w:r>
-              <w:rPr>
-                <w:rFonts w:asciiTheme="minorHAnsi" w:eastAsiaTheme="minorEastAsia" w:hAnsiTheme="minorHAnsi" w:cstheme="minorBidi"/>
-                <w:smallCaps w:val="0"/>
-                <w:sz w:val="21"/>
-                <w:szCs w:val="22"/>
-              </w:rPr>
-              <w:tab/>
-            </w:r>
-            <w:r>
-              <w:rPr>
-                <w:rStyle w:val="af1"/>
-              </w:rPr>
-              <w:t>适应性</w:t>
-            </w:r>
-            <w:r>
-              <w:tab/>
-            </w:r>
-            <w:r>
-              <w:fldChar w:fldCharType="begin"/>
-            </w:r>
-            <w:r>
-              <w:instrText xml:space="preserve"> PAGEREF _Toc84663416 \h </w:instrText>
-            </w:r>
-            <w:r>
-              <w:fldChar w:fldCharType="separate"/>
-            </w:r>
-            <w:r>
-              <w:t>14</w:t>
-            </w:r>
-            <w:r>
-              <w:fldChar w:fldCharType="end"/>
+              <w:rPr>
+                <w:rFonts w:hint="eastAsia"/>
+              </w:rPr>
+              <w:t>8</w:t>
             </w:r>
           </w:hyperlink>
         </w:p>
@@ -3618,19 +3617,10 @@
               <w:tab/>
             </w:r>
             <w:r>
-              <w:fldChar w:fldCharType="begin"/>
-            </w:r>
-            <w:r>
-              <w:instrText xml:space="preserve"> PAGEREF _Toc84663417 \h </w:instrText>
-            </w:r>
-            <w:r>
-              <w:fldChar w:fldCharType="separate"/>
-            </w:r>
-            <w:r>
-              <w:t>14</w:t>
-            </w:r>
-            <w:r>
-              <w:fldChar w:fldCharType="end"/>
+              <w:rPr>
+                <w:rFonts w:hint="eastAsia"/>
+              </w:rPr>
+              <w:t>9</w:t>
             </w:r>
           </w:hyperlink>
         </w:p>
@@ -3638,7 +3628,6 @@
           <w:pPr>
             <w:pStyle w:val="TOC2"/>
             <w:tabs>
-              <w:tab w:val="left" w:pos="840"/>
               <w:tab w:val="right" w:leader="dot" w:pos="8776"/>
             </w:tabs>
             <w:rPr>
@@ -3648,117 +3637,6 @@
               <w:szCs w:val="22"/>
             </w:rPr>
           </w:pPr>
-          <w:hyperlink w:anchor="_Toc84663418" w:history="1">
-            <w:r>
-              <w:rPr>
-                <w:rStyle w:val="af1"/>
-                <w14:scene3d>
-                  <w14:camera w14:prst="orthographicFront"/>
-                  <w14:lightRig w14:rig="threePt" w14:dir="t">
-                    <w14:rot w14:lat="0" w14:lon="0" w14:rev="0"/>
-                  </w14:lightRig>
-                </w14:scene3d>
-              </w:rPr>
-              <w:t>5.1</w:t>
-            </w:r>
-            <w:r>
-              <w:rPr>
-                <w:rFonts w:asciiTheme="minorHAnsi" w:eastAsiaTheme="minorEastAsia" w:hAnsiTheme="minorHAnsi" w:cstheme="minorBidi"/>
-                <w:smallCaps w:val="0"/>
-                <w:sz w:val="21"/>
-                <w:szCs w:val="22"/>
-              </w:rPr>
-              <w:tab/>
-            </w:r>
-            <w:r>
-              <w:rPr>
-                <w:rStyle w:val="af1"/>
-              </w:rPr>
-              <w:t>用户界面</w:t>
-            </w:r>
-            <w:r>
-              <w:tab/>
-            </w:r>
-            <w:r>
-              <w:fldChar w:fldCharType="begin"/>
-            </w:r>
-            <w:r>
-              <w:instrText xml:space="preserve"> PAGEREF _Toc84663418 \h </w:instrText>
-            </w:r>
-            <w:r>
-              <w:fldChar w:fldCharType="separate"/>
-            </w:r>
-            <w:r>
-              <w:t>14</w:t>
-            </w:r>
-            <w:r>
-              <w:fldChar w:fldCharType="end"/>
-            </w:r>
-          </w:hyperlink>
-        </w:p>
-        <w:p>
-          <w:pPr>
-            <w:pStyle w:val="TOC2"/>
-            <w:tabs>
-              <w:tab w:val="left" w:pos="840"/>
-              <w:tab w:val="right" w:leader="dot" w:pos="8776"/>
-            </w:tabs>
-            <w:rPr>
-              <w:rFonts w:asciiTheme="minorHAnsi" w:eastAsiaTheme="minorEastAsia" w:hAnsiTheme="minorHAnsi" w:cstheme="minorBidi"/>
-              <w:smallCaps w:val="0"/>
-              <w:sz w:val="21"/>
-              <w:szCs w:val="22"/>
-            </w:rPr>
-          </w:pPr>
-          <w:hyperlink w:anchor="_Toc84663419" w:history="1">
-            <w:r>
-              <w:rPr>
-                <w:rStyle w:val="af1"/>
-                <w14:scene3d>
-                  <w14:camera w14:prst="orthographicFront"/>
-                  <w14:lightRig w14:rig="threePt" w14:dir="t">
-                    <w14:rot w14:lat="0" w14:lon="0" w14:rev="0"/>
-                  </w14:lightRig>
-                </w14:scene3d>
-              </w:rPr>
-              <w:t>5.2</w:t>
-            </w:r>
-            <w:r>
-              <w:rPr>
-                <w:rFonts w:asciiTheme="minorHAnsi" w:eastAsiaTheme="minorEastAsia" w:hAnsiTheme="minorHAnsi" w:cstheme="minorBidi"/>
-                <w:smallCaps w:val="0"/>
-                <w:sz w:val="21"/>
-                <w:szCs w:val="22"/>
-              </w:rPr>
-              <w:tab/>
-            </w:r>
-            <w:r>
-              <w:rPr>
-                <w:rStyle w:val="af1"/>
-              </w:rPr>
-              <w:t>软件接口</w:t>
-            </w:r>
-            <w:r>
-              <w:tab/>
-            </w:r>
-            <w:r>
-              <w:fldChar w:fldCharType="begin"/>
-            </w:r>
-            <w:r>
-              <w:instrText xml:space="preserve"> PAGEREF _Toc84663419 \h </w:instrText>
-            </w:r>
-            <w:r>
-              <w:fldChar w:fldCharType="separate"/>
-            </w:r>
-            <w:r>
-              <w:t>15</w:t>
-            </w:r>
-            <w:r>
-              <w:fldChar w:fldCharType="end"/>
-            </w:r>
-          </w:hyperlink>
-        </w:p>
-        <w:p>
           <w:r>
             <w:fldChar w:fldCharType="end"/>
           </w:r>
@@ -4138,6 +4016,16 @@
         <w:spacing w:beforeLines="50" w:before="156" w:afterLines="50" w:after="156" w:line="360" w:lineRule="auto"/>
         <w:ind w:firstLine="420"/>
         <w:rPr>
+          <w:rFonts w:hAnsi="宋体"/>
+          <w:sz w:val="24"/>
+        </w:rPr>
+      </w:pPr>
+    </w:p>
+    <w:p>
+      <w:pPr>
+        <w:spacing w:beforeLines="50" w:before="156" w:afterLines="50" w:after="156" w:line="360" w:lineRule="auto"/>
+        <w:ind w:firstLine="420"/>
+        <w:rPr>
           <w:rFonts w:hAnsi="宋体" w:hint="eastAsia"/>
           <w:sz w:val="24"/>
         </w:rPr>
@@ -4156,6 +4044,7 @@
         <w:rPr>
           <w:rFonts w:hint="eastAsia"/>
         </w:rPr>
+        <w:lastRenderedPageBreak/>
         <w:t>任务概述</w:t>
       </w:r>
       <w:bookmarkEnd w:id="17"/>
@@ -4246,15 +4135,7 @@
           <w:sz w:val="24"/>
           <w:shd w:val="clear" w:color="auto" w:fill="FFFFFF"/>
         </w:rPr>
-        <w:t>管理员、教师、学生三种身份，并严格限制其</w:t>
-      </w:r>
-      <w:r>
-        <w:rPr>
-          <w:sz w:val="24"/>
-          <w:shd w:val="clear" w:color="auto" w:fill="FFFFFF"/>
-        </w:rPr>
-        <w:lastRenderedPageBreak/>
-        <w:t>数据访问范围与操作权限。</w:t>
+        <w:t>管理员、教师、学生三种身份，并严格限制其数据访问范围与操作权限。</w:t>
       </w:r>
     </w:p>
     <w:p>
@@ -4342,16 +4223,985 @@
         <w:spacing w:before="260" w:after="260"/>
         <w:ind w:left="578" w:hanging="578"/>
       </w:pPr>
-      <w:r>
-        <w:rPr>
-          <w:rFonts w:hint="eastAsia"/>
-        </w:rPr>
-        <w:lastRenderedPageBreak/>
-        <w:t>运行环境</w:t>
-      </w:r>
+      <w:bookmarkStart w:id="26" w:name="_Toc84663408"/>
+      <w:bookmarkStart w:id="27" w:name="_Toc237314362"/>
+      <w:bookmarkStart w:id="28" w:name="_Toc22583"/>
       <w:bookmarkEnd w:id="23"/>
       <w:bookmarkEnd w:id="24"/>
       <w:bookmarkEnd w:id="25"/>
+      <w:r>
+        <w:rPr>
+          <w:rFonts w:hint="eastAsia"/>
+        </w:rPr>
+        <w:t>功能划分</w:t>
+      </w:r>
+      <w:bookmarkEnd w:id="26"/>
+      <w:bookmarkEnd w:id="27"/>
+      <w:bookmarkEnd w:id="28"/>
+    </w:p>
+    <w:p>
+      <w:pPr>
+        <w:spacing w:line="360" w:lineRule="auto"/>
+        <w:ind w:firstLineChars="100" w:firstLine="240"/>
+        <w:rPr>
+          <w:sz w:val="24"/>
+          <w:shd w:val="clear" w:color="auto" w:fill="FFFFFF"/>
+        </w:rPr>
+      </w:pPr>
+      <w:bookmarkStart w:id="29" w:name="_Toc30484"/>
+      <w:bookmarkStart w:id="30" w:name="_Toc237314363"/>
+      <w:bookmarkStart w:id="31" w:name="_Toc84663409"/>
+      <w:r>
+        <w:rPr>
+          <w:sz w:val="24"/>
+          <w:shd w:val="clear" w:color="auto" w:fill="FFFFFF"/>
+        </w:rPr>
+        <w:t>系统按角色划分为</w:t>
+      </w:r>
+      <w:r>
+        <w:rPr>
+          <w:rFonts w:hint="eastAsia"/>
+          <w:sz w:val="24"/>
+          <w:shd w:val="clear" w:color="auto" w:fill="FFFFFF"/>
+        </w:rPr>
+        <w:t>五</w:t>
+      </w:r>
+      <w:r>
+        <w:rPr>
+          <w:sz w:val="24"/>
+          <w:shd w:val="clear" w:color="auto" w:fill="FFFFFF"/>
+        </w:rPr>
+        <w:t>大功能模块：</w:t>
+      </w:r>
+    </w:p>
+    <w:p>
+      <w:pPr>
+        <w:spacing w:line="360" w:lineRule="auto"/>
+        <w:ind w:firstLineChars="100" w:firstLine="240"/>
+        <w:rPr>
+          <w:sz w:val="24"/>
+          <w:shd w:val="clear" w:color="auto" w:fill="FFFFFF"/>
+        </w:rPr>
+      </w:pPr>
+      <w:r>
+        <w:rPr>
+          <w:sz w:val="24"/>
+          <w:shd w:val="clear" w:color="auto" w:fill="FFFFFF"/>
+        </w:rPr>
+        <w:t>管理员核心功能模块</w:t>
+      </w:r>
+    </w:p>
+    <w:p>
+      <w:pPr>
+        <w:spacing w:line="360" w:lineRule="auto"/>
+        <w:ind w:firstLineChars="100" w:firstLine="240"/>
+        <w:rPr>
+          <w:sz w:val="24"/>
+          <w:shd w:val="clear" w:color="auto" w:fill="FFFFFF"/>
+        </w:rPr>
+      </w:pPr>
+      <w:r>
+        <w:rPr>
+          <w:sz w:val="24"/>
+          <w:shd w:val="clear" w:color="auto" w:fill="FFFFFF"/>
+        </w:rPr>
+        <w:t>教师核心功能模块</w:t>
+      </w:r>
+    </w:p>
+    <w:p>
+      <w:pPr>
+        <w:spacing w:line="360" w:lineRule="auto"/>
+        <w:ind w:firstLineChars="100" w:firstLine="240"/>
+        <w:rPr>
+          <w:sz w:val="24"/>
+          <w:shd w:val="clear" w:color="auto" w:fill="FFFFFF"/>
+        </w:rPr>
+      </w:pPr>
+      <w:r>
+        <w:rPr>
+          <w:sz w:val="24"/>
+          <w:shd w:val="clear" w:color="auto" w:fill="FFFFFF"/>
+        </w:rPr>
+        <w:t>学生核心功能模块</w:t>
+      </w:r>
+    </w:p>
+    <w:p>
+      <w:pPr>
+        <w:spacing w:line="360" w:lineRule="auto"/>
+        <w:ind w:firstLineChars="100" w:firstLine="240"/>
+        <w:rPr>
+          <w:sz w:val="24"/>
+          <w:shd w:val="clear" w:color="auto" w:fill="FFFFFF"/>
+        </w:rPr>
+      </w:pPr>
+      <w:r>
+        <w:rPr>
+          <w:sz w:val="24"/>
+          <w:shd w:val="clear" w:color="auto" w:fill="FFFFFF"/>
+        </w:rPr>
+        <w:t>公共功能模块（如登录、修改密码、通知公告）</w:t>
+      </w:r>
+    </w:p>
+    <w:p>
+      <w:pPr>
+        <w:spacing w:line="360" w:lineRule="auto"/>
+        <w:ind w:firstLineChars="100" w:firstLine="240"/>
+        <w:rPr>
+          <w:sz w:val="24"/>
+          <w:shd w:val="clear" w:color="auto" w:fill="FFFFFF"/>
+        </w:rPr>
+      </w:pPr>
+      <w:r>
+        <w:rPr>
+          <w:rFonts w:hint="eastAsia"/>
+          <w:sz w:val="24"/>
+          <w:shd w:val="clear" w:color="auto" w:fill="FFFFFF"/>
+        </w:rPr>
+        <w:t>学院信息展示模块</w:t>
+      </w:r>
+    </w:p>
+    <w:p>
+      <w:pPr>
+        <w:pStyle w:val="2"/>
+        <w:spacing w:before="260" w:after="260"/>
+        <w:ind w:left="578" w:hanging="578"/>
+      </w:pPr>
+      <w:r>
+        <w:rPr>
+          <w:rFonts w:hint="eastAsia"/>
+        </w:rPr>
+        <w:t>功能描述</w:t>
+      </w:r>
+      <w:bookmarkEnd w:id="29"/>
+      <w:bookmarkEnd w:id="30"/>
+      <w:bookmarkEnd w:id="31"/>
+    </w:p>
+    <w:p>
+      <w:pPr>
+        <w:pStyle w:val="3"/>
+        <w:spacing w:before="260" w:after="260"/>
+        <w:ind w:left="720"/>
+        <w:rPr>
+          <w:rFonts w:hint="eastAsia"/>
+          <w:b/>
+        </w:rPr>
+      </w:pPr>
+      <w:r>
+        <w:rPr>
+          <w:rFonts w:hint="eastAsia"/>
+          <w:b/>
+          <w:bCs w:val="0"/>
+        </w:rPr>
+        <w:t xml:space="preserve"> </w:t>
+      </w:r>
+      <w:r>
+        <w:rPr>
+          <w:b/>
+        </w:rPr>
+        <w:t> 管理员核心功能</w:t>
+      </w:r>
+    </w:p>
+    <w:p>
+      <w:pPr>
+        <w:spacing w:line="360" w:lineRule="auto"/>
+        <w:ind w:firstLineChars="100" w:firstLine="240"/>
+        <w:rPr>
+          <w:sz w:val="24"/>
+          <w:shd w:val="clear" w:color="auto" w:fill="FFFFFF"/>
+        </w:rPr>
+      </w:pPr>
+      <w:r>
+        <w:rPr>
+          <w:sz w:val="24"/>
+          <w:shd w:val="clear" w:color="auto" w:fill="FFFFFF"/>
+        </w:rPr>
+        <w:t>此模块用于系统的全局管理与监控。</w:t>
+      </w:r>
+    </w:p>
+    <w:p>
+      <w:pPr>
+        <w:spacing w:line="360" w:lineRule="auto"/>
+        <w:ind w:firstLineChars="100" w:firstLine="240"/>
+        <w:rPr>
+          <w:sz w:val="24"/>
+          <w:shd w:val="clear" w:color="auto" w:fill="FFFFFF"/>
+        </w:rPr>
+      </w:pPr>
+      <w:r>
+        <w:rPr>
+          <w:sz w:val="24"/>
+          <w:shd w:val="clear" w:color="auto" w:fill="FFFFFF"/>
+        </w:rPr>
+        <w:t>用户账户管理：对教师、学生账户进行增、</w:t>
+      </w:r>
+      <w:proofErr w:type="gramStart"/>
+      <w:r>
+        <w:rPr>
+          <w:sz w:val="24"/>
+          <w:shd w:val="clear" w:color="auto" w:fill="FFFFFF"/>
+        </w:rPr>
+        <w:t>删</w:t>
+      </w:r>
+      <w:proofErr w:type="gramEnd"/>
+      <w:r>
+        <w:rPr>
+          <w:sz w:val="24"/>
+          <w:shd w:val="clear" w:color="auto" w:fill="FFFFFF"/>
+        </w:rPr>
+        <w:t>、改、查、启用/禁用操作。</w:t>
+      </w:r>
+    </w:p>
+    <w:p>
+      <w:pPr>
+        <w:spacing w:line="360" w:lineRule="auto"/>
+        <w:ind w:firstLineChars="100" w:firstLine="240"/>
+        <w:rPr>
+          <w:sz w:val="24"/>
+          <w:shd w:val="clear" w:color="auto" w:fill="FFFFFF"/>
+        </w:rPr>
+      </w:pPr>
+      <w:r>
+        <w:rPr>
+          <w:sz w:val="24"/>
+          <w:shd w:val="clear" w:color="auto" w:fill="FFFFFF"/>
+        </w:rPr>
+        <w:t>基础数据维护：维护院系、专业、班级等基础组织架构信息。</w:t>
+      </w:r>
+    </w:p>
+    <w:p>
+      <w:pPr>
+        <w:spacing w:line="360" w:lineRule="auto"/>
+        <w:ind w:firstLineChars="100" w:firstLine="240"/>
+        <w:rPr>
+          <w:sz w:val="24"/>
+          <w:shd w:val="clear" w:color="auto" w:fill="FFFFFF"/>
+        </w:rPr>
+      </w:pPr>
+      <w:r>
+        <w:rPr>
+          <w:sz w:val="24"/>
+          <w:shd w:val="clear" w:color="auto" w:fill="FFFFFF"/>
+        </w:rPr>
+        <w:t>维护全校课程库（课程代码、名称、学分、简介等）。</w:t>
+      </w:r>
+    </w:p>
+    <w:p>
+      <w:pPr>
+        <w:spacing w:line="360" w:lineRule="auto"/>
+        <w:ind w:firstLineChars="100" w:firstLine="240"/>
+        <w:rPr>
+          <w:sz w:val="24"/>
+          <w:shd w:val="clear" w:color="auto" w:fill="FFFFFF"/>
+        </w:rPr>
+      </w:pPr>
+      <w:r>
+        <w:rPr>
+          <w:sz w:val="24"/>
+          <w:shd w:val="clear" w:color="auto" w:fill="FFFFFF"/>
+        </w:rPr>
+        <w:lastRenderedPageBreak/>
+        <w:t>资金与项目管理：录入、查看和统计学校各类项目资金信息（项目名称、负责人、金额、状态等）。</w:t>
+      </w:r>
+    </w:p>
+    <w:p>
+      <w:pPr>
+        <w:spacing w:line="360" w:lineRule="auto"/>
+        <w:ind w:firstLineChars="100" w:firstLine="240"/>
+        <w:rPr>
+          <w:sz w:val="24"/>
+          <w:shd w:val="clear" w:color="auto" w:fill="FFFFFF"/>
+        </w:rPr>
+      </w:pPr>
+      <w:r>
+        <w:rPr>
+          <w:sz w:val="24"/>
+          <w:shd w:val="clear" w:color="auto" w:fill="FFFFFF"/>
+        </w:rPr>
+        <w:t>学术成果汇总：集中查看全校教师/学生发表的论文信息（论文名、发布期刊、发表年份、作者/团队），支持按条件筛选和导出。</w:t>
+      </w:r>
+    </w:p>
+    <w:p>
+      <w:pPr>
+        <w:spacing w:line="360" w:lineRule="auto"/>
+        <w:ind w:firstLineChars="100" w:firstLine="240"/>
+        <w:rPr>
+          <w:sz w:val="24"/>
+          <w:shd w:val="clear" w:color="auto" w:fill="FFFFFF"/>
+        </w:rPr>
+      </w:pPr>
+      <w:r>
+        <w:rPr>
+          <w:sz w:val="24"/>
+          <w:shd w:val="clear" w:color="auto" w:fill="FFFFFF"/>
+        </w:rPr>
+        <w:t>系统监控：查看系统操作日志，监控运行状态。</w:t>
+      </w:r>
+    </w:p>
+    <w:p>
+      <w:pPr>
+        <w:spacing w:line="360" w:lineRule="auto"/>
+        <w:ind w:firstLineChars="100" w:firstLine="240"/>
+        <w:rPr>
+          <w:sz w:val="24"/>
+          <w:shd w:val="clear" w:color="auto" w:fill="FFFFFF"/>
+        </w:rPr>
+      </w:pPr>
+    </w:p>
+    <w:p>
+      <w:pPr>
+        <w:pStyle w:val="3"/>
+        <w:spacing w:before="260" w:after="260"/>
+        <w:ind w:left="720"/>
+        <w:rPr>
+          <w:rFonts w:hint="eastAsia"/>
+          <w:b/>
+        </w:rPr>
+      </w:pPr>
+      <w:r>
+        <w:rPr>
+          <w:rFonts w:hint="eastAsia"/>
+          <w:b/>
+        </w:rPr>
+        <w:t xml:space="preserve">   </w:t>
+      </w:r>
+      <w:r>
+        <w:rPr>
+          <w:b/>
+        </w:rPr>
+        <w:t>教师核心功能</w:t>
+      </w:r>
+    </w:p>
+    <w:p>
+      <w:pPr>
+        <w:spacing w:line="360" w:lineRule="auto"/>
+        <w:ind w:firstLineChars="100" w:firstLine="240"/>
+        <w:rPr>
+          <w:sz w:val="24"/>
+          <w:shd w:val="clear" w:color="auto" w:fill="FFFFFF"/>
+        </w:rPr>
+      </w:pPr>
+      <w:r>
+        <w:rPr>
+          <w:sz w:val="24"/>
+          <w:shd w:val="clear" w:color="auto" w:fill="FFFFFF"/>
+        </w:rPr>
+        <w:t>此模块提供与教师教学、科研相关的所有功能，教师只能查看和操作与自己相关的信息。</w:t>
+      </w:r>
+    </w:p>
+    <w:p>
+      <w:pPr>
+        <w:spacing w:line="360" w:lineRule="auto"/>
+        <w:ind w:firstLineChars="100" w:firstLine="240"/>
+        <w:rPr>
+          <w:sz w:val="24"/>
+          <w:shd w:val="clear" w:color="auto" w:fill="FFFFFF"/>
+        </w:rPr>
+      </w:pPr>
+      <w:r>
+        <w:rPr>
+          <w:sz w:val="24"/>
+          <w:shd w:val="clear" w:color="auto" w:fill="FFFFFF"/>
+        </w:rPr>
+        <w:t>个人课表与课程管理：</w:t>
+      </w:r>
+    </w:p>
+    <w:p>
+      <w:pPr>
+        <w:spacing w:line="360" w:lineRule="auto"/>
+        <w:ind w:firstLineChars="100" w:firstLine="240"/>
+        <w:rPr>
+          <w:sz w:val="24"/>
+          <w:shd w:val="clear" w:color="auto" w:fill="FFFFFF"/>
+        </w:rPr>
+      </w:pPr>
+      <w:r>
+        <w:rPr>
+          <w:sz w:val="24"/>
+          <w:shd w:val="clear" w:color="auto" w:fill="FFFFFF"/>
+        </w:rPr>
+        <w:t>查看本人本学期及历史的授课课表。</w:t>
+      </w:r>
+    </w:p>
+    <w:p>
+      <w:pPr>
+        <w:spacing w:line="360" w:lineRule="auto"/>
+        <w:ind w:firstLineChars="100" w:firstLine="240"/>
+        <w:rPr>
+          <w:sz w:val="24"/>
+          <w:shd w:val="clear" w:color="auto" w:fill="FFFFFF"/>
+        </w:rPr>
+      </w:pPr>
+      <w:r>
+        <w:rPr>
+          <w:sz w:val="24"/>
+          <w:shd w:val="clear" w:color="auto" w:fill="FFFFFF"/>
+        </w:rPr>
+        <w:t>申请开设新课程，填写课程时间、地点、容量等信息。系统应在申请时提示时间冲突风险。</w:t>
+      </w:r>
+    </w:p>
+    <w:p>
+      <w:pPr>
+        <w:spacing w:line="360" w:lineRule="auto"/>
+        <w:ind w:firstLineChars="100" w:firstLine="240"/>
+        <w:rPr>
+          <w:sz w:val="24"/>
+          <w:shd w:val="clear" w:color="auto" w:fill="FFFFFF"/>
+        </w:rPr>
+      </w:pPr>
+      <w:r>
+        <w:rPr>
+          <w:sz w:val="24"/>
+          <w:shd w:val="clear" w:color="auto" w:fill="FFFFFF"/>
+        </w:rPr>
+        <w:t>管理已获批准并由本人负责的课程，更新课程大纲、课件等资料。</w:t>
+      </w:r>
+    </w:p>
+    <w:p>
+      <w:pPr>
+        <w:spacing w:line="360" w:lineRule="auto"/>
+        <w:ind w:firstLineChars="100" w:firstLine="240"/>
+        <w:rPr>
+          <w:sz w:val="24"/>
+          <w:shd w:val="clear" w:color="auto" w:fill="FFFFFF"/>
+        </w:rPr>
+      </w:pPr>
+      <w:r>
+        <w:rPr>
+          <w:sz w:val="24"/>
+          <w:shd w:val="clear" w:color="auto" w:fill="FFFFFF"/>
+        </w:rPr>
+        <w:t>查看所选课程的学生名单。</w:t>
+      </w:r>
+    </w:p>
+    <w:p>
+      <w:pPr>
+        <w:spacing w:line="360" w:lineRule="auto"/>
+        <w:ind w:firstLineChars="100" w:firstLine="240"/>
+        <w:rPr>
+          <w:sz w:val="24"/>
+          <w:shd w:val="clear" w:color="auto" w:fill="FFFFFF"/>
+        </w:rPr>
+      </w:pPr>
+      <w:r>
+        <w:rPr>
+          <w:sz w:val="24"/>
+          <w:shd w:val="clear" w:color="auto" w:fill="FFFFFF"/>
+        </w:rPr>
+        <w:t>学术成果维护：登记、修改和删除个人（或作为团队成员）发表的论文信息（论文名、期刊、年份等）。</w:t>
+      </w:r>
+    </w:p>
+    <w:p>
+      <w:pPr>
+        <w:spacing w:line="360" w:lineRule="auto"/>
+        <w:ind w:firstLineChars="100" w:firstLine="240"/>
+        <w:rPr>
+          <w:sz w:val="24"/>
+          <w:shd w:val="clear" w:color="auto" w:fill="FFFFFF"/>
+        </w:rPr>
+      </w:pPr>
+      <w:r>
+        <w:rPr>
+          <w:sz w:val="24"/>
+          <w:shd w:val="clear" w:color="auto" w:fill="FFFFFF"/>
+        </w:rPr>
+        <w:t>信息查询：查询本人的基本信息、授课课时统计等。</w:t>
+      </w:r>
+    </w:p>
+    <w:p/>
+    <w:p>
+      <w:pPr>
+        <w:pStyle w:val="3"/>
+        <w:spacing w:before="260" w:after="260"/>
+        <w:ind w:left="720"/>
+        <w:rPr>
+          <w:rFonts w:hint="eastAsia"/>
+          <w:b/>
+        </w:rPr>
+      </w:pPr>
+      <w:r>
+        <w:rPr>
+          <w:rFonts w:hint="eastAsia"/>
+          <w:b/>
+        </w:rPr>
+        <w:t xml:space="preserve">   </w:t>
+      </w:r>
+      <w:r>
+        <w:rPr>
+          <w:b/>
+        </w:rPr>
+        <w:t>学生核心功能</w:t>
+      </w:r>
+    </w:p>
+    <w:p>
+      <w:pPr>
+        <w:spacing w:line="360" w:lineRule="auto"/>
+        <w:ind w:firstLineChars="100" w:firstLine="240"/>
+        <w:rPr>
+          <w:sz w:val="24"/>
+          <w:shd w:val="clear" w:color="auto" w:fill="FFFFFF"/>
+        </w:rPr>
+      </w:pPr>
+      <w:r>
+        <w:rPr>
+          <w:sz w:val="24"/>
+          <w:shd w:val="clear" w:color="auto" w:fill="FFFFFF"/>
+        </w:rPr>
+        <w:t>此模块提供与学生选课、学习相关的所有功能，学生只能查看和操作与自己相关的信息。</w:t>
+      </w:r>
+    </w:p>
+    <w:p>
+      <w:pPr>
+        <w:spacing w:line="360" w:lineRule="auto"/>
+        <w:ind w:firstLineChars="100" w:firstLine="240"/>
+        <w:rPr>
+          <w:sz w:val="24"/>
+          <w:shd w:val="clear" w:color="auto" w:fill="FFFFFF"/>
+        </w:rPr>
+      </w:pPr>
+      <w:r>
+        <w:rPr>
+          <w:sz w:val="24"/>
+          <w:shd w:val="clear" w:color="auto" w:fill="FFFFFF"/>
+        </w:rPr>
+        <w:t>选课与退课：</w:t>
+      </w:r>
+    </w:p>
+    <w:p>
+      <w:pPr>
+        <w:spacing w:line="360" w:lineRule="auto"/>
+        <w:ind w:firstLineChars="100" w:firstLine="240"/>
+        <w:rPr>
+          <w:sz w:val="24"/>
+          <w:shd w:val="clear" w:color="auto" w:fill="FFFFFF"/>
+        </w:rPr>
+      </w:pPr>
+      <w:r>
+        <w:rPr>
+          <w:sz w:val="24"/>
+          <w:shd w:val="clear" w:color="auto" w:fill="FFFFFF"/>
+        </w:rPr>
+        <w:t>查看当前学期可供选择的课程列表（包含课程详情、授课教师、时间、地点、剩余容量）。</w:t>
+      </w:r>
+    </w:p>
+    <w:p>
+      <w:pPr>
+        <w:spacing w:line="360" w:lineRule="auto"/>
+        <w:ind w:firstLineChars="100" w:firstLine="240"/>
+        <w:rPr>
+          <w:sz w:val="24"/>
+          <w:shd w:val="clear" w:color="auto" w:fill="FFFFFF"/>
+        </w:rPr>
+      </w:pPr>
+      <w:r>
+        <w:rPr>
+          <w:sz w:val="24"/>
+          <w:shd w:val="clear" w:color="auto" w:fill="FFFFFF"/>
+        </w:rPr>
+        <w:t>进行选课</w:t>
+      </w:r>
+      <w:proofErr w:type="gramStart"/>
+      <w:r>
+        <w:rPr>
+          <w:sz w:val="24"/>
+          <w:shd w:val="clear" w:color="auto" w:fill="FFFFFF"/>
+        </w:rPr>
+        <w:t>与退课操作</w:t>
+      </w:r>
+      <w:proofErr w:type="gramEnd"/>
+      <w:r>
+        <w:rPr>
+          <w:sz w:val="24"/>
+          <w:shd w:val="clear" w:color="auto" w:fill="FFFFFF"/>
+        </w:rPr>
+        <w:t>。系统必须在选课时进行实时冲突检查，若与已选课程时间冲突，则阻止本次选课并给出明确提示。</w:t>
+      </w:r>
+    </w:p>
+    <w:p>
+      <w:pPr>
+        <w:spacing w:line="360" w:lineRule="auto"/>
+        <w:ind w:firstLineChars="100" w:firstLine="240"/>
+        <w:rPr>
+          <w:sz w:val="24"/>
+          <w:shd w:val="clear" w:color="auto" w:fill="FFFFFF"/>
+        </w:rPr>
+      </w:pPr>
+      <w:r>
+        <w:rPr>
+          <w:sz w:val="24"/>
+          <w:shd w:val="clear" w:color="auto" w:fill="FFFFFF"/>
+        </w:rPr>
+        <w:lastRenderedPageBreak/>
+        <w:t>个人课表与成绩查询：</w:t>
+      </w:r>
+    </w:p>
+    <w:p>
+      <w:pPr>
+        <w:spacing w:line="360" w:lineRule="auto"/>
+        <w:ind w:firstLineChars="100" w:firstLine="240"/>
+        <w:rPr>
+          <w:sz w:val="24"/>
+          <w:shd w:val="clear" w:color="auto" w:fill="FFFFFF"/>
+        </w:rPr>
+      </w:pPr>
+      <w:r>
+        <w:rPr>
+          <w:sz w:val="24"/>
+          <w:shd w:val="clear" w:color="auto" w:fill="FFFFFF"/>
+        </w:rPr>
+        <w:t>查看本人当前学期的个人课表（以日历或列表形式清晰展示）。</w:t>
+      </w:r>
+    </w:p>
+    <w:p>
+      <w:pPr>
+        <w:spacing w:line="360" w:lineRule="auto"/>
+        <w:ind w:firstLineChars="100" w:firstLine="240"/>
+        <w:rPr>
+          <w:sz w:val="24"/>
+          <w:shd w:val="clear" w:color="auto" w:fill="FFFFFF"/>
+        </w:rPr>
+      </w:pPr>
+      <w:r>
+        <w:rPr>
+          <w:sz w:val="24"/>
+          <w:shd w:val="clear" w:color="auto" w:fill="FFFFFF"/>
+        </w:rPr>
+        <w:t>查询历史课程成绩。</w:t>
+      </w:r>
+    </w:p>
+    <w:p>
+      <w:pPr>
+        <w:spacing w:line="360" w:lineRule="auto"/>
+        <w:ind w:firstLineChars="100" w:firstLine="240"/>
+        <w:rPr>
+          <w:sz w:val="24"/>
+          <w:shd w:val="clear" w:color="auto" w:fill="FFFFFF"/>
+        </w:rPr>
+      </w:pPr>
+      <w:r>
+        <w:rPr>
+          <w:sz w:val="24"/>
+          <w:shd w:val="clear" w:color="auto" w:fill="FFFFFF"/>
+        </w:rPr>
+        <w:t>信息查询：</w:t>
+      </w:r>
+    </w:p>
+    <w:p>
+      <w:pPr>
+        <w:spacing w:line="360" w:lineRule="auto"/>
+        <w:ind w:firstLineChars="100" w:firstLine="240"/>
+        <w:rPr>
+          <w:sz w:val="24"/>
+          <w:shd w:val="clear" w:color="auto" w:fill="FFFFFF"/>
+        </w:rPr>
+      </w:pPr>
+      <w:r>
+        <w:rPr>
+          <w:sz w:val="24"/>
+          <w:shd w:val="clear" w:color="auto" w:fill="FFFFFF"/>
+        </w:rPr>
+        <w:t>查询任意教师的公开信息及其负责的课程列表（含课程时间、地点）。</w:t>
+      </w:r>
+    </w:p>
+    <w:p>
+      <w:pPr>
+        <w:spacing w:line="360" w:lineRule="auto"/>
+        <w:ind w:firstLineChars="100" w:firstLine="240"/>
+        <w:rPr>
+          <w:sz w:val="24"/>
+          <w:shd w:val="clear" w:color="auto" w:fill="FFFFFF"/>
+        </w:rPr>
+      </w:pPr>
+      <w:r>
+        <w:rPr>
+          <w:sz w:val="24"/>
+          <w:shd w:val="clear" w:color="auto" w:fill="FFFFFF"/>
+        </w:rPr>
+        <w:t>查询本人的选课情况、学分进度等。</w:t>
+      </w:r>
+    </w:p>
+    <w:p>
+      <w:pPr>
+        <w:spacing w:line="360" w:lineRule="auto"/>
+        <w:ind w:firstLineChars="100" w:firstLine="240"/>
+        <w:rPr>
+          <w:sz w:val="24"/>
+          <w:shd w:val="clear" w:color="auto" w:fill="FFFFFF"/>
+        </w:rPr>
+      </w:pPr>
+      <w:r>
+        <w:rPr>
+          <w:rFonts w:hint="eastAsia"/>
+          <w:sz w:val="24"/>
+          <w:shd w:val="clear" w:color="auto" w:fill="FFFFFF"/>
+        </w:rPr>
+        <w:t>查询</w:t>
+      </w:r>
+      <w:r>
+        <w:rPr>
+          <w:rFonts w:hint="eastAsia"/>
+          <w:sz w:val="24"/>
+          <w:shd w:val="clear" w:color="auto" w:fill="FFFFFF"/>
+        </w:rPr>
+        <w:t>培养方案完成情况。</w:t>
+      </w:r>
+    </w:p>
+    <w:p>
+      <w:pPr>
+        <w:spacing w:line="360" w:lineRule="auto"/>
+        <w:ind w:firstLineChars="100" w:firstLine="240"/>
+        <w:rPr>
+          <w:sz w:val="24"/>
+          <w:shd w:val="clear" w:color="auto" w:fill="FFFFFF"/>
+        </w:rPr>
+      </w:pPr>
+    </w:p>
+    <w:p/>
+    <w:p>
+      <w:pPr>
+        <w:pStyle w:val="3"/>
+        <w:spacing w:before="260" w:after="260"/>
+        <w:ind w:left="720"/>
+        <w:rPr>
+          <w:rFonts w:hint="eastAsia"/>
+          <w:b/>
+        </w:rPr>
+      </w:pPr>
+      <w:r>
+        <w:rPr>
+          <w:rFonts w:hint="eastAsia"/>
+          <w:b/>
+        </w:rPr>
+        <w:t xml:space="preserve">   </w:t>
+      </w:r>
+      <w:r>
+        <w:rPr>
+          <w:b/>
+        </w:rPr>
+        <w:t>公共功能</w:t>
+      </w:r>
+    </w:p>
+    <w:p>
+      <w:pPr>
+        <w:spacing w:line="360" w:lineRule="auto"/>
+        <w:ind w:firstLineChars="100" w:firstLine="240"/>
+        <w:rPr>
+          <w:sz w:val="24"/>
+          <w:shd w:val="clear" w:color="auto" w:fill="FFFFFF"/>
+        </w:rPr>
+      </w:pPr>
+      <w:bookmarkStart w:id="32" w:name="OLE_LINK5"/>
+      <w:bookmarkStart w:id="33" w:name="OLE_LINK4"/>
+      <w:r>
+        <w:rPr>
+          <w:rFonts w:hint="eastAsia"/>
+          <w:sz w:val="24"/>
+          <w:shd w:val="clear" w:color="auto" w:fill="FFFFFF"/>
+        </w:rPr>
+        <w:t>登录</w:t>
+      </w:r>
+      <w:r>
+        <w:rPr>
+          <w:sz w:val="24"/>
+          <w:shd w:val="clear" w:color="auto" w:fill="FFFFFF"/>
+        </w:rPr>
+        <w:t>/</w:t>
+      </w:r>
+      <w:r>
+        <w:rPr>
+          <w:rFonts w:hint="eastAsia"/>
+          <w:sz w:val="24"/>
+          <w:shd w:val="clear" w:color="auto" w:fill="FFFFFF"/>
+        </w:rPr>
+        <w:t>登出：</w:t>
+      </w:r>
+      <w:bookmarkStart w:id="34" w:name="OLE_LINK3"/>
+      <w:r>
+        <w:rPr>
+          <w:rFonts w:hint="eastAsia"/>
+          <w:sz w:val="24"/>
+          <w:shd w:val="clear" w:color="auto" w:fill="FFFFFF"/>
+        </w:rPr>
+        <w:t>根据不同角色凭证（工号</w:t>
+      </w:r>
+      <w:r>
+        <w:rPr>
+          <w:sz w:val="24"/>
+          <w:shd w:val="clear" w:color="auto" w:fill="FFFFFF"/>
+        </w:rPr>
+        <w:t>/</w:t>
+      </w:r>
+      <w:r>
+        <w:rPr>
+          <w:rFonts w:hint="eastAsia"/>
+          <w:sz w:val="24"/>
+          <w:shd w:val="clear" w:color="auto" w:fill="FFFFFF"/>
+        </w:rPr>
+        <w:t>学号、密码）登录系统。</w:t>
+      </w:r>
+    </w:p>
+    <w:bookmarkEnd w:id="32"/>
+    <w:bookmarkEnd w:id="34"/>
+    <w:p>
+      <w:pPr>
+        <w:spacing w:line="360" w:lineRule="auto"/>
+        <w:ind w:firstLineChars="100" w:firstLine="240"/>
+        <w:rPr>
+          <w:sz w:val="24"/>
+          <w:shd w:val="clear" w:color="auto" w:fill="FFFFFF"/>
+        </w:rPr>
+      </w:pPr>
+      <w:r>
+        <w:rPr>
+          <w:rFonts w:hint="eastAsia"/>
+          <w:sz w:val="24"/>
+          <w:shd w:val="clear" w:color="auto" w:fill="FFFFFF"/>
+        </w:rPr>
+        <w:t>个人中心：修改登录密码，查看个人基本资料。</w:t>
+      </w:r>
+    </w:p>
+    <w:p>
+      <w:pPr>
+        <w:spacing w:line="360" w:lineRule="auto"/>
+        <w:ind w:firstLineChars="100" w:firstLine="240"/>
+        <w:rPr>
+          <w:sz w:val="24"/>
+          <w:shd w:val="clear" w:color="auto" w:fill="FFFFFF"/>
+        </w:rPr>
+      </w:pPr>
+      <w:r>
+        <w:rPr>
+          <w:rFonts w:hint="eastAsia"/>
+          <w:sz w:val="24"/>
+          <w:shd w:val="clear" w:color="auto" w:fill="FFFFFF"/>
+        </w:rPr>
+        <w:t>通知公告：查看学校或系统管理员发布的全局通知。</w:t>
+      </w:r>
+    </w:p>
+    <w:bookmarkEnd w:id="33"/>
+    <w:p>
+      <w:pPr>
+        <w:pStyle w:val="3"/>
+        <w:spacing w:before="260" w:after="260"/>
+        <w:ind w:left="720"/>
+        <w:rPr>
+          <w:rFonts w:hint="eastAsia"/>
+          <w:b/>
+        </w:rPr>
+      </w:pPr>
+      <w:r>
+        <w:rPr>
+          <w:rFonts w:hint="eastAsia"/>
+          <w:b/>
+        </w:rPr>
+        <w:t xml:space="preserve">   学院信息汇总展示功能</w:t>
+      </w:r>
+    </w:p>
+    <w:p>
+      <w:pPr>
+        <w:spacing w:line="360" w:lineRule="auto"/>
+        <w:ind w:firstLineChars="100" w:firstLine="240"/>
+        <w:rPr>
+          <w:sz w:val="24"/>
+          <w:shd w:val="clear" w:color="auto" w:fill="FFFFFF"/>
+        </w:rPr>
+      </w:pPr>
+      <w:r>
+        <w:rPr>
+          <w:rFonts w:hint="eastAsia"/>
+          <w:sz w:val="24"/>
+          <w:shd w:val="clear" w:color="auto" w:fill="FFFFFF"/>
+        </w:rPr>
+        <w:t>信息展示：</w:t>
+      </w:r>
+    </w:p>
+    <w:p>
+      <w:pPr>
+        <w:spacing w:line="360" w:lineRule="auto"/>
+        <w:ind w:firstLineChars="100" w:firstLine="240"/>
+        <w:rPr>
+          <w:sz w:val="24"/>
+          <w:shd w:val="clear" w:color="auto" w:fill="FFFFFF"/>
+        </w:rPr>
+      </w:pPr>
+      <w:bookmarkStart w:id="35" w:name="OLE_LINK6"/>
+      <w:r>
+        <w:rPr>
+          <w:rFonts w:hint="eastAsia"/>
+          <w:sz w:val="24"/>
+          <w:shd w:val="clear" w:color="auto" w:fill="FFFFFF"/>
+        </w:rPr>
+        <w:t>老师的论文发表情况，级别和期刊</w:t>
+      </w:r>
+    </w:p>
+    <w:bookmarkEnd w:id="35"/>
+    <w:p>
+      <w:pPr>
+        <w:spacing w:line="360" w:lineRule="auto"/>
+        <w:ind w:firstLineChars="100" w:firstLine="240"/>
+        <w:rPr>
+          <w:sz w:val="24"/>
+          <w:shd w:val="clear" w:color="auto" w:fill="FFFFFF"/>
+        </w:rPr>
+      </w:pPr>
+      <w:r>
+        <w:rPr>
+          <w:rFonts w:hint="eastAsia"/>
+          <w:sz w:val="24"/>
+          <w:shd w:val="clear" w:color="auto" w:fill="FFFFFF"/>
+        </w:rPr>
+        <w:t>老师的项目以及对应资金</w:t>
+      </w:r>
+    </w:p>
+    <w:p>
+      <w:pPr>
+        <w:spacing w:line="360" w:lineRule="auto"/>
+        <w:ind w:firstLineChars="100" w:firstLine="240"/>
+        <w:rPr>
+          <w:sz w:val="24"/>
+          <w:shd w:val="clear" w:color="auto" w:fill="FFFFFF"/>
+        </w:rPr>
+      </w:pPr>
+      <w:r>
+        <w:rPr>
+          <w:rFonts w:hint="eastAsia"/>
+          <w:sz w:val="24"/>
+          <w:shd w:val="clear" w:color="auto" w:fill="FFFFFF"/>
+        </w:rPr>
+        <w:t>学生的竞赛及专利</w:t>
+      </w:r>
+    </w:p>
+    <w:p>
+      <w:pPr>
+        <w:spacing w:line="360" w:lineRule="auto"/>
+        <w:ind w:firstLineChars="100" w:firstLine="240"/>
+        <w:rPr>
+          <w:sz w:val="24"/>
+          <w:shd w:val="clear" w:color="auto" w:fill="FFFFFF"/>
+        </w:rPr>
+      </w:pPr>
+      <w:r>
+        <w:rPr>
+          <w:rFonts w:hint="eastAsia"/>
+          <w:sz w:val="24"/>
+          <w:shd w:val="clear" w:color="auto" w:fill="FFFFFF"/>
+        </w:rPr>
+        <w:t>学院升学率，就业率</w:t>
+      </w:r>
+    </w:p>
+    <w:p/>
+    <w:p>
+      <w:pPr>
+        <w:pStyle w:val="2"/>
+        <w:spacing w:before="260" w:after="260"/>
+        <w:ind w:left="578" w:hanging="578"/>
+      </w:pPr>
+      <w:r>
+        <w:rPr>
+          <w:rFonts w:hint="eastAsia"/>
+        </w:rPr>
+        <w:lastRenderedPageBreak/>
+        <w:t>运行环境</w:t>
+      </w:r>
       <w:r>
         <w:rPr>
           <w:rFonts w:hint="eastAsia"/>
@@ -4405,7 +5255,7 @@
           <w:tab w:val="clear" w:pos="432"/>
         </w:tabs>
         <w:spacing w:before="260" w:after="260"/>
-        <w:ind w:firstLineChars="200" w:firstLine="480"/>
+        <w:ind w:leftChars="200" w:left="420" w:firstLineChars="200" w:firstLine="480"/>
         <w:rPr>
           <w:rFonts w:ascii="宋体" w:eastAsia="宋体" w:hAnsi="Times New Roman"/>
           <w:sz w:val="24"/>
@@ -4440,7 +5290,7 @@
           <w:tab w:val="clear" w:pos="432"/>
         </w:tabs>
         <w:spacing w:before="260" w:after="260"/>
-        <w:ind w:firstLineChars="200" w:firstLine="480"/>
+        <w:ind w:leftChars="487" w:left="1023"/>
         <w:rPr>
           <w:rFonts w:ascii="宋体" w:eastAsia="宋体" w:hAnsi="Times New Roman" w:hint="eastAsia"/>
           <w:sz w:val="24"/>
@@ -4511,7 +5361,7 @@
           <w:tab w:val="clear" w:pos="432"/>
         </w:tabs>
         <w:spacing w:before="260" w:after="260"/>
-        <w:ind w:firstLineChars="200" w:firstLine="480"/>
+        <w:ind w:leftChars="287" w:left="603" w:firstLineChars="200" w:firstLine="480"/>
         <w:rPr>
           <w:rFonts w:ascii="宋体" w:eastAsia="宋体" w:hAnsi="Times New Roman"/>
           <w:sz w:val="24"/>
@@ -4546,7 +5396,7 @@
           <w:tab w:val="clear" w:pos="432"/>
         </w:tabs>
         <w:spacing w:before="260" w:after="260"/>
-        <w:ind w:firstLineChars="200" w:firstLine="480"/>
+        <w:ind w:leftChars="287" w:left="603" w:firstLineChars="200" w:firstLine="480"/>
         <w:rPr>
           <w:rFonts w:ascii="宋体" w:eastAsia="宋体" w:hAnsi="Times New Roman"/>
           <w:sz w:val="24"/>
@@ -4581,7 +5431,7 @@
           <w:tab w:val="clear" w:pos="432"/>
         </w:tabs>
         <w:spacing w:before="260" w:after="260"/>
-        <w:ind w:firstLineChars="200" w:firstLine="480"/>
+        <w:ind w:leftChars="287" w:left="603" w:firstLineChars="200" w:firstLine="480"/>
         <w:rPr>
           <w:rFonts w:ascii="宋体" w:eastAsia="宋体" w:hAnsi="Times New Roman"/>
           <w:sz w:val="24"/>
@@ -4627,18 +5477,6 @@
           </w14:shadow>
         </w:rPr>
       </w:pPr>
-      <w:r>
-        <w:rPr>
-          <w:rFonts w:ascii="宋体" w:eastAsia="宋体" w:hAnsi="Times New Roman"/>
-          <w:sz w:val="24"/>
-          <w:szCs w:val="24"/>
-          <w:shd w:val="clear" w:color="auto" w:fill="FFFFFF"/>
-          <w14:shadow w14:blurRad="0" w14:dist="0" w14:dir="0" w14:sx="0" w14:sy="0" w14:kx="0" w14:ky="0" w14:algn="none">
-            <w14:srgbClr w14:val="000000"/>
-          </w14:shadow>
-        </w:rPr>
-        <w:t>需启用JavaScript和Cookie。</w:t>
-      </w:r>
     </w:p>
     <w:p>
       <w:pPr>
@@ -4653,7 +5491,7 @@
         <w:spacing w:before="260" w:after="260"/>
         <w:ind w:firstLineChars="200" w:firstLine="480"/>
         <w:rPr>
-          <w:rFonts w:ascii="宋体" w:eastAsia="宋体" w:hAnsi="Times New Roman"/>
+          <w:rFonts w:ascii="宋体" w:eastAsia="宋体" w:hAnsi="Times New Roman" w:hint="eastAsia"/>
           <w:sz w:val="24"/>
           <w:szCs w:val="24"/>
           <w:shd w:val="clear" w:color="auto" w:fill="FFFFFF"/>
@@ -4662,6 +5500,18 @@
           </w14:shadow>
         </w:rPr>
       </w:pPr>
+      <w:r>
+        <w:rPr>
+          <w:rFonts w:ascii="宋体" w:eastAsia="宋体" w:hAnsi="Times New Roman"/>
+          <w:sz w:val="24"/>
+          <w:szCs w:val="24"/>
+          <w:shd w:val="clear" w:color="auto" w:fill="FFFFFF"/>
+          <w14:shadow w14:blurRad="0" w14:dist="0" w14:dir="0" w14:sx="0" w14:sy="0" w14:kx="0" w14:ky="0" w14:algn="none">
+            <w14:srgbClr w14:val="000000"/>
+          </w14:shadow>
+        </w:rPr>
+        <w:t>硬件运行环境（建议）</w:t>
+      </w:r>
     </w:p>
     <w:p>
       <w:pPr>
@@ -4674,9 +5524,9 @@
           <w:tab w:val="clear" w:pos="432"/>
         </w:tabs>
         <w:spacing w:before="260" w:after="260"/>
-        <w:ind w:firstLineChars="200" w:firstLine="480"/>
-        <w:rPr>
-          <w:rFonts w:ascii="宋体" w:eastAsia="宋体" w:hAnsi="Times New Roman" w:hint="eastAsia"/>
+        <w:ind w:leftChars="100" w:left="210" w:firstLineChars="200" w:firstLine="480"/>
+        <w:rPr>
+          <w:rFonts w:ascii="宋体" w:eastAsia="宋体" w:hAnsi="Times New Roman"/>
           <w:sz w:val="24"/>
           <w:szCs w:val="24"/>
           <w:shd w:val="clear" w:color="auto" w:fill="FFFFFF"/>
@@ -4695,7 +5545,31 @@
             <w14:srgbClr w14:val="000000"/>
           </w14:shadow>
         </w:rPr>
-        <w:t>硬件运行环境（建议）</w:t>
+        <w:tab/>
+      </w:r>
+      <w:r>
+        <w:rPr>
+          <w:rFonts w:ascii="宋体" w:eastAsia="宋体" w:hAnsi="Times New Roman" w:hint="eastAsia"/>
+          <w:sz w:val="24"/>
+          <w:szCs w:val="24"/>
+          <w:shd w:val="clear" w:color="auto" w:fill="FFFFFF"/>
+          <w14:shadow w14:blurRad="0" w14:dist="0" w14:dir="0" w14:sx="0" w14:sy="0" w14:kx="0" w14:ky="0" w14:algn="none">
+            <w14:srgbClr w14:val="000000"/>
+          </w14:shadow>
+        </w:rPr>
+        <w:t xml:space="preserve"> </w:t>
+      </w:r>
+      <w:r>
+        <w:rPr>
+          <w:rFonts w:ascii="宋体" w:eastAsia="宋体" w:hAnsi="Times New Roman"/>
+          <w:sz w:val="24"/>
+          <w:szCs w:val="24"/>
+          <w:shd w:val="clear" w:color="auto" w:fill="FFFFFF"/>
+          <w14:shadow w14:blurRad="0" w14:dist="0" w14:dir="0" w14:sx="0" w14:sy="0" w14:kx="0" w14:ky="0" w14:algn="none">
+            <w14:srgbClr w14:val="000000"/>
+          </w14:shadow>
+        </w:rPr>
+        <w:t>服务器：</w:t>
       </w:r>
     </w:p>
     <w:p>
@@ -4709,7 +5583,7 @@
           <w:tab w:val="clear" w:pos="432"/>
         </w:tabs>
         <w:spacing w:before="260" w:after="260"/>
-        <w:ind w:firstLineChars="200" w:firstLine="480"/>
+        <w:ind w:leftChars="300" w:left="630" w:firstLineChars="200" w:firstLine="480"/>
         <w:rPr>
           <w:rFonts w:ascii="宋体" w:eastAsia="宋体" w:hAnsi="Times New Roman"/>
           <w:sz w:val="24"/>
@@ -4730,7 +5604,7 @@
             <w14:srgbClr w14:val="000000"/>
           </w14:shadow>
         </w:rPr>
-        <w:t>服务器：</w:t>
+        <w:t>CPU: 4核或以上</w:t>
       </w:r>
     </w:p>
     <w:p>
@@ -4744,7 +5618,7 @@
           <w:tab w:val="clear" w:pos="432"/>
         </w:tabs>
         <w:spacing w:before="260" w:after="260"/>
-        <w:ind w:firstLineChars="200" w:firstLine="480"/>
+        <w:ind w:leftChars="300" w:left="630" w:firstLineChars="200" w:firstLine="480"/>
         <w:rPr>
           <w:rFonts w:ascii="宋体" w:eastAsia="宋体" w:hAnsi="Times New Roman"/>
           <w:sz w:val="24"/>
@@ -4765,7 +5639,7 @@
             <w14:srgbClr w14:val="000000"/>
           </w14:shadow>
         </w:rPr>
-        <w:t>CPU: 4核或以上</w:t>
+        <w:t>内存: 8GB 或以上</w:t>
       </w:r>
     </w:p>
     <w:p>
@@ -4779,7 +5653,7 @@
           <w:tab w:val="clear" w:pos="432"/>
         </w:tabs>
         <w:spacing w:before="260" w:after="260"/>
-        <w:ind w:firstLineChars="200" w:firstLine="480"/>
+        <w:ind w:leftChars="300" w:left="630" w:firstLineChars="200" w:firstLine="480"/>
         <w:rPr>
           <w:rFonts w:ascii="宋体" w:eastAsia="宋体" w:hAnsi="Times New Roman"/>
           <w:sz w:val="24"/>
@@ -4800,7 +5674,7 @@
             <w14:srgbClr w14:val="000000"/>
           </w14:shadow>
         </w:rPr>
-        <w:t>内存: 8GB 或以上</w:t>
+        <w:t>硬盘: 100GB 可用空间 (根据数据量预估)</w:t>
       </w:r>
     </w:p>
     <w:p>
@@ -4814,7 +5688,7 @@
           <w:tab w:val="clear" w:pos="432"/>
         </w:tabs>
         <w:spacing w:before="260" w:after="260"/>
-        <w:ind w:firstLineChars="200" w:firstLine="480"/>
+        <w:ind w:leftChars="300" w:left="630" w:firstLineChars="200" w:firstLine="480"/>
         <w:rPr>
           <w:rFonts w:ascii="宋体" w:eastAsia="宋体" w:hAnsi="Times New Roman"/>
           <w:sz w:val="24"/>
@@ -4835,7 +5709,7 @@
             <w14:srgbClr w14:val="000000"/>
           </w14:shadow>
         </w:rPr>
-        <w:t>硬盘: 100GB 可用空间 (根据数据量预估)</w:t>
+        <w:t>网络环境：</w:t>
       </w:r>
     </w:p>
     <w:p>
@@ -4849,7 +5723,7 @@
           <w:tab w:val="clear" w:pos="432"/>
         </w:tabs>
         <w:spacing w:before="260" w:after="260"/>
-        <w:ind w:firstLineChars="200" w:firstLine="480"/>
+        <w:ind w:leftChars="300" w:left="630" w:firstLineChars="200" w:firstLine="480"/>
         <w:rPr>
           <w:rFonts w:ascii="宋体" w:eastAsia="宋体" w:hAnsi="Times New Roman"/>
           <w:sz w:val="24"/>
@@ -4870,7 +5744,7 @@
             <w14:srgbClr w14:val="000000"/>
           </w14:shadow>
         </w:rPr>
-        <w:t>网络环境：</w:t>
+        <w:t>校园网内部访问，保证带宽与稳定性。</w:t>
       </w:r>
     </w:p>
     <w:p>
@@ -4884,7 +5758,9 @@
           <w:tab w:val="clear" w:pos="432"/>
         </w:tabs>
         <w:spacing w:before="260" w:after="260"/>
-        <w:ind w:firstLineChars="200" w:firstLine="480"/>
+        <w:ind w:leftChars="300" w:left="630" w:firstLineChars="200" w:firstLine="480"/>
+      </w:pPr>
+      <w:r>
         <w:rPr>
           <w:rFonts w:ascii="宋体" w:eastAsia="宋体" w:hAnsi="Times New Roman"/>
           <w:sz w:val="24"/>
@@ -4894,1070 +5770,12 @@
             <w14:srgbClr w14:val="000000"/>
           </w14:shadow>
         </w:rPr>
-      </w:pPr>
-      <w:r>
-        <w:rPr>
-          <w:rFonts w:ascii="宋体" w:eastAsia="宋体" w:hAnsi="Times New Roman"/>
-          <w:sz w:val="24"/>
-          <w:szCs w:val="24"/>
-          <w:shd w:val="clear" w:color="auto" w:fill="FFFFFF"/>
-          <w14:shadow w14:blurRad="0" w14:dist="0" w14:dir="0" w14:sx="0" w14:sy="0" w14:kx="0" w14:ky="0" w14:algn="none">
-            <w14:srgbClr w14:val="000000"/>
-          </w14:shadow>
-        </w:rPr>
-        <w:t>校园网内部访问，保证带宽与稳定性。</w:t>
-      </w:r>
-    </w:p>
-    <w:p>
-      <w:pPr>
-        <w:pStyle w:val="2"/>
-        <w:numPr>
-          <w:ilvl w:val="0"/>
-          <w:numId w:val="0"/>
-        </w:numPr>
-        <w:tabs>
-          <w:tab w:val="clear" w:pos="432"/>
-        </w:tabs>
-        <w:spacing w:before="260" w:after="260"/>
-        <w:ind w:firstLineChars="200" w:firstLine="480"/>
-      </w:pPr>
-      <w:r>
-        <w:rPr>
-          <w:rFonts w:ascii="宋体" w:eastAsia="宋体" w:hAnsi="Times New Roman"/>
-          <w:sz w:val="24"/>
-          <w:szCs w:val="24"/>
-          <w:shd w:val="clear" w:color="auto" w:fill="FFFFFF"/>
-          <w14:shadow w14:blurRad="0" w14:dist="0" w14:dir="0" w14:sx="0" w14:sy="0" w14:kx="0" w14:ky="0" w14:algn="none">
-            <w14:srgbClr w14:val="000000"/>
-          </w14:shadow>
-        </w:rPr>
         <w:t>如需校外访问，需配置VPN或进行安全策略开放</w:t>
       </w:r>
       <w:r>
         <w:t>。</w:t>
       </w:r>
     </w:p>
-    <w:p>
-      <w:pPr>
-        <w:pStyle w:val="2"/>
-        <w:spacing w:before="260" w:after="260"/>
-        <w:ind w:left="578" w:hanging="578"/>
-      </w:pPr>
-      <w:bookmarkStart w:id="26" w:name="_Toc84663408"/>
-      <w:bookmarkStart w:id="27" w:name="_Toc237314362"/>
-      <w:bookmarkStart w:id="28" w:name="_Toc22583"/>
-      <w:r>
-        <w:rPr>
-          <w:rFonts w:hint="eastAsia"/>
-        </w:rPr>
-        <w:t>功能划分</w:t>
-      </w:r>
-      <w:bookmarkEnd w:id="26"/>
-      <w:bookmarkEnd w:id="27"/>
-      <w:bookmarkEnd w:id="28"/>
-    </w:p>
-    <w:p>
-      <w:pPr>
-        <w:spacing w:line="360" w:lineRule="auto"/>
-        <w:ind w:firstLineChars="100" w:firstLine="240"/>
-        <w:rPr>
-          <w:sz w:val="24"/>
-          <w:shd w:val="clear" w:color="auto" w:fill="FFFFFF"/>
-        </w:rPr>
-      </w:pPr>
-      <w:bookmarkStart w:id="29" w:name="_Toc30484"/>
-      <w:bookmarkStart w:id="30" w:name="_Toc237314363"/>
-      <w:bookmarkStart w:id="31" w:name="_Toc84663409"/>
-      <w:r>
-        <w:rPr>
-          <w:sz w:val="24"/>
-          <w:shd w:val="clear" w:color="auto" w:fill="FFFFFF"/>
-        </w:rPr>
-        <w:t>系统按角色划分为</w:t>
-      </w:r>
-      <w:r>
-        <w:rPr>
-          <w:rFonts w:hint="eastAsia"/>
-          <w:sz w:val="24"/>
-          <w:shd w:val="clear" w:color="auto" w:fill="FFFFFF"/>
-        </w:rPr>
-        <w:t>五</w:t>
-      </w:r>
-      <w:r>
-        <w:rPr>
-          <w:sz w:val="24"/>
-          <w:shd w:val="clear" w:color="auto" w:fill="FFFFFF"/>
-        </w:rPr>
-        <w:t>大功能模块：</w:t>
-      </w:r>
-    </w:p>
-    <w:p>
-      <w:pPr>
-        <w:spacing w:line="360" w:lineRule="auto"/>
-        <w:ind w:firstLineChars="100" w:firstLine="240"/>
-        <w:rPr>
-          <w:sz w:val="24"/>
-          <w:shd w:val="clear" w:color="auto" w:fill="FFFFFF"/>
-        </w:rPr>
-      </w:pPr>
-      <w:r>
-        <w:rPr>
-          <w:sz w:val="24"/>
-          <w:shd w:val="clear" w:color="auto" w:fill="FFFFFF"/>
-        </w:rPr>
-        <w:t>管理员核心功能模块</w:t>
-      </w:r>
-    </w:p>
-    <w:p>
-      <w:pPr>
-        <w:spacing w:line="360" w:lineRule="auto"/>
-        <w:ind w:firstLineChars="100" w:firstLine="240"/>
-        <w:rPr>
-          <w:sz w:val="24"/>
-          <w:shd w:val="clear" w:color="auto" w:fill="FFFFFF"/>
-        </w:rPr>
-      </w:pPr>
-      <w:r>
-        <w:rPr>
-          <w:sz w:val="24"/>
-          <w:shd w:val="clear" w:color="auto" w:fill="FFFFFF"/>
-        </w:rPr>
-        <w:t>教师核心功能模块</w:t>
-      </w:r>
-    </w:p>
-    <w:p>
-      <w:pPr>
-        <w:spacing w:line="360" w:lineRule="auto"/>
-        <w:ind w:firstLineChars="100" w:firstLine="240"/>
-        <w:rPr>
-          <w:sz w:val="24"/>
-          <w:shd w:val="clear" w:color="auto" w:fill="FFFFFF"/>
-        </w:rPr>
-      </w:pPr>
-      <w:r>
-        <w:rPr>
-          <w:sz w:val="24"/>
-          <w:shd w:val="clear" w:color="auto" w:fill="FFFFFF"/>
-        </w:rPr>
-        <w:lastRenderedPageBreak/>
-        <w:t>学生核心功能模块</w:t>
-      </w:r>
-    </w:p>
-    <w:p>
-      <w:pPr>
-        <w:spacing w:line="360" w:lineRule="auto"/>
-        <w:ind w:firstLineChars="100" w:firstLine="240"/>
-        <w:rPr>
-          <w:sz w:val="24"/>
-          <w:shd w:val="clear" w:color="auto" w:fill="FFFFFF"/>
-        </w:rPr>
-      </w:pPr>
-      <w:r>
-        <w:rPr>
-          <w:sz w:val="24"/>
-          <w:shd w:val="clear" w:color="auto" w:fill="FFFFFF"/>
-        </w:rPr>
-        <w:t>公共功能模块（如登录、修改密码、通知公告）</w:t>
-      </w:r>
-    </w:p>
-    <w:p>
-      <w:pPr>
-        <w:spacing w:line="360" w:lineRule="auto"/>
-        <w:ind w:firstLineChars="100" w:firstLine="240"/>
-        <w:rPr>
-          <w:sz w:val="24"/>
-          <w:shd w:val="clear" w:color="auto" w:fill="FFFFFF"/>
-        </w:rPr>
-      </w:pPr>
-      <w:r>
-        <w:rPr>
-          <w:rFonts w:hint="eastAsia"/>
-          <w:sz w:val="24"/>
-          <w:shd w:val="clear" w:color="auto" w:fill="FFFFFF"/>
-        </w:rPr>
-        <w:t>学院信息展示模块</w:t>
-      </w:r>
-    </w:p>
-    <w:p>
-      <w:pPr>
-        <w:pStyle w:val="2"/>
-        <w:spacing w:before="260" w:after="260"/>
-        <w:ind w:left="578" w:hanging="578"/>
-      </w:pPr>
-      <w:r>
-        <w:rPr>
-          <w:rFonts w:hint="eastAsia"/>
-        </w:rPr>
-        <w:t>功能描述</w:t>
-      </w:r>
-      <w:bookmarkEnd w:id="29"/>
-      <w:bookmarkEnd w:id="30"/>
-      <w:bookmarkEnd w:id="31"/>
-    </w:p>
-    <w:p>
-      <w:pPr>
-        <w:pStyle w:val="3"/>
-        <w:spacing w:before="260" w:after="260"/>
-        <w:ind w:left="720"/>
-        <w:rPr>
-          <w:rFonts w:hint="eastAsia"/>
-          <w:b/>
-        </w:rPr>
-      </w:pPr>
-      <w:r>
-        <w:rPr>
-          <w:rFonts w:hint="eastAsia"/>
-          <w:b/>
-          <w:bCs w:val="0"/>
-        </w:rPr>
-        <w:t xml:space="preserve"> </w:t>
-      </w:r>
-      <w:r>
-        <w:rPr>
-          <w:b/>
-        </w:rPr>
-        <w:t> 管理员核心功能</w:t>
-      </w:r>
-    </w:p>
-    <w:p>
-      <w:pPr>
-        <w:spacing w:line="360" w:lineRule="auto"/>
-        <w:ind w:firstLineChars="100" w:firstLine="240"/>
-        <w:rPr>
-          <w:sz w:val="24"/>
-          <w:shd w:val="clear" w:color="auto" w:fill="FFFFFF"/>
-        </w:rPr>
-      </w:pPr>
-      <w:r>
-        <w:rPr>
-          <w:sz w:val="24"/>
-          <w:shd w:val="clear" w:color="auto" w:fill="FFFFFF"/>
-        </w:rPr>
-        <w:t>此模块用于系统的全局管理与监控。</w:t>
-      </w:r>
-    </w:p>
-    <w:p>
-      <w:pPr>
-        <w:spacing w:line="360" w:lineRule="auto"/>
-        <w:ind w:firstLineChars="100" w:firstLine="240"/>
-        <w:rPr>
-          <w:sz w:val="24"/>
-          <w:shd w:val="clear" w:color="auto" w:fill="FFFFFF"/>
-        </w:rPr>
-      </w:pPr>
-      <w:r>
-        <w:rPr>
-          <w:sz w:val="24"/>
-          <w:shd w:val="clear" w:color="auto" w:fill="FFFFFF"/>
-        </w:rPr>
-        <w:t>用户账户管理：对教师、学生账户进行增、</w:t>
-      </w:r>
-      <w:proofErr w:type="gramStart"/>
-      <w:r>
-        <w:rPr>
-          <w:sz w:val="24"/>
-          <w:shd w:val="clear" w:color="auto" w:fill="FFFFFF"/>
-        </w:rPr>
-        <w:t>删</w:t>
-      </w:r>
-      <w:proofErr w:type="gramEnd"/>
-      <w:r>
-        <w:rPr>
-          <w:sz w:val="24"/>
-          <w:shd w:val="clear" w:color="auto" w:fill="FFFFFF"/>
-        </w:rPr>
-        <w:t>、改、查、启用/禁用操作。</w:t>
-      </w:r>
-    </w:p>
-    <w:p>
-      <w:pPr>
-        <w:spacing w:line="360" w:lineRule="auto"/>
-        <w:ind w:firstLineChars="100" w:firstLine="240"/>
-        <w:rPr>
-          <w:sz w:val="24"/>
-          <w:shd w:val="clear" w:color="auto" w:fill="FFFFFF"/>
-        </w:rPr>
-      </w:pPr>
-      <w:r>
-        <w:rPr>
-          <w:sz w:val="24"/>
-          <w:shd w:val="clear" w:color="auto" w:fill="FFFFFF"/>
-        </w:rPr>
-        <w:t>基础数据维护：维护院系、专业、班级等基础组织架构信息。</w:t>
-      </w:r>
-    </w:p>
-    <w:p>
-      <w:pPr>
-        <w:spacing w:line="360" w:lineRule="auto"/>
-        <w:ind w:firstLineChars="100" w:firstLine="240"/>
-        <w:rPr>
-          <w:sz w:val="24"/>
-          <w:shd w:val="clear" w:color="auto" w:fill="FFFFFF"/>
-        </w:rPr>
-      </w:pPr>
-      <w:r>
-        <w:rPr>
-          <w:sz w:val="24"/>
-          <w:shd w:val="clear" w:color="auto" w:fill="FFFFFF"/>
-        </w:rPr>
-        <w:t>课程库与排课管理：</w:t>
-      </w:r>
-    </w:p>
-    <w:p>
-      <w:pPr>
-        <w:spacing w:line="360" w:lineRule="auto"/>
-        <w:ind w:firstLineChars="100" w:firstLine="240"/>
-        <w:rPr>
-          <w:sz w:val="24"/>
-          <w:shd w:val="clear" w:color="auto" w:fill="FFFFFF"/>
-        </w:rPr>
-      </w:pPr>
-      <w:r>
-        <w:rPr>
-          <w:sz w:val="24"/>
-          <w:shd w:val="clear" w:color="auto" w:fill="FFFFFF"/>
-        </w:rPr>
-        <w:t>维护全校课程库（课程代码、名称、学分、简介等）。</w:t>
-      </w:r>
-    </w:p>
-    <w:p>
-      <w:pPr>
-        <w:spacing w:line="360" w:lineRule="auto"/>
-        <w:ind w:firstLineChars="100" w:firstLine="240"/>
-        <w:rPr>
-          <w:sz w:val="24"/>
-          <w:shd w:val="clear" w:color="auto" w:fill="FFFFFF"/>
-        </w:rPr>
-      </w:pPr>
-      <w:r>
-        <w:rPr>
-          <w:sz w:val="24"/>
-          <w:shd w:val="clear" w:color="auto" w:fill="FFFFFF"/>
-        </w:rPr>
-        <w:t>审核教师提交的课程开设申请。</w:t>
-      </w:r>
-    </w:p>
-    <w:p>
-      <w:pPr>
-        <w:spacing w:line="360" w:lineRule="auto"/>
-        <w:ind w:firstLineChars="100" w:firstLine="240"/>
-        <w:rPr>
-          <w:sz w:val="24"/>
-          <w:shd w:val="clear" w:color="auto" w:fill="FFFFFF"/>
-        </w:rPr>
-      </w:pPr>
-      <w:r>
-        <w:rPr>
-          <w:sz w:val="24"/>
-          <w:shd w:val="clear" w:color="auto" w:fill="FFFFFF"/>
-        </w:rPr>
-        <w:t>发布学期课程总表，并确保在排课阶段避免教师时间冲突。</w:t>
-      </w:r>
-    </w:p>
-    <w:p>
-      <w:pPr>
-        <w:spacing w:line="360" w:lineRule="auto"/>
-        <w:ind w:firstLineChars="100" w:firstLine="240"/>
-        <w:rPr>
-          <w:sz w:val="24"/>
-          <w:shd w:val="clear" w:color="auto" w:fill="FFFFFF"/>
-        </w:rPr>
-      </w:pPr>
-      <w:r>
-        <w:rPr>
-          <w:sz w:val="24"/>
-          <w:shd w:val="clear" w:color="auto" w:fill="FFFFFF"/>
-        </w:rPr>
-        <w:t>资金与项目管理：录入、查看和统计学校各类项目资金信息（项目名称、负责人、金额、状态等）。</w:t>
-      </w:r>
-    </w:p>
-    <w:p>
-      <w:pPr>
-        <w:spacing w:line="360" w:lineRule="auto"/>
-        <w:ind w:firstLineChars="100" w:firstLine="240"/>
-        <w:rPr>
-          <w:sz w:val="24"/>
-          <w:shd w:val="clear" w:color="auto" w:fill="FFFFFF"/>
-        </w:rPr>
-      </w:pPr>
-      <w:r>
-        <w:rPr>
-          <w:sz w:val="24"/>
-          <w:shd w:val="clear" w:color="auto" w:fill="FFFFFF"/>
-        </w:rPr>
-        <w:t>学术成果汇总：集中查看全校教师/学生发表的论文信息（论文名、发布期刊、发表年份、作者/团队），支持按条件筛选和导出。</w:t>
-      </w:r>
-    </w:p>
-    <w:p>
-      <w:pPr>
-        <w:spacing w:line="360" w:lineRule="auto"/>
-        <w:ind w:firstLineChars="100" w:firstLine="240"/>
-        <w:rPr>
-          <w:sz w:val="24"/>
-          <w:shd w:val="clear" w:color="auto" w:fill="FFFFFF"/>
-        </w:rPr>
-      </w:pPr>
-      <w:r>
-        <w:rPr>
-          <w:sz w:val="24"/>
-          <w:shd w:val="clear" w:color="auto" w:fill="FFFFFF"/>
-        </w:rPr>
-        <w:t>系统监控：查看系统操作日志，监控运行状态。</w:t>
-      </w:r>
-    </w:p>
-    <w:p>
-      <w:pPr>
-        <w:spacing w:line="360" w:lineRule="auto"/>
-        <w:ind w:firstLineChars="100" w:firstLine="240"/>
-        <w:rPr>
-          <w:sz w:val="24"/>
-          <w:shd w:val="clear" w:color="auto" w:fill="FFFFFF"/>
-        </w:rPr>
-      </w:pPr>
-    </w:p>
-    <w:p>
-      <w:pPr>
-        <w:pStyle w:val="3"/>
-        <w:spacing w:before="260" w:after="260"/>
-        <w:ind w:left="720"/>
-        <w:rPr>
-          <w:rFonts w:hint="eastAsia"/>
-          <w:b/>
-        </w:rPr>
-      </w:pPr>
-      <w:r>
-        <w:rPr>
-          <w:rFonts w:hint="eastAsia"/>
-          <w:b/>
-        </w:rPr>
-        <w:t xml:space="preserve">   </w:t>
-      </w:r>
-      <w:r>
-        <w:rPr>
-          <w:b/>
-        </w:rPr>
-        <w:t>教师核心功能</w:t>
-      </w:r>
-    </w:p>
-    <w:p>
-      <w:pPr>
-        <w:spacing w:line="360" w:lineRule="auto"/>
-        <w:ind w:firstLineChars="100" w:firstLine="240"/>
-        <w:rPr>
-          <w:sz w:val="24"/>
-          <w:shd w:val="clear" w:color="auto" w:fill="FFFFFF"/>
-        </w:rPr>
-      </w:pPr>
-      <w:r>
-        <w:rPr>
-          <w:sz w:val="24"/>
-          <w:shd w:val="clear" w:color="auto" w:fill="FFFFFF"/>
-        </w:rPr>
-        <w:t>此模块提供与教师教学、科研相关的所有功能，教师只能查看和操作与自己相关的信息。</w:t>
-      </w:r>
-    </w:p>
-    <w:p>
-      <w:pPr>
-        <w:spacing w:line="360" w:lineRule="auto"/>
-        <w:ind w:firstLineChars="100" w:firstLine="240"/>
-        <w:rPr>
-          <w:sz w:val="24"/>
-          <w:shd w:val="clear" w:color="auto" w:fill="FFFFFF"/>
-        </w:rPr>
-      </w:pPr>
-      <w:r>
-        <w:rPr>
-          <w:sz w:val="24"/>
-          <w:shd w:val="clear" w:color="auto" w:fill="FFFFFF"/>
-        </w:rPr>
-        <w:t>个人课表与课程管理：</w:t>
-      </w:r>
-    </w:p>
-    <w:p>
-      <w:pPr>
-        <w:spacing w:line="360" w:lineRule="auto"/>
-        <w:ind w:firstLineChars="100" w:firstLine="240"/>
-        <w:rPr>
-          <w:sz w:val="24"/>
-          <w:shd w:val="clear" w:color="auto" w:fill="FFFFFF"/>
-        </w:rPr>
-      </w:pPr>
-      <w:r>
-        <w:rPr>
-          <w:sz w:val="24"/>
-          <w:shd w:val="clear" w:color="auto" w:fill="FFFFFF"/>
-        </w:rPr>
-        <w:t>查看本人本学期及历史的授课课表。</w:t>
-      </w:r>
-    </w:p>
-    <w:p>
-      <w:pPr>
-        <w:spacing w:line="360" w:lineRule="auto"/>
-        <w:ind w:firstLineChars="100" w:firstLine="240"/>
-        <w:rPr>
-          <w:sz w:val="24"/>
-          <w:shd w:val="clear" w:color="auto" w:fill="FFFFFF"/>
-        </w:rPr>
-      </w:pPr>
-      <w:r>
-        <w:rPr>
-          <w:sz w:val="24"/>
-          <w:shd w:val="clear" w:color="auto" w:fill="FFFFFF"/>
-        </w:rPr>
-        <w:t>申请开设新课程，填写课程时间、地点、容量等信息。系统应在申请时提示时间冲突风险。</w:t>
-      </w:r>
-    </w:p>
-    <w:p>
-      <w:pPr>
-        <w:spacing w:line="360" w:lineRule="auto"/>
-        <w:ind w:firstLineChars="100" w:firstLine="240"/>
-        <w:rPr>
-          <w:sz w:val="24"/>
-          <w:shd w:val="clear" w:color="auto" w:fill="FFFFFF"/>
-        </w:rPr>
-      </w:pPr>
-      <w:r>
-        <w:rPr>
-          <w:sz w:val="24"/>
-          <w:shd w:val="clear" w:color="auto" w:fill="FFFFFF"/>
-        </w:rPr>
-        <w:t>管理已获批准并由本人负责的课程，更新课程大纲、课件等资料。</w:t>
-      </w:r>
-    </w:p>
-    <w:p>
-      <w:pPr>
-        <w:spacing w:line="360" w:lineRule="auto"/>
-        <w:ind w:firstLineChars="100" w:firstLine="240"/>
-        <w:rPr>
-          <w:sz w:val="24"/>
-          <w:shd w:val="clear" w:color="auto" w:fill="FFFFFF"/>
-        </w:rPr>
-      </w:pPr>
-      <w:r>
-        <w:rPr>
-          <w:sz w:val="24"/>
-          <w:shd w:val="clear" w:color="auto" w:fill="FFFFFF"/>
-        </w:rPr>
-        <w:lastRenderedPageBreak/>
-        <w:t>查看所选课程的学生名单。</w:t>
-      </w:r>
-    </w:p>
-    <w:p>
-      <w:pPr>
-        <w:spacing w:line="360" w:lineRule="auto"/>
-        <w:ind w:firstLineChars="100" w:firstLine="240"/>
-        <w:rPr>
-          <w:sz w:val="24"/>
-          <w:shd w:val="clear" w:color="auto" w:fill="FFFFFF"/>
-        </w:rPr>
-      </w:pPr>
-      <w:r>
-        <w:rPr>
-          <w:sz w:val="24"/>
-          <w:shd w:val="clear" w:color="auto" w:fill="FFFFFF"/>
-        </w:rPr>
-        <w:t>学术成果维护：登记、修改和删除个人（或作为团队成员）发表的论文信息（论文名、期刊、年份等）。</w:t>
-      </w:r>
-    </w:p>
-    <w:p>
-      <w:pPr>
-        <w:spacing w:line="360" w:lineRule="auto"/>
-        <w:ind w:firstLineChars="100" w:firstLine="240"/>
-        <w:rPr>
-          <w:sz w:val="24"/>
-          <w:shd w:val="clear" w:color="auto" w:fill="FFFFFF"/>
-        </w:rPr>
-      </w:pPr>
-      <w:r>
-        <w:rPr>
-          <w:sz w:val="24"/>
-          <w:shd w:val="clear" w:color="auto" w:fill="FFFFFF"/>
-        </w:rPr>
-        <w:t>信息查询：查询本人的基本信息、授课课时统计等。</w:t>
-      </w:r>
-    </w:p>
-    <w:p/>
-    <w:p>
-      <w:pPr>
-        <w:pStyle w:val="3"/>
-        <w:spacing w:before="260" w:after="260"/>
-        <w:ind w:left="720"/>
-        <w:rPr>
-          <w:rFonts w:hint="eastAsia"/>
-          <w:b/>
-        </w:rPr>
-      </w:pPr>
-      <w:r>
-        <w:rPr>
-          <w:rFonts w:hint="eastAsia"/>
-          <w:b/>
-        </w:rPr>
-        <w:t xml:space="preserve">   </w:t>
-      </w:r>
-      <w:r>
-        <w:rPr>
-          <w:b/>
-        </w:rPr>
-        <w:t>学生核心功能</w:t>
-      </w:r>
-    </w:p>
-    <w:p>
-      <w:pPr>
-        <w:spacing w:line="360" w:lineRule="auto"/>
-        <w:ind w:firstLineChars="100" w:firstLine="240"/>
-        <w:rPr>
-          <w:sz w:val="24"/>
-          <w:shd w:val="clear" w:color="auto" w:fill="FFFFFF"/>
-        </w:rPr>
-      </w:pPr>
-      <w:r>
-        <w:rPr>
-          <w:sz w:val="24"/>
-          <w:shd w:val="clear" w:color="auto" w:fill="FFFFFF"/>
-        </w:rPr>
-        <w:t>此模块提供与学生选课、学习相关的所有功能，学生只能查看和操作与自己相关的信息。</w:t>
-      </w:r>
-    </w:p>
-    <w:p>
-      <w:pPr>
-        <w:spacing w:line="360" w:lineRule="auto"/>
-        <w:ind w:firstLineChars="100" w:firstLine="240"/>
-        <w:rPr>
-          <w:sz w:val="24"/>
-          <w:shd w:val="clear" w:color="auto" w:fill="FFFFFF"/>
-        </w:rPr>
-      </w:pPr>
-      <w:r>
-        <w:rPr>
-          <w:sz w:val="24"/>
-          <w:shd w:val="clear" w:color="auto" w:fill="FFFFFF"/>
-        </w:rPr>
-        <w:t>选课与退课：</w:t>
-      </w:r>
-    </w:p>
-    <w:p>
-      <w:pPr>
-        <w:spacing w:line="360" w:lineRule="auto"/>
-        <w:ind w:firstLineChars="100" w:firstLine="240"/>
-        <w:rPr>
-          <w:sz w:val="24"/>
-          <w:shd w:val="clear" w:color="auto" w:fill="FFFFFF"/>
-        </w:rPr>
-      </w:pPr>
-      <w:r>
-        <w:rPr>
-          <w:sz w:val="24"/>
-          <w:shd w:val="clear" w:color="auto" w:fill="FFFFFF"/>
-        </w:rPr>
-        <w:t>查看当前学期可供选择的课程列表（包含课程详情、授课教师、时间、地点、剩余容量）。</w:t>
-      </w:r>
-    </w:p>
-    <w:p>
-      <w:pPr>
-        <w:spacing w:line="360" w:lineRule="auto"/>
-        <w:ind w:firstLineChars="100" w:firstLine="240"/>
-        <w:rPr>
-          <w:sz w:val="24"/>
-          <w:shd w:val="clear" w:color="auto" w:fill="FFFFFF"/>
-        </w:rPr>
-      </w:pPr>
-      <w:r>
-        <w:rPr>
-          <w:sz w:val="24"/>
-          <w:shd w:val="clear" w:color="auto" w:fill="FFFFFF"/>
-        </w:rPr>
-        <w:t>进行选课</w:t>
-      </w:r>
-      <w:proofErr w:type="gramStart"/>
-      <w:r>
-        <w:rPr>
-          <w:sz w:val="24"/>
-          <w:shd w:val="clear" w:color="auto" w:fill="FFFFFF"/>
-        </w:rPr>
-        <w:t>与退课操作</w:t>
-      </w:r>
-      <w:proofErr w:type="gramEnd"/>
-      <w:r>
-        <w:rPr>
-          <w:sz w:val="24"/>
-          <w:shd w:val="clear" w:color="auto" w:fill="FFFFFF"/>
-        </w:rPr>
-        <w:t>。系统必须在选课时进行实时冲突检查，若与已选课程时间冲突，则阻止本次选课并给出明确提示。</w:t>
-      </w:r>
-    </w:p>
-    <w:p>
-      <w:pPr>
-        <w:spacing w:line="360" w:lineRule="auto"/>
-        <w:ind w:firstLineChars="100" w:firstLine="240"/>
-        <w:rPr>
-          <w:sz w:val="24"/>
-          <w:shd w:val="clear" w:color="auto" w:fill="FFFFFF"/>
-        </w:rPr>
-      </w:pPr>
-      <w:r>
-        <w:rPr>
-          <w:sz w:val="24"/>
-          <w:shd w:val="clear" w:color="auto" w:fill="FFFFFF"/>
-        </w:rPr>
-        <w:t>个人课表与成绩查询：</w:t>
-      </w:r>
-    </w:p>
-    <w:p>
-      <w:pPr>
-        <w:spacing w:line="360" w:lineRule="auto"/>
-        <w:ind w:firstLineChars="100" w:firstLine="240"/>
-        <w:rPr>
-          <w:sz w:val="24"/>
-          <w:shd w:val="clear" w:color="auto" w:fill="FFFFFF"/>
-        </w:rPr>
-      </w:pPr>
-      <w:r>
-        <w:rPr>
-          <w:sz w:val="24"/>
-          <w:shd w:val="clear" w:color="auto" w:fill="FFFFFF"/>
-        </w:rPr>
-        <w:t>查看本人当前学期的个人课表（以日历或列表形式清晰展示）。</w:t>
-      </w:r>
-    </w:p>
-    <w:p>
-      <w:pPr>
-        <w:spacing w:line="360" w:lineRule="auto"/>
-        <w:ind w:firstLineChars="100" w:firstLine="240"/>
-        <w:rPr>
-          <w:sz w:val="24"/>
-          <w:shd w:val="clear" w:color="auto" w:fill="FFFFFF"/>
-        </w:rPr>
-      </w:pPr>
-      <w:r>
-        <w:rPr>
-          <w:sz w:val="24"/>
-          <w:shd w:val="clear" w:color="auto" w:fill="FFFFFF"/>
-        </w:rPr>
-        <w:t>查询历史课程成绩。</w:t>
-      </w:r>
-    </w:p>
-    <w:p>
-      <w:pPr>
-        <w:spacing w:line="360" w:lineRule="auto"/>
-        <w:ind w:firstLineChars="100" w:firstLine="240"/>
-        <w:rPr>
-          <w:sz w:val="24"/>
-          <w:shd w:val="clear" w:color="auto" w:fill="FFFFFF"/>
-        </w:rPr>
-      </w:pPr>
-      <w:r>
-        <w:rPr>
-          <w:sz w:val="24"/>
-          <w:shd w:val="clear" w:color="auto" w:fill="FFFFFF"/>
-        </w:rPr>
-        <w:t>信息查询：</w:t>
-      </w:r>
-    </w:p>
-    <w:p>
-      <w:pPr>
-        <w:spacing w:line="360" w:lineRule="auto"/>
-        <w:ind w:firstLineChars="100" w:firstLine="240"/>
-        <w:rPr>
-          <w:sz w:val="24"/>
-          <w:shd w:val="clear" w:color="auto" w:fill="FFFFFF"/>
-        </w:rPr>
-      </w:pPr>
-      <w:r>
-        <w:rPr>
-          <w:sz w:val="24"/>
-          <w:shd w:val="clear" w:color="auto" w:fill="FFFFFF"/>
-        </w:rPr>
-        <w:t>查询任意教师的公开信息及其负责的课程列表（含课程时间、地点）。</w:t>
-      </w:r>
-    </w:p>
-    <w:p>
-      <w:pPr>
-        <w:spacing w:line="360" w:lineRule="auto"/>
-        <w:ind w:firstLineChars="100" w:firstLine="240"/>
-        <w:rPr>
-          <w:sz w:val="24"/>
-          <w:shd w:val="clear" w:color="auto" w:fill="FFFFFF"/>
-        </w:rPr>
-      </w:pPr>
-      <w:r>
-        <w:rPr>
-          <w:sz w:val="24"/>
-          <w:shd w:val="clear" w:color="auto" w:fill="FFFFFF"/>
-        </w:rPr>
-        <w:t>查询本人的选课情况、学分进度等。</w:t>
-      </w:r>
-    </w:p>
-    <w:p>
-      <w:pPr>
-        <w:spacing w:line="360" w:lineRule="auto"/>
-        <w:ind w:firstLineChars="100" w:firstLine="240"/>
-        <w:rPr>
-          <w:sz w:val="24"/>
-          <w:shd w:val="clear" w:color="auto" w:fill="FFFFFF"/>
-        </w:rPr>
-      </w:pPr>
-      <w:r>
-        <w:rPr>
-          <w:rFonts w:hint="eastAsia"/>
-          <w:sz w:val="24"/>
-          <w:shd w:val="clear" w:color="auto" w:fill="FFFFFF"/>
-        </w:rPr>
-        <w:t>查询</w:t>
-      </w:r>
-      <w:r>
-        <w:rPr>
-          <w:rFonts w:hint="eastAsia"/>
-          <w:sz w:val="24"/>
-          <w:shd w:val="clear" w:color="auto" w:fill="FFFFFF"/>
-        </w:rPr>
-        <w:t>培养方案完成情况。</w:t>
-      </w:r>
-    </w:p>
-    <w:p>
-      <w:pPr>
-        <w:spacing w:line="360" w:lineRule="auto"/>
-        <w:ind w:firstLineChars="100" w:firstLine="240"/>
-        <w:rPr>
-          <w:sz w:val="24"/>
-          <w:shd w:val="clear" w:color="auto" w:fill="FFFFFF"/>
-        </w:rPr>
-      </w:pPr>
-    </w:p>
-    <w:p/>
-    <w:p>
-      <w:pPr>
-        <w:pStyle w:val="3"/>
-        <w:spacing w:before="260" w:after="260"/>
-        <w:ind w:left="720"/>
-        <w:rPr>
-          <w:rFonts w:hint="eastAsia"/>
-          <w:b/>
-        </w:rPr>
-      </w:pPr>
-      <w:r>
-        <w:rPr>
-          <w:rFonts w:hint="eastAsia"/>
-          <w:b/>
-        </w:rPr>
-        <w:t xml:space="preserve">   </w:t>
-      </w:r>
-      <w:r>
-        <w:rPr>
-          <w:b/>
-        </w:rPr>
-        <w:t>公共功能</w:t>
-      </w:r>
-    </w:p>
-    <w:p>
-      <w:pPr>
-        <w:spacing w:line="360" w:lineRule="auto"/>
-        <w:ind w:firstLineChars="100" w:firstLine="240"/>
-        <w:rPr>
-          <w:sz w:val="24"/>
-          <w:shd w:val="clear" w:color="auto" w:fill="FFFFFF"/>
-        </w:rPr>
-      </w:pPr>
-      <w:bookmarkStart w:id="32" w:name="OLE_LINK5"/>
-      <w:bookmarkStart w:id="33" w:name="OLE_LINK4"/>
-      <w:r>
-        <w:rPr>
-          <w:rFonts w:hint="eastAsia"/>
-          <w:sz w:val="24"/>
-          <w:shd w:val="clear" w:color="auto" w:fill="FFFFFF"/>
-        </w:rPr>
-        <w:t>登录</w:t>
-      </w:r>
-      <w:r>
-        <w:rPr>
-          <w:sz w:val="24"/>
-          <w:shd w:val="clear" w:color="auto" w:fill="FFFFFF"/>
-        </w:rPr>
-        <w:t>/</w:t>
-      </w:r>
-      <w:r>
-        <w:rPr>
-          <w:rFonts w:hint="eastAsia"/>
-          <w:sz w:val="24"/>
-          <w:shd w:val="clear" w:color="auto" w:fill="FFFFFF"/>
-        </w:rPr>
-        <w:t>登出：</w:t>
-      </w:r>
-      <w:bookmarkStart w:id="34" w:name="OLE_LINK3"/>
-      <w:r>
-        <w:rPr>
-          <w:rFonts w:hint="eastAsia"/>
-          <w:sz w:val="24"/>
-          <w:shd w:val="clear" w:color="auto" w:fill="FFFFFF"/>
-        </w:rPr>
-        <w:t>根据不同角色凭证（工号</w:t>
-      </w:r>
-      <w:r>
-        <w:rPr>
-          <w:sz w:val="24"/>
-          <w:shd w:val="clear" w:color="auto" w:fill="FFFFFF"/>
-        </w:rPr>
-        <w:t>/</w:t>
-      </w:r>
-      <w:r>
-        <w:rPr>
-          <w:rFonts w:hint="eastAsia"/>
-          <w:sz w:val="24"/>
-          <w:shd w:val="clear" w:color="auto" w:fill="FFFFFF"/>
-        </w:rPr>
-        <w:t>学号、密码）登录系统。</w:t>
-      </w:r>
-    </w:p>
-    <w:bookmarkEnd w:id="32"/>
-    <w:bookmarkEnd w:id="34"/>
-    <w:p>
-      <w:pPr>
-        <w:spacing w:line="360" w:lineRule="auto"/>
-        <w:ind w:firstLineChars="100" w:firstLine="240"/>
-        <w:rPr>
-          <w:sz w:val="24"/>
-          <w:shd w:val="clear" w:color="auto" w:fill="FFFFFF"/>
-        </w:rPr>
-      </w:pPr>
-      <w:r>
-        <w:rPr>
-          <w:rFonts w:hint="eastAsia"/>
-          <w:sz w:val="24"/>
-          <w:shd w:val="clear" w:color="auto" w:fill="FFFFFF"/>
-        </w:rPr>
-        <w:t>个人中心：修改登录密码，查看个人基本资料。</w:t>
-      </w:r>
-    </w:p>
-    <w:p>
-      <w:pPr>
-        <w:spacing w:line="360" w:lineRule="auto"/>
-        <w:ind w:firstLineChars="100" w:firstLine="240"/>
-        <w:rPr>
-          <w:sz w:val="24"/>
-          <w:shd w:val="clear" w:color="auto" w:fill="FFFFFF"/>
-        </w:rPr>
-      </w:pPr>
-      <w:r>
-        <w:rPr>
-          <w:rFonts w:hint="eastAsia"/>
-          <w:sz w:val="24"/>
-          <w:shd w:val="clear" w:color="auto" w:fill="FFFFFF"/>
-        </w:rPr>
-        <w:t>通知公告：查看学校或系统管理员发布的全局通知。</w:t>
-      </w:r>
-    </w:p>
-    <w:bookmarkEnd w:id="33"/>
-    <w:p>
-      <w:pPr>
-        <w:pStyle w:val="3"/>
-        <w:spacing w:before="260" w:after="260"/>
-        <w:ind w:left="720"/>
-        <w:rPr>
-          <w:rFonts w:hint="eastAsia"/>
-          <w:b/>
-        </w:rPr>
-      </w:pPr>
-      <w:r>
-        <w:rPr>
-          <w:rFonts w:hint="eastAsia"/>
-          <w:b/>
-        </w:rPr>
-        <w:lastRenderedPageBreak/>
-        <w:t xml:space="preserve">   学院信息汇总展示功能</w:t>
-      </w:r>
-    </w:p>
-    <w:p>
-      <w:pPr>
-        <w:spacing w:line="360" w:lineRule="auto"/>
-        <w:ind w:firstLineChars="100" w:firstLine="240"/>
-        <w:rPr>
-          <w:sz w:val="24"/>
-          <w:shd w:val="clear" w:color="auto" w:fill="FFFFFF"/>
-        </w:rPr>
-      </w:pPr>
-      <w:r>
-        <w:rPr>
-          <w:rFonts w:hint="eastAsia"/>
-          <w:sz w:val="24"/>
-          <w:shd w:val="clear" w:color="auto" w:fill="FFFFFF"/>
-        </w:rPr>
-        <w:t>信息展示：</w:t>
-      </w:r>
-    </w:p>
-    <w:p>
-      <w:pPr>
-        <w:spacing w:line="360" w:lineRule="auto"/>
-        <w:ind w:firstLineChars="100" w:firstLine="240"/>
-        <w:rPr>
-          <w:sz w:val="24"/>
-          <w:shd w:val="clear" w:color="auto" w:fill="FFFFFF"/>
-        </w:rPr>
-      </w:pPr>
-      <w:bookmarkStart w:id="35" w:name="OLE_LINK6"/>
-      <w:r>
-        <w:rPr>
-          <w:rFonts w:hint="eastAsia"/>
-          <w:sz w:val="24"/>
-          <w:shd w:val="clear" w:color="auto" w:fill="FFFFFF"/>
-        </w:rPr>
-        <w:t>老师的论文发表情况，级别和期刊</w:t>
-      </w:r>
-    </w:p>
-    <w:bookmarkEnd w:id="35"/>
-    <w:p>
-      <w:pPr>
-        <w:spacing w:line="360" w:lineRule="auto"/>
-        <w:ind w:firstLineChars="100" w:firstLine="240"/>
-        <w:rPr>
-          <w:sz w:val="24"/>
-          <w:shd w:val="clear" w:color="auto" w:fill="FFFFFF"/>
-        </w:rPr>
-      </w:pPr>
-      <w:r>
-        <w:rPr>
-          <w:rFonts w:hint="eastAsia"/>
-          <w:sz w:val="24"/>
-          <w:shd w:val="clear" w:color="auto" w:fill="FFFFFF"/>
-        </w:rPr>
-        <w:t>老师的项目以及对应资金</w:t>
-      </w:r>
-    </w:p>
-    <w:p>
-      <w:pPr>
-        <w:spacing w:line="360" w:lineRule="auto"/>
-        <w:ind w:firstLineChars="100" w:firstLine="240"/>
-        <w:rPr>
-          <w:sz w:val="24"/>
-          <w:shd w:val="clear" w:color="auto" w:fill="FFFFFF"/>
-        </w:rPr>
-      </w:pPr>
-      <w:r>
-        <w:rPr>
-          <w:rFonts w:hint="eastAsia"/>
-          <w:sz w:val="24"/>
-          <w:shd w:val="clear" w:color="auto" w:fill="FFFFFF"/>
-        </w:rPr>
-        <w:t>学生的竞赛及专利</w:t>
-      </w:r>
-    </w:p>
-    <w:p>
-      <w:pPr>
-        <w:spacing w:line="360" w:lineRule="auto"/>
-        <w:ind w:firstLineChars="100" w:firstLine="240"/>
-        <w:rPr>
-          <w:sz w:val="24"/>
-          <w:shd w:val="clear" w:color="auto" w:fill="FFFFFF"/>
-        </w:rPr>
-      </w:pPr>
-      <w:r>
-        <w:rPr>
-          <w:rFonts w:hint="eastAsia"/>
-          <w:sz w:val="24"/>
-          <w:shd w:val="clear" w:color="auto" w:fill="FFFFFF"/>
-        </w:rPr>
-        <w:t>学院升学率，就业率</w:t>
-      </w:r>
-    </w:p>
-    <w:p/>
     <w:p/>
     <w:p>
       <w:pPr>
@@ -5980,18 +5798,69 @@
     </w:p>
     <w:p>
       <w:pPr>
-        <w:pStyle w:val="2"/>
+        <w:spacing w:line="360" w:lineRule="auto"/>
+        <w:ind w:firstLineChars="200" w:firstLine="480"/>
+        <w:rPr>
+          <w:rFonts w:hAnsi="宋体" w:cs="宋体" w:hint="eastAsia"/>
+          <w:color w:val="000000"/>
+          <w:kern w:val="0"/>
+          <w:sz w:val="24"/>
+          <w:lang w:bidi="ar"/>
+        </w:rPr>
+      </w:pPr>
+      <w:r>
+        <w:rPr>
+          <w:rFonts w:hAnsi="宋体" w:cs="宋体" w:hint="eastAsia"/>
+          <w:color w:val="000000"/>
+          <w:kern w:val="0"/>
+          <w:sz w:val="24"/>
+          <w:lang w:bidi="ar"/>
+        </w:rPr>
+        <w:t>在操作方式、运行环境、与其他软件的接口以及开发计划等发生变化时，应具有的适应能力，以及客户的使用习惯。</w:t>
+      </w:r>
+    </w:p>
+    <w:p>
+      <w:pPr>
+        <w:tabs>
+          <w:tab w:val="left" w:pos="840"/>
+        </w:tabs>
+        <w:spacing w:beforeLines="50" w:before="156" w:afterLines="50" w:after="156" w:line="360" w:lineRule="auto"/>
+        <w:ind w:firstLineChars="200" w:firstLine="480"/>
+        <w:rPr>
+          <w:rFonts w:hAnsi="宋体" w:hint="eastAsia"/>
+          <w:sz w:val="24"/>
+        </w:rPr>
+      </w:pPr>
+      <w:r>
+        <w:rPr>
+          <w:rFonts w:hAnsi="宋体" w:hint="eastAsia"/>
+          <w:sz w:val="24"/>
+        </w:rPr>
+        <w:t>相关参数设置可配置，不可写在代码里</w:t>
+      </w:r>
+      <w:r>
+        <w:rPr>
+          <w:rFonts w:hAnsi="宋体" w:hint="eastAsia"/>
+          <w:sz w:val="24"/>
+        </w:rPr>
+        <w:t>。</w:t>
+      </w:r>
+    </w:p>
+    <w:p>
+      <w:pPr>
+        <w:pStyle w:val="1"/>
         <w:spacing w:before="260" w:after="260"/>
-        <w:ind w:left="578" w:hanging="578"/>
-      </w:pPr>
-      <w:bookmarkStart w:id="39" w:name="_Toc237314367"/>
-      <w:bookmarkStart w:id="40" w:name="_Toc84663416"/>
-      <w:bookmarkStart w:id="41" w:name="_Toc7393"/>
+        <w:ind w:left="431" w:hanging="431"/>
+      </w:pPr>
+      <w:bookmarkStart w:id="39" w:name="_Toc237314368"/>
+      <w:bookmarkStart w:id="40" w:name="_Toc84663417"/>
+      <w:bookmarkStart w:id="41" w:name="_Toc24005"/>
       <w:r>
         <w:rPr>
           <w:rFonts w:hint="eastAsia"/>
         </w:rPr>
-        <w:t>适应性</w:t>
+        <w:lastRenderedPageBreak/>
+        <w:t>运行需求</w:t>
       </w:r>
       <w:bookmarkEnd w:id="39"/>
       <w:bookmarkEnd w:id="40"/>
@@ -6000,90 +5869,36 @@
     <w:p>
       <w:pPr>
         <w:spacing w:line="360" w:lineRule="auto"/>
-        <w:ind w:firstLineChars="200" w:firstLine="480"/>
-        <w:rPr>
-          <w:rFonts w:hAnsi="宋体" w:cs="宋体" w:hint="eastAsia"/>
-          <w:color w:val="000000"/>
-          <w:kern w:val="0"/>
-          <w:sz w:val="24"/>
-          <w:lang w:bidi="ar"/>
-        </w:rPr>
-      </w:pPr>
-      <w:r>
-        <w:rPr>
-          <w:rFonts w:hAnsi="宋体" w:cs="宋体" w:hint="eastAsia"/>
-          <w:color w:val="000000"/>
-          <w:kern w:val="0"/>
-          <w:sz w:val="24"/>
-          <w:lang w:bidi="ar"/>
-        </w:rPr>
-        <w:t>在操作方式、运行环境、与其他软件的接口以及开发计划等发生变化时，应具有的适应能力，以及客户的使用习惯。</w:t>
-      </w:r>
-    </w:p>
-    <w:p>
-      <w:pPr>
-        <w:tabs>
-          <w:tab w:val="left" w:pos="840"/>
-        </w:tabs>
-        <w:spacing w:beforeLines="50" w:before="156" w:afterLines="50" w:after="156" w:line="360" w:lineRule="auto"/>
-        <w:ind w:firstLineChars="200" w:firstLine="480"/>
-        <w:rPr>
-          <w:rFonts w:hAnsi="宋体" w:hint="eastAsia"/>
-          <w:sz w:val="24"/>
-        </w:rPr>
-      </w:pPr>
-      <w:r>
-        <w:rPr>
-          <w:rFonts w:hAnsi="宋体" w:hint="eastAsia"/>
-          <w:sz w:val="24"/>
-        </w:rPr>
-        <w:t>相关参数设置可配置，不可写在代码里</w:t>
-      </w:r>
-      <w:r>
-        <w:rPr>
-          <w:rFonts w:hAnsi="宋体" w:hint="eastAsia"/>
-          <w:sz w:val="24"/>
-        </w:rPr>
-        <w:t>。</w:t>
-      </w:r>
-    </w:p>
-    <w:p>
-      <w:pPr>
-        <w:pStyle w:val="1"/>
-        <w:spacing w:before="260" w:after="260"/>
-        <w:ind w:left="431" w:hanging="431"/>
-      </w:pPr>
-      <w:bookmarkStart w:id="42" w:name="_Toc237314368"/>
-      <w:bookmarkStart w:id="43" w:name="_Toc84663417"/>
-      <w:bookmarkStart w:id="44" w:name="_Toc24005"/>
-      <w:r>
-        <w:rPr>
-          <w:rFonts w:hint="eastAsia"/>
-        </w:rPr>
-        <w:t>运行需求</w:t>
-      </w:r>
-      <w:bookmarkEnd w:id="42"/>
-      <w:bookmarkEnd w:id="43"/>
-      <w:bookmarkEnd w:id="44"/>
-    </w:p>
-    <w:p>
-      <w:pPr>
-        <w:pStyle w:val="2"/>
-        <w:spacing w:before="260" w:after="260"/>
-        <w:ind w:left="578" w:hanging="578"/>
-      </w:pPr>
-      <w:bookmarkStart w:id="45" w:name="_Toc237314369"/>
-      <w:bookmarkStart w:id="46" w:name="_Toc18128"/>
-      <w:bookmarkStart w:id="47" w:name="_Toc84663418"/>
-      <w:r>
-        <w:rPr>
-          <w:rFonts w:hint="eastAsia"/>
-        </w:rPr>
-        <w:t>用户界面</w:t>
-      </w:r>
-      <w:bookmarkEnd w:id="45"/>
-      <w:bookmarkEnd w:id="46"/>
-      <w:bookmarkEnd w:id="47"/>
+        <w:ind w:firstLineChars="100" w:firstLine="240"/>
+        <w:rPr>
+          <w:sz w:val="24"/>
+          <w:shd w:val="clear" w:color="auto" w:fill="FFFFFF"/>
+        </w:rPr>
+      </w:pPr>
+      <w:bookmarkStart w:id="42" w:name="_Toc1362"/>
+      <w:bookmarkStart w:id="43" w:name="_Toc237314371"/>
+      <w:bookmarkStart w:id="44" w:name="_Toc84663419"/>
+      <w:r>
+        <w:rPr>
+          <w:sz w:val="24"/>
+          <w:shd w:val="clear" w:color="auto" w:fill="FFFFFF"/>
+        </w:rPr>
+        <w:t>布局与风格：</w:t>
+      </w:r>
+      <w:r>
+        <w:rPr>
+          <w:sz w:val="24"/>
+          <w:shd w:val="clear" w:color="auto" w:fill="FFFFFF"/>
+        </w:rPr>
+        <w:t> </w:t>
+      </w:r>
+      <w:r>
+        <w:rPr>
+          <w:sz w:val="24"/>
+          <w:shd w:val="clear" w:color="auto" w:fill="FFFFFF"/>
+        </w:rPr>
+        <w:t>采用清晰、一致的现代Web设计风格。布局合理，重点突出，符合教育系统严肃、清晰的形象。</w:t>
+      </w:r>
     </w:p>
     <w:p>
       <w:pPr>
@@ -6094,15 +5909,12 @@
           <w:shd w:val="clear" w:color="auto" w:fill="FFFFFF"/>
         </w:rPr>
       </w:pPr>
-      <w:bookmarkStart w:id="48" w:name="_Toc1362"/>
-      <w:bookmarkStart w:id="49" w:name="_Toc237314371"/>
-      <w:bookmarkStart w:id="50" w:name="_Toc84663419"/>
-      <w:r>
-        <w:rPr>
-          <w:sz w:val="24"/>
-          <w:shd w:val="clear" w:color="auto" w:fill="FFFFFF"/>
-        </w:rPr>
-        <w:t>布局与风格：</w:t>
+      <w:r>
+        <w:rPr>
+          <w:sz w:val="24"/>
+          <w:shd w:val="clear" w:color="auto" w:fill="FFFFFF"/>
+        </w:rPr>
+        <w:t>适应性：</w:t>
       </w:r>
       <w:r>
         <w:rPr>
@@ -6116,7 +5928,7 @@
           <w:sz w:val="24"/>
           <w:shd w:val="clear" w:color="auto" w:fill="FFFFFF"/>
         </w:rPr>
-        <w:t>采用清晰、一致的现代Web设计风格。布局合理，重点突出，符合教育系统严肃、清晰的形象。</w:t>
+        <w:t>前端界面应采用响应式设计，能自适应不同分辨率的桌面屏幕及平板电脑屏幕（暂不强制支持手机端）。</w:t>
       </w:r>
     </w:p>
     <w:p>
@@ -6133,7 +5945,7 @@
           <w:sz w:val="24"/>
           <w:shd w:val="clear" w:color="auto" w:fill="FFFFFF"/>
         </w:rPr>
-        <w:t>适应性：</w:t>
+        <w:t>交互性：</w:t>
       </w:r>
       <w:r>
         <w:rPr>
@@ -6147,44 +5959,13 @@
           <w:sz w:val="24"/>
           <w:shd w:val="clear" w:color="auto" w:fill="FFFFFF"/>
         </w:rPr>
-        <w:t>前端界面应采用响应式设计，能自适应不同分辨率的桌面屏幕及平板电脑屏幕（暂不强制支持手机端）。</w:t>
-      </w:r>
-    </w:p>
-    <w:p>
-      <w:pPr>
-        <w:spacing w:line="360" w:lineRule="auto"/>
-        <w:ind w:firstLineChars="100" w:firstLine="240"/>
-        <w:rPr>
-          <w:sz w:val="24"/>
-          <w:shd w:val="clear" w:color="auto" w:fill="FFFFFF"/>
-        </w:rPr>
-      </w:pPr>
-      <w:r>
-        <w:rPr>
-          <w:sz w:val="24"/>
-          <w:shd w:val="clear" w:color="auto" w:fill="FFFFFF"/>
-        </w:rPr>
-        <w:t>交互性：</w:t>
-      </w:r>
-      <w:r>
-        <w:rPr>
-          <w:sz w:val="24"/>
-          <w:shd w:val="clear" w:color="auto" w:fill="FFFFFF"/>
-        </w:rPr>
-        <w:t> </w:t>
-      </w:r>
-      <w:r>
-        <w:rPr>
-          <w:sz w:val="24"/>
-          <w:shd w:val="clear" w:color="auto" w:fill="FFFFFF"/>
-        </w:rPr>
         <w:t>提供明确的操作反馈（如成功提示、错误警告）。图标设计直观，符合通用认知。</w:t>
       </w:r>
     </w:p>
     <w:bookmarkEnd w:id="0"/>
-    <w:bookmarkEnd w:id="48"/>
-    <w:bookmarkEnd w:id="49"/>
-    <w:bookmarkEnd w:id="50"/>
+    <w:bookmarkEnd w:id="42"/>
+    <w:bookmarkEnd w:id="43"/>
+    <w:bookmarkEnd w:id="44"/>
     <w:p>
       <w:pPr>
         <w:ind w:left="420"/>
@@ -6193,6 +5974,13 @@
           <w:szCs w:val="21"/>
         </w:rPr>
       </w:pPr>
+      <w:r>
+        <w:rPr>
+          <w:rFonts w:asciiTheme="minorEastAsia" w:hAnsiTheme="minorEastAsia" w:hint="eastAsia"/>
+          <w:szCs w:val="21"/>
+        </w:rPr>
+        <w:t xml:space="preserve"> </w:t>
+      </w:r>
     </w:p>
     <w:sectPr>
       <w:headerReference w:type="default" r:id="rId8"/>

--- a/需求分析.docx
+++ b/需求分析.docx
@@ -1,39 +1,10 @@
 
 <file path=word/document.xml><?xml version="1.0" encoding="utf-8"?>
-<w:document xmlns:wpc="http://schemas.microsoft.com/office/word/2010/wordprocessingCanvas" xmlns:cx="http://schemas.microsoft.com/office/drawing/2014/chartex" xmlns:cx1="http://schemas.microsoft.com/office/drawing/2015/9/8/chartex" xmlns:cx2="http://schemas.microsoft.com/office/drawing/2015/10/21/chartex" xmlns:cx3="http://schemas.microsoft.com/office/drawing/2016/5/9/chartex" xmlns:cx4="http://schemas.microsoft.com/office/drawing/2016/5/10/chartex" xmlns:cx5="http://schemas.microsoft.com/office/drawing/2016/5/11/chartex" xmlns:cx6="http://schemas.microsoft.com/office/drawing/2016/5/12/chartex" xmlns:cx7="http://schemas.microsoft.com/office/drawing/2016/5/13/chartex" xmlns:cx8="http://schemas.microsoft.com/office/drawing/2016/5/14/chartex" xmlns:mc="http://schemas.openxmlformats.org/markup-compatibility/2006" xmlns:aink="http://schemas.microsoft.com/office/drawing/2016/ink" xmlns:am3d="http://schemas.microsoft.com/office/drawing/2017/model3d" xmlns:o="urn:schemas-microsoft-com:office:office" xmlns:r="http://schemas.openxmlformats.org/officeDocument/2006/relationships" xmlns:m="http://schemas.openxmlformats.org/officeDocument/2006/math" xmlns:v="urn:schemas-microsoft-com:vml" xmlns:wp14="http://schemas.microsoft.com/office/word/2010/wordprocessingDrawing" xmlns:wp="http://schemas.openxmlformats.org/drawingml/2006/wordprocessingDrawing" xmlns:w10="urn:schemas-microsoft-com:office:word" xmlns:w="http://schemas.openxmlformats.org/wordprocessingml/2006/main" xmlns:w14="http://schemas.microsoft.com/office/word/2010/wordml" xmlns:w15="http://schemas.microsoft.com/office/word/2012/wordml" xmlns:w16cex="http://schemas.microsoft.com/office/word/2018/wordml/cex" xmlns:w16cid="http://schemas.microsoft.com/office/word/2016/wordml/cid" xmlns:w16="http://schemas.microsoft.com/office/word/2018/wordml" xmlns:w16sdtdh="http://schemas.microsoft.com/office/word/2020/wordml/sdtdatahash" xmlns:w16se="http://schemas.microsoft.com/office/word/2015/wordml/symex" xmlns:wpg="http://schemas.microsoft.com/office/word/2010/wordprocessingGroup" xmlns:wpi="http://schemas.microsoft.com/office/word/2010/wordprocessingInk" xmlns:wne="http://schemas.microsoft.com/office/word/2006/wordml" xmlns:wps="http://schemas.microsoft.com/office/word/2010/wordprocessingShape" mc:Ignorable="w14 w15 w16se w16cid w16 w16cex w16sdtdh wp14">
+<w:document xmlns:wpc="http://schemas.microsoft.com/office/word/2010/wordprocessingCanvas" xmlns:cx="http://schemas.microsoft.com/office/drawing/2014/chartex" xmlns:cx1="http://schemas.microsoft.com/office/drawing/2015/9/8/chartex" xmlns:cx2="http://schemas.microsoft.com/office/drawing/2015/10/21/chartex" xmlns:cx3="http://schemas.microsoft.com/office/drawing/2016/5/9/chartex" xmlns:cx4="http://schemas.microsoft.com/office/drawing/2016/5/10/chartex" xmlns:cx5="http://schemas.microsoft.com/office/drawing/2016/5/11/chartex" xmlns:cx6="http://schemas.microsoft.com/office/drawing/2016/5/12/chartex" xmlns:cx7="http://schemas.microsoft.com/office/drawing/2016/5/13/chartex" xmlns:cx8="http://schemas.microsoft.com/office/drawing/2016/5/14/chartex" xmlns:mc="http://schemas.openxmlformats.org/markup-compatibility/2006" xmlns:aink="http://schemas.microsoft.com/office/drawing/2016/ink" xmlns:am3d="http://schemas.microsoft.com/office/drawing/2017/model3d" xmlns:o="urn:schemas-microsoft-com:office:office" xmlns:oel="http://schemas.microsoft.com/office/2019/extlst" xmlns:r="http://schemas.openxmlformats.org/officeDocument/2006/relationships" xmlns:m="http://schemas.openxmlformats.org/officeDocument/2006/math" xmlns:v="urn:schemas-microsoft-com:vml" xmlns:wp14="http://schemas.microsoft.com/office/word/2010/wordprocessingDrawing" xmlns:wp="http://schemas.openxmlformats.org/drawingml/2006/wordprocessingDrawing" xmlns:w10="urn:schemas-microsoft-com:office:word" xmlns:w="http://schemas.openxmlformats.org/wordprocessingml/2006/main" xmlns:w14="http://schemas.microsoft.com/office/word/2010/wordml" xmlns:w15="http://schemas.microsoft.com/office/word/2012/wordml" xmlns:w16cex="http://schemas.microsoft.com/office/word/2018/wordml/cex" xmlns:w16cid="http://schemas.microsoft.com/office/word/2016/wordml/cid" xmlns:w16="http://schemas.microsoft.com/office/word/2018/wordml" xmlns:w16du="http://schemas.microsoft.com/office/word/2023/wordml/word16du" xmlns:w16sdtdh="http://schemas.microsoft.com/office/word/2020/wordml/sdtdatahash" xmlns:w16sdtfl="http://schemas.microsoft.com/office/word/2024/wordml/sdtformatlock" xmlns:w16se="http://schemas.microsoft.com/office/word/2015/wordml/symex" xmlns:wpg="http://schemas.microsoft.com/office/word/2010/wordprocessingGroup" xmlns:wpi="http://schemas.microsoft.com/office/word/2010/wordprocessingInk" xmlns:wne="http://schemas.microsoft.com/office/word/2006/wordml" xmlns:wps="http://schemas.microsoft.com/office/word/2010/wordprocessingShape" mc:Ignorable="w14 w15 w16se w16cid w16 w16cex w16sdtdh w16sdtfl w16du wp14">
   <w:body>
     <w:p>
       <w:pPr>
         <w:jc w:val="center"/>
-        <w:rPr>
-          <w:rFonts w:ascii="楷体_GB2312" w:eastAsia="楷体_GB2312" w:hAnsi="宋体"/>
-          <w:b/>
-          <w:bCs/>
-          <w:sz w:val="52"/>
-          <w14:shadow w14:blurRad="50800" w14:dist="38100" w14:dir="2700000" w14:sx="100000" w14:sy="100000" w14:kx="0" w14:ky="0" w14:algn="tl">
-            <w14:srgbClr w14:val="000000">
-              <w14:alpha w14:val="60000"/>
-            </w14:srgbClr>
-          </w14:shadow>
-        </w:rPr>
-      </w:pPr>
-    </w:p>
-    <w:p>
-      <w:pPr>
-        <w:jc w:val="center"/>
-        <w:rPr>
-          <w:rFonts w:ascii="楷体_GB2312" w:eastAsia="楷体_GB2312" w:hAnsi="宋体"/>
-          <w:b/>
-          <w:bCs/>
-          <w:sz w:val="52"/>
-          <w14:shadow w14:blurRad="50800" w14:dist="38100" w14:dir="2700000" w14:sx="100000" w14:sy="100000" w14:kx="0" w14:ky="0" w14:algn="tl">
-            <w14:srgbClr w14:val="000000">
-              <w14:alpha w14:val="60000"/>
-            </w14:srgbClr>
-          </w14:shadow>
-        </w:rPr>
-      </w:pPr>
-      <w:r>
         <w:rPr>
           <w:rFonts w:ascii="楷体_GB2312" w:eastAsia="楷体_GB2312" w:hAnsi="宋体" w:hint="eastAsia"/>
           <w:b/>
@@ -45,17 +16,16 @@
             </w14:srgbClr>
           </w14:shadow>
         </w:rPr>
-        <w:t>口算练习软件系统</w:t>
-      </w:r>
+      </w:pPr>
     </w:p>
     <w:p>
       <w:pPr>
         <w:jc w:val="center"/>
         <w:rPr>
-          <w:rFonts w:ascii="楷体_GB2312" w:eastAsia="楷体_GB2312" w:hAnsi="宋体"/>
+          <w:rFonts w:ascii="楷体_GB2312" w:eastAsia="楷体_GB2312" w:hAnsi="宋体" w:hint="eastAsia"/>
           <w:b/>
           <w:bCs/>
-          <w:sz w:val="84"/>
+          <w:sz w:val="52"/>
           <w14:shadow w14:blurRad="50800" w14:dist="38100" w14:dir="2700000" w14:sx="100000" w14:sy="100000" w14:kx="0" w14:ky="0" w14:algn="tl">
             <w14:srgbClr w14:val="000000">
               <w14:alpha w14:val="60000"/>
@@ -64,6 +34,23 @@
         </w:rPr>
       </w:pPr>
       <w:r>
+        <w:rPr>
+          <w:rFonts w:ascii="楷体_GB2312" w:eastAsia="楷体_GB2312" w:hAnsi="宋体" w:hint="eastAsia"/>
+          <w:b/>
+          <w:bCs/>
+          <w:sz w:val="52"/>
+          <w14:shadow w14:blurRad="50800" w14:dist="38100" w14:dir="2700000" w14:sx="100000" w14:sy="100000" w14:kx="0" w14:ky="0" w14:algn="tl">
+            <w14:srgbClr w14:val="000000">
+              <w14:alpha w14:val="60000"/>
+            </w14:srgbClr>
+          </w14:shadow>
+        </w:rPr>
+        <w:t>数字化发电工厂系统</w:t>
+      </w:r>
+    </w:p>
+    <w:p>
+      <w:pPr>
+        <w:jc w:val="center"/>
         <w:rPr>
           <w:rFonts w:ascii="楷体_GB2312" w:eastAsia="楷体_GB2312" w:hAnsi="宋体" w:hint="eastAsia"/>
           <w:b/>
@@ -75,6 +62,19 @@
             </w14:srgbClr>
           </w14:shadow>
         </w:rPr>
+      </w:pPr>
+      <w:r>
+        <w:rPr>
+          <w:rFonts w:ascii="楷体_GB2312" w:eastAsia="楷体_GB2312" w:hAnsi="宋体" w:hint="eastAsia"/>
+          <w:b/>
+          <w:bCs/>
+          <w:sz w:val="84"/>
+          <w14:shadow w14:blurRad="50800" w14:dist="38100" w14:dir="2700000" w14:sx="100000" w14:sy="100000" w14:kx="0" w14:ky="0" w14:algn="tl">
+            <w14:srgbClr w14:val="000000">
+              <w14:alpha w14:val="60000"/>
+            </w14:srgbClr>
+          </w14:shadow>
+        </w:rPr>
         <w:t>软件需求规格说明书</w:t>
       </w:r>
     </w:p>
@@ -83,7 +83,7 @@
         <w:spacing w:line="360" w:lineRule="auto"/>
         <w:jc w:val="center"/>
         <w:rPr>
-          <w:rFonts w:hAnsi="宋体"/>
+          <w:rFonts w:hAnsi="宋体" w:hint="eastAsia"/>
           <w:sz w:val="28"/>
         </w:rPr>
       </w:pPr>
@@ -93,7 +93,7 @@
         <w:spacing w:line="360" w:lineRule="auto"/>
         <w:jc w:val="center"/>
         <w:rPr>
-          <w:rFonts w:hAnsi="宋体"/>
+          <w:rFonts w:hAnsi="宋体" w:hint="eastAsia"/>
           <w:sz w:val="28"/>
         </w:rPr>
       </w:pPr>
@@ -103,7 +103,7 @@
         <w:spacing w:line="360" w:lineRule="auto"/>
         <w:jc w:val="center"/>
         <w:rPr>
-          <w:rFonts w:hAnsi="宋体"/>
+          <w:rFonts w:hAnsi="宋体" w:hint="eastAsia"/>
           <w:sz w:val="28"/>
         </w:rPr>
       </w:pPr>
@@ -113,7 +113,7 @@
         <w:spacing w:line="360" w:lineRule="auto"/>
         <w:jc w:val="center"/>
         <w:rPr>
-          <w:rFonts w:hAnsi="宋体"/>
+          <w:rFonts w:hAnsi="宋体" w:hint="eastAsia"/>
         </w:rPr>
       </w:pPr>
       <w:r>
@@ -145,7 +145,7 @@
       <w:pPr>
         <w:spacing w:line="360" w:lineRule="auto"/>
         <w:rPr>
-          <w:rFonts w:hAnsi="宋体"/>
+          <w:rFonts w:hAnsi="宋体" w:hint="eastAsia"/>
           <w:sz w:val="44"/>
         </w:rPr>
       </w:pPr>
@@ -154,7 +154,7 @@
       <w:pPr>
         <w:spacing w:line="360" w:lineRule="auto"/>
         <w:rPr>
-          <w:rFonts w:hAnsi="宋体"/>
+          <w:rFonts w:hAnsi="宋体" w:hint="eastAsia"/>
           <w:sz w:val="44"/>
         </w:rPr>
       </w:pPr>
@@ -163,7 +163,7 @@
       <w:pPr>
         <w:spacing w:line="360" w:lineRule="auto"/>
         <w:rPr>
-          <w:rFonts w:hAnsi="宋体"/>
+          <w:rFonts w:hAnsi="宋体" w:hint="eastAsia"/>
           <w:sz w:val="44"/>
         </w:rPr>
       </w:pPr>
@@ -172,7 +172,7 @@
       <w:pPr>
         <w:spacing w:line="360" w:lineRule="auto"/>
         <w:rPr>
-          <w:rFonts w:hAnsi="宋体"/>
+          <w:rFonts w:hAnsi="宋体" w:hint="eastAsia"/>
           <w:sz w:val="44"/>
         </w:rPr>
       </w:pPr>
@@ -181,7 +181,7 @@
       <w:pPr>
         <w:spacing w:line="360" w:lineRule="auto"/>
         <w:rPr>
-          <w:rFonts w:hAnsi="宋体"/>
+          <w:rFonts w:hAnsi="宋体" w:hint="eastAsia"/>
           <w:sz w:val="44"/>
         </w:rPr>
       </w:pPr>
@@ -190,7 +190,7 @@
       <w:pPr>
         <w:spacing w:line="360" w:lineRule="auto"/>
         <w:rPr>
-          <w:rFonts w:hAnsi="宋体"/>
+          <w:rFonts w:hAnsi="宋体" w:hint="eastAsia"/>
           <w:sz w:val="44"/>
         </w:rPr>
       </w:pPr>
@@ -199,7 +199,7 @@
       <w:pPr>
         <w:spacing w:line="360" w:lineRule="auto"/>
         <w:rPr>
-          <w:rFonts w:hAnsi="宋体"/>
+          <w:rFonts w:hAnsi="宋体" w:hint="eastAsia"/>
           <w:sz w:val="44"/>
         </w:rPr>
       </w:pPr>
@@ -208,7 +208,7 @@
       <w:pPr>
         <w:spacing w:line="360" w:lineRule="auto"/>
         <w:rPr>
-          <w:rFonts w:hAnsi="宋体"/>
+          <w:rFonts w:hAnsi="宋体" w:hint="eastAsia"/>
           <w:sz w:val="44"/>
         </w:rPr>
       </w:pPr>
@@ -239,7 +239,7 @@
       <w:pPr>
         <w:spacing w:before="60" w:after="160"/>
         <w:rPr>
-          <w:rFonts w:hAnsi="宋体"/>
+          <w:rFonts w:hAnsi="宋体" w:hint="eastAsia"/>
           <w:bCs/>
         </w:rPr>
         <w:sectPr>
@@ -304,7 +304,7 @@
               <w:spacing w:line="360" w:lineRule="auto"/>
               <w:jc w:val="center"/>
               <w:rPr>
-                <w:rFonts w:hAnsi="宋体"/>
+                <w:rFonts w:hAnsi="宋体" w:hint="eastAsia"/>
                 <w:b/>
                 <w:szCs w:val="21"/>
               </w:rPr>
@@ -330,7 +330,7 @@
               <w:spacing w:line="360" w:lineRule="auto"/>
               <w:jc w:val="center"/>
               <w:rPr>
-                <w:rFonts w:hAnsi="宋体"/>
+                <w:rFonts w:hAnsi="宋体" w:hint="eastAsia"/>
                 <w:b/>
                 <w:szCs w:val="21"/>
               </w:rPr>
@@ -349,7 +349,7 @@
               <w:spacing w:line="360" w:lineRule="auto"/>
               <w:jc w:val="center"/>
               <w:rPr>
-                <w:rFonts w:hAnsi="宋体"/>
+                <w:rFonts w:hAnsi="宋体" w:hint="eastAsia"/>
                 <w:b/>
                 <w:szCs w:val="21"/>
               </w:rPr>
@@ -375,7 +375,7 @@
               <w:spacing w:line="360" w:lineRule="auto"/>
               <w:jc w:val="center"/>
               <w:rPr>
-                <w:rFonts w:hAnsi="宋体"/>
+                <w:rFonts w:hAnsi="宋体" w:hint="eastAsia"/>
                 <w:b/>
                 <w:szCs w:val="21"/>
               </w:rPr>
@@ -401,7 +401,7 @@
               <w:spacing w:line="360" w:lineRule="auto"/>
               <w:jc w:val="center"/>
               <w:rPr>
-                <w:rFonts w:hAnsi="宋体"/>
+                <w:rFonts w:hAnsi="宋体" w:hint="eastAsia"/>
                 <w:b/>
                 <w:szCs w:val="21"/>
               </w:rPr>
@@ -427,7 +427,7 @@
               <w:spacing w:line="360" w:lineRule="auto"/>
               <w:jc w:val="center"/>
               <w:rPr>
-                <w:rFonts w:hAnsi="宋体"/>
+                <w:rFonts w:hAnsi="宋体" w:hint="eastAsia"/>
                 <w:b/>
                 <w:szCs w:val="21"/>
               </w:rPr>
@@ -453,7 +453,7 @@
               <w:spacing w:line="360" w:lineRule="auto"/>
               <w:jc w:val="center"/>
               <w:rPr>
-                <w:rFonts w:hAnsi="宋体"/>
+                <w:rFonts w:hAnsi="宋体" w:hint="eastAsia"/>
                 <w:b/>
                 <w:szCs w:val="21"/>
               </w:rPr>
@@ -479,7 +479,7 @@
               <w:spacing w:line="360" w:lineRule="auto"/>
               <w:jc w:val="center"/>
               <w:rPr>
-                <w:rFonts w:hAnsi="宋体"/>
+                <w:rFonts w:hAnsi="宋体" w:hint="eastAsia"/>
                 <w:b/>
                 <w:szCs w:val="21"/>
               </w:rPr>
@@ -509,19 +509,19 @@
               <w:spacing w:line="360" w:lineRule="auto"/>
               <w:jc w:val="center"/>
               <w:rPr>
+                <w:rFonts w:hAnsi="宋体" w:hint="eastAsia"/>
+              </w:rPr>
+            </w:pPr>
+            <w:r>
+              <w:rPr>
+                <w:rFonts w:hAnsi="宋体" w:hint="eastAsia"/>
+              </w:rPr>
+              <w:t>V</w:t>
+            </w:r>
+            <w:r>
+              <w:rPr>
                 <w:rFonts w:hAnsi="宋体"/>
               </w:rPr>
-            </w:pPr>
-            <w:r>
-              <w:rPr>
-                <w:rFonts w:hAnsi="宋体" w:hint="eastAsia"/>
-              </w:rPr>
-              <w:t>V</w:t>
-            </w:r>
-            <w:r>
-              <w:rPr>
-                <w:rFonts w:hAnsi="宋体"/>
-              </w:rPr>
               <w:t>0.1</w:t>
             </w:r>
           </w:p>
@@ -536,7 +536,7 @@
               <w:spacing w:line="360" w:lineRule="auto"/>
               <w:jc w:val="center"/>
               <w:rPr>
-                <w:rFonts w:hAnsi="宋体"/>
+                <w:rFonts w:hAnsi="宋体" w:hint="eastAsia"/>
               </w:rPr>
             </w:pPr>
             <w:r>
@@ -564,17 +564,17 @@
               <w:spacing w:before="0" w:beforeAutospacing="0" w:after="0" w:afterAutospacing="0" w:line="360" w:lineRule="auto"/>
               <w:jc w:val="both"/>
               <w:rPr>
-                <w:rFonts w:ascii="宋体" w:hAnsi="宋体"/>
-                <w:kern w:val="2"/>
-                <w:szCs w:val="20"/>
-              </w:rPr>
-            </w:pPr>
-            <w:r>
-              <w:rPr>
                 <w:rFonts w:ascii="宋体" w:hAnsi="宋体" w:hint="eastAsia"/>
                 <w:kern w:val="2"/>
                 <w:szCs w:val="20"/>
               </w:rPr>
+            </w:pPr>
+            <w:r>
+              <w:rPr>
+                <w:rFonts w:ascii="宋体" w:hAnsi="宋体" w:hint="eastAsia"/>
+                <w:kern w:val="2"/>
+                <w:szCs w:val="20"/>
+              </w:rPr>
               <w:t>创建</w:t>
             </w:r>
           </w:p>
@@ -589,20 +589,14 @@
               <w:spacing w:line="360" w:lineRule="auto"/>
               <w:jc w:val="center"/>
               <w:rPr>
-                <w:rFonts w:hAnsi="宋体"/>
-              </w:rPr>
-            </w:pPr>
-            <w:r>
-              <w:rPr>
-                <w:rFonts w:hAnsi="宋体" w:hint="eastAsia"/>
-              </w:rPr>
-              <w:t>2</w:t>
-            </w:r>
-            <w:r>
-              <w:rPr>
-                <w:rFonts w:hAnsi="宋体"/>
-              </w:rPr>
-              <w:t>021.11.1</w:t>
+                <w:rFonts w:hAnsi="宋体" w:hint="eastAsia"/>
+              </w:rPr>
+            </w:pPr>
+            <w:r>
+              <w:rPr>
+                <w:rFonts w:hAnsi="宋体" w:hint="eastAsia"/>
+              </w:rPr>
+              <w:t>2026.5.8</w:t>
             </w:r>
           </w:p>
         </w:tc>
@@ -616,14 +610,14 @@
               <w:spacing w:line="360" w:lineRule="auto"/>
               <w:jc w:val="center"/>
               <w:rPr>
-                <w:rFonts w:hAnsi="宋体"/>
-              </w:rPr>
-            </w:pPr>
-            <w:r>
-              <w:rPr>
-                <w:rFonts w:hAnsi="宋体" w:hint="eastAsia"/>
-              </w:rPr>
-              <w:t>陈宇</w:t>
+                <w:rFonts w:hAnsi="宋体" w:hint="eastAsia"/>
+              </w:rPr>
+            </w:pPr>
+            <w:r>
+              <w:rPr>
+                <w:rFonts w:hAnsi="宋体" w:hint="eastAsia"/>
+              </w:rPr>
+              <w:t>孙广浩</w:t>
             </w:r>
           </w:p>
         </w:tc>
@@ -637,7 +631,7 @@
               <w:spacing w:line="360" w:lineRule="auto"/>
               <w:jc w:val="center"/>
               <w:rPr>
-                <w:rFonts w:hAnsi="宋体"/>
+                <w:rFonts w:hAnsi="宋体" w:hint="eastAsia"/>
                 <w:szCs w:val="21"/>
               </w:rPr>
             </w:pPr>
@@ -653,7 +647,7 @@
               <w:spacing w:line="360" w:lineRule="auto"/>
               <w:jc w:val="center"/>
               <w:rPr>
-                <w:rFonts w:hAnsi="宋体"/>
+                <w:rFonts w:hAnsi="宋体" w:hint="eastAsia"/>
                 <w:szCs w:val="21"/>
               </w:rPr>
             </w:pPr>
@@ -674,7 +668,7 @@
               <w:spacing w:line="360" w:lineRule="auto"/>
               <w:jc w:val="center"/>
               <w:rPr>
-                <w:rFonts w:hAnsi="宋体"/>
+                <w:rFonts w:hAnsi="宋体" w:hint="eastAsia"/>
               </w:rPr>
             </w:pPr>
           </w:p>
@@ -689,7 +683,7 @@
               <w:spacing w:line="360" w:lineRule="auto"/>
               <w:jc w:val="center"/>
               <w:rPr>
-                <w:rFonts w:hAnsi="宋体"/>
+                <w:rFonts w:hAnsi="宋体" w:hint="eastAsia"/>
               </w:rPr>
             </w:pPr>
           </w:p>
@@ -702,7 +696,7 @@
           <w:p>
             <w:pPr>
               <w:rPr>
-                <w:rFonts w:hAnsi="宋体"/>
+                <w:rFonts w:hAnsi="宋体" w:hint="eastAsia"/>
               </w:rPr>
             </w:pPr>
           </w:p>
@@ -717,7 +711,7 @@
               <w:spacing w:line="360" w:lineRule="auto"/>
               <w:jc w:val="center"/>
               <w:rPr>
-                <w:rFonts w:hAnsi="宋体"/>
+                <w:rFonts w:hAnsi="宋体" w:hint="eastAsia"/>
               </w:rPr>
             </w:pPr>
           </w:p>
@@ -732,7 +726,7 @@
               <w:spacing w:line="360" w:lineRule="auto"/>
               <w:jc w:val="center"/>
               <w:rPr>
-                <w:rFonts w:hAnsi="宋体"/>
+                <w:rFonts w:hAnsi="宋体" w:hint="eastAsia"/>
               </w:rPr>
             </w:pPr>
           </w:p>
@@ -747,7 +741,7 @@
               <w:spacing w:line="360" w:lineRule="auto"/>
               <w:jc w:val="center"/>
               <w:rPr>
-                <w:rFonts w:hAnsi="宋体"/>
+                <w:rFonts w:hAnsi="宋体" w:hint="eastAsia"/>
                 <w:szCs w:val="21"/>
               </w:rPr>
             </w:pPr>
@@ -763,7 +757,7 @@
               <w:spacing w:line="360" w:lineRule="auto"/>
               <w:jc w:val="center"/>
               <w:rPr>
-                <w:rFonts w:hAnsi="宋体"/>
+                <w:rFonts w:hAnsi="宋体" w:hint="eastAsia"/>
                 <w:szCs w:val="21"/>
               </w:rPr>
             </w:pPr>
@@ -784,7 +778,7 @@
               <w:spacing w:line="360" w:lineRule="auto"/>
               <w:jc w:val="center"/>
               <w:rPr>
-                <w:rFonts w:hAnsi="宋体"/>
+                <w:rFonts w:hAnsi="宋体" w:hint="eastAsia"/>
               </w:rPr>
             </w:pPr>
           </w:p>
@@ -799,7 +793,7 @@
               <w:spacing w:line="360" w:lineRule="auto"/>
               <w:jc w:val="center"/>
               <w:rPr>
-                <w:rFonts w:hAnsi="宋体"/>
+                <w:rFonts w:hAnsi="宋体" w:hint="eastAsia"/>
               </w:rPr>
             </w:pPr>
           </w:p>
@@ -812,7 +806,7 @@
           <w:p>
             <w:pPr>
               <w:rPr>
-                <w:rFonts w:hAnsi="宋体"/>
+                <w:rFonts w:hAnsi="宋体" w:hint="eastAsia"/>
               </w:rPr>
             </w:pPr>
           </w:p>
@@ -827,7 +821,7 @@
               <w:spacing w:line="360" w:lineRule="auto"/>
               <w:jc w:val="center"/>
               <w:rPr>
-                <w:rFonts w:hAnsi="宋体"/>
+                <w:rFonts w:hAnsi="宋体" w:hint="eastAsia"/>
               </w:rPr>
             </w:pPr>
           </w:p>
@@ -842,7 +836,7 @@
               <w:spacing w:line="360" w:lineRule="auto"/>
               <w:jc w:val="center"/>
               <w:rPr>
-                <w:rFonts w:hAnsi="宋体"/>
+                <w:rFonts w:hAnsi="宋体" w:hint="eastAsia"/>
               </w:rPr>
             </w:pPr>
           </w:p>
@@ -857,7 +851,7 @@
               <w:spacing w:line="360" w:lineRule="auto"/>
               <w:jc w:val="center"/>
               <w:rPr>
-                <w:rFonts w:hAnsi="宋体"/>
+                <w:rFonts w:hAnsi="宋体" w:hint="eastAsia"/>
                 <w:szCs w:val="21"/>
               </w:rPr>
             </w:pPr>
@@ -873,7 +867,7 @@
               <w:spacing w:line="360" w:lineRule="auto"/>
               <w:jc w:val="center"/>
               <w:rPr>
-                <w:rFonts w:hAnsi="宋体"/>
+                <w:rFonts w:hAnsi="宋体" w:hint="eastAsia"/>
                 <w:szCs w:val="21"/>
               </w:rPr>
             </w:pPr>
@@ -894,7 +888,7 @@
               <w:spacing w:line="360" w:lineRule="auto"/>
               <w:jc w:val="center"/>
               <w:rPr>
-                <w:rFonts w:hAnsi="宋体"/>
+                <w:rFonts w:hAnsi="宋体" w:hint="eastAsia"/>
                 <w:szCs w:val="21"/>
               </w:rPr>
             </w:pPr>
@@ -910,7 +904,7 @@
               <w:spacing w:line="360" w:lineRule="auto"/>
               <w:jc w:val="center"/>
               <w:rPr>
-                <w:rFonts w:hAnsi="宋体"/>
+                <w:rFonts w:hAnsi="宋体" w:hint="eastAsia"/>
                 <w:szCs w:val="21"/>
               </w:rPr>
             </w:pPr>
@@ -926,7 +920,7 @@
               <w:spacing w:line="360" w:lineRule="auto"/>
               <w:jc w:val="left"/>
               <w:rPr>
-                <w:rFonts w:hAnsi="宋体"/>
+                <w:rFonts w:hAnsi="宋体" w:hint="eastAsia"/>
                 <w:szCs w:val="21"/>
               </w:rPr>
             </w:pPr>
@@ -942,7 +936,7 @@
               <w:spacing w:line="360" w:lineRule="auto"/>
               <w:jc w:val="center"/>
               <w:rPr>
-                <w:rFonts w:hAnsi="宋体"/>
+                <w:rFonts w:hAnsi="宋体" w:hint="eastAsia"/>
               </w:rPr>
             </w:pPr>
           </w:p>
@@ -957,7 +951,7 @@
               <w:spacing w:line="360" w:lineRule="auto"/>
               <w:jc w:val="center"/>
               <w:rPr>
-                <w:rFonts w:hAnsi="宋体"/>
+                <w:rFonts w:hAnsi="宋体" w:hint="eastAsia"/>
               </w:rPr>
             </w:pPr>
           </w:p>
@@ -972,7 +966,7 @@
               <w:spacing w:line="360" w:lineRule="auto"/>
               <w:jc w:val="center"/>
               <w:rPr>
-                <w:rFonts w:hAnsi="宋体"/>
+                <w:rFonts w:hAnsi="宋体" w:hint="eastAsia"/>
                 <w:szCs w:val="21"/>
               </w:rPr>
             </w:pPr>
@@ -988,7 +982,7 @@
               <w:spacing w:line="360" w:lineRule="auto"/>
               <w:jc w:val="center"/>
               <w:rPr>
-                <w:rFonts w:hAnsi="宋体"/>
+                <w:rFonts w:hAnsi="宋体" w:hint="eastAsia"/>
                 <w:szCs w:val="21"/>
               </w:rPr>
             </w:pPr>
@@ -1009,7 +1003,7 @@
               <w:spacing w:line="360" w:lineRule="auto"/>
               <w:jc w:val="center"/>
               <w:rPr>
-                <w:rFonts w:hAnsi="宋体"/>
+                <w:rFonts w:hAnsi="宋体" w:hint="eastAsia"/>
                 <w:szCs w:val="21"/>
               </w:rPr>
             </w:pPr>
@@ -1025,7 +1019,7 @@
               <w:spacing w:line="360" w:lineRule="auto"/>
               <w:jc w:val="center"/>
               <w:rPr>
-                <w:rFonts w:hAnsi="宋体"/>
+                <w:rFonts w:hAnsi="宋体" w:hint="eastAsia"/>
                 <w:szCs w:val="21"/>
               </w:rPr>
             </w:pPr>
@@ -1041,7 +1035,7 @@
               <w:spacing w:line="360" w:lineRule="auto"/>
               <w:jc w:val="center"/>
               <w:rPr>
-                <w:rFonts w:hAnsi="宋体"/>
+                <w:rFonts w:hAnsi="宋体" w:hint="eastAsia"/>
                 <w:szCs w:val="21"/>
               </w:rPr>
             </w:pPr>
@@ -1057,7 +1051,7 @@
               <w:spacing w:line="360" w:lineRule="auto"/>
               <w:jc w:val="center"/>
               <w:rPr>
-                <w:rFonts w:hAnsi="宋体"/>
+                <w:rFonts w:hAnsi="宋体" w:hint="eastAsia"/>
                 <w:szCs w:val="21"/>
               </w:rPr>
             </w:pPr>
@@ -1073,7 +1067,7 @@
               <w:spacing w:line="360" w:lineRule="auto"/>
               <w:jc w:val="center"/>
               <w:rPr>
-                <w:rFonts w:hAnsi="宋体"/>
+                <w:rFonts w:hAnsi="宋体" w:hint="eastAsia"/>
                 <w:szCs w:val="21"/>
               </w:rPr>
             </w:pPr>
@@ -1089,7 +1083,7 @@
               <w:spacing w:line="360" w:lineRule="auto"/>
               <w:jc w:val="center"/>
               <w:rPr>
-                <w:rFonts w:hAnsi="宋体"/>
+                <w:rFonts w:hAnsi="宋体" w:hint="eastAsia"/>
                 <w:szCs w:val="21"/>
               </w:rPr>
             </w:pPr>
@@ -1105,7 +1099,7 @@
               <w:spacing w:line="360" w:lineRule="auto"/>
               <w:jc w:val="center"/>
               <w:rPr>
-                <w:rFonts w:hAnsi="宋体"/>
+                <w:rFonts w:hAnsi="宋体" w:hint="eastAsia"/>
                 <w:szCs w:val="21"/>
               </w:rPr>
             </w:pPr>
@@ -1126,7 +1120,7 @@
               <w:spacing w:line="360" w:lineRule="auto"/>
               <w:jc w:val="center"/>
               <w:rPr>
-                <w:rFonts w:hAnsi="宋体"/>
+                <w:rFonts w:hAnsi="宋体" w:hint="eastAsia"/>
                 <w:szCs w:val="21"/>
               </w:rPr>
             </w:pPr>
@@ -1142,7 +1136,7 @@
               <w:spacing w:line="360" w:lineRule="auto"/>
               <w:jc w:val="center"/>
               <w:rPr>
-                <w:rFonts w:hAnsi="宋体"/>
+                <w:rFonts w:hAnsi="宋体" w:hint="eastAsia"/>
                 <w:szCs w:val="21"/>
               </w:rPr>
             </w:pPr>
@@ -1158,7 +1152,7 @@
               <w:spacing w:line="360" w:lineRule="auto"/>
               <w:jc w:val="center"/>
               <w:rPr>
-                <w:rFonts w:hAnsi="宋体"/>
+                <w:rFonts w:hAnsi="宋体" w:hint="eastAsia"/>
                 <w:szCs w:val="21"/>
               </w:rPr>
             </w:pPr>
@@ -1174,7 +1168,7 @@
               <w:spacing w:line="360" w:lineRule="auto"/>
               <w:jc w:val="center"/>
               <w:rPr>
-                <w:rFonts w:hAnsi="宋体"/>
+                <w:rFonts w:hAnsi="宋体" w:hint="eastAsia"/>
                 <w:szCs w:val="21"/>
               </w:rPr>
             </w:pPr>
@@ -1190,7 +1184,7 @@
               <w:spacing w:line="360" w:lineRule="auto"/>
               <w:jc w:val="center"/>
               <w:rPr>
-                <w:rFonts w:hAnsi="宋体"/>
+                <w:rFonts w:hAnsi="宋体" w:hint="eastAsia"/>
                 <w:szCs w:val="21"/>
               </w:rPr>
             </w:pPr>
@@ -1206,7 +1200,7 @@
               <w:spacing w:line="360" w:lineRule="auto"/>
               <w:jc w:val="center"/>
               <w:rPr>
-                <w:rFonts w:hAnsi="宋体"/>
+                <w:rFonts w:hAnsi="宋体" w:hint="eastAsia"/>
                 <w:szCs w:val="21"/>
               </w:rPr>
             </w:pPr>
@@ -1222,7 +1216,7 @@
               <w:spacing w:line="360" w:lineRule="auto"/>
               <w:jc w:val="center"/>
               <w:rPr>
-                <w:rFonts w:hAnsi="宋体"/>
+                <w:rFonts w:hAnsi="宋体" w:hint="eastAsia"/>
                 <w:szCs w:val="21"/>
               </w:rPr>
             </w:pPr>
@@ -1243,7 +1237,7 @@
               <w:spacing w:line="360" w:lineRule="auto"/>
               <w:jc w:val="center"/>
               <w:rPr>
-                <w:rFonts w:hAnsi="宋体"/>
+                <w:rFonts w:hAnsi="宋体" w:hint="eastAsia"/>
                 <w:szCs w:val="21"/>
               </w:rPr>
             </w:pPr>
@@ -1259,7 +1253,7 @@
               <w:spacing w:line="360" w:lineRule="auto"/>
               <w:jc w:val="center"/>
               <w:rPr>
-                <w:rFonts w:hAnsi="宋体"/>
+                <w:rFonts w:hAnsi="宋体" w:hint="eastAsia"/>
                 <w:szCs w:val="21"/>
               </w:rPr>
             </w:pPr>
@@ -1275,7 +1269,7 @@
               <w:spacing w:line="360" w:lineRule="auto"/>
               <w:jc w:val="center"/>
               <w:rPr>
-                <w:rFonts w:hAnsi="宋体"/>
+                <w:rFonts w:hAnsi="宋体" w:hint="eastAsia"/>
                 <w:szCs w:val="21"/>
               </w:rPr>
             </w:pPr>
@@ -1291,7 +1285,7 @@
               <w:spacing w:line="360" w:lineRule="auto"/>
               <w:jc w:val="center"/>
               <w:rPr>
-                <w:rFonts w:hAnsi="宋体"/>
+                <w:rFonts w:hAnsi="宋体" w:hint="eastAsia"/>
                 <w:szCs w:val="21"/>
               </w:rPr>
             </w:pPr>
@@ -1307,7 +1301,7 @@
               <w:spacing w:line="360" w:lineRule="auto"/>
               <w:jc w:val="center"/>
               <w:rPr>
-                <w:rFonts w:hAnsi="宋体"/>
+                <w:rFonts w:hAnsi="宋体" w:hint="eastAsia"/>
                 <w:szCs w:val="21"/>
               </w:rPr>
             </w:pPr>
@@ -1323,7 +1317,7 @@
               <w:spacing w:line="360" w:lineRule="auto"/>
               <w:jc w:val="center"/>
               <w:rPr>
-                <w:rFonts w:hAnsi="宋体"/>
+                <w:rFonts w:hAnsi="宋体" w:hint="eastAsia"/>
                 <w:szCs w:val="21"/>
               </w:rPr>
             </w:pPr>
@@ -1339,7 +1333,7 @@
               <w:spacing w:line="360" w:lineRule="auto"/>
               <w:jc w:val="center"/>
               <w:rPr>
-                <w:rFonts w:hAnsi="宋体"/>
+                <w:rFonts w:hAnsi="宋体" w:hint="eastAsia"/>
                 <w:szCs w:val="21"/>
               </w:rPr>
             </w:pPr>
@@ -1351,29 +1345,29 @@
       <w:pPr>
         <w:spacing w:line="360" w:lineRule="auto"/>
         <w:rPr>
+          <w:rFonts w:hAnsi="宋体" w:hint="eastAsia"/>
+          <w:bCs/>
+        </w:rPr>
+      </w:pPr>
+      <w:r>
+        <w:rPr>
+          <w:rFonts w:hAnsi="宋体" w:hint="eastAsia"/>
+          <w:bCs/>
+        </w:rPr>
+        <w:t>*变化状态：A——增加，M——修改，D——删除，</w:t>
+      </w:r>
+      <w:r>
+        <w:rPr>
           <w:rFonts w:hAnsi="宋体"/>
           <w:bCs/>
         </w:rPr>
-      </w:pPr>
+        <w:t>N</w:t>
+      </w:r>
       <w:r>
         <w:rPr>
           <w:rFonts w:hAnsi="宋体" w:hint="eastAsia"/>
           <w:bCs/>
         </w:rPr>
-        <w:t>*变化状态：A——增加，M——修改，D——删除，</w:t>
-      </w:r>
-      <w:r>
-        <w:rPr>
-          <w:rFonts w:hAnsi="宋体"/>
-          <w:bCs/>
-        </w:rPr>
-        <w:t>N</w:t>
-      </w:r>
-      <w:r>
-        <w:rPr>
-          <w:rFonts w:hAnsi="宋体" w:hint="eastAsia"/>
-          <w:bCs/>
-        </w:rPr>
         <w:t>——正式发布</w:t>
       </w:r>
     </w:p>
@@ -1381,7 +1375,7 @@
       <w:pPr>
         <w:spacing w:line="360" w:lineRule="auto"/>
         <w:rPr>
-          <w:rFonts w:hAnsi="宋体"/>
+          <w:rFonts w:hAnsi="宋体" w:hint="eastAsia"/>
           <w:bCs/>
         </w:rPr>
       </w:pPr>
@@ -1433,7 +1427,7 @@
             <w:pPr>
               <w:jc w:val="center"/>
               <w:rPr>
-                <w:rFonts w:hAnsi="宋体"/>
+                <w:rFonts w:hAnsi="宋体" w:hint="eastAsia"/>
                 <w:b/>
                 <w:szCs w:val="21"/>
               </w:rPr>
@@ -1458,7 +1452,7 @@
             <w:pPr>
               <w:jc w:val="center"/>
               <w:rPr>
-                <w:rFonts w:hAnsi="宋体"/>
+                <w:rFonts w:hAnsi="宋体" w:hint="eastAsia"/>
                 <w:b/>
                 <w:szCs w:val="21"/>
               </w:rPr>
@@ -1483,7 +1477,7 @@
             <w:pPr>
               <w:jc w:val="center"/>
               <w:rPr>
-                <w:rFonts w:hAnsi="宋体"/>
+                <w:rFonts w:hAnsi="宋体" w:hint="eastAsia"/>
                 <w:b/>
                 <w:szCs w:val="21"/>
               </w:rPr>
@@ -1508,7 +1502,7 @@
             <w:pPr>
               <w:jc w:val="center"/>
               <w:rPr>
-                <w:rFonts w:hAnsi="宋体"/>
+                <w:rFonts w:hAnsi="宋体" w:hint="eastAsia"/>
                 <w:b/>
                 <w:szCs w:val="21"/>
               </w:rPr>
@@ -1533,7 +1527,7 @@
             <w:pPr>
               <w:jc w:val="center"/>
               <w:rPr>
-                <w:rFonts w:hAnsi="宋体"/>
+                <w:rFonts w:hAnsi="宋体" w:hint="eastAsia"/>
                 <w:b/>
                 <w:szCs w:val="21"/>
               </w:rPr>
@@ -1558,7 +1552,7 @@
             <w:pPr>
               <w:jc w:val="center"/>
               <w:rPr>
-                <w:rFonts w:hAnsi="宋体"/>
+                <w:rFonts w:hAnsi="宋体" w:hint="eastAsia"/>
                 <w:b/>
                 <w:szCs w:val="21"/>
               </w:rPr>
@@ -2381,7 +2375,7 @@
       <w:pPr>
         <w:jc w:val="center"/>
         <w:rPr>
-          <w:rFonts w:hAnsi="宋体"/>
+          <w:rFonts w:hAnsi="宋体" w:hint="eastAsia"/>
         </w:rPr>
       </w:pPr>
       <w:r>
@@ -2403,13 +2397,12 @@
           <w:docPartUnique/>
         </w:docPartObj>
       </w:sdtPr>
-      <w:sdtEndPr/>
       <w:sdtContent>
         <w:p>
           <w:pPr>
             <w:jc w:val="center"/>
             <w:rPr>
-              <w:rFonts w:ascii="黑体" w:eastAsia="黑体" w:hAnsi="黑体"/>
+              <w:rFonts w:ascii="黑体" w:eastAsia="黑体" w:hAnsi="黑体" w:hint="eastAsia"/>
               <w:b/>
               <w:bCs/>
               <w:sz w:val="36"/>
@@ -3749,7 +3742,7 @@
           <w:rFonts w:hint="eastAsia"/>
           <w:sz w:val="24"/>
         </w:rPr>
-        <w:t>口算练习软件</w:t>
+        <w:t>数字化发电工厂</w:t>
       </w:r>
       <w:r>
         <w:rPr>
@@ -3824,6 +3817,7 @@
         <w:spacing w:line="360" w:lineRule="auto"/>
         <w:ind w:firstLine="420"/>
         <w:rPr>
+          <w:rFonts w:hint="eastAsia"/>
           <w:sz w:val="24"/>
           <w:shd w:val="clear" w:color="auto" w:fill="FFFFFF"/>
         </w:rPr>
@@ -3834,6 +3828,56 @@
           <w:sz w:val="24"/>
           <w:shd w:val="clear" w:color="auto" w:fill="FFFFFF"/>
         </w:rPr>
+        <w:t>经过初步需求调研，根据用户需求</w:t>
+      </w:r>
+      <w:r>
+        <w:rPr>
+          <w:rFonts w:hint="eastAsia"/>
+          <w:sz w:val="24"/>
+          <w:shd w:val="clear" w:color="auto" w:fill="FFFFFF"/>
+        </w:rPr>
+        <w:t>及实地调研</w:t>
+      </w:r>
+      <w:r>
+        <w:rPr>
+          <w:rFonts w:hint="eastAsia"/>
+          <w:sz w:val="24"/>
+          <w:shd w:val="clear" w:color="auto" w:fill="FFFFFF"/>
+        </w:rPr>
+        <w:t>得出以下结论，工厂</w:t>
+      </w:r>
+      <w:r>
+        <w:rPr>
+          <w:rFonts w:hint="eastAsia"/>
+          <w:sz w:val="24"/>
+          <w:shd w:val="clear" w:color="auto" w:fill="FFFFFF"/>
+        </w:rPr>
+        <w:t>发点负荷主要受以下因素影响：加热器疏水调节阀位置反馈、</w:t>
+      </w:r>
+      <w:r>
+        <w:rPr>
+          <w:rFonts w:hint="eastAsia"/>
+          <w:sz w:val="24"/>
+          <w:shd w:val="clear" w:color="auto" w:fill="FFFFFF"/>
+        </w:rPr>
+        <w:t>风量、煤粉浓度、摆角、汽包压力等各方面因素影响，本系统将根据以上因素对发电负荷进行预测。</w:t>
+      </w:r>
+    </w:p>
+    <w:p>
+      <w:pPr>
+        <w:spacing w:line="360" w:lineRule="auto"/>
+        <w:ind w:firstLine="420"/>
+        <w:rPr>
+          <w:sz w:val="24"/>
+          <w:shd w:val="clear" w:color="auto" w:fill="FFFFFF"/>
+        </w:rPr>
+      </w:pPr>
+      <w:r>
+        <w:rPr>
+          <w:rFonts w:hint="eastAsia"/>
+          <w:sz w:val="24"/>
+          <w:shd w:val="clear" w:color="auto" w:fill="FFFFFF"/>
+        </w:rPr>
         <w:t>本文档</w:t>
       </w:r>
       <w:r>
@@ -3879,25 +3923,7 @@
           <w:sz w:val="24"/>
           <w:shd w:val="clear" w:color="auto" w:fill="FFFFFF"/>
         </w:rPr>
-        <w:t>运</w:t>
-      </w:r>
-      <w:proofErr w:type="gramStart"/>
-      <w:r>
-        <w:rPr>
-          <w:rFonts w:hint="eastAsia"/>
-          <w:sz w:val="24"/>
-          <w:shd w:val="clear" w:color="auto" w:fill="FFFFFF"/>
-        </w:rPr>
-        <w:t>维人员</w:t>
-      </w:r>
-      <w:proofErr w:type="gramEnd"/>
-      <w:r>
-        <w:rPr>
-          <w:rFonts w:hint="eastAsia"/>
-          <w:sz w:val="24"/>
-          <w:shd w:val="clear" w:color="auto" w:fill="FFFFFF"/>
-        </w:rPr>
-        <w:t>及市场推广人员。</w:t>
+        <w:t>运维人员及市场推广人员。</w:t>
       </w:r>
       <w:r>
         <w:rPr>
@@ -3962,108 +3988,7 @@
           <w:sz w:val="24"/>
           <w:shd w:val="clear" w:color="auto" w:fill="FFFFFF"/>
         </w:rPr>
-        <w:t>本项目需求是基于</w:t>
-      </w:r>
-      <w:r>
-        <w:rPr>
-          <w:rFonts w:hint="eastAsia"/>
-          <w:sz w:val="24"/>
-          <w:shd w:val="clear" w:color="auto" w:fill="FFFFFF"/>
-        </w:rPr>
-        <w:t>小学生口算练习</w:t>
-      </w:r>
-      <w:r>
-        <w:rPr>
-          <w:rFonts w:hint="eastAsia"/>
-          <w:sz w:val="24"/>
-          <w:shd w:val="clear" w:color="auto" w:fill="FFFFFF"/>
-        </w:rPr>
-        <w:t>需求，</w:t>
-      </w:r>
-      <w:r>
-        <w:rPr>
-          <w:rFonts w:hint="eastAsia"/>
-          <w:sz w:val="24"/>
-          <w:shd w:val="clear" w:color="auto" w:fill="FFFFFF"/>
-        </w:rPr>
-        <w:t>开发</w:t>
-      </w:r>
-      <w:r>
-        <w:rPr>
-          <w:rFonts w:hint="eastAsia"/>
-          <w:sz w:val="24"/>
-          <w:shd w:val="clear" w:color="auto" w:fill="FFFFFF"/>
-        </w:rPr>
-        <w:t>口算练习软件</w:t>
-      </w:r>
-      <w:r>
-        <w:rPr>
-          <w:rFonts w:hint="eastAsia"/>
-          <w:sz w:val="24"/>
-          <w:shd w:val="clear" w:color="auto" w:fill="FFFFFF"/>
-        </w:rPr>
-        <w:t>系统。软件部分包括：</w:t>
-      </w:r>
-      <w:r>
-        <w:rPr>
-          <w:rFonts w:hint="eastAsia"/>
-          <w:sz w:val="24"/>
-          <w:shd w:val="clear" w:color="auto" w:fill="FFFFFF"/>
-        </w:rPr>
-        <w:t xml:space="preserve"> </w:t>
-      </w:r>
-      <w:r>
-        <w:rPr>
-          <w:rFonts w:hint="eastAsia"/>
-          <w:sz w:val="24"/>
-          <w:shd w:val="clear" w:color="auto" w:fill="FFFFFF"/>
-        </w:rPr>
-        <w:t>“</w:t>
-      </w:r>
-      <w:r>
-        <w:rPr>
-          <w:rFonts w:hint="eastAsia"/>
-          <w:sz w:val="24"/>
-        </w:rPr>
-        <w:t>口算练习软件</w:t>
-      </w:r>
-      <w:r>
-        <w:rPr>
-          <w:rFonts w:hint="eastAsia"/>
-          <w:sz w:val="24"/>
-        </w:rPr>
-        <w:t>系统</w:t>
-      </w:r>
-      <w:r>
-        <w:rPr>
-          <w:rFonts w:hint="eastAsia"/>
-          <w:sz w:val="24"/>
-          <w:shd w:val="clear" w:color="auto" w:fill="FFFFFF"/>
-        </w:rPr>
-        <w:t>”</w:t>
-      </w:r>
-      <w:r>
-        <w:rPr>
-          <w:rFonts w:hint="eastAsia"/>
-          <w:sz w:val="24"/>
-          <w:shd w:val="clear" w:color="auto" w:fill="FFFFFF"/>
-        </w:rPr>
-        <w:t>……</w:t>
-      </w:r>
-      <w:r>
-        <w:rPr>
-          <w:rFonts w:hint="eastAsia"/>
-          <w:sz w:val="24"/>
-          <w:shd w:val="clear" w:color="auto" w:fill="FFFFFF"/>
-        </w:rPr>
-        <w:t>；</w:t>
-      </w:r>
-      <w:r>
-        <w:rPr>
-          <w:sz w:val="24"/>
-          <w:shd w:val="clear" w:color="auto" w:fill="FFFFFF"/>
-        </w:rPr>
-        <w:t xml:space="preserve"> </w:t>
+        <w:t>本系统基于用户对发电厂数字化建设需要，开发的数字化发电工厂系统，软件部分包括：发电负荷预测系统、数字大屏展示系统。</w:t>
       </w:r>
     </w:p>
     <w:p>
@@ -4209,7 +4134,6 @@
         <w:rPr>
           <w:rFonts w:hint="eastAsia"/>
         </w:rPr>
-        <w:lastRenderedPageBreak/>
         <w:t>业务流程描述</w:t>
       </w:r>
       <w:bookmarkEnd w:id="12"/>
@@ -4221,7 +4145,7 @@
         <w:spacing w:beforeLines="50" w:before="156" w:afterLines="50" w:after="156" w:line="360" w:lineRule="auto"/>
         <w:ind w:firstLine="420"/>
         <w:rPr>
-          <w:rFonts w:hAnsi="宋体"/>
+          <w:rFonts w:hAnsi="宋体" w:hint="eastAsia"/>
           <w:sz w:val="24"/>
         </w:rPr>
       </w:pPr>
@@ -4317,6 +4241,7 @@
         <w:pStyle w:val="3"/>
         <w:spacing w:before="260" w:after="260"/>
         <w:rPr>
+          <w:rFonts w:hint="eastAsia"/>
           <w:b/>
           <w:bCs w:val="0"/>
         </w:rPr>
@@ -4424,6 +4349,7 @@
         <w:pStyle w:val="3"/>
         <w:spacing w:before="260" w:after="260"/>
         <w:rPr>
+          <w:rFonts w:hint="eastAsia"/>
           <w:b/>
           <w:bCs w:val="0"/>
         </w:rPr>
@@ -4485,6 +4411,7 @@
         <w:spacing w:before="260" w:after="260"/>
         <w:ind w:left="862" w:hanging="862"/>
         <w:rPr>
+          <w:rFonts w:hint="eastAsia"/>
           <w:sz w:val="24"/>
           <w:szCs w:val="36"/>
         </w:rPr>
@@ -4526,7 +4453,7 @@
         <w:spacing w:beforeLines="50" w:before="156" w:afterLines="50" w:after="156" w:line="360" w:lineRule="auto"/>
         <w:ind w:left="0" w:firstLineChars="0"/>
         <w:rPr>
-          <w:rFonts w:hAnsi="宋体"/>
+          <w:rFonts w:hAnsi="宋体" w:hint="eastAsia"/>
           <w:sz w:val="24"/>
         </w:rPr>
       </w:pPr>
@@ -4536,6 +4463,7 @@
           <w:rFonts w:hAnsi="宋体" w:hint="eastAsia"/>
           <w:sz w:val="24"/>
         </w:rPr>
+        <w:lastRenderedPageBreak/>
         <w:t>可对部门信息进行增删改查，可对部门的层级进行维护。</w:t>
       </w:r>
     </w:p>
@@ -4549,31 +4477,23 @@
         <w:spacing w:beforeLines="50" w:before="156" w:afterLines="50" w:after="156" w:line="360" w:lineRule="auto"/>
         <w:ind w:left="0" w:firstLineChars="0"/>
         <w:rPr>
-          <w:rFonts w:hAnsi="宋体"/>
-          <w:sz w:val="24"/>
-        </w:rPr>
-      </w:pPr>
-      <w:r>
-        <w:rPr>
           <w:rFonts w:hAnsi="宋体" w:hint="eastAsia"/>
           <w:sz w:val="24"/>
         </w:rPr>
-        <w:t>添加部门时需要填写的信息有：部门名称、部门编码、部门描述、是否是父级，</w:t>
-      </w:r>
+      </w:pPr>
       <w:r>
         <w:rPr>
           <w:rFonts w:hAnsi="宋体" w:hint="eastAsia"/>
           <w:sz w:val="24"/>
         </w:rPr>
-        <w:lastRenderedPageBreak/>
-        <w:t>其中部门名称、部门编码是必填项。</w:t>
+        <w:t>添加部门时需要填写的信息有：部门名称、部门编码、部门描述、是否是父级，其中部门名称、部门编码是必填项。</w:t>
       </w:r>
     </w:p>
     <w:p>
       <w:pPr>
         <w:ind w:firstLineChars="200" w:firstLine="480"/>
         <w:rPr>
-          <w:rFonts w:hAnsi="宋体"/>
+          <w:rFonts w:hAnsi="宋体" w:hint="eastAsia"/>
           <w:sz w:val="24"/>
         </w:rPr>
       </w:pPr>
@@ -4643,7 +4563,7 @@
         <w:spacing w:line="360" w:lineRule="auto"/>
         <w:ind w:firstLineChars="200" w:firstLine="480"/>
         <w:rPr>
-          <w:rFonts w:hAnsi="宋体" w:cs="宋体"/>
+          <w:rFonts w:hAnsi="宋体" w:cs="宋体" w:hint="eastAsia"/>
           <w:color w:val="000000"/>
           <w:kern w:val="0"/>
           <w:sz w:val="24"/>
@@ -4669,7 +4589,7 @@
         <w:spacing w:beforeLines="50" w:before="156" w:afterLines="50" w:after="156" w:line="360" w:lineRule="auto"/>
         <w:ind w:firstLineChars="200" w:firstLine="480"/>
         <w:rPr>
-          <w:rFonts w:hAnsi="宋体"/>
+          <w:rFonts w:hAnsi="宋体" w:hint="eastAsia"/>
           <w:sz w:val="24"/>
         </w:rPr>
       </w:pPr>
@@ -4729,7 +4649,7 @@
         <w:spacing w:beforeLines="50" w:before="156" w:afterLines="50" w:after="156" w:line="360" w:lineRule="auto"/>
         <w:ind w:left="856" w:firstLineChars="0" w:hanging="363"/>
         <w:rPr>
-          <w:rFonts w:hAnsi="宋体"/>
+          <w:rFonts w:hAnsi="宋体" w:hint="eastAsia"/>
           <w:sz w:val="24"/>
         </w:rPr>
       </w:pPr>
@@ -4759,7 +4679,7 @@
         <w:spacing w:beforeLines="50" w:before="156" w:afterLines="50" w:after="156" w:line="360" w:lineRule="auto"/>
         <w:ind w:left="856" w:firstLineChars="0" w:hanging="363"/>
         <w:rPr>
-          <w:rFonts w:hAnsi="宋体"/>
+          <w:rFonts w:hAnsi="宋体" w:hint="eastAsia"/>
           <w:sz w:val="24"/>
         </w:rPr>
       </w:pPr>
@@ -4833,7 +4753,7 @@
         <w:spacing w:beforeLines="50" w:before="156" w:afterLines="50" w:after="156" w:line="360" w:lineRule="auto"/>
         <w:ind w:left="856" w:firstLineChars="0" w:hanging="363"/>
         <w:rPr>
-          <w:rFonts w:hAnsi="宋体"/>
+          <w:rFonts w:hAnsi="宋体" w:hint="eastAsia"/>
           <w:sz w:val="24"/>
         </w:rPr>
       </w:pPr>
@@ -4862,7 +4782,7 @@
         <w:spacing w:beforeLines="50" w:before="156" w:afterLines="50" w:after="156" w:line="360" w:lineRule="auto"/>
         <w:ind w:left="856" w:firstLineChars="0" w:hanging="363"/>
         <w:rPr>
-          <w:rFonts w:hAnsi="宋体"/>
+          <w:rFonts w:hAnsi="宋体" w:hint="eastAsia"/>
           <w:sz w:val="24"/>
         </w:rPr>
       </w:pPr>
@@ -4884,7 +4804,7 @@
         <w:spacing w:beforeLines="50" w:before="156" w:afterLines="50" w:after="156" w:line="360" w:lineRule="auto"/>
         <w:ind w:left="856" w:firstLineChars="0" w:hanging="363"/>
         <w:rPr>
-          <w:rFonts w:hAnsi="宋体"/>
+          <w:rFonts w:hAnsi="宋体" w:hint="eastAsia"/>
           <w:sz w:val="24"/>
         </w:rPr>
       </w:pPr>
@@ -4900,7 +4820,7 @@
       <w:pPr>
         <w:ind w:left="420"/>
         <w:rPr>
-          <w:rFonts w:asciiTheme="minorEastAsia" w:hAnsiTheme="minorEastAsia"/>
+          <w:rFonts w:asciiTheme="minorEastAsia" w:hAnsiTheme="minorEastAsia" w:hint="eastAsia"/>
           <w:szCs w:val="21"/>
         </w:rPr>
       </w:pPr>
@@ -4918,7 +4838,7 @@
 </file>
 
 <file path=word/endnotes.xml><?xml version="1.0" encoding="utf-8"?>
-<w:endnotes xmlns:wpc="http://schemas.microsoft.com/office/word/2010/wordprocessingCanvas" xmlns:cx="http://schemas.microsoft.com/office/drawing/2014/chartex" xmlns:cx1="http://schemas.microsoft.com/office/drawing/2015/9/8/chartex" xmlns:cx2="http://schemas.microsoft.com/office/drawing/2015/10/21/chartex" xmlns:cx3="http://schemas.microsoft.com/office/drawing/2016/5/9/chartex" xmlns:cx4="http://schemas.microsoft.com/office/drawing/2016/5/10/chartex" xmlns:cx5="http://schemas.microsoft.com/office/drawing/2016/5/11/chartex" xmlns:cx6="http://schemas.microsoft.com/office/drawing/2016/5/12/chartex" xmlns:cx7="http://schemas.microsoft.com/office/drawing/2016/5/13/chartex" xmlns:cx8="http://schemas.microsoft.com/office/drawing/2016/5/14/chartex" xmlns:mc="http://schemas.openxmlformats.org/markup-compatibility/2006" xmlns:aink="http://schemas.microsoft.com/office/drawing/2016/ink" xmlns:am3d="http://schemas.microsoft.com/office/drawing/2017/model3d" xmlns:o="urn:schemas-microsoft-com:office:office" xmlns:r="http://schemas.openxmlformats.org/officeDocument/2006/relationships" xmlns:m="http://schemas.openxmlformats.org/officeDocument/2006/math" xmlns:v="urn:schemas-microsoft-com:vml" xmlns:wp14="http://schemas.microsoft.com/office/word/2010/wordprocessingDrawing" xmlns:wp="http://schemas.openxmlformats.org/drawingml/2006/wordprocessingDrawing" xmlns:w10="urn:schemas-microsoft-com:office:word" xmlns:w="http://schemas.openxmlformats.org/wordprocessingml/2006/main" xmlns:w14="http://schemas.microsoft.com/office/word/2010/wordml" xmlns:w15="http://schemas.microsoft.com/office/word/2012/wordml" xmlns:w16cex="http://schemas.microsoft.com/office/word/2018/wordml/cex" xmlns:w16cid="http://schemas.microsoft.com/office/word/2016/wordml/cid" xmlns:w16="http://schemas.microsoft.com/office/word/2018/wordml" xmlns:w16sdtdh="http://schemas.microsoft.com/office/word/2020/wordml/sdtdatahash" xmlns:w16se="http://schemas.microsoft.com/office/word/2015/wordml/symex" xmlns:wpg="http://schemas.microsoft.com/office/word/2010/wordprocessingGroup" xmlns:wpi="http://schemas.microsoft.com/office/word/2010/wordprocessingInk" xmlns:wne="http://schemas.microsoft.com/office/word/2006/wordml" xmlns:wps="http://schemas.microsoft.com/office/word/2010/wordprocessingShape" mc:Ignorable="w14 w15 w16se w16cid w16 w16cex w16sdtdh wp14">
+<w:endnotes xmlns:wpc="http://schemas.microsoft.com/office/word/2010/wordprocessingCanvas" xmlns:cx="http://schemas.microsoft.com/office/drawing/2014/chartex" xmlns:cx1="http://schemas.microsoft.com/office/drawing/2015/9/8/chartex" xmlns:cx2="http://schemas.microsoft.com/office/drawing/2015/10/21/chartex" xmlns:cx3="http://schemas.microsoft.com/office/drawing/2016/5/9/chartex" xmlns:cx4="http://schemas.microsoft.com/office/drawing/2016/5/10/chartex" xmlns:cx5="http://schemas.microsoft.com/office/drawing/2016/5/11/chartex" xmlns:cx6="http://schemas.microsoft.com/office/drawing/2016/5/12/chartex" xmlns:cx7="http://schemas.microsoft.com/office/drawing/2016/5/13/chartex" xmlns:cx8="http://schemas.microsoft.com/office/drawing/2016/5/14/chartex" xmlns:mc="http://schemas.openxmlformats.org/markup-compatibility/2006" xmlns:aink="http://schemas.microsoft.com/office/drawing/2016/ink" xmlns:am3d="http://schemas.microsoft.com/office/drawing/2017/model3d" xmlns:o="urn:schemas-microsoft-com:office:office" xmlns:oel="http://schemas.microsoft.com/office/2019/extlst" xmlns:r="http://schemas.openxmlformats.org/officeDocument/2006/relationships" xmlns:m="http://schemas.openxmlformats.org/officeDocument/2006/math" xmlns:v="urn:schemas-microsoft-com:vml" xmlns:wp14="http://schemas.microsoft.com/office/word/2010/wordprocessingDrawing" xmlns:wp="http://schemas.openxmlformats.org/drawingml/2006/wordprocessingDrawing" xmlns:w10="urn:schemas-microsoft-com:office:word" xmlns:w="http://schemas.openxmlformats.org/wordprocessingml/2006/main" xmlns:w14="http://schemas.microsoft.com/office/word/2010/wordml" xmlns:w15="http://schemas.microsoft.com/office/word/2012/wordml" xmlns:w16cex="http://schemas.microsoft.com/office/word/2018/wordml/cex" xmlns:w16cid="http://schemas.microsoft.com/office/word/2016/wordml/cid" xmlns:w16="http://schemas.microsoft.com/office/word/2018/wordml" xmlns:w16du="http://schemas.microsoft.com/office/word/2023/wordml/word16du" xmlns:w16sdtdh="http://schemas.microsoft.com/office/word/2020/wordml/sdtdatahash" xmlns:w16sdtfl="http://schemas.microsoft.com/office/word/2024/wordml/sdtformatlock" xmlns:w16se="http://schemas.microsoft.com/office/word/2015/wordml/symex" xmlns:wpg="http://schemas.microsoft.com/office/word/2010/wordprocessingGroup" xmlns:wpi="http://schemas.microsoft.com/office/word/2010/wordprocessingInk" xmlns:wne="http://schemas.microsoft.com/office/word/2006/wordml" xmlns:wps="http://schemas.microsoft.com/office/word/2010/wordprocessingShape" mc:Ignorable="w14 w15 w16se w16cid w16 w16cex w16sdtdh w16sdtfl w16du wp14">
   <w:endnote w:type="separator" w:id="-1">
     <w:p>
       <w:r>
@@ -4937,13 +4857,13 @@
 </file>
 
 <file path=word/footer1.xml><?xml version="1.0" encoding="utf-8"?>
-<w:ftr xmlns:wpc="http://schemas.microsoft.com/office/word/2010/wordprocessingCanvas" xmlns:cx="http://schemas.microsoft.com/office/drawing/2014/chartex" xmlns:cx1="http://schemas.microsoft.com/office/drawing/2015/9/8/chartex" xmlns:cx2="http://schemas.microsoft.com/office/drawing/2015/10/21/chartex" xmlns:cx3="http://schemas.microsoft.com/office/drawing/2016/5/9/chartex" xmlns:cx4="http://schemas.microsoft.com/office/drawing/2016/5/10/chartex" xmlns:cx5="http://schemas.microsoft.com/office/drawing/2016/5/11/chartex" xmlns:cx6="http://schemas.microsoft.com/office/drawing/2016/5/12/chartex" xmlns:cx7="http://schemas.microsoft.com/office/drawing/2016/5/13/chartex" xmlns:cx8="http://schemas.microsoft.com/office/drawing/2016/5/14/chartex" xmlns:mc="http://schemas.openxmlformats.org/markup-compatibility/2006" xmlns:aink="http://schemas.microsoft.com/office/drawing/2016/ink" xmlns:am3d="http://schemas.microsoft.com/office/drawing/2017/model3d" xmlns:o="urn:schemas-microsoft-com:office:office" xmlns:r="http://schemas.openxmlformats.org/officeDocument/2006/relationships" xmlns:m="http://schemas.openxmlformats.org/officeDocument/2006/math" xmlns:v="urn:schemas-microsoft-com:vml" xmlns:wp14="http://schemas.microsoft.com/office/word/2010/wordprocessingDrawing" xmlns:wp="http://schemas.openxmlformats.org/drawingml/2006/wordprocessingDrawing" xmlns:w10="urn:schemas-microsoft-com:office:word" xmlns:w="http://schemas.openxmlformats.org/wordprocessingml/2006/main" xmlns:w14="http://schemas.microsoft.com/office/word/2010/wordml" xmlns:w15="http://schemas.microsoft.com/office/word/2012/wordml" xmlns:w16cex="http://schemas.microsoft.com/office/word/2018/wordml/cex" xmlns:w16cid="http://schemas.microsoft.com/office/word/2016/wordml/cid" xmlns:w16="http://schemas.microsoft.com/office/word/2018/wordml" xmlns:w16sdtdh="http://schemas.microsoft.com/office/word/2020/wordml/sdtdatahash" xmlns:w16se="http://schemas.microsoft.com/office/word/2015/wordml/symex" xmlns:wpg="http://schemas.microsoft.com/office/word/2010/wordprocessingGroup" xmlns:wpi="http://schemas.microsoft.com/office/word/2010/wordprocessingInk" xmlns:wne="http://schemas.microsoft.com/office/word/2006/wordml" xmlns:wps="http://schemas.microsoft.com/office/word/2010/wordprocessingShape" mc:Ignorable="w14 w15 w16se w16cid w16 w16cex w16sdtdh wp14">
+<w:ftr xmlns:wpc="http://schemas.microsoft.com/office/word/2010/wordprocessingCanvas" xmlns:cx="http://schemas.microsoft.com/office/drawing/2014/chartex" xmlns:cx1="http://schemas.microsoft.com/office/drawing/2015/9/8/chartex" xmlns:cx2="http://schemas.microsoft.com/office/drawing/2015/10/21/chartex" xmlns:cx3="http://schemas.microsoft.com/office/drawing/2016/5/9/chartex" xmlns:cx4="http://schemas.microsoft.com/office/drawing/2016/5/10/chartex" xmlns:cx5="http://schemas.microsoft.com/office/drawing/2016/5/11/chartex" xmlns:cx6="http://schemas.microsoft.com/office/drawing/2016/5/12/chartex" xmlns:cx7="http://schemas.microsoft.com/office/drawing/2016/5/13/chartex" xmlns:cx8="http://schemas.microsoft.com/office/drawing/2016/5/14/chartex" xmlns:mc="http://schemas.openxmlformats.org/markup-compatibility/2006" xmlns:aink="http://schemas.microsoft.com/office/drawing/2016/ink" xmlns:am3d="http://schemas.microsoft.com/office/drawing/2017/model3d" xmlns:o="urn:schemas-microsoft-com:office:office" xmlns:oel="http://schemas.microsoft.com/office/2019/extlst" xmlns:r="http://schemas.openxmlformats.org/officeDocument/2006/relationships" xmlns:m="http://schemas.openxmlformats.org/officeDocument/2006/math" xmlns:v="urn:schemas-microsoft-com:vml" xmlns:wp14="http://schemas.microsoft.com/office/word/2010/wordprocessingDrawing" xmlns:wp="http://schemas.openxmlformats.org/drawingml/2006/wordprocessingDrawing" xmlns:w10="urn:schemas-microsoft-com:office:word" xmlns:w="http://schemas.openxmlformats.org/wordprocessingml/2006/main" xmlns:w14="http://schemas.microsoft.com/office/word/2010/wordml" xmlns:w15="http://schemas.microsoft.com/office/word/2012/wordml" xmlns:w16cex="http://schemas.microsoft.com/office/word/2018/wordml/cex" xmlns:w16cid="http://schemas.microsoft.com/office/word/2016/wordml/cid" xmlns:w16="http://schemas.microsoft.com/office/word/2018/wordml" xmlns:w16du="http://schemas.microsoft.com/office/word/2023/wordml/word16du" xmlns:w16sdtdh="http://schemas.microsoft.com/office/word/2020/wordml/sdtdatahash" xmlns:w16sdtfl="http://schemas.microsoft.com/office/word/2024/wordml/sdtformatlock" xmlns:w16se="http://schemas.microsoft.com/office/word/2015/wordml/symex" xmlns:wpg="http://schemas.microsoft.com/office/word/2010/wordprocessingGroup" xmlns:wpi="http://schemas.microsoft.com/office/word/2010/wordprocessingInk" xmlns:wne="http://schemas.microsoft.com/office/word/2006/wordml" xmlns:wps="http://schemas.microsoft.com/office/word/2010/wordprocessingShape" mc:Ignorable="w14 w15 w16se w16cid w16 w16cex w16sdtdh w16sdtfl w16du wp14">
   <w:p>
     <w:pPr>
       <w:pStyle w:val="aa"/>
       <w:jc w:val="center"/>
       <w:rPr>
-        <w:rFonts w:hAnsi="宋体"/>
+        <w:rFonts w:hAnsi="宋体" w:hint="eastAsia"/>
       </w:rPr>
     </w:pPr>
     <w:r>
@@ -5110,7 +5030,7 @@
 </file>
 
 <file path=word/footnotes.xml><?xml version="1.0" encoding="utf-8"?>
-<w:footnotes xmlns:wpc="http://schemas.microsoft.com/office/word/2010/wordprocessingCanvas" xmlns:cx="http://schemas.microsoft.com/office/drawing/2014/chartex" xmlns:cx1="http://schemas.microsoft.com/office/drawing/2015/9/8/chartex" xmlns:cx2="http://schemas.microsoft.com/office/drawing/2015/10/21/chartex" xmlns:cx3="http://schemas.microsoft.com/office/drawing/2016/5/9/chartex" xmlns:cx4="http://schemas.microsoft.com/office/drawing/2016/5/10/chartex" xmlns:cx5="http://schemas.microsoft.com/office/drawing/2016/5/11/chartex" xmlns:cx6="http://schemas.microsoft.com/office/drawing/2016/5/12/chartex" xmlns:cx7="http://schemas.microsoft.com/office/drawing/2016/5/13/chartex" xmlns:cx8="http://schemas.microsoft.com/office/drawing/2016/5/14/chartex" xmlns:mc="http://schemas.openxmlformats.org/markup-compatibility/2006" xmlns:aink="http://schemas.microsoft.com/office/drawing/2016/ink" xmlns:am3d="http://schemas.microsoft.com/office/drawing/2017/model3d" xmlns:o="urn:schemas-microsoft-com:office:office" xmlns:r="http://schemas.openxmlformats.org/officeDocument/2006/relationships" xmlns:m="http://schemas.openxmlformats.org/officeDocument/2006/math" xmlns:v="urn:schemas-microsoft-com:vml" xmlns:wp14="http://schemas.microsoft.com/office/word/2010/wordprocessingDrawing" xmlns:wp="http://schemas.openxmlformats.org/drawingml/2006/wordprocessingDrawing" xmlns:w10="urn:schemas-microsoft-com:office:word" xmlns:w="http://schemas.openxmlformats.org/wordprocessingml/2006/main" xmlns:w14="http://schemas.microsoft.com/office/word/2010/wordml" xmlns:w15="http://schemas.microsoft.com/office/word/2012/wordml" xmlns:w16cex="http://schemas.microsoft.com/office/word/2018/wordml/cex" xmlns:w16cid="http://schemas.microsoft.com/office/word/2016/wordml/cid" xmlns:w16="http://schemas.microsoft.com/office/word/2018/wordml" xmlns:w16sdtdh="http://schemas.microsoft.com/office/word/2020/wordml/sdtdatahash" xmlns:w16se="http://schemas.microsoft.com/office/word/2015/wordml/symex" xmlns:wpg="http://schemas.microsoft.com/office/word/2010/wordprocessingGroup" xmlns:wpi="http://schemas.microsoft.com/office/word/2010/wordprocessingInk" xmlns:wne="http://schemas.microsoft.com/office/word/2006/wordml" xmlns:wps="http://schemas.microsoft.com/office/word/2010/wordprocessingShape" mc:Ignorable="w14 w15 w16se w16cid w16 w16cex w16sdtdh wp14">
+<w:footnotes xmlns:wpc="http://schemas.microsoft.com/office/word/2010/wordprocessingCanvas" xmlns:cx="http://schemas.microsoft.com/office/drawing/2014/chartex" xmlns:cx1="http://schemas.microsoft.com/office/drawing/2015/9/8/chartex" xmlns:cx2="http://schemas.microsoft.com/office/drawing/2015/10/21/chartex" xmlns:cx3="http://schemas.microsoft.com/office/drawing/2016/5/9/chartex" xmlns:cx4="http://schemas.microsoft.com/office/drawing/2016/5/10/chartex" xmlns:cx5="http://schemas.microsoft.com/office/drawing/2016/5/11/chartex" xmlns:cx6="http://schemas.microsoft.com/office/drawing/2016/5/12/chartex" xmlns:cx7="http://schemas.microsoft.com/office/drawing/2016/5/13/chartex" xmlns:cx8="http://schemas.microsoft.com/office/drawing/2016/5/14/chartex" xmlns:mc="http://schemas.openxmlformats.org/markup-compatibility/2006" xmlns:aink="http://schemas.microsoft.com/office/drawing/2016/ink" xmlns:am3d="http://schemas.microsoft.com/office/drawing/2017/model3d" xmlns:o="urn:schemas-microsoft-com:office:office" xmlns:oel="http://schemas.microsoft.com/office/2019/extlst" xmlns:r="http://schemas.openxmlformats.org/officeDocument/2006/relationships" xmlns:m="http://schemas.openxmlformats.org/officeDocument/2006/math" xmlns:v="urn:schemas-microsoft-com:vml" xmlns:wp14="http://schemas.microsoft.com/office/word/2010/wordprocessingDrawing" xmlns:wp="http://schemas.openxmlformats.org/drawingml/2006/wordprocessingDrawing" xmlns:w10="urn:schemas-microsoft-com:office:word" xmlns:w="http://schemas.openxmlformats.org/wordprocessingml/2006/main" xmlns:w14="http://schemas.microsoft.com/office/word/2010/wordml" xmlns:w15="http://schemas.microsoft.com/office/word/2012/wordml" xmlns:w16cex="http://schemas.microsoft.com/office/word/2018/wordml/cex" xmlns:w16cid="http://schemas.microsoft.com/office/word/2016/wordml/cid" xmlns:w16="http://schemas.microsoft.com/office/word/2018/wordml" xmlns:w16du="http://schemas.microsoft.com/office/word/2023/wordml/word16du" xmlns:w16sdtdh="http://schemas.microsoft.com/office/word/2020/wordml/sdtdatahash" xmlns:w16sdtfl="http://schemas.microsoft.com/office/word/2024/wordml/sdtformatlock" xmlns:w16se="http://schemas.microsoft.com/office/word/2015/wordml/symex" xmlns:wpg="http://schemas.microsoft.com/office/word/2010/wordprocessingGroup" xmlns:wpi="http://schemas.microsoft.com/office/word/2010/wordprocessingInk" xmlns:wne="http://schemas.microsoft.com/office/word/2006/wordml" xmlns:wps="http://schemas.microsoft.com/office/word/2010/wordprocessingShape" mc:Ignorable="w14 w15 w16se w16cid w16 w16cex w16sdtdh w16sdtfl w16du wp14">
   <w:footnote w:type="separator" w:id="-1">
     <w:p>
       <w:r>
@@ -5129,7 +5049,7 @@
 </file>
 
 <file path=word/header1.xml><?xml version="1.0" encoding="utf-8"?>
-<w:hdr xmlns:wpc="http://schemas.microsoft.com/office/word/2010/wordprocessingCanvas" xmlns:cx="http://schemas.microsoft.com/office/drawing/2014/chartex" xmlns:cx1="http://schemas.microsoft.com/office/drawing/2015/9/8/chartex" xmlns:cx2="http://schemas.microsoft.com/office/drawing/2015/10/21/chartex" xmlns:cx3="http://schemas.microsoft.com/office/drawing/2016/5/9/chartex" xmlns:cx4="http://schemas.microsoft.com/office/drawing/2016/5/10/chartex" xmlns:cx5="http://schemas.microsoft.com/office/drawing/2016/5/11/chartex" xmlns:cx6="http://schemas.microsoft.com/office/drawing/2016/5/12/chartex" xmlns:cx7="http://schemas.microsoft.com/office/drawing/2016/5/13/chartex" xmlns:cx8="http://schemas.microsoft.com/office/drawing/2016/5/14/chartex" xmlns:mc="http://schemas.openxmlformats.org/markup-compatibility/2006" xmlns:aink="http://schemas.microsoft.com/office/drawing/2016/ink" xmlns:am3d="http://schemas.microsoft.com/office/drawing/2017/model3d" xmlns:o="urn:schemas-microsoft-com:office:office" xmlns:r="http://schemas.openxmlformats.org/officeDocument/2006/relationships" xmlns:m="http://schemas.openxmlformats.org/officeDocument/2006/math" xmlns:v="urn:schemas-microsoft-com:vml" xmlns:wp14="http://schemas.microsoft.com/office/word/2010/wordprocessingDrawing" xmlns:wp="http://schemas.openxmlformats.org/drawingml/2006/wordprocessingDrawing" xmlns:w10="urn:schemas-microsoft-com:office:word" xmlns:w="http://schemas.openxmlformats.org/wordprocessingml/2006/main" xmlns:w14="http://schemas.microsoft.com/office/word/2010/wordml" xmlns:w15="http://schemas.microsoft.com/office/word/2012/wordml" xmlns:w16cex="http://schemas.microsoft.com/office/word/2018/wordml/cex" xmlns:w16cid="http://schemas.microsoft.com/office/word/2016/wordml/cid" xmlns:w16="http://schemas.microsoft.com/office/word/2018/wordml" xmlns:w16sdtdh="http://schemas.microsoft.com/office/word/2020/wordml/sdtdatahash" xmlns:w16se="http://schemas.microsoft.com/office/word/2015/wordml/symex" xmlns:wpg="http://schemas.microsoft.com/office/word/2010/wordprocessingGroup" xmlns:wpi="http://schemas.microsoft.com/office/word/2010/wordprocessingInk" xmlns:wne="http://schemas.microsoft.com/office/word/2006/wordml" xmlns:wps="http://schemas.microsoft.com/office/word/2010/wordprocessingShape" mc:Ignorable="w14 w15 w16se w16cid w16 w16cex w16sdtdh wp14">
+<w:hdr xmlns:wpc="http://schemas.microsoft.com/office/word/2010/wordprocessingCanvas" xmlns:cx="http://schemas.microsoft.com/office/drawing/2014/chartex" xmlns:cx1="http://schemas.microsoft.com/office/drawing/2015/9/8/chartex" xmlns:cx2="http://schemas.microsoft.com/office/drawing/2015/10/21/chartex" xmlns:cx3="http://schemas.microsoft.com/office/drawing/2016/5/9/chartex" xmlns:cx4="http://schemas.microsoft.com/office/drawing/2016/5/10/chartex" xmlns:cx5="http://schemas.microsoft.com/office/drawing/2016/5/11/chartex" xmlns:cx6="http://schemas.microsoft.com/office/drawing/2016/5/12/chartex" xmlns:cx7="http://schemas.microsoft.com/office/drawing/2016/5/13/chartex" xmlns:cx8="http://schemas.microsoft.com/office/drawing/2016/5/14/chartex" xmlns:mc="http://schemas.openxmlformats.org/markup-compatibility/2006" xmlns:aink="http://schemas.microsoft.com/office/drawing/2016/ink" xmlns:am3d="http://schemas.microsoft.com/office/drawing/2017/model3d" xmlns:o="urn:schemas-microsoft-com:office:office" xmlns:oel="http://schemas.microsoft.com/office/2019/extlst" xmlns:r="http://schemas.openxmlformats.org/officeDocument/2006/relationships" xmlns:m="http://schemas.openxmlformats.org/officeDocument/2006/math" xmlns:v="urn:schemas-microsoft-com:vml" xmlns:wp14="http://schemas.microsoft.com/office/word/2010/wordprocessingDrawing" xmlns:wp="http://schemas.openxmlformats.org/drawingml/2006/wordprocessingDrawing" xmlns:w10="urn:schemas-microsoft-com:office:word" xmlns:w="http://schemas.openxmlformats.org/wordprocessingml/2006/main" xmlns:w14="http://schemas.microsoft.com/office/word/2010/wordml" xmlns:w15="http://schemas.microsoft.com/office/word/2012/wordml" xmlns:w16cex="http://schemas.microsoft.com/office/word/2018/wordml/cex" xmlns:w16cid="http://schemas.microsoft.com/office/word/2016/wordml/cid" xmlns:w16="http://schemas.microsoft.com/office/word/2018/wordml" xmlns:w16du="http://schemas.microsoft.com/office/word/2023/wordml/word16du" xmlns:w16sdtdh="http://schemas.microsoft.com/office/word/2020/wordml/sdtdatahash" xmlns:w16sdtfl="http://schemas.microsoft.com/office/word/2024/wordml/sdtformatlock" xmlns:w16se="http://schemas.microsoft.com/office/word/2015/wordml/symex" xmlns:wpg="http://schemas.microsoft.com/office/word/2010/wordprocessingGroup" xmlns:wpi="http://schemas.microsoft.com/office/word/2010/wordprocessingInk" xmlns:wne="http://schemas.microsoft.com/office/word/2006/wordml" xmlns:wps="http://schemas.microsoft.com/office/word/2010/wordprocessingShape" mc:Ignorable="w14 w15 w16se w16cid w16 w16cex w16sdtdh w16sdtfl w16du wp14">
   <w:p>
     <w:pPr>
       <w:pStyle w:val="ab"/>
@@ -5139,7 +5059,7 @@
 </file>
 
 <file path=word/numbering.xml><?xml version="1.0" encoding="utf-8"?>
-<w:numbering xmlns:wpc="http://schemas.microsoft.com/office/word/2010/wordprocessingCanvas" xmlns:cx="http://schemas.microsoft.com/office/drawing/2014/chartex" xmlns:cx1="http://schemas.microsoft.com/office/drawing/2015/9/8/chartex" xmlns:cx2="http://schemas.microsoft.com/office/drawing/2015/10/21/chartex" xmlns:cx3="http://schemas.microsoft.com/office/drawing/2016/5/9/chartex" xmlns:cx4="http://schemas.microsoft.com/office/drawing/2016/5/10/chartex" xmlns:cx5="http://schemas.microsoft.com/office/drawing/2016/5/11/chartex" xmlns:cx6="http://schemas.microsoft.com/office/drawing/2016/5/12/chartex" xmlns:cx7="http://schemas.microsoft.com/office/drawing/2016/5/13/chartex" xmlns:cx8="http://schemas.microsoft.com/office/drawing/2016/5/14/chartex" xmlns:mc="http://schemas.openxmlformats.org/markup-compatibility/2006" xmlns:aink="http://schemas.microsoft.com/office/drawing/2016/ink" xmlns:am3d="http://schemas.microsoft.com/office/drawing/2017/model3d" xmlns:o="urn:schemas-microsoft-com:office:office" xmlns:r="http://schemas.openxmlformats.org/officeDocument/2006/relationships" xmlns:m="http://schemas.openxmlformats.org/officeDocument/2006/math" xmlns:v="urn:schemas-microsoft-com:vml" xmlns:wp14="http://schemas.microsoft.com/office/word/2010/wordprocessingDrawing" xmlns:wp="http://schemas.openxmlformats.org/drawingml/2006/wordprocessingDrawing" xmlns:w10="urn:schemas-microsoft-com:office:word" xmlns:w="http://schemas.openxmlformats.org/wordprocessingml/2006/main" xmlns:w14="http://schemas.microsoft.com/office/word/2010/wordml" xmlns:w15="http://schemas.microsoft.com/office/word/2012/wordml" xmlns:w16cex="http://schemas.microsoft.com/office/word/2018/wordml/cex" xmlns:w16cid="http://schemas.microsoft.com/office/word/2016/wordml/cid" xmlns:w16="http://schemas.microsoft.com/office/word/2018/wordml" xmlns:w16sdtdh="http://schemas.microsoft.com/office/word/2020/wordml/sdtdatahash" xmlns:w16se="http://schemas.microsoft.com/office/word/2015/wordml/symex" xmlns:wpg="http://schemas.microsoft.com/office/word/2010/wordprocessingGroup" xmlns:wpi="http://schemas.microsoft.com/office/word/2010/wordprocessingInk" xmlns:wne="http://schemas.microsoft.com/office/word/2006/wordml" xmlns:wps="http://schemas.microsoft.com/office/word/2010/wordprocessingShape" mc:Ignorable="w14 w15 w16se w16cid w16 w16cex w16sdtdh wp14">
+<w:numbering xmlns:wpc="http://schemas.microsoft.com/office/word/2010/wordprocessingCanvas" xmlns:cx="http://schemas.microsoft.com/office/drawing/2014/chartex" xmlns:cx1="http://schemas.microsoft.com/office/drawing/2015/9/8/chartex" xmlns:cx2="http://schemas.microsoft.com/office/drawing/2015/10/21/chartex" xmlns:cx3="http://schemas.microsoft.com/office/drawing/2016/5/9/chartex" xmlns:cx4="http://schemas.microsoft.com/office/drawing/2016/5/10/chartex" xmlns:cx5="http://schemas.microsoft.com/office/drawing/2016/5/11/chartex" xmlns:cx6="http://schemas.microsoft.com/office/drawing/2016/5/12/chartex" xmlns:cx7="http://schemas.microsoft.com/office/drawing/2016/5/13/chartex" xmlns:cx8="http://schemas.microsoft.com/office/drawing/2016/5/14/chartex" xmlns:mc="http://schemas.openxmlformats.org/markup-compatibility/2006" xmlns:aink="http://schemas.microsoft.com/office/drawing/2016/ink" xmlns:am3d="http://schemas.microsoft.com/office/drawing/2017/model3d" xmlns:o="urn:schemas-microsoft-com:office:office" xmlns:oel="http://schemas.microsoft.com/office/2019/extlst" xmlns:r="http://schemas.openxmlformats.org/officeDocument/2006/relationships" xmlns:m="http://schemas.openxmlformats.org/officeDocument/2006/math" xmlns:v="urn:schemas-microsoft-com:vml" xmlns:wp14="http://schemas.microsoft.com/office/word/2010/wordprocessingDrawing" xmlns:wp="http://schemas.openxmlformats.org/drawingml/2006/wordprocessingDrawing" xmlns:w10="urn:schemas-microsoft-com:office:word" xmlns:w="http://schemas.openxmlformats.org/wordprocessingml/2006/main" xmlns:w14="http://schemas.microsoft.com/office/word/2010/wordml" xmlns:w15="http://schemas.microsoft.com/office/word/2012/wordml" xmlns:w16cex="http://schemas.microsoft.com/office/word/2018/wordml/cex" xmlns:w16cid="http://schemas.microsoft.com/office/word/2016/wordml/cid" xmlns:w16="http://schemas.microsoft.com/office/word/2018/wordml" xmlns:w16du="http://schemas.microsoft.com/office/word/2023/wordml/word16du" xmlns:w16sdtdh="http://schemas.microsoft.com/office/word/2020/wordml/sdtdatahash" xmlns:w16sdtfl="http://schemas.microsoft.com/office/word/2024/wordml/sdtformatlock" xmlns:w16se="http://schemas.microsoft.com/office/word/2015/wordml/symex" xmlns:wpg="http://schemas.microsoft.com/office/word/2010/wordprocessingGroup" xmlns:wpi="http://schemas.microsoft.com/office/word/2010/wordprocessingInk" xmlns:wne="http://schemas.microsoft.com/office/word/2006/wordml" xmlns:wps="http://schemas.microsoft.com/office/word/2010/wordprocessingShape" mc:Ignorable="w14 w15 w16se w16cid w16 w16cex w16sdtdh w16sdtfl w16du wp14">
   <w:abstractNum w:abstractNumId="0" w15:restartNumberingAfterBreak="0">
     <w:nsid w:val="8FCB75E4"/>
     <w:multiLevelType w:val="singleLevel"/>
@@ -6262,104 +6182,104 @@
       </w:rPr>
     </w:lvl>
   </w:abstractNum>
-  <w:num w:numId="1">
+  <w:num w:numId="1" w16cid:durableId="1871603909">
     <w:abstractNumId w:val="15"/>
   </w:num>
-  <w:num w:numId="2">
+  <w:num w:numId="2" w16cid:durableId="184484467">
     <w:abstractNumId w:val="28"/>
   </w:num>
-  <w:num w:numId="3">
+  <w:num w:numId="3" w16cid:durableId="2120103450">
     <w:abstractNumId w:val="0"/>
   </w:num>
-  <w:num w:numId="4">
+  <w:num w:numId="4" w16cid:durableId="418139007">
     <w:abstractNumId w:val="4"/>
   </w:num>
-  <w:num w:numId="5">
+  <w:num w:numId="5" w16cid:durableId="653148426">
     <w:abstractNumId w:val="30"/>
   </w:num>
-  <w:num w:numId="6">
+  <w:num w:numId="6" w16cid:durableId="1027675163">
     <w:abstractNumId w:val="13"/>
   </w:num>
-  <w:num w:numId="7">
+  <w:num w:numId="7" w16cid:durableId="815688362">
     <w:abstractNumId w:val="21"/>
   </w:num>
-  <w:num w:numId="8">
+  <w:num w:numId="8" w16cid:durableId="1248229883">
     <w:abstractNumId w:val="19"/>
   </w:num>
-  <w:num w:numId="9">
+  <w:num w:numId="9" w16cid:durableId="1429232801">
     <w:abstractNumId w:val="8"/>
   </w:num>
-  <w:num w:numId="10">
+  <w:num w:numId="10" w16cid:durableId="1353796621">
     <w:abstractNumId w:val="29"/>
   </w:num>
-  <w:num w:numId="11">
+  <w:num w:numId="11" w16cid:durableId="381446805">
     <w:abstractNumId w:val="11"/>
   </w:num>
-  <w:num w:numId="12">
+  <w:num w:numId="12" w16cid:durableId="1093236431">
     <w:abstractNumId w:val="6"/>
   </w:num>
-  <w:num w:numId="13">
+  <w:num w:numId="13" w16cid:durableId="1735738471">
     <w:abstractNumId w:val="22"/>
   </w:num>
-  <w:num w:numId="14">
+  <w:num w:numId="14" w16cid:durableId="1353916829">
     <w:abstractNumId w:val="3"/>
   </w:num>
-  <w:num w:numId="15">
+  <w:num w:numId="15" w16cid:durableId="880168488">
     <w:abstractNumId w:val="10"/>
   </w:num>
-  <w:num w:numId="16">
+  <w:num w:numId="16" w16cid:durableId="310986810">
     <w:abstractNumId w:val="5"/>
   </w:num>
-  <w:num w:numId="17">
+  <w:num w:numId="17" w16cid:durableId="2071423279">
     <w:abstractNumId w:val="20"/>
   </w:num>
-  <w:num w:numId="18">
+  <w:num w:numId="18" w16cid:durableId="1285699405">
     <w:abstractNumId w:val="27"/>
   </w:num>
-  <w:num w:numId="19">
+  <w:num w:numId="19" w16cid:durableId="1839341672">
     <w:abstractNumId w:val="25"/>
   </w:num>
-  <w:num w:numId="20">
+  <w:num w:numId="20" w16cid:durableId="1893467577">
     <w:abstractNumId w:val="17"/>
   </w:num>
-  <w:num w:numId="21">
+  <w:num w:numId="21" w16cid:durableId="1728142169">
     <w:abstractNumId w:val="9"/>
   </w:num>
-  <w:num w:numId="22">
+  <w:num w:numId="22" w16cid:durableId="34932223">
     <w:abstractNumId w:val="2"/>
   </w:num>
-  <w:num w:numId="23">
+  <w:num w:numId="23" w16cid:durableId="688143336">
     <w:abstractNumId w:val="23"/>
   </w:num>
-  <w:num w:numId="24">
+  <w:num w:numId="24" w16cid:durableId="1872494709">
     <w:abstractNumId w:val="14"/>
   </w:num>
-  <w:num w:numId="25">
+  <w:num w:numId="25" w16cid:durableId="1375692807">
     <w:abstractNumId w:val="16"/>
   </w:num>
-  <w:num w:numId="26">
+  <w:num w:numId="26" w16cid:durableId="1184633285">
     <w:abstractNumId w:val="26"/>
   </w:num>
-  <w:num w:numId="27">
+  <w:num w:numId="27" w16cid:durableId="1084718483">
     <w:abstractNumId w:val="7"/>
   </w:num>
-  <w:num w:numId="28">
+  <w:num w:numId="28" w16cid:durableId="1311322275">
     <w:abstractNumId w:val="18"/>
   </w:num>
-  <w:num w:numId="29">
+  <w:num w:numId="29" w16cid:durableId="1477139476">
     <w:abstractNumId w:val="12"/>
   </w:num>
-  <w:num w:numId="30">
+  <w:num w:numId="30" w16cid:durableId="481048002">
     <w:abstractNumId w:val="24"/>
   </w:num>
-  <w:num w:numId="31">
+  <w:num w:numId="31" w16cid:durableId="2140607904">
     <w:abstractNumId w:val="1"/>
   </w:num>
 </w:numbering>
 </file>
 
 <file path=word/styles.xml><?xml version="1.0" encoding="utf-8"?>
-<w:styles xmlns:mc="http://schemas.openxmlformats.org/markup-compatibility/2006" xmlns:r="http://schemas.openxmlformats.org/officeDocument/2006/relationships" xmlns:w="http://schemas.openxmlformats.org/wordprocessingml/2006/main" xmlns:w14="http://schemas.microsoft.com/office/word/2010/wordml" xmlns:w15="http://schemas.microsoft.com/office/word/2012/wordml" xmlns:w16cex="http://schemas.microsoft.com/office/word/2018/wordml/cex" xmlns:w16cid="http://schemas.microsoft.com/office/word/2016/wordml/cid" xmlns:w16="http://schemas.microsoft.com/office/word/2018/wordml" xmlns:w16sdtdh="http://schemas.microsoft.com/office/word/2020/wordml/sdtdatahash" xmlns:w16se="http://schemas.microsoft.com/office/word/2015/wordml/symex" mc:Ignorable="w14 w15 w16se w16cid w16 w16cex w16sdtdh">
+<w:styles xmlns:mc="http://schemas.openxmlformats.org/markup-compatibility/2006" xmlns:r="http://schemas.openxmlformats.org/officeDocument/2006/relationships" xmlns:w="http://schemas.openxmlformats.org/wordprocessingml/2006/main" xmlns:w14="http://schemas.microsoft.com/office/word/2010/wordml" xmlns:w15="http://schemas.microsoft.com/office/word/2012/wordml" xmlns:w16cex="http://schemas.microsoft.com/office/word/2018/wordml/cex" xmlns:w16cid="http://schemas.microsoft.com/office/word/2016/wordml/cid" xmlns:w16="http://schemas.microsoft.com/office/word/2018/wordml" xmlns:w16du="http://schemas.microsoft.com/office/word/2023/wordml/word16du" xmlns:w16sdtdh="http://schemas.microsoft.com/office/word/2020/wordml/sdtdatahash" xmlns:w16sdtfl="http://schemas.microsoft.com/office/word/2024/wordml/sdtformatlock" xmlns:w16se="http://schemas.microsoft.com/office/word/2015/wordml/symex" mc:Ignorable="w14 w15 w16se w16cid w16 w16cex w16sdtdh w16sdtfl w16du">
   <w:docDefaults>
     <w:rPrDefault>
       <w:rPr>
